--- a/Tekniki_Inteqrasiya_Senedi.docx
+++ b/Tekniki_Inteqrasiya_Senedi.docx
@@ -11529,7 +11529,2537 @@
           <w:sz w:val="28"/>
           <w:szCs w:val="28"/>
         </w:rPr>
-        <w:t xml:space="preserve">3.7 Field Descriptions (English)</w:t>
+        <w:t xml:space="preserve">3.7 Liability (Kredit Öhdəliyi) Field-ləri</w:t>
+      </w:r>
+    </w:p>
+    <w:p>
+      <w:pPr>
+        <w:spacing w:after="80" w:before="80"/>
+      </w:pPr>
+      <w:r>
+        <w:rPr>
+          <w:rFonts w:ascii="Calibri" w:cs="Calibri" w:eastAsia="Calibri" w:hAnsi="Calibri"/>
+          <w:i/>
+          <w:iCs/>
+          <w:color w:val="64748B"/>
+          <w:sz w:val="18"/>
+          <w:szCs w:val="18"/>
+        </w:rPr>
+        <w:t xml:space="preserve">Cədvəl 3.6 — Liability obyektinin field-ləri (37 field + 1 nəstə obyekt)</w:t>
+      </w:r>
+    </w:p>
+    <w:tbl>
+      <w:tblPr>
+        <w:tblStyle w:val="TableGrid"/>
+        <w:tblW w:w="0" w:type="auto"/>
+        <w:tblBorders>
+          <w:top w:val="single" w:sz="12" w:color="9AA6B2"/>
+          <w:bottom w:val="single" w:sz="12" w:color="9AA6B2"/>
+          <w:insideH w:val="single" w:sz="4" w:color="D1D5DB"/>
+          <w:left w:val="nil"/>
+          <w:right w:val="nil"/>
+        </w:tblBorders>
+      </w:tblPr>
+      <w:tblGrid>
+        <w:gridCol w:w="2400"/>
+        <w:gridCol w:w="1600"/>
+        <w:gridCol w:w="5300"/>
+      </w:tblGrid>
+      <w:tc>
+        <w:tcPr>
+          <w:tcW w:w="2400" w:type="dxa"/>
+          <w:shd w:fill="020617" w:val="clear"/>
+        </w:tcPr>
+        <w:p>
+          <w:pPr>
+            <w:spacing w:after="60" w:before="60" w:line="250"/>
+            <w:jc w:val="left"/>
+          </w:pPr>
+          <w:r>
+            <w:rPr>
+              <w:rFonts w:ascii="Calibri" w:cs="Calibri" w:eastAsia="Calibri" w:hAnsi="Calibri"/>
+              <w:b/>
+              <w:bCs/>
+              <w:color w:val="FFFFFF"/>
+              <w:sz w:val="19"/>
+              <w:szCs w:val="19"/>
+            </w:rPr>
+            <w:t>Field Name</w:t>
+          </w:r>
+        </w:p>
+      </w:tc>
+      <w:tc>
+        <w:tcPr>
+          <w:tcW w:w="1600" w:type="dxa"/>
+          <w:shd w:fill="020617" w:val="clear"/>
+        </w:tcPr>
+        <w:p>
+          <w:pPr>
+            <w:spacing w:after="60" w:before="60" w:line="250"/>
+            <w:jc w:val="left"/>
+          </w:pPr>
+          <w:r>
+            <w:rPr>
+              <w:rFonts w:ascii="Calibri" w:cs="Calibri" w:eastAsia="Calibri" w:hAnsi="Calibri"/>
+              <w:b/>
+              <w:bCs/>
+              <w:color w:val="FFFFFF"/>
+              <w:sz w:val="19"/>
+              <w:szCs w:val="19"/>
+            </w:rPr>
+            <w:t>Type</w:t>
+          </w:r>
+        </w:p>
+      </w:tc>
+      <w:tc>
+        <w:tcPr>
+          <w:tcW w:w="5300" w:type="dxa"/>
+          <w:shd w:fill="020617" w:val="clear"/>
+        </w:tcPr>
+        <w:p>
+          <w:pPr>
+            <w:spacing w:after="60" w:before="60" w:line="250"/>
+            <w:jc w:val="left"/>
+          </w:pPr>
+          <w:r>
+            <w:rPr>
+              <w:rFonts w:ascii="Calibri" w:cs="Calibri" w:eastAsia="Calibri" w:hAnsi="Calibri"/>
+              <w:b/>
+              <w:bCs/>
+              <w:color w:val="FFFFFF"/>
+              <w:sz w:val="19"/>
+              <w:szCs w:val="19"/>
+            </w:rPr>
+            <w:t>Description (EN)</w:t>
+          </w:r>
+        </w:p>
+      </w:tc>
+      <w:tc>
+        <w:tcPr>
+          <w:tcW w:w="2400" w:type="dxa"/>
+        </w:tcPr>
+        <w:p>
+          <w:pPr>
+            <w:spacing w:after="40" w:before="40" w:line="250"/>
+          </w:pPr>
+          <w:r>
+            <w:rPr>
+              <w:rFonts w:ascii="Courier New" w:cs="Courier New" w:eastAsia="Courier New" w:hAnsi="Courier New"/>
+              <w:color w:val="1E293B"/>
+              <w:sz w:val="18"/>
+              <w:szCs w:val="18"/>
+            </w:rPr>
+            <w:t>id</w:t>
+          </w:r>
+        </w:p>
+      </w:tc>
+      <w:tc>
+        <w:tcPr>
+          <w:tcW w:w="1600" w:type="dxa"/>
+        </w:tcPr>
+        <w:p>
+          <w:pPr>
+            <w:spacing w:after="40" w:before="40" w:line="250"/>
+          </w:pPr>
+          <w:r>
+            <w:rPr>
+              <w:rFonts w:ascii="Courier New" w:cs="Courier New" w:eastAsia="Courier New" w:hAnsi="Courier New"/>
+              <w:color w:val="1E293B"/>
+              <w:sz w:val="18"/>
+              <w:szCs w:val="18"/>
+            </w:rPr>
+            <w:t>String</w:t>
+          </w:r>
+        </w:p>
+      </w:tc>
+      <w:tc>
+        <w:tcPr>
+          <w:tcW w:w="5300" w:type="dxa"/>
+        </w:tcPr>
+        <w:p>
+          <w:pPr>
+            <w:spacing w:after="40" w:before="40" w:line="250"/>
+          </w:pPr>
+          <w:r>
+            <w:rPr>
+              <w:rFonts w:ascii="Calibri" w:cs="Calibri" w:eastAsia="Calibri" w:hAnsi="Calibri"/>
+              <w:color w:val="1E293B"/>
+              <w:sz w:val="18"/>
+              <w:szCs w:val="18"/>
+            </w:rPr>
+            <w:t>Unique liability record identifier</w:t>
+          </w:r>
+        </w:p>
+      </w:tc>
+      <w:tc>
+        <w:tcPr>
+          <w:tcW w:w="2400" w:type="dxa"/>
+        </w:tcPr>
+        <w:p>
+          <w:pPr>
+            <w:spacing w:after="40" w:before="40" w:line="250"/>
+          </w:pPr>
+          <w:r>
+            <w:rPr>
+              <w:rFonts w:ascii="Courier New" w:cs="Courier New" w:eastAsia="Courier New" w:hAnsi="Courier New"/>
+              <w:color w:val="1E293B"/>
+              <w:sz w:val="18"/>
+              <w:szCs w:val="18"/>
+            </w:rPr>
+            <w:t>bankId</w:t>
+          </w:r>
+        </w:p>
+      </w:tc>
+      <w:tc>
+        <w:tcPr>
+          <w:tcW w:w="1600" w:type="dxa"/>
+        </w:tcPr>
+        <w:p>
+          <w:pPr>
+            <w:spacing w:after="40" w:before="40" w:line="250"/>
+          </w:pPr>
+          <w:r>
+            <w:rPr>
+              <w:rFonts w:ascii="Courier New" w:cs="Courier New" w:eastAsia="Courier New" w:hAnsi="Courier New"/>
+              <w:color w:val="1E293B"/>
+              <w:sz w:val="18"/>
+              <w:szCs w:val="18"/>
+            </w:rPr>
+            <w:t>String</w:t>
+          </w:r>
+        </w:p>
+      </w:tc>
+      <w:tc>
+        <w:tcPr>
+          <w:tcW w:w="5300" w:type="dxa"/>
+        </w:tcPr>
+        <w:p>
+          <w:pPr>
+            <w:spacing w:after="40" w:before="40" w:line="250"/>
+          </w:pPr>
+          <w:r>
+            <w:rPr>
+              <w:rFonts w:ascii="Calibri" w:cs="Calibri" w:eastAsia="Calibri" w:hAnsi="Calibri"/>
+              <w:color w:val="1E293B"/>
+              <w:sz w:val="18"/>
+              <w:szCs w:val="18"/>
+            </w:rPr>
+            <w:t>Bank identifier code; used for distinct bank count calculation</w:t>
+          </w:r>
+        </w:p>
+      </w:tc>
+      <w:tc>
+        <w:tcPr>
+          <w:tcW w:w="2400" w:type="dxa"/>
+        </w:tcPr>
+        <w:p>
+          <w:pPr>
+            <w:spacing w:after="40" w:before="40" w:line="250"/>
+          </w:pPr>
+          <w:r>
+            <w:rPr>
+              <w:rFonts w:ascii="Courier New" w:cs="Courier New" w:eastAsia="Courier New" w:hAnsi="Courier New"/>
+              <w:color w:val="1E293B"/>
+              <w:sz w:val="18"/>
+              <w:szCs w:val="18"/>
+            </w:rPr>
+            <w:t>bankName</w:t>
+          </w:r>
+        </w:p>
+      </w:tc>
+      <w:tc>
+        <w:tcPr>
+          <w:tcW w:w="1600" w:type="dxa"/>
+        </w:tcPr>
+        <w:p>
+          <w:pPr>
+            <w:spacing w:after="40" w:before="40" w:line="250"/>
+          </w:pPr>
+          <w:r>
+            <w:rPr>
+              <w:rFonts w:ascii="Courier New" w:cs="Courier New" w:eastAsia="Courier New" w:hAnsi="Courier New"/>
+              <w:color w:val="1E293B"/>
+              <w:sz w:val="18"/>
+              <w:szCs w:val="18"/>
+            </w:rPr>
+            <w:t>String</w:t>
+          </w:r>
+        </w:p>
+      </w:tc>
+      <w:tc>
+        <w:tcPr>
+          <w:tcW w:w="5300" w:type="dxa"/>
+        </w:tcPr>
+        <w:p>
+          <w:pPr>
+            <w:spacing w:after="40" w:before="40" w:line="250"/>
+          </w:pPr>
+          <w:r>
+            <w:rPr>
+              <w:rFonts w:ascii="Calibri" w:cs="Calibri" w:eastAsia="Calibri" w:hAnsi="Calibri"/>
+              <w:color w:val="1E293B"/>
+              <w:sz w:val="18"/>
+              <w:szCs w:val="18"/>
+            </w:rPr>
+            <w:t>Bank display name</w:t>
+          </w:r>
+        </w:p>
+      </w:tc>
+      <w:tc>
+        <w:tcPr>
+          <w:tcW w:w="2400" w:type="dxa"/>
+        </w:tcPr>
+        <w:p>
+          <w:pPr>
+            <w:spacing w:after="40" w:before="40" w:line="250"/>
+          </w:pPr>
+          <w:r>
+            <w:rPr>
+              <w:rFonts w:ascii="Courier New" w:cs="Courier New" w:eastAsia="Courier New" w:hAnsi="Courier New"/>
+              <w:color w:val="1E293B"/>
+              <w:sz w:val="18"/>
+              <w:szCs w:val="18"/>
+            </w:rPr>
+            <w:t>accountNo</w:t>
+          </w:r>
+        </w:p>
+      </w:tc>
+      <w:tc>
+        <w:tcPr>
+          <w:tcW w:w="1600" w:type="dxa"/>
+        </w:tcPr>
+        <w:p>
+          <w:pPr>
+            <w:spacing w:after="40" w:before="40" w:line="250"/>
+          </w:pPr>
+          <w:r>
+            <w:rPr>
+              <w:rFonts w:ascii="Courier New" w:cs="Courier New" w:eastAsia="Courier New" w:hAnsi="Courier New"/>
+              <w:color w:val="1E293B"/>
+              <w:sz w:val="18"/>
+              <w:szCs w:val="18"/>
+            </w:rPr>
+            <w:t>String</w:t>
+          </w:r>
+        </w:p>
+      </w:tc>
+      <w:tc>
+        <w:tcPr>
+          <w:tcW w:w="5300" w:type="dxa"/>
+        </w:tcPr>
+        <w:p>
+          <w:pPr>
+            <w:spacing w:after="40" w:before="40" w:line="250"/>
+          </w:pPr>
+          <w:r>
+            <w:rPr>
+              <w:rFonts w:ascii="Calibri" w:cs="Calibri" w:eastAsia="Calibri" w:hAnsi="Calibri"/>
+              <w:color w:val="1E293B"/>
+              <w:sz w:val="18"/>
+              <w:szCs w:val="18"/>
+            </w:rPr>
+            <w:t>Loan account number</w:t>
+          </w:r>
+        </w:p>
+      </w:tc>
+      <w:tc>
+        <w:tcPr>
+          <w:tcW w:w="2400" w:type="dxa"/>
+        </w:tcPr>
+        <w:p>
+          <w:pPr>
+            <w:spacing w:after="40" w:before="40" w:line="250"/>
+          </w:pPr>
+          <w:r>
+            <w:rPr>
+              <w:rFonts w:ascii="Courier New" w:cs="Courier New" w:eastAsia="Courier New" w:hAnsi="Courier New"/>
+              <w:color w:val="1E293B"/>
+              <w:sz w:val="18"/>
+              <w:szCs w:val="18"/>
+            </w:rPr>
+            <w:t>creditType</w:t>
+          </w:r>
+        </w:p>
+      </w:tc>
+      <w:tc>
+        <w:tcPr>
+          <w:tcW w:w="1600" w:type="dxa"/>
+        </w:tcPr>
+        <w:p>
+          <w:pPr>
+            <w:spacing w:after="40" w:before="40" w:line="250"/>
+          </w:pPr>
+          <w:r>
+            <w:rPr>
+              <w:rFonts w:ascii="Courier New" w:cs="Courier New" w:eastAsia="Courier New" w:hAnsi="Courier New"/>
+              <w:color w:val="1E293B"/>
+              <w:sz w:val="18"/>
+              <w:szCs w:val="18"/>
+            </w:rPr>
+            <w:t>String</w:t>
+          </w:r>
+        </w:p>
+      </w:tc>
+      <w:tc>
+        <w:tcPr>
+          <w:tcW w:w="5300" w:type="dxa"/>
+        </w:tcPr>
+        <w:p>
+          <w:pPr>
+            <w:spacing w:after="40" w:before="40" w:line="250"/>
+          </w:pPr>
+          <w:r>
+            <w:rPr>
+              <w:rFonts w:ascii="Calibri" w:cs="Calibri" w:eastAsia="Calibri" w:hAnsi="Calibri"/>
+              <w:color w:val="1E293B"/>
+              <w:sz w:val="18"/>
+              <w:szCs w:val="18"/>
+            </w:rPr>
+            <w:t>Credit product type: 001=Loan, 002=Credit Line, 003=Credit Card, 004=Guarantee, 005=Overdraft, 006=Written-off, 007=Leasing, 008=Factoring, 010=Tranche</w:t>
+          </w:r>
+        </w:p>
+      </w:tc>
+      <w:tc>
+        <w:tcPr>
+          <w:tcW w:w="2400" w:type="dxa"/>
+        </w:tcPr>
+        <w:p>
+          <w:pPr>
+            <w:spacing w:after="40" w:before="40" w:line="250"/>
+          </w:pPr>
+          <w:r>
+            <w:rPr>
+              <w:rFonts w:ascii="Courier New" w:cs="Courier New" w:eastAsia="Courier New" w:hAnsi="Courier New"/>
+              <w:color w:val="1E293B"/>
+              <w:sz w:val="18"/>
+              <w:szCs w:val="18"/>
+            </w:rPr>
+            <w:t>creditTypeName</w:t>
+          </w:r>
+        </w:p>
+      </w:tc>
+      <w:tc>
+        <w:tcPr>
+          <w:tcW w:w="1600" w:type="dxa"/>
+        </w:tcPr>
+        <w:p>
+          <w:pPr>
+            <w:spacing w:after="40" w:before="40" w:line="250"/>
+          </w:pPr>
+          <w:r>
+            <w:rPr>
+              <w:rFonts w:ascii="Courier New" w:cs="Courier New" w:eastAsia="Courier New" w:hAnsi="Courier New"/>
+              <w:color w:val="1E293B"/>
+              <w:sz w:val="18"/>
+              <w:szCs w:val="18"/>
+            </w:rPr>
+            <w:t>String</w:t>
+          </w:r>
+        </w:p>
+      </w:tc>
+      <w:tc>
+        <w:tcPr>
+          <w:tcW w:w="5300" w:type="dxa"/>
+        </w:tcPr>
+        <w:p>
+          <w:pPr>
+            <w:spacing w:after="40" w:before="40" w:line="250"/>
+          </w:pPr>
+          <w:r>
+            <w:rPr>
+              <w:rFonts w:ascii="Calibri" w:cs="Calibri" w:eastAsia="Calibri" w:hAnsi="Calibri"/>
+              <w:color w:val="1E293B"/>
+              <w:sz w:val="18"/>
+              <w:szCs w:val="18"/>
+            </w:rPr>
+            <w:t>Human-readable credit type name (localized)</w:t>
+          </w:r>
+        </w:p>
+      </w:tc>
+      <w:tc>
+        <w:tcPr>
+          <w:tcW w:w="2400" w:type="dxa"/>
+        </w:tcPr>
+        <w:p>
+          <w:pPr>
+            <w:spacing w:after="40" w:before="40" w:line="250"/>
+          </w:pPr>
+          <w:r>
+            <w:rPr>
+              <w:rFonts w:ascii="Courier New" w:cs="Courier New" w:eastAsia="Courier New" w:hAnsi="Courier New"/>
+              <w:color w:val="1E293B"/>
+              <w:sz w:val="18"/>
+              <w:szCs w:val="18"/>
+            </w:rPr>
+            <w:t>orgIDType</w:t>
+          </w:r>
+        </w:p>
+      </w:tc>
+      <w:tc>
+        <w:tcPr>
+          <w:tcW w:w="1600" w:type="dxa"/>
+        </w:tcPr>
+        <w:p>
+          <w:pPr>
+            <w:spacing w:after="40" w:before="40" w:line="250"/>
+          </w:pPr>
+          <w:r>
+            <w:rPr>
+              <w:rFonts w:ascii="Courier New" w:cs="Courier New" w:eastAsia="Courier New" w:hAnsi="Courier New"/>
+              <w:color w:val="1E293B"/>
+              <w:sz w:val="18"/>
+              <w:szCs w:val="18"/>
+            </w:rPr>
+            <w:t>String</w:t>
+          </w:r>
+        </w:p>
+      </w:tc>
+      <w:tc>
+        <w:tcPr>
+          <w:tcW w:w="5300" w:type="dxa"/>
+        </w:tcPr>
+        <w:p>
+          <w:pPr>
+            <w:spacing w:after="40" w:before="40" w:line="250"/>
+          </w:pPr>
+          <w:r>
+            <w:rPr>
+              <w:rFonts w:ascii="Calibri" w:cs="Calibri" w:eastAsia="Calibri" w:hAnsi="Calibri"/>
+              <w:color w:val="1E293B"/>
+              <w:sz w:val="18"/>
+              <w:szCs w:val="18"/>
+            </w:rPr>
+            <w:t>Organization ID type (lending org identifier)</w:t>
+          </w:r>
+        </w:p>
+      </w:tc>
+      <w:tc>
+        <w:tcPr>
+          <w:tcW w:w="2400" w:type="dxa"/>
+        </w:tcPr>
+        <w:p>
+          <w:pPr>
+            <w:spacing w:after="40" w:before="40" w:line="250"/>
+          </w:pPr>
+          <w:r>
+            <w:rPr>
+              <w:rFonts w:ascii="Courier New" w:cs="Courier New" w:eastAsia="Courier New" w:hAnsi="Courier New"/>
+              <w:color w:val="1E293B"/>
+              <w:sz w:val="18"/>
+              <w:szCs w:val="18"/>
+            </w:rPr>
+            <w:t>grantedOn</w:t>
+          </w:r>
+        </w:p>
+      </w:tc>
+      <w:tc>
+        <w:tcPr>
+          <w:tcW w:w="1600" w:type="dxa"/>
+        </w:tcPr>
+        <w:p>
+          <w:pPr>
+            <w:spacing w:after="40" w:before="40" w:line="250"/>
+          </w:pPr>
+          <w:r>
+            <w:rPr>
+              <w:rFonts w:ascii="Courier New" w:cs="Courier New" w:eastAsia="Courier New" w:hAnsi="Courier New"/>
+              <w:color w:val="1E293B"/>
+              <w:sz w:val="18"/>
+              <w:szCs w:val="18"/>
+            </w:rPr>
+            <w:t>dateTime</w:t>
+          </w:r>
+        </w:p>
+      </w:tc>
+      <w:tc>
+        <w:tcPr>
+          <w:tcW w:w="5300" w:type="dxa"/>
+        </w:tcPr>
+        <w:p>
+          <w:pPr>
+            <w:spacing w:after="40" w:before="40" w:line="250"/>
+          </w:pPr>
+          <w:r>
+            <w:rPr>
+              <w:rFonts w:ascii="Calibri" w:cs="Calibri" w:eastAsia="Calibri" w:hAnsi="Calibri"/>
+              <w:color w:val="1E293B"/>
+              <w:sz w:val="18"/>
+              <w:szCs w:val="18"/>
+            </w:rPr>
+            <w:t>Disbursement/granting date; used for months remaining and history timeline</w:t>
+          </w:r>
+        </w:p>
+      </w:tc>
+      <w:tc>
+        <w:tcPr>
+          <w:tcW w:w="2400" w:type="dxa"/>
+        </w:tcPr>
+        <w:p>
+          <w:pPr>
+            <w:spacing w:after="40" w:before="40" w:line="250"/>
+          </w:pPr>
+          <w:r>
+            <w:rPr>
+              <w:rFonts w:ascii="Courier New" w:cs="Courier New" w:eastAsia="Courier New" w:hAnsi="Courier New"/>
+              <w:color w:val="1E293B"/>
+              <w:sz w:val="18"/>
+              <w:szCs w:val="18"/>
+            </w:rPr>
+            <w:t>initialAmount</w:t>
+          </w:r>
+        </w:p>
+      </w:tc>
+      <w:tc>
+        <w:tcPr>
+          <w:tcW w:w="1600" w:type="dxa"/>
+        </w:tcPr>
+        <w:p>
+          <w:pPr>
+            <w:spacing w:after="40" w:before="40" w:line="250"/>
+          </w:pPr>
+          <w:r>
+            <w:rPr>
+              <w:rFonts w:ascii="Courier New" w:cs="Courier New" w:eastAsia="Courier New" w:hAnsi="Courier New"/>
+              <w:color w:val="1E293B"/>
+              <w:sz w:val="18"/>
+              <w:szCs w:val="18"/>
+            </w:rPr>
+            <w:t>BigDecimal</w:t>
+          </w:r>
+        </w:p>
+      </w:tc>
+      <w:tc>
+        <w:tcPr>
+          <w:tcW w:w="5300" w:type="dxa"/>
+        </w:tcPr>
+        <w:p>
+          <w:pPr>
+            <w:spacing w:after="40" w:before="40" w:line="250"/>
+          </w:pPr>
+          <w:r>
+            <w:rPr>
+              <w:rFonts w:ascii="Calibri" w:cs="Calibri" w:eastAsia="Calibri" w:hAnsi="Calibri"/>
+              <w:color w:val="1E293B"/>
+              <w:sz w:val="18"/>
+              <w:szCs w:val="18"/>
+            </w:rPr>
+            <w:t>Original loan amount granted</w:t>
+          </w:r>
+        </w:p>
+      </w:tc>
+      <w:tc>
+        <w:tcPr>
+          <w:tcW w:w="2400" w:type="dxa"/>
+        </w:tcPr>
+        <w:p>
+          <w:pPr>
+            <w:spacing w:after="40" w:before="40" w:line="250"/>
+          </w:pPr>
+          <w:r>
+            <w:rPr>
+              <w:rFonts w:ascii="Courier New" w:cs="Courier New" w:eastAsia="Courier New" w:hAnsi="Courier New"/>
+              <w:color w:val="1E293B"/>
+              <w:sz w:val="18"/>
+              <w:szCs w:val="18"/>
+            </w:rPr>
+            <w:t>lineAmount</w:t>
+          </w:r>
+        </w:p>
+      </w:tc>
+      <w:tc>
+        <w:tcPr>
+          <w:tcW w:w="1600" w:type="dxa"/>
+        </w:tcPr>
+        <w:p>
+          <w:pPr>
+            <w:spacing w:after="40" w:before="40" w:line="250"/>
+          </w:pPr>
+          <w:r>
+            <w:rPr>
+              <w:rFonts w:ascii="Courier New" w:cs="Courier New" w:eastAsia="Courier New" w:hAnsi="Courier New"/>
+              <w:color w:val="1E293B"/>
+              <w:sz w:val="18"/>
+              <w:szCs w:val="18"/>
+            </w:rPr>
+            <w:t>BigDecimal</w:t>
+          </w:r>
+        </w:p>
+      </w:tc>
+      <w:tc>
+        <w:tcPr>
+          <w:tcW w:w="5300" w:type="dxa"/>
+        </w:tcPr>
+        <w:p>
+          <w:pPr>
+            <w:spacing w:after="40" w:before="40" w:line="250"/>
+          </w:pPr>
+          <w:r>
+            <w:rPr>
+              <w:rFonts w:ascii="Calibri" w:cs="Calibri" w:eastAsia="Calibri" w:hAnsi="Calibri"/>
+              <w:color w:val="1E293B"/>
+              <w:sz w:val="18"/>
+              <w:szCs w:val="18"/>
+            </w:rPr>
+            <w:t>Credit line limit amount; used for utilization % calculations</w:t>
+          </w:r>
+        </w:p>
+      </w:tc>
+      <w:tc>
+        <w:tcPr>
+          <w:tcW w:w="2400" w:type="dxa"/>
+        </w:tcPr>
+        <w:p>
+          <w:pPr>
+            <w:spacing w:after="40" w:before="40" w:line="250"/>
+          </w:pPr>
+          <w:r>
+            <w:rPr>
+              <w:rFonts w:ascii="Courier New" w:cs="Courier New" w:eastAsia="Courier New" w:hAnsi="Courier New"/>
+              <w:color w:val="1E293B"/>
+              <w:sz w:val="18"/>
+              <w:szCs w:val="18"/>
+            </w:rPr>
+            <w:t>daysInterestOverdue</w:t>
+          </w:r>
+        </w:p>
+      </w:tc>
+      <w:tc>
+        <w:tcPr>
+          <w:tcW w:w="1600" w:type="dxa"/>
+        </w:tcPr>
+        <w:p>
+          <w:pPr>
+            <w:spacing w:after="40" w:before="40" w:line="250"/>
+          </w:pPr>
+          <w:r>
+            <w:rPr>
+              <w:rFonts w:ascii="Courier New" w:cs="Courier New" w:eastAsia="Courier New" w:hAnsi="Courier New"/>
+              <w:color w:val="1E293B"/>
+              <w:sz w:val="18"/>
+              <w:szCs w:val="18"/>
+            </w:rPr>
+            <w:t>Long</w:t>
+          </w:r>
+        </w:p>
+      </w:tc>
+      <w:tc>
+        <w:tcPr>
+          <w:tcW w:w="5300" w:type="dxa"/>
+        </w:tcPr>
+        <w:p>
+          <w:pPr>
+            <w:spacing w:after="40" w:before="40" w:line="250"/>
+          </w:pPr>
+          <w:r>
+            <w:rPr>
+              <w:rFonts w:ascii="Calibri" w:cs="Calibri" w:eastAsia="Calibri" w:hAnsi="Calibri"/>
+              <w:color w:val="1E293B"/>
+              <w:sz w:val="18"/>
+              <w:szCs w:val="18"/>
+            </w:rPr>
+            <w:t>Number of days interest payment is overdue</w:t>
+          </w:r>
+        </w:p>
+      </w:tc>
+      <w:tc>
+        <w:tcPr>
+          <w:tcW w:w="2400" w:type="dxa"/>
+        </w:tcPr>
+        <w:p>
+          <w:pPr>
+            <w:spacing w:after="40" w:before="40" w:line="250"/>
+          </w:pPr>
+          <w:r>
+            <w:rPr>
+              <w:rFonts w:ascii="Courier New" w:cs="Courier New" w:eastAsia="Courier New" w:hAnsi="Courier New"/>
+              <w:color w:val="1E293B"/>
+              <w:sz w:val="18"/>
+              <w:szCs w:val="18"/>
+            </w:rPr>
+            <w:t>daysMainSumOverdue</w:t>
+          </w:r>
+        </w:p>
+      </w:tc>
+      <w:tc>
+        <w:tcPr>
+          <w:tcW w:w="1600" w:type="dxa"/>
+        </w:tcPr>
+        <w:p>
+          <w:pPr>
+            <w:spacing w:after="40" w:before="40" w:line="250"/>
+          </w:pPr>
+          <w:r>
+            <w:rPr>
+              <w:rFonts w:ascii="Courier New" w:cs="Courier New" w:eastAsia="Courier New" w:hAnsi="Courier New"/>
+              <w:color w:val="1E293B"/>
+              <w:sz w:val="18"/>
+              <w:szCs w:val="18"/>
+            </w:rPr>
+            <w:t>Long</w:t>
+          </w:r>
+        </w:p>
+      </w:tc>
+      <w:tc>
+        <w:tcPr>
+          <w:tcW w:w="5300" w:type="dxa"/>
+        </w:tcPr>
+        <w:p>
+          <w:pPr>
+            <w:spacing w:after="40" w:before="40" w:line="250"/>
+          </w:pPr>
+          <w:r>
+            <w:rPr>
+              <w:rFonts w:ascii="Calibri" w:cs="Calibri" w:eastAsia="Calibri" w:hAnsi="Calibri"/>
+              <w:color w:val="1E293B"/>
+              <w:sz w:val="18"/>
+              <w:szCs w:val="18"/>
+            </w:rPr>
+            <w:t>Number of days principal payment overdue; used in MKR indicator 28</w:t>
+          </w:r>
+        </w:p>
+      </w:tc>
+      <w:tc>
+        <w:tcPr>
+          <w:tcW w:w="2400" w:type="dxa"/>
+        </w:tcPr>
+        <w:p>
+          <w:pPr>
+            <w:spacing w:after="40" w:before="40" w:line="250"/>
+          </w:pPr>
+          <w:r>
+            <w:rPr>
+              <w:rFonts w:ascii="Courier New" w:cs="Courier New" w:eastAsia="Courier New" w:hAnsi="Courier New"/>
+              <w:color w:val="1E293B"/>
+              <w:sz w:val="18"/>
+              <w:szCs w:val="18"/>
+            </w:rPr>
+            <w:t>contractDueOn</w:t>
+          </w:r>
+        </w:p>
+      </w:tc>
+      <w:tc>
+        <w:tcPr>
+          <w:tcW w:w="1600" w:type="dxa"/>
+        </w:tcPr>
+        <w:p>
+          <w:pPr>
+            <w:spacing w:after="40" w:before="40" w:line="250"/>
+          </w:pPr>
+          <w:r>
+            <w:rPr>
+              <w:rFonts w:ascii="Courier New" w:cs="Courier New" w:eastAsia="Courier New" w:hAnsi="Courier New"/>
+              <w:color w:val="1E293B"/>
+              <w:sz w:val="18"/>
+              <w:szCs w:val="18"/>
+            </w:rPr>
+            <w:t>dateTime</w:t>
+          </w:r>
+        </w:p>
+      </w:tc>
+      <w:tc>
+        <w:tcPr>
+          <w:tcW w:w="5300" w:type="dxa"/>
+        </w:tcPr>
+        <w:p>
+          <w:pPr>
+            <w:spacing w:after="40" w:before="40" w:line="250"/>
+          </w:pPr>
+          <w:r>
+            <w:rPr>
+              <w:rFonts w:ascii="Calibri" w:cs="Calibri" w:eastAsia="Calibri" w:hAnsi="Calibri"/>
+              <w:color w:val="1E293B"/>
+              <w:sz w:val="18"/>
+              <w:szCs w:val="18"/>
+            </w:rPr>
+            <w:t>Contract maturity/end date; used to calculate months remaining</w:t>
+          </w:r>
+        </w:p>
+      </w:tc>
+      <w:tc>
+        <w:tcPr>
+          <w:tcW w:w="2400" w:type="dxa"/>
+        </w:tcPr>
+        <w:p>
+          <w:pPr>
+            <w:spacing w:after="40" w:before="40" w:line="250"/>
+          </w:pPr>
+          <w:r>
+            <w:rPr>
+              <w:rFonts w:ascii="Courier New" w:cs="Courier New" w:eastAsia="Courier New" w:hAnsi="Courier New"/>
+              <w:color w:val="1E293B"/>
+              <w:sz w:val="18"/>
+              <w:szCs w:val="18"/>
+            </w:rPr>
+            <w:t>interestRate</w:t>
+          </w:r>
+        </w:p>
+      </w:tc>
+      <w:tc>
+        <w:tcPr>
+          <w:tcW w:w="1600" w:type="dxa"/>
+        </w:tcPr>
+        <w:p>
+          <w:pPr>
+            <w:spacing w:after="40" w:before="40" w:line="250"/>
+          </w:pPr>
+          <w:r>
+            <w:rPr>
+              <w:rFonts w:ascii="Courier New" w:cs="Courier New" w:eastAsia="Courier New" w:hAnsi="Courier New"/>
+              <w:color w:val="1E293B"/>
+              <w:sz w:val="18"/>
+              <w:szCs w:val="18"/>
+            </w:rPr>
+            <w:t>BigDecimal</w:t>
+          </w:r>
+        </w:p>
+      </w:tc>
+      <w:tc>
+        <w:tcPr>
+          <w:tcW w:w="5300" w:type="dxa"/>
+        </w:tcPr>
+        <w:p>
+          <w:pPr>
+            <w:spacing w:after="40" w:before="40" w:line="250"/>
+          </w:pPr>
+          <w:r>
+            <w:rPr>
+              <w:rFonts w:ascii="Calibri" w:cs="Calibri" w:eastAsia="Calibri" w:hAnsi="Calibri"/>
+              <w:color w:val="1E293B"/>
+              <w:sz w:val="18"/>
+              <w:szCs w:val="18"/>
+            </w:rPr>
+            <w:t>Annual interest rate (%); used to detect payday loans (rate &amp;gt; 55%)</w:t>
+          </w:r>
+        </w:p>
+      </w:tc>
+      <w:tc>
+        <w:tcPr>
+          <w:tcW w:w="2400" w:type="dxa"/>
+        </w:tcPr>
+        <w:p>
+          <w:pPr>
+            <w:spacing w:after="40" w:before="40" w:line="250"/>
+          </w:pPr>
+          <w:r>
+            <w:rPr>
+              <w:rFonts w:ascii="Courier New" w:cs="Courier New" w:eastAsia="Courier New" w:hAnsi="Courier New"/>
+              <w:color w:val="1E293B"/>
+              <w:sz w:val="18"/>
+              <w:szCs w:val="18"/>
+            </w:rPr>
+            <w:t>lastUpdatedDate</w:t>
+          </w:r>
+        </w:p>
+      </w:tc>
+      <w:tc>
+        <w:tcPr>
+          <w:tcW w:w="1600" w:type="dxa"/>
+        </w:tcPr>
+        <w:p>
+          <w:pPr>
+            <w:spacing w:after="40" w:before="40" w:line="250"/>
+          </w:pPr>
+          <w:r>
+            <w:rPr>
+              <w:rFonts w:ascii="Courier New" w:cs="Courier New" w:eastAsia="Courier New" w:hAnsi="Courier New"/>
+              <w:color w:val="1E293B"/>
+              <w:sz w:val="18"/>
+              <w:szCs w:val="18"/>
+            </w:rPr>
+            <w:t>dateTime</w:t>
+          </w:r>
+        </w:p>
+      </w:tc>
+      <w:tc>
+        <w:tcPr>
+          <w:tcW w:w="5300" w:type="dxa"/>
+        </w:tcPr>
+        <w:p>
+          <w:pPr>
+            <w:spacing w:after="40" w:before="40" w:line="250"/>
+          </w:pPr>
+          <w:r>
+            <w:rPr>
+              <w:rFonts w:ascii="Calibri" w:cs="Calibri" w:eastAsia="Calibri" w:hAnsi="Calibri"/>
+              <w:color w:val="1E293B"/>
+              <w:sz w:val="18"/>
+              <w:szCs w:val="18"/>
+            </w:rPr>
+            <w:t>Date of last data update from credit bureau</w:t>
+          </w:r>
+        </w:p>
+      </w:tc>
+      <w:tc>
+        <w:tcPr>
+          <w:tcW w:w="2400" w:type="dxa"/>
+        </w:tcPr>
+        <w:p>
+          <w:pPr>
+            <w:spacing w:after="40" w:before="40" w:line="250"/>
+          </w:pPr>
+          <w:r>
+            <w:rPr>
+              <w:rFonts w:ascii="Courier New" w:cs="Courier New" w:eastAsia="Courier New" w:hAnsi="Courier New"/>
+              <w:color w:val="1E293B"/>
+              <w:sz w:val="18"/>
+              <w:szCs w:val="18"/>
+            </w:rPr>
+            <w:t>lastPaymentDate</w:t>
+          </w:r>
+        </w:p>
+      </w:tc>
+      <w:tc>
+        <w:tcPr>
+          <w:tcW w:w="1600" w:type="dxa"/>
+        </w:tcPr>
+        <w:p>
+          <w:pPr>
+            <w:spacing w:after="40" w:before="40" w:line="250"/>
+          </w:pPr>
+          <w:r>
+            <w:rPr>
+              <w:rFonts w:ascii="Courier New" w:cs="Courier New" w:eastAsia="Courier New" w:hAnsi="Courier New"/>
+              <w:color w:val="1E293B"/>
+              <w:sz w:val="18"/>
+              <w:szCs w:val="18"/>
+            </w:rPr>
+            <w:t>dateTime</w:t>
+          </w:r>
+        </w:p>
+      </w:tc>
+      <w:tc>
+        <w:tcPr>
+          <w:tcW w:w="5300" w:type="dxa"/>
+        </w:tcPr>
+        <w:p>
+          <w:pPr>
+            <w:spacing w:after="40" w:before="40" w:line="250"/>
+          </w:pPr>
+          <w:r>
+            <w:rPr>
+              <w:rFonts w:ascii="Calibri" w:cs="Calibri" w:eastAsia="Calibri" w:hAnsi="Calibri"/>
+              <w:color w:val="1E293B"/>
+              <w:sz w:val="18"/>
+              <w:szCs w:val="18"/>
+            </w:rPr>
+            <w:t>Date of last payment made</w:t>
+          </w:r>
+        </w:p>
+      </w:tc>
+      <w:tc>
+        <w:tcPr>
+          <w:tcW w:w="2400" w:type="dxa"/>
+        </w:tcPr>
+        <w:p>
+          <w:pPr>
+            <w:spacing w:after="40" w:before="40" w:line="250"/>
+          </w:pPr>
+          <w:r>
+            <w:rPr>
+              <w:rFonts w:ascii="Courier New" w:cs="Courier New" w:eastAsia="Courier New" w:hAnsi="Courier New"/>
+              <w:color w:val="1E293B"/>
+              <w:sz w:val="18"/>
+              <w:szCs w:val="18"/>
+            </w:rPr>
+            <w:t>outstandingDebtMain</w:t>
+          </w:r>
+        </w:p>
+      </w:tc>
+      <w:tc>
+        <w:tcPr>
+          <w:tcW w:w="1600" w:type="dxa"/>
+        </w:tcPr>
+        <w:p>
+          <w:pPr>
+            <w:spacing w:after="40" w:before="40" w:line="250"/>
+          </w:pPr>
+          <w:r>
+            <w:rPr>
+              <w:rFonts w:ascii="Courier New" w:cs="Courier New" w:eastAsia="Courier New" w:hAnsi="Courier New"/>
+              <w:color w:val="1E293B"/>
+              <w:sz w:val="18"/>
+              <w:szCs w:val="18"/>
+            </w:rPr>
+            <w:t>BigDecimal</w:t>
+          </w:r>
+        </w:p>
+      </w:tc>
+      <w:tc>
+        <w:tcPr>
+          <w:tcW w:w="5300" w:type="dxa"/>
+        </w:tcPr>
+        <w:p>
+          <w:pPr>
+            <w:spacing w:after="40" w:before="40" w:line="250"/>
+          </w:pPr>
+          <w:r>
+            <w:rPr>
+              <w:rFonts w:ascii="Calibri" w:cs="Calibri" w:eastAsia="Calibri" w:hAnsi="Calibri"/>
+              <w:color w:val="1E293B"/>
+              <w:sz w:val="18"/>
+              <w:szCs w:val="18"/>
+            </w:rPr>
+            <w:t>Outstanding principal balance; core field for total debt and DTI computation</w:t>
+          </w:r>
+        </w:p>
+      </w:tc>
+      <w:tc>
+        <w:tcPr>
+          <w:tcW w:w="2400" w:type="dxa"/>
+        </w:tcPr>
+        <w:p>
+          <w:pPr>
+            <w:spacing w:after="40" w:before="40" w:line="250"/>
+          </w:pPr>
+          <w:r>
+            <w:rPr>
+              <w:rFonts w:ascii="Courier New" w:cs="Courier New" w:eastAsia="Courier New" w:hAnsi="Courier New"/>
+              <w:color w:val="1E293B"/>
+              <w:sz w:val="18"/>
+              <w:szCs w:val="18"/>
+            </w:rPr>
+            <w:t>outstandingDebtInterest</w:t>
+          </w:r>
+        </w:p>
+      </w:tc>
+      <w:tc>
+        <w:tcPr>
+          <w:tcW w:w="1600" w:type="dxa"/>
+        </w:tcPr>
+        <w:p>
+          <w:pPr>
+            <w:spacing w:after="40" w:before="40" w:line="250"/>
+          </w:pPr>
+          <w:r>
+            <w:rPr>
+              <w:rFonts w:ascii="Courier New" w:cs="Courier New" w:eastAsia="Courier New" w:hAnsi="Courier New"/>
+              <w:color w:val="1E293B"/>
+              <w:sz w:val="18"/>
+              <w:szCs w:val="18"/>
+            </w:rPr>
+            <w:t>BigDecimal</w:t>
+          </w:r>
+        </w:p>
+      </w:tc>
+      <w:tc>
+        <w:tcPr>
+          <w:tcW w:w="5300" w:type="dxa"/>
+        </w:tcPr>
+        <w:p>
+          <w:pPr>
+            <w:spacing w:after="40" w:before="40" w:line="250"/>
+          </w:pPr>
+          <w:r>
+            <w:rPr>
+              <w:rFonts w:ascii="Calibri" w:cs="Calibri" w:eastAsia="Calibri" w:hAnsi="Calibri"/>
+              <w:color w:val="1E293B"/>
+              <w:sz w:val="18"/>
+              <w:szCs w:val="18"/>
+            </w:rPr>
+            <w:t>Outstanding interest balance</w:t>
+          </w:r>
+        </w:p>
+      </w:tc>
+      <w:tc>
+        <w:tcPr>
+          <w:tcW w:w="2400" w:type="dxa"/>
+        </w:tcPr>
+        <w:p>
+          <w:pPr>
+            <w:spacing w:after="40" w:before="40" w:line="250"/>
+          </w:pPr>
+          <w:r>
+            <w:rPr>
+              <w:rFonts w:ascii="Courier New" w:cs="Courier New" w:eastAsia="Courier New" w:hAnsi="Courier New"/>
+              <w:color w:val="1E293B"/>
+              <w:sz w:val="18"/>
+              <w:szCs w:val="18"/>
+            </w:rPr>
+            <w:t>monthlyPaymentAmount</w:t>
+          </w:r>
+        </w:p>
+      </w:tc>
+      <w:tc>
+        <w:tcPr>
+          <w:tcW w:w="1600" w:type="dxa"/>
+        </w:tcPr>
+        <w:p>
+          <w:pPr>
+            <w:spacing w:after="40" w:before="40" w:line="250"/>
+          </w:pPr>
+          <w:r>
+            <w:rPr>
+              <w:rFonts w:ascii="Courier New" w:cs="Courier New" w:eastAsia="Courier New" w:hAnsi="Courier New"/>
+              <w:color w:val="1E293B"/>
+              <w:sz w:val="18"/>
+              <w:szCs w:val="18"/>
+            </w:rPr>
+            <w:t>BigDecimal</w:t>
+          </w:r>
+        </w:p>
+      </w:tc>
+      <w:tc>
+        <w:tcPr>
+          <w:tcW w:w="5300" w:type="dxa"/>
+        </w:tcPr>
+        <w:p>
+          <w:pPr>
+            <w:spacing w:after="40" w:before="40" w:line="250"/>
+          </w:pPr>
+          <w:r>
+            <w:rPr>
+              <w:rFonts w:ascii="Calibri" w:cs="Calibri" w:eastAsia="Calibri" w:hAnsi="Calibri"/>
+              <w:color w:val="1E293B"/>
+              <w:sz w:val="18"/>
+              <w:szCs w:val="18"/>
+            </w:rPr>
+            <w:t>Monthly payment obligation; if nil/0, calculated via annuity formula by Clojure</w:t>
+          </w:r>
+        </w:p>
+      </w:tc>
+      <w:tc>
+        <w:tcPr>
+          <w:tcW w:w="2400" w:type="dxa"/>
+        </w:tcPr>
+        <w:p>
+          <w:pPr>
+            <w:spacing w:after="40" w:before="40" w:line="250"/>
+          </w:pPr>
+          <w:r>
+            <w:rPr>
+              <w:rFonts w:ascii="Courier New" w:cs="Courier New" w:eastAsia="Courier New" w:hAnsi="Courier New"/>
+              <w:color w:val="1E293B"/>
+              <w:sz w:val="18"/>
+              <w:szCs w:val="18"/>
+            </w:rPr>
+            <w:t>prolongations</w:t>
+          </w:r>
+        </w:p>
+      </w:tc>
+      <w:tc>
+        <w:tcPr>
+          <w:tcW w:w="1600" w:type="dxa"/>
+        </w:tcPr>
+        <w:p>
+          <w:pPr>
+            <w:spacing w:after="40" w:before="40" w:line="250"/>
+          </w:pPr>
+          <w:r>
+            <w:rPr>
+              <w:rFonts w:ascii="Courier New" w:cs="Courier New" w:eastAsia="Courier New" w:hAnsi="Courier New"/>
+              <w:color w:val="1E293B"/>
+              <w:sz w:val="18"/>
+              <w:szCs w:val="18"/>
+            </w:rPr>
+            <w:t>Long</w:t>
+          </w:r>
+        </w:p>
+      </w:tc>
+      <w:tc>
+        <w:tcPr>
+          <w:tcW w:w="5300" w:type="dxa"/>
+        </w:tcPr>
+        <w:p>
+          <w:pPr>
+            <w:spacing w:after="40" w:before="40" w:line="250"/>
+          </w:pPr>
+          <w:r>
+            <w:rPr>
+              <w:rFonts w:ascii="Calibri" w:cs="Calibri" w:eastAsia="Calibri" w:hAnsi="Calibri"/>
+              <w:color w:val="1E293B"/>
+              <w:sz w:val="18"/>
+              <w:szCs w:val="18"/>
+            </w:rPr>
+            <w:t>Number of loan prolongation/extension events</w:t>
+          </w:r>
+        </w:p>
+      </w:tc>
+      <w:tc>
+        <w:tcPr>
+          <w:tcW w:w="2400" w:type="dxa"/>
+        </w:tcPr>
+        <w:p>
+          <w:pPr>
+            <w:spacing w:after="40" w:before="40" w:line="250"/>
+          </w:pPr>
+          <w:r>
+            <w:rPr>
+              <w:rFonts w:ascii="Courier New" w:cs="Courier New" w:eastAsia="Courier New" w:hAnsi="Courier New"/>
+              <w:color w:val="1E293B"/>
+              <w:sz w:val="18"/>
+              <w:szCs w:val="18"/>
+            </w:rPr>
+            <w:t>creditStatus</w:t>
+          </w:r>
+        </w:p>
+      </w:tc>
+      <w:tc>
+        <w:tcPr>
+          <w:tcW w:w="1600" w:type="dxa"/>
+        </w:tcPr>
+        <w:p>
+          <w:pPr>
+            <w:spacing w:after="40" w:before="40" w:line="250"/>
+          </w:pPr>
+          <w:r>
+            <w:rPr>
+              <w:rFonts w:ascii="Courier New" w:cs="Courier New" w:eastAsia="Courier New" w:hAnsi="Courier New"/>
+              <w:color w:val="1E293B"/>
+              <w:sz w:val="18"/>
+              <w:szCs w:val="18"/>
+            </w:rPr>
+            <w:t>String</w:t>
+          </w:r>
+        </w:p>
+      </w:tc>
+      <w:tc>
+        <w:tcPr>
+          <w:tcW w:w="5300" w:type="dxa"/>
+        </w:tcPr>
+        <w:p>
+          <w:pPr>
+            <w:spacing w:after="40" w:before="40" w:line="250"/>
+          </w:pPr>
+          <w:r>
+            <w:rPr>
+              <w:rFonts w:ascii="Calibri" w:cs="Calibri" w:eastAsia="Calibri" w:hAnsi="Calibri"/>
+              <w:color w:val="1E293B"/>
+              <w:sz w:val="18"/>
+              <w:szCs w:val="18"/>
+            </w:rPr>
+            <w:t>Credit status: 001=Fully Paid, 002-009=Active, 011=Claim Transferred</w:t>
+          </w:r>
+        </w:p>
+      </w:tc>
+      <w:tc>
+        <w:tcPr>
+          <w:tcW w:w="2400" w:type="dxa"/>
+        </w:tcPr>
+        <w:p>
+          <w:pPr>
+            <w:spacing w:after="40" w:before="40" w:line="250"/>
+          </w:pPr>
+          <w:r>
+            <w:rPr>
+              <w:rFonts w:ascii="Courier New" w:cs="Courier New" w:eastAsia="Courier New" w:hAnsi="Courier New"/>
+              <w:color w:val="1E293B"/>
+              <w:sz w:val="18"/>
+              <w:szCs w:val="18"/>
+            </w:rPr>
+            <w:t>creditStatusName</w:t>
+          </w:r>
+        </w:p>
+      </w:tc>
+      <w:tc>
+        <w:tcPr>
+          <w:tcW w:w="1600" w:type="dxa"/>
+        </w:tcPr>
+        <w:p>
+          <w:pPr>
+            <w:spacing w:after="40" w:before="40" w:line="250"/>
+          </w:pPr>
+          <w:r>
+            <w:rPr>
+              <w:rFonts w:ascii="Courier New" w:cs="Courier New" w:eastAsia="Courier New" w:hAnsi="Courier New"/>
+              <w:color w:val="1E293B"/>
+              <w:sz w:val="18"/>
+              <w:szCs w:val="18"/>
+            </w:rPr>
+            <w:t>String</w:t>
+          </w:r>
+        </w:p>
+      </w:tc>
+      <w:tc>
+        <w:tcPr>
+          <w:tcW w:w="5300" w:type="dxa"/>
+        </w:tcPr>
+        <w:p>
+          <w:pPr>
+            <w:spacing w:after="40" w:before="40" w:line="250"/>
+          </w:pPr>
+          <w:r>
+            <w:rPr>
+              <w:rFonts w:ascii="Calibri" w:cs="Calibri" w:eastAsia="Calibri" w:hAnsi="Calibri"/>
+              <w:color w:val="1E293B"/>
+              <w:sz w:val="18"/>
+              <w:szCs w:val="18"/>
+            </w:rPr>
+            <w:t>Human-readable credit status name (localized)</w:t>
+          </w:r>
+        </w:p>
+      </w:tc>
+      <w:tc>
+        <w:tcPr>
+          <w:tcW w:w="2400" w:type="dxa"/>
+        </w:tcPr>
+        <w:p>
+          <w:pPr>
+            <w:spacing w:after="40" w:before="40" w:line="250"/>
+          </w:pPr>
+          <w:r>
+            <w:rPr>
+              <w:rFonts w:ascii="Courier New" w:cs="Courier New" w:eastAsia="Courier New" w:hAnsi="Courier New"/>
+              <w:color w:val="1E293B"/>
+              <w:sz w:val="18"/>
+              <w:szCs w:val="18"/>
+            </w:rPr>
+            <w:t>creditStatusCloseDate</w:t>
+          </w:r>
+        </w:p>
+      </w:tc>
+      <w:tc>
+        <w:tcPr>
+          <w:tcW w:w="1600" w:type="dxa"/>
+        </w:tcPr>
+        <w:p>
+          <w:pPr>
+            <w:spacing w:after="40" w:before="40" w:line="250"/>
+          </w:pPr>
+          <w:r>
+            <w:rPr>
+              <w:rFonts w:ascii="Courier New" w:cs="Courier New" w:eastAsia="Courier New" w:hAnsi="Courier New"/>
+              <w:color w:val="1E293B"/>
+              <w:sz w:val="18"/>
+              <w:szCs w:val="18"/>
+            </w:rPr>
+            <w:t>dateTime</w:t>
+          </w:r>
+        </w:p>
+      </w:tc>
+      <w:tc>
+        <w:tcPr>
+          <w:tcW w:w="5300" w:type="dxa"/>
+        </w:tcPr>
+        <w:p>
+          <w:pPr>
+            <w:spacing w:after="40" w:before="40" w:line="250"/>
+          </w:pPr>
+          <w:r>
+            <w:rPr>
+              <w:rFonts w:ascii="Calibri" w:cs="Calibri" w:eastAsia="Calibri" w:hAnsi="Calibri"/>
+              <w:color w:val="1E293B"/>
+              <w:sz w:val="18"/>
+              <w:szCs w:val="18"/>
+            </w:rPr>
+            <w:t>Date when credit was closed; NULL = still active</w:t>
+          </w:r>
+        </w:p>
+      </w:tc>
+      <w:tc>
+        <w:tcPr>
+          <w:tcW w:w="2400" w:type="dxa"/>
+        </w:tcPr>
+        <w:p>
+          <w:pPr>
+            <w:spacing w:after="40" w:before="40" w:line="250"/>
+          </w:pPr>
+          <w:r>
+            <w:rPr>
+              <w:rFonts w:ascii="Courier New" w:cs="Courier New" w:eastAsia="Courier New" w:hAnsi="Courier New"/>
+              <w:color w:val="1E293B"/>
+              <w:sz w:val="18"/>
+              <w:szCs w:val="18"/>
+            </w:rPr>
+            <w:t>creditPurpose</w:t>
+          </w:r>
+        </w:p>
+      </w:tc>
+      <w:tc>
+        <w:tcPr>
+          <w:tcW w:w="1600" w:type="dxa"/>
+        </w:tcPr>
+        <w:p>
+          <w:pPr>
+            <w:spacing w:after="40" w:before="40" w:line="250"/>
+          </w:pPr>
+          <w:r>
+            <w:rPr>
+              <w:rFonts w:ascii="Courier New" w:cs="Courier New" w:eastAsia="Courier New" w:hAnsi="Courier New"/>
+              <w:color w:val="1E293B"/>
+              <w:sz w:val="18"/>
+              <w:szCs w:val="18"/>
+            </w:rPr>
+            <w:t>String</w:t>
+          </w:r>
+        </w:p>
+      </w:tc>
+      <w:tc>
+        <w:tcPr>
+          <w:tcW w:w="5300" w:type="dxa"/>
+        </w:tcPr>
+        <w:p>
+          <w:pPr>
+            <w:spacing w:after="40" w:before="40" w:line="250"/>
+          </w:pPr>
+          <w:r>
+            <w:rPr>
+              <w:rFonts w:ascii="Calibri" w:cs="Calibri" w:eastAsia="Calibri" w:hAnsi="Calibri"/>
+              <w:color w:val="1E293B"/>
+              <w:sz w:val="18"/>
+              <w:szCs w:val="18"/>
+            </w:rPr>
+            <w:t>Purpose code: 001=Consumer, 002=Oil, 003=Mortgage, 004=Trade, 005=Energy, 006=Agriculture, 007=Construction, 008=Industry, 009=Transport, 010=Other</w:t>
+          </w:r>
+        </w:p>
+      </w:tc>
+      <w:tc>
+        <w:tcPr>
+          <w:tcW w:w="2400" w:type="dxa"/>
+        </w:tcPr>
+        <w:p>
+          <w:pPr>
+            <w:spacing w:after="40" w:before="40" w:line="250"/>
+          </w:pPr>
+          <w:r>
+            <w:rPr>
+              <w:rFonts w:ascii="Courier New" w:cs="Courier New" w:eastAsia="Courier New" w:hAnsi="Courier New"/>
+              <w:color w:val="1E293B"/>
+              <w:sz w:val="18"/>
+              <w:szCs w:val="18"/>
+            </w:rPr>
+            <w:t>creditPurposeName</w:t>
+          </w:r>
+        </w:p>
+      </w:tc>
+      <w:tc>
+        <w:tcPr>
+          <w:tcW w:w="1600" w:type="dxa"/>
+        </w:tcPr>
+        <w:p>
+          <w:pPr>
+            <w:spacing w:after="40" w:before="40" w:line="250"/>
+          </w:pPr>
+          <w:r>
+            <w:rPr>
+              <w:rFonts w:ascii="Courier New" w:cs="Courier New" w:eastAsia="Courier New" w:hAnsi="Courier New"/>
+              <w:color w:val="1E293B"/>
+              <w:sz w:val="18"/>
+              <w:szCs w:val="18"/>
+            </w:rPr>
+            <w:t>String</w:t>
+          </w:r>
+        </w:p>
+      </w:tc>
+      <w:tc>
+        <w:tcPr>
+          <w:tcW w:w="5300" w:type="dxa"/>
+        </w:tcPr>
+        <w:p>
+          <w:pPr>
+            <w:spacing w:after="40" w:before="40" w:line="250"/>
+          </w:pPr>
+          <w:r>
+            <w:rPr>
+              <w:rFonts w:ascii="Calibri" w:cs="Calibri" w:eastAsia="Calibri" w:hAnsi="Calibri"/>
+              <w:color w:val="1E293B"/>
+              <w:sz w:val="18"/>
+              <w:szCs w:val="18"/>
+            </w:rPr>
+            <w:t>Human-readable credit purpose name (localized)</w:t>
+          </w:r>
+        </w:p>
+      </w:tc>
+      <w:tc>
+        <w:tcPr>
+          <w:tcW w:w="2400" w:type="dxa"/>
+        </w:tcPr>
+        <w:p>
+          <w:pPr>
+            <w:spacing w:after="40" w:before="40" w:line="250"/>
+          </w:pPr>
+          <w:r>
+            <w:rPr>
+              <w:rFonts w:ascii="Courier New" w:cs="Courier New" w:eastAsia="Courier New" w:hAnsi="Courier New"/>
+              <w:color w:val="1E293B"/>
+              <w:sz w:val="18"/>
+              <w:szCs w:val="18"/>
+            </w:rPr>
+            <w:t>currency</w:t>
+          </w:r>
+        </w:p>
+      </w:tc>
+      <w:tc>
+        <w:tcPr>
+          <w:tcW w:w="1600" w:type="dxa"/>
+        </w:tcPr>
+        <w:p>
+          <w:pPr>
+            <w:spacing w:after="40" w:before="40" w:line="250"/>
+          </w:pPr>
+          <w:r>
+            <w:rPr>
+              <w:rFonts w:ascii="Courier New" w:cs="Courier New" w:eastAsia="Courier New" w:hAnsi="Courier New"/>
+              <w:color w:val="1E293B"/>
+              <w:sz w:val="18"/>
+              <w:szCs w:val="18"/>
+            </w:rPr>
+            <w:t>String</w:t>
+          </w:r>
+        </w:p>
+      </w:tc>
+      <w:tc>
+        <w:tcPr>
+          <w:tcW w:w="5300" w:type="dxa"/>
+        </w:tcPr>
+        <w:p>
+          <w:pPr>
+            <w:spacing w:after="40" w:before="40" w:line="250"/>
+          </w:pPr>
+          <w:r>
+            <w:rPr>
+              <w:rFonts w:ascii="Calibri" w:cs="Calibri" w:eastAsia="Calibri" w:hAnsi="Calibri"/>
+              <w:color w:val="1E293B"/>
+              <w:sz w:val="18"/>
+              <w:szCs w:val="18"/>
+            </w:rPr>
+            <w:t>Currency code (AZN, USD, EUR); key field for monthly obligations</w:t>
+          </w:r>
+        </w:p>
+      </w:tc>
+      <w:tc>
+        <w:tcPr>
+          <w:tcW w:w="2400" w:type="dxa"/>
+        </w:tcPr>
+        <w:p>
+          <w:pPr>
+            <w:spacing w:after="40" w:before="40" w:line="250"/>
+          </w:pPr>
+          <w:r>
+            <w:rPr>
+              <w:rFonts w:ascii="Courier New" w:cs="Courier New" w:eastAsia="Courier New" w:hAnsi="Courier New"/>
+              <w:color w:val="1E293B"/>
+              <w:sz w:val="18"/>
+              <w:szCs w:val="18"/>
+            </w:rPr>
+            <w:t>currencyName</w:t>
+          </w:r>
+        </w:p>
+      </w:tc>
+      <w:tc>
+        <w:tcPr>
+          <w:tcW w:w="1600" w:type="dxa"/>
+        </w:tcPr>
+        <w:p>
+          <w:pPr>
+            <w:spacing w:after="40" w:before="40" w:line="250"/>
+          </w:pPr>
+          <w:r>
+            <w:rPr>
+              <w:rFonts w:ascii="Courier New" w:cs="Courier New" w:eastAsia="Courier New" w:hAnsi="Courier New"/>
+              <w:color w:val="1E293B"/>
+              <w:sz w:val="18"/>
+              <w:szCs w:val="18"/>
+            </w:rPr>
+            <w:t>String</w:t>
+          </w:r>
+        </w:p>
+      </w:tc>
+      <w:tc>
+        <w:tcPr>
+          <w:tcW w:w="5300" w:type="dxa"/>
+        </w:tcPr>
+        <w:p>
+          <w:pPr>
+            <w:spacing w:after="40" w:before="40" w:line="250"/>
+          </w:pPr>
+          <w:r>
+            <w:rPr>
+              <w:rFonts w:ascii="Calibri" w:cs="Calibri" w:eastAsia="Calibri" w:hAnsi="Calibri"/>
+              <w:color w:val="1E293B"/>
+              <w:sz w:val="18"/>
+              <w:szCs w:val="18"/>
+            </w:rPr>
+            <w:t>Human-readable currency name</w:t>
+          </w:r>
+        </w:p>
+      </w:tc>
+      <w:tc>
+        <w:tcPr>
+          <w:tcW w:w="2400" w:type="dxa"/>
+        </w:tcPr>
+        <w:p>
+          <w:pPr>
+            <w:spacing w:after="40" w:before="40" w:line="250"/>
+          </w:pPr>
+          <w:r>
+            <w:rPr>
+              <w:rFonts w:ascii="Courier New" w:cs="Courier New" w:eastAsia="Courier New" w:hAnsi="Courier New"/>
+              <w:color w:val="1E293B"/>
+              <w:sz w:val="18"/>
+              <w:szCs w:val="18"/>
+            </w:rPr>
+            <w:t>currencyRate</w:t>
+          </w:r>
+        </w:p>
+      </w:tc>
+      <w:tc>
+        <w:tcPr>
+          <w:tcW w:w="1600" w:type="dxa"/>
+        </w:tcPr>
+        <w:p>
+          <w:pPr>
+            <w:spacing w:after="40" w:before="40" w:line="250"/>
+          </w:pPr>
+          <w:r>
+            <w:rPr>
+              <w:rFonts w:ascii="Courier New" w:cs="Courier New" w:eastAsia="Courier New" w:hAnsi="Courier New"/>
+              <w:color w:val="1E293B"/>
+              <w:sz w:val="18"/>
+              <w:szCs w:val="18"/>
+            </w:rPr>
+            <w:t>BigDecimal</w:t>
+          </w:r>
+        </w:p>
+      </w:tc>
+      <w:tc>
+        <w:tcPr>
+          <w:tcW w:w="5300" w:type="dxa"/>
+        </w:tcPr>
+        <w:p>
+          <w:pPr>
+            <w:spacing w:after="40" w:before="40" w:line="250"/>
+          </w:pPr>
+          <w:r>
+            <w:rPr>
+              <w:rFonts w:ascii="Calibri" w:cs="Calibri" w:eastAsia="Calibri" w:hAnsi="Calibri"/>
+              <w:color w:val="1E293B"/>
+              <w:sz w:val="18"/>
+              <w:szCs w:val="18"/>
+            </w:rPr>
+            <w:t>Exchange rate to base currency (default: 1)</w:t>
+          </w:r>
+        </w:p>
+      </w:tc>
+      <w:tc>
+        <w:tcPr>
+          <w:tcW w:w="2400" w:type="dxa"/>
+        </w:tcPr>
+        <w:p>
+          <w:pPr>
+            <w:spacing w:after="40" w:before="40" w:line="250"/>
+          </w:pPr>
+          <w:r>
+            <w:rPr>
+              <w:rFonts w:ascii="Courier New" w:cs="Courier New" w:eastAsia="Courier New" w:hAnsi="Courier New"/>
+              <w:color w:val="1E293B"/>
+              <w:sz w:val="18"/>
+              <w:szCs w:val="18"/>
+            </w:rPr>
+            <w:t>mkrId</w:t>
+          </w:r>
+        </w:p>
+      </w:tc>
+      <w:tc>
+        <w:tcPr>
+          <w:tcW w:w="1600" w:type="dxa"/>
+        </w:tcPr>
+        <w:p>
+          <w:pPr>
+            <w:spacing w:after="40" w:before="40" w:line="250"/>
+          </w:pPr>
+          <w:r>
+            <w:rPr>
+              <w:rFonts w:ascii="Courier New" w:cs="Courier New" w:eastAsia="Courier New" w:hAnsi="Courier New"/>
+              <w:color w:val="1E293B"/>
+              <w:sz w:val="18"/>
+              <w:szCs w:val="18"/>
+            </w:rPr>
+            <w:t>String</w:t>
+          </w:r>
+        </w:p>
+      </w:tc>
+      <w:tc>
+        <w:tcPr>
+          <w:tcW w:w="5300" w:type="dxa"/>
+        </w:tcPr>
+        <w:p>
+          <w:pPr>
+            <w:spacing w:after="40" w:before="40" w:line="250"/>
+          </w:pPr>
+          <w:r>
+            <w:rPr>
+              <w:rFonts w:ascii="Calibri" w:cs="Calibri" w:eastAsia="Calibri" w:hAnsi="Calibri"/>
+              <w:color w:val="1E293B"/>
+              <w:sz w:val="18"/>
+              <w:szCs w:val="18"/>
+            </w:rPr>
+            <w:t>MKR (Central Credit Registry) internal identifier</w:t>
+          </w:r>
+        </w:p>
+      </w:tc>
+      <w:tc>
+        <w:tcPr>
+          <w:tcW w:w="2400" w:type="dxa"/>
+        </w:tcPr>
+        <w:p>
+          <w:pPr>
+            <w:spacing w:after="40" w:before="40" w:line="250"/>
+          </w:pPr>
+          <w:r>
+            <w:rPr>
+              <w:rFonts w:ascii="Courier New" w:cs="Courier New" w:eastAsia="Courier New" w:hAnsi="Courier New"/>
+              <w:color w:val="1E293B"/>
+              <w:sz w:val="18"/>
+              <w:szCs w:val="18"/>
+            </w:rPr>
+            <w:t>collateralCode</w:t>
+          </w:r>
+        </w:p>
+      </w:tc>
+      <w:tc>
+        <w:tcPr>
+          <w:tcW w:w="1600" w:type="dxa"/>
+        </w:tcPr>
+        <w:p>
+          <w:pPr>
+            <w:spacing w:after="40" w:before="40" w:line="250"/>
+          </w:pPr>
+          <w:r>
+            <w:rPr>
+              <w:rFonts w:ascii="Courier New" w:cs="Courier New" w:eastAsia="Courier New" w:hAnsi="Courier New"/>
+              <w:color w:val="1E293B"/>
+              <w:sz w:val="18"/>
+              <w:szCs w:val="18"/>
+            </w:rPr>
+            <w:t>String</w:t>
+          </w:r>
+        </w:p>
+      </w:tc>
+      <w:tc>
+        <w:tcPr>
+          <w:tcW w:w="5300" w:type="dxa"/>
+        </w:tcPr>
+        <w:p>
+          <w:pPr>
+            <w:spacing w:after="40" w:before="40" w:line="250"/>
+          </w:pPr>
+          <w:r>
+            <w:rPr>
+              <w:rFonts w:ascii="Calibri" w:cs="Calibri" w:eastAsia="Calibri" w:hAnsi="Calibri"/>
+              <w:color w:val="1E293B"/>
+              <w:sz w:val="18"/>
+              <w:szCs w:val="18"/>
+            </w:rPr>
+            <w:t>Collateral type: 001=Real Estate, 002=Movable, 003=Cash, 004=Guarantee, 005=Warranty, 006=Other, 007=Unsecured</w:t>
+          </w:r>
+        </w:p>
+      </w:tc>
+      <w:tc>
+        <w:tcPr>
+          <w:tcW w:w="2400" w:type="dxa"/>
+        </w:tcPr>
+        <w:p>
+          <w:pPr>
+            <w:spacing w:after="40" w:before="40" w:line="250"/>
+          </w:pPr>
+          <w:r>
+            <w:rPr>
+              <w:rFonts w:ascii="Courier New" w:cs="Courier New" w:eastAsia="Courier New" w:hAnsi="Courier New"/>
+              <w:color w:val="1E293B"/>
+              <w:sz w:val="18"/>
+              <w:szCs w:val="18"/>
+            </w:rPr>
+            <w:t>collateralTypeName</w:t>
+          </w:r>
+        </w:p>
+      </w:tc>
+      <w:tc>
+        <w:tcPr>
+          <w:tcW w:w="1600" w:type="dxa"/>
+        </w:tcPr>
+        <w:p>
+          <w:pPr>
+            <w:spacing w:after="40" w:before="40" w:line="250"/>
+          </w:pPr>
+          <w:r>
+            <w:rPr>
+              <w:rFonts w:ascii="Courier New" w:cs="Courier New" w:eastAsia="Courier New" w:hAnsi="Courier New"/>
+              <w:color w:val="1E293B"/>
+              <w:sz w:val="18"/>
+              <w:szCs w:val="18"/>
+            </w:rPr>
+            <w:t>String</w:t>
+          </w:r>
+        </w:p>
+      </w:tc>
+      <w:tc>
+        <w:tcPr>
+          <w:tcW w:w="5300" w:type="dxa"/>
+        </w:tcPr>
+        <w:p>
+          <w:pPr>
+            <w:spacing w:after="40" w:before="40" w:line="250"/>
+          </w:pPr>
+          <w:r>
+            <w:rPr>
+              <w:rFonts w:ascii="Calibri" w:cs="Calibri" w:eastAsia="Calibri" w:hAnsi="Calibri"/>
+              <w:color w:val="1E293B"/>
+              <w:sz w:val="18"/>
+              <w:szCs w:val="18"/>
+            </w:rPr>
+            <w:t>Human-readable collateral type name</w:t>
+          </w:r>
+        </w:p>
+      </w:tc>
+      <w:tc>
+        <w:tcPr>
+          <w:tcW w:w="2400" w:type="dxa"/>
+        </w:tcPr>
+        <w:p>
+          <w:pPr>
+            <w:spacing w:after="40" w:before="40" w:line="250"/>
+          </w:pPr>
+          <w:r>
+            <w:rPr>
+              <w:rFonts w:ascii="Courier New" w:cs="Courier New" w:eastAsia="Courier New" w:hAnsi="Courier New"/>
+              <w:color w:val="1E293B"/>
+              <w:sz w:val="18"/>
+              <w:szCs w:val="18"/>
+            </w:rPr>
+            <w:t>collateralMarketValue</w:t>
+          </w:r>
+        </w:p>
+      </w:tc>
+      <w:tc>
+        <w:tcPr>
+          <w:tcW w:w="1600" w:type="dxa"/>
+        </w:tcPr>
+        <w:p>
+          <w:pPr>
+            <w:spacing w:after="40" w:before="40" w:line="250"/>
+          </w:pPr>
+          <w:r>
+            <w:rPr>
+              <w:rFonts w:ascii="Courier New" w:cs="Courier New" w:eastAsia="Courier New" w:hAnsi="Courier New"/>
+              <w:color w:val="1E293B"/>
+              <w:sz w:val="18"/>
+              <w:szCs w:val="18"/>
+            </w:rPr>
+            <w:t>BigDecimal</w:t>
+          </w:r>
+        </w:p>
+      </w:tc>
+      <w:tc>
+        <w:tcPr>
+          <w:tcW w:w="5300" w:type="dxa"/>
+        </w:tcPr>
+        <w:p>
+          <w:pPr>
+            <w:spacing w:after="40" w:before="40" w:line="250"/>
+          </w:pPr>
+          <w:r>
+            <w:rPr>
+              <w:rFonts w:ascii="Calibri" w:cs="Calibri" w:eastAsia="Calibri" w:hAnsi="Calibri"/>
+              <w:color w:val="1E293B"/>
+              <w:sz w:val="18"/>
+              <w:szCs w:val="18"/>
+            </w:rPr>
+            <w:t>Market value of collateral</w:t>
+          </w:r>
+        </w:p>
+      </w:tc>
+      <w:tc>
+        <w:tcPr>
+          <w:tcW w:w="2400" w:type="dxa"/>
+        </w:tcPr>
+        <w:p>
+          <w:pPr>
+            <w:spacing w:after="40" w:before="40" w:line="250"/>
+          </w:pPr>
+          <w:r>
+            <w:rPr>
+              <w:rFonts w:ascii="Courier New" w:cs="Courier New" w:eastAsia="Courier New" w:hAnsi="Courier New"/>
+              <w:color w:val="1E293B"/>
+              <w:sz w:val="18"/>
+              <w:szCs w:val="18"/>
+            </w:rPr>
+            <w:t>collateralRegistryAgency</w:t>
+          </w:r>
+        </w:p>
+      </w:tc>
+      <w:tc>
+        <w:tcPr>
+          <w:tcW w:w="1600" w:type="dxa"/>
+        </w:tcPr>
+        <w:p>
+          <w:pPr>
+            <w:spacing w:after="40" w:before="40" w:line="250"/>
+          </w:pPr>
+          <w:r>
+            <w:rPr>
+              <w:rFonts w:ascii="Courier New" w:cs="Courier New" w:eastAsia="Courier New" w:hAnsi="Courier New"/>
+              <w:color w:val="1E293B"/>
+              <w:sz w:val="18"/>
+              <w:szCs w:val="18"/>
+            </w:rPr>
+            <w:t>String</w:t>
+          </w:r>
+        </w:p>
+      </w:tc>
+      <w:tc>
+        <w:tcPr>
+          <w:tcW w:w="5300" w:type="dxa"/>
+        </w:tcPr>
+        <w:p>
+          <w:pPr>
+            <w:spacing w:after="40" w:before="40" w:line="250"/>
+          </w:pPr>
+          <w:r>
+            <w:rPr>
+              <w:rFonts w:ascii="Calibri" w:cs="Calibri" w:eastAsia="Calibri" w:hAnsi="Calibri"/>
+              <w:color w:val="1E293B"/>
+              <w:sz w:val="18"/>
+              <w:szCs w:val="18"/>
+            </w:rPr>
+            <w:t>Registry agency where collateral is registered</w:t>
+          </w:r>
+        </w:p>
+      </w:tc>
+      <w:tc>
+        <w:tcPr>
+          <w:tcW w:w="2400" w:type="dxa"/>
+        </w:tcPr>
+        <w:p>
+          <w:pPr>
+            <w:spacing w:after="40" w:before="40" w:line="250"/>
+          </w:pPr>
+          <w:r>
+            <w:rPr>
+              <w:rFonts w:ascii="Courier New" w:cs="Courier New" w:eastAsia="Courier New" w:hAnsi="Courier New"/>
+              <w:color w:val="1E293B"/>
+              <w:sz w:val="18"/>
+              <w:szCs w:val="18"/>
+            </w:rPr>
+            <w:t>collateralRegistryDate</w:t>
+          </w:r>
+        </w:p>
+      </w:tc>
+      <w:tc>
+        <w:tcPr>
+          <w:tcW w:w="1600" w:type="dxa"/>
+        </w:tcPr>
+        <w:p>
+          <w:pPr>
+            <w:spacing w:after="40" w:before="40" w:line="250"/>
+          </w:pPr>
+          <w:r>
+            <w:rPr>
+              <w:rFonts w:ascii="Courier New" w:cs="Courier New" w:eastAsia="Courier New" w:hAnsi="Courier New"/>
+              <w:color w:val="1E293B"/>
+              <w:sz w:val="18"/>
+              <w:szCs w:val="18"/>
+            </w:rPr>
+            <w:t>dateTime</w:t>
+          </w:r>
+        </w:p>
+      </w:tc>
+      <w:tc>
+        <w:tcPr>
+          <w:tcW w:w="5300" w:type="dxa"/>
+        </w:tcPr>
+        <w:p>
+          <w:pPr>
+            <w:spacing w:after="40" w:before="40" w:line="250"/>
+          </w:pPr>
+          <w:r>
+            <w:rPr>
+              <w:rFonts w:ascii="Calibri" w:cs="Calibri" w:eastAsia="Calibri" w:hAnsi="Calibri"/>
+              <w:color w:val="1E293B"/>
+              <w:sz w:val="18"/>
+              <w:szCs w:val="18"/>
+            </w:rPr>
+            <w:t>Date of collateral registration</w:t>
+          </w:r>
+        </w:p>
+      </w:tc>
+      <w:tc>
+        <w:tcPr>
+          <w:tcW w:w="2400" w:type="dxa"/>
+        </w:tcPr>
+        <w:p>
+          <w:pPr>
+            <w:spacing w:after="40" w:before="40" w:line="250"/>
+          </w:pPr>
+          <w:r>
+            <w:rPr>
+              <w:rFonts w:ascii="Courier New" w:cs="Courier New" w:eastAsia="Courier New" w:hAnsi="Courier New"/>
+              <w:color w:val="1E293B"/>
+              <w:sz w:val="18"/>
+              <w:szCs w:val="18"/>
+            </w:rPr>
+            <w:t>collateralRegistryNo</w:t>
+          </w:r>
+        </w:p>
+      </w:tc>
+      <w:tc>
+        <w:tcPr>
+          <w:tcW w:w="1600" w:type="dxa"/>
+        </w:tcPr>
+        <w:p>
+          <w:pPr>
+            <w:spacing w:after="40" w:before="40" w:line="250"/>
+          </w:pPr>
+          <w:r>
+            <w:rPr>
+              <w:rFonts w:ascii="Courier New" w:cs="Courier New" w:eastAsia="Courier New" w:hAnsi="Courier New"/>
+              <w:color w:val="1E293B"/>
+              <w:sz w:val="18"/>
+              <w:szCs w:val="18"/>
+            </w:rPr>
+            <w:t>String</w:t>
+          </w:r>
+        </w:p>
+      </w:tc>
+      <w:tc>
+        <w:tcPr>
+          <w:tcW w:w="5300" w:type="dxa"/>
+        </w:tcPr>
+        <w:p>
+          <w:pPr>
+            <w:spacing w:after="40" w:before="40" w:line="250"/>
+          </w:pPr>
+          <w:r>
+            <w:rPr>
+              <w:rFonts w:ascii="Calibri" w:cs="Calibri" w:eastAsia="Calibri" w:hAnsi="Calibri"/>
+              <w:color w:val="1E293B"/>
+              <w:sz w:val="18"/>
+              <w:szCs w:val="18"/>
+            </w:rPr>
+            <w:t>Collateral registry number</w:t>
+          </w:r>
+        </w:p>
+      </w:tc>
+      <w:tc>
+        <w:tcPr>
+          <w:tcW w:w="2400" w:type="dxa"/>
+        </w:tcPr>
+        <w:p>
+          <w:pPr>
+            <w:spacing w:after="40" w:before="40" w:line="250"/>
+          </w:pPr>
+          <w:r>
+            <w:rPr>
+              <w:rFonts w:ascii="Courier New" w:cs="Courier New" w:eastAsia="Courier New" w:hAnsi="Courier New"/>
+              <w:color w:val="1E293B"/>
+              <w:sz w:val="18"/>
+              <w:szCs w:val="18"/>
+            </w:rPr>
+            <w:t>collateralAnyInfo</w:t>
+          </w:r>
+        </w:p>
+      </w:tc>
+      <w:tc>
+        <w:tcPr>
+          <w:tcW w:w="1600" w:type="dxa"/>
+        </w:tcPr>
+        <w:p>
+          <w:pPr>
+            <w:spacing w:after="40" w:before="40" w:line="250"/>
+          </w:pPr>
+          <w:r>
+            <w:rPr>
+              <w:rFonts w:ascii="Courier New" w:cs="Courier New" w:eastAsia="Courier New" w:hAnsi="Courier New"/>
+              <w:color w:val="1E293B"/>
+              <w:sz w:val="18"/>
+              <w:szCs w:val="18"/>
+            </w:rPr>
+            <w:t>String</w:t>
+          </w:r>
+        </w:p>
+      </w:tc>
+      <w:tc>
+        <w:tcPr>
+          <w:tcW w:w="5300" w:type="dxa"/>
+        </w:tcPr>
+        <w:p>
+          <w:pPr>
+            <w:spacing w:after="40" w:before="40" w:line="250"/>
+          </w:pPr>
+          <w:r>
+            <w:rPr>
+              <w:rFonts w:ascii="Calibri" w:cs="Calibri" w:eastAsia="Calibri" w:hAnsi="Calibri"/>
+              <w:color w:val="1E293B"/>
+              <w:sz w:val="18"/>
+              <w:szCs w:val="18"/>
+            </w:rPr>
+            <w:t>Additional collateral information/notes</w:t>
+          </w:r>
+        </w:p>
+      </w:tc>
+      <w:tc>
+        <w:tcPr>
+          <w:tcW w:w="2400" w:type="dxa"/>
+        </w:tcPr>
+        <w:p>
+          <w:pPr>
+            <w:spacing w:after="40" w:before="40" w:line="250"/>
+          </w:pPr>
+          <w:r>
+            <w:rPr>
+              <w:rFonts w:ascii="Courier New" w:cs="Courier New" w:eastAsia="Courier New" w:hAnsi="Courier New"/>
+              <w:color w:val="1E293B"/>
+              <w:sz w:val="18"/>
+              <w:szCs w:val="18"/>
+            </w:rPr>
+            <w:t>history</w:t>
+          </w:r>
+        </w:p>
+      </w:tc>
+      <w:tc>
+        <w:tcPr>
+          <w:tcW w:w="1600" w:type="dxa"/>
+        </w:tcPr>
+        <w:p>
+          <w:pPr>
+            <w:spacing w:after="40" w:before="40" w:line="250"/>
+          </w:pPr>
+          <w:r>
+            <w:rPr>
+              <w:rFonts w:ascii="Courier New" w:cs="Courier New" w:eastAsia="Courier New" w:hAnsi="Courier New"/>
+              <w:color w:val="1E293B"/>
+              <w:sz w:val="18"/>
+              <w:szCs w:val="18"/>
+            </w:rPr>
+            <w:t>LiabilityHistoryWrapper</w:t>
+          </w:r>
+        </w:p>
+      </w:tc>
+      <w:tc>
+        <w:tcPr>
+          <w:tcW w:w="5300" w:type="dxa"/>
+        </w:tcPr>
+        <w:p>
+          <w:pPr>
+            <w:spacing w:after="40" w:before="40" w:line="250"/>
+          </w:pPr>
+          <w:r>
+            <w:rPr>
+              <w:rFonts w:ascii="Calibri" w:cs="Calibri" w:eastAsia="Calibri" w:hAnsi="Calibri"/>
+              <w:color w:val="1E293B"/>
+              <w:sz w:val="18"/>
+              <w:szCs w:val="18"/>
+            </w:rPr>
+            <w:t>Nested object with List of CreditHistoryLine items (monthly overdue history)</w:t>
+          </w:r>
+        </w:p>
+      </w:tc>
+    </w:tbl>
+    <w:p>
+      <w:pPr>
+        <w:spacing w:after="200" w:before="200"/>
+      </w:pPr>
+    </w:p>
+    <w:p>
+      <w:pPr>
+        <w:pStyle w:val="Heading2"/>
+        <w:spacing w:after="200" w:before="400"/>
+      </w:pPr>
+      <w:r>
+        <w:rPr>
+          <w:rFonts w:ascii="Times New Roman" w:cs="Times New Roman" w:eastAsia="Times New Roman" w:hAnsi="Times New Roman"/>
+          <w:b/>
+          <w:bCs/>
+          <w:color w:val="020617"/>
+          <w:sz w:val="28"/>
+          <w:szCs w:val="28"/>
+        </w:rPr>
+        <w:t xml:space="preserve">3.8 CreditHistoryLine (Kredit Tarixcəsi) Field-ləri</w:t>
+      </w:r>
+    </w:p>
+    <w:p>
+      <w:pPr>
+        <w:spacing w:after="80" w:before="80"/>
+      </w:pPr>
+      <w:r>
+        <w:rPr>
+          <w:rFonts w:ascii="Calibri" w:cs="Calibri" w:eastAsia="Calibri" w:hAnsi="Calibri"/>
+          <w:i/>
+          <w:iCs/>
+          <w:color w:val="64748B"/>
+          <w:sz w:val="18"/>
+          <w:szCs w:val="18"/>
+        </w:rPr>
+        <w:t xml:space="preserve">Cədvəl 3.7 — CreditHistoryLine obyektinin field-ləri (history.historyItem daxildir)</w:t>
+      </w:r>
+    </w:p>
+    <w:tbl>
+      <w:tblPr>
+        <w:tblStyle w:val="TableGrid"/>
+        <w:tblW w:w="0" w:type="auto"/>
+        <w:tblBorders>
+          <w:top w:val="single" w:sz="12" w:color="9AA6B2"/>
+          <w:bottom w:val="single" w:sz="12" w:color="9AA6B2"/>
+          <w:insideH w:val="single" w:sz="4" w:color="D1D5DB"/>
+          <w:left w:val="nil"/>
+          <w:right w:val="nil"/>
+        </w:tblBorders>
+      </w:tblPr>
+      <w:tblGrid>
+        <w:gridCol w:w="2400"/>
+        <w:gridCol w:w="1600"/>
+        <w:gridCol w:w="5300"/>
+      </w:tblGrid>
+      <w:tc>
+        <w:tcPr>
+          <w:tcW w:w="2400" w:type="dxa"/>
+          <w:shd w:fill="020617" w:val="clear"/>
+        </w:tcPr>
+        <w:p>
+          <w:pPr>
+            <w:spacing w:after="60" w:before="60" w:line="250"/>
+            <w:jc w:val="left"/>
+          </w:pPr>
+          <w:r>
+            <w:rPr>
+              <w:rFonts w:ascii="Calibri" w:cs="Calibri" w:eastAsia="Calibri" w:hAnsi="Calibri"/>
+              <w:b/>
+              <w:bCs/>
+              <w:color w:val="FFFFFF"/>
+              <w:sz w:val="19"/>
+              <w:szCs w:val="19"/>
+            </w:rPr>
+            <w:t>Field Name</w:t>
+          </w:r>
+        </w:p>
+      </w:tc>
+      <w:tc>
+        <w:tcPr>
+          <w:tcW w:w="1600" w:type="dxa"/>
+          <w:shd w:fill="020617" w:val="clear"/>
+        </w:tcPr>
+        <w:p>
+          <w:pPr>
+            <w:spacing w:after="60" w:before="60" w:line="250"/>
+            <w:jc w:val="left"/>
+          </w:pPr>
+          <w:r>
+            <w:rPr>
+              <w:rFonts w:ascii="Calibri" w:cs="Calibri" w:eastAsia="Calibri" w:hAnsi="Calibri"/>
+              <w:b/>
+              <w:bCs/>
+              <w:color w:val="FFFFFF"/>
+              <w:sz w:val="19"/>
+              <w:szCs w:val="19"/>
+            </w:rPr>
+            <w:t>Type</w:t>
+          </w:r>
+        </w:p>
+      </w:tc>
+      <w:tc>
+        <w:tcPr>
+          <w:tcW w:w="5300" w:type="dxa"/>
+          <w:shd w:fill="020617" w:val="clear"/>
+        </w:tcPr>
+        <w:p>
+          <w:pPr>
+            <w:spacing w:after="60" w:before="60" w:line="250"/>
+            <w:jc w:val="left"/>
+          </w:pPr>
+          <w:r>
+            <w:rPr>
+              <w:rFonts w:ascii="Calibri" w:cs="Calibri" w:eastAsia="Calibri" w:hAnsi="Calibri"/>
+              <w:b/>
+              <w:bCs/>
+              <w:color w:val="FFFFFF"/>
+              <w:sz w:val="19"/>
+              <w:szCs w:val="19"/>
+            </w:rPr>
+            <w:t>Description (EN)</w:t>
+          </w:r>
+        </w:p>
+      </w:tc>
+      <w:tc>
+        <w:tcPr>
+          <w:tcW w:w="2400" w:type="dxa"/>
+        </w:tcPr>
+        <w:p>
+          <w:pPr>
+            <w:spacing w:after="40" w:before="40" w:line="250"/>
+          </w:pPr>
+          <w:r>
+            <w:rPr>
+              <w:rFonts w:ascii="Courier New" w:cs="Courier New" w:eastAsia="Courier New" w:hAnsi="Courier New"/>
+              <w:color w:val="1E293B"/>
+              <w:sz w:val="18"/>
+              <w:szCs w:val="18"/>
+            </w:rPr>
+            <w:t>overdueDays</w:t>
+          </w:r>
+        </w:p>
+      </w:tc>
+      <w:tc>
+        <w:tcPr>
+          <w:tcW w:w="1600" w:type="dxa"/>
+        </w:tcPr>
+        <w:p>
+          <w:pPr>
+            <w:spacing w:after="40" w:before="40" w:line="250"/>
+          </w:pPr>
+          <w:r>
+            <w:rPr>
+              <w:rFonts w:ascii="Courier New" w:cs="Courier New" w:eastAsia="Courier New" w:hAnsi="Courier New"/>
+              <w:color w:val="1E293B"/>
+              <w:sz w:val="18"/>
+              <w:szCs w:val="18"/>
+            </w:rPr>
+            <w:t>Long</w:t>
+          </w:r>
+        </w:p>
+      </w:tc>
+      <w:tc>
+        <w:tcPr>
+          <w:tcW w:w="5300" w:type="dxa"/>
+        </w:tcPr>
+        <w:p>
+          <w:pPr>
+            <w:spacing w:after="40" w:before="40" w:line="250"/>
+          </w:pPr>
+          <w:r>
+            <w:rPr>
+              <w:rFonts w:ascii="Calibri" w:cs="Calibri" w:eastAsia="Calibri" w:hAnsi="Calibri"/>
+              <w:color w:val="1E293B"/>
+              <w:sz w:val="18"/>
+              <w:szCs w:val="18"/>
+            </w:rPr>
+            <w:t>Number of overdue days in this reporting period; used in max-overdue calculations (MKR indicators 29, 30, 31)</w:t>
+          </w:r>
+        </w:p>
+      </w:tc>
+      <w:tc>
+        <w:tcPr>
+          <w:tcW w:w="2400" w:type="dxa"/>
+        </w:tcPr>
+        <w:p>
+          <w:pPr>
+            <w:spacing w:after="40" w:before="40" w:line="250"/>
+          </w:pPr>
+          <w:r>
+            <w:rPr>
+              <w:rFonts w:ascii="Courier New" w:cs="Courier New" w:eastAsia="Courier New" w:hAnsi="Courier New"/>
+              <w:color w:val="1E293B"/>
+              <w:sz w:val="18"/>
+              <w:szCs w:val="18"/>
+            </w:rPr>
+            <w:t>reportingPeriod</w:t>
+          </w:r>
+        </w:p>
+      </w:tc>
+      <w:tc>
+        <w:tcPr>
+          <w:tcW w:w="1600" w:type="dxa"/>
+        </w:tcPr>
+        <w:p>
+          <w:pPr>
+            <w:spacing w:after="40" w:before="40" w:line="250"/>
+          </w:pPr>
+          <w:r>
+            <w:rPr>
+              <w:rFonts w:ascii="Courier New" w:cs="Courier New" w:eastAsia="Courier New" w:hAnsi="Courier New"/>
+              <w:color w:val="1E293B"/>
+              <w:sz w:val="18"/>
+              <w:szCs w:val="18"/>
+            </w:rPr>
+            <w:t>String</w:t>
+          </w:r>
+        </w:p>
+      </w:tc>
+      <w:tc>
+        <w:tcPr>
+          <w:tcW w:w="5300" w:type="dxa"/>
+        </w:tcPr>
+        <w:p>
+          <w:pPr>
+            <w:spacing w:after="40" w:before="40" w:line="250"/>
+          </w:pPr>
+          <w:r>
+            <w:rPr>
+              <w:rFonts w:ascii="Calibri" w:cs="Calibri" w:eastAsia="Calibri" w:hAnsi="Calibri"/>
+              <w:color w:val="1E293B"/>
+              <w:sz w:val="18"/>
+              <w:szCs w:val="18"/>
+            </w:rPr>
+            <w:t>Reporting period in format MMxYYYY (e.g., 06x2024); Clojure transforms to MM.YY</w:t>
+          </w:r>
+        </w:p>
+      </w:tc>
+      <w:tc>
+        <w:tcPr>
+          <w:tcW w:w="2400" w:type="dxa"/>
+        </w:tcPr>
+        <w:p>
+          <w:pPr>
+            <w:spacing w:after="40" w:before="40" w:line="250"/>
+          </w:pPr>
+          <w:r>
+            <w:rPr>
+              <w:rFonts w:ascii="Courier New" w:cs="Courier New" w:eastAsia="Courier New" w:hAnsi="Courier New"/>
+              <w:color w:val="1E293B"/>
+              <w:sz w:val="18"/>
+              <w:szCs w:val="18"/>
+            </w:rPr>
+            <w:t>creditStatus</w:t>
+          </w:r>
+        </w:p>
+      </w:tc>
+      <w:tc>
+        <w:tcPr>
+          <w:tcW w:w="1600" w:type="dxa"/>
+        </w:tcPr>
+        <w:p>
+          <w:pPr>
+            <w:spacing w:after="40" w:before="40" w:line="250"/>
+          </w:pPr>
+          <w:r>
+            <w:rPr>
+              <w:rFonts w:ascii="Courier New" w:cs="Courier New" w:eastAsia="Courier New" w:hAnsi="Courier New"/>
+              <w:color w:val="1E293B"/>
+              <w:sz w:val="18"/>
+              <w:szCs w:val="18"/>
+            </w:rPr>
+            <w:t>String</w:t>
+          </w:r>
+        </w:p>
+      </w:tc>
+      <w:tc>
+        <w:tcPr>
+          <w:tcW w:w="5300" w:type="dxa"/>
+        </w:tcPr>
+        <w:p>
+          <w:pPr>
+            <w:spacing w:after="40" w:before="40" w:line="250"/>
+          </w:pPr>
+          <w:r>
+            <w:rPr>
+              <w:rFonts w:ascii="Calibri" w:cs="Calibri" w:eastAsia="Calibri" w:hAnsi="Calibri"/>
+              <w:color w:val="1E293B"/>
+              <w:sz w:val="18"/>
+              <w:szCs w:val="18"/>
+            </w:rPr>
+            <w:t>Credit status as of this reporting period</w:t>
+          </w:r>
+        </w:p>
+      </w:tc>
+    </w:tbl>
+    <w:p>
+      <w:pPr>
+        <w:spacing w:after="200" w:before="200"/>
+      </w:pPr>
+    </w:p>
+    <w:p>
+      <w:pPr>
+        <w:pStyle w:val="Heading2"/>
+        <w:spacing w:after="200" w:before="400"/>
+      </w:pPr>
+      <w:r>
+        <w:rPr>
+          <w:rFonts w:ascii="Times New Roman" w:cs="Times New Roman" w:eastAsia="Times New Roman" w:hAnsi="Times New Roman"/>
+          <w:b/>
+          <w:bCs/>
+          <w:color w:val="020617"/>
+          <w:sz w:val="28"/>
+          <w:szCs w:val="28"/>
+        </w:rPr>
+        <w:t xml:space="preserve">3.9 Field Descriptions (English)</w:t>
       </w:r>
     </w:p>
     <w:p>
@@ -11659,7 +14189,7 @@
           <w:sz w:val="20"/>
           <w:szCs w:val="20"/>
         </w:rPr>
-        <w:t xml:space="preserve">Contains both active (liabilityOut) and historical (liabilityIn) credit obligations. Each liability includes monthlyPaymentAmount and currency, used by Clojure scoring to calculate total monthly obligations.</w:t>
+        <w:t xml:space="preserve">Wrapper (LiabilityWrapper) containing a list of all credit obligations, both active and closed. Each Liability object contains 37 fields: id, bankId, bankName, accountNo, creditType, creditTypeName, orgIDType, grantedOn, initialAmount, lineAmount, daysInterestOverdue, daysMainSumOverdue, contractDueOn, interestRate, lastUpdatedDate, lastPaymentDate, outstandingDebtMain, outstandingDebtInterest, monthlyPaymentAmount, prolongations, creditStatus, creditStatusName, creditStatusCloseDate, creditPurpose, creditPurposeName, currency, currencyName, currencyRate, mkrId, collateralCode, collateralTypeName, collateralMarketValue, collateralRegistryAgency, collateralRegistryDate, collateralRegistryNo, collateralAnyInfo, history (nested CreditHistoryLine list). Classification: Active = creditStatus in 002-009/011 AND creditStatusCloseDate is NULL; Closed = creditStatus is 001 OR (active status AND closeDate is NOT NULL). Key scoring fields: monthlyPaymentAmount + currency (summed for total monthly obligations); outstandingDebtMain (DTI ratios); creditStatus (active/closed). See Tables 3.6 and 3.7 for complete field list.</w:t>
       </w:r>
     </w:p>
     <w:p>
@@ -12935,6 +15465,771 @@
           <w:szCs w:val="18"/>
         </w:rPr>
         <w:t xml:space="preserve">        &lt;balance&gt;150.00&lt;/balance&gt;</w:t>
+      </w:r>
+    </w:p>
+    <w:p>
+      <w:pPr>
+        <w:spacing w:after="80" w:before="80" w:line="250"/>
+        <w:ind w:left="360"/>
+      </w:pPr>
+      <w:r>
+        <w:rPr>
+          <w:rFonts w:ascii="Courier New" w:cs="Courier New" w:eastAsia="Courier New" w:hAnsi="Courier New"/>
+          <w:color w:val="334155"/>
+          <w:sz w:val="18"/>
+          <w:szCs w:val="18"/>
+        </w:rPr>
+        <w:t xml:space="preserve">      &lt;liabilities&gt;</w:t>
+      </w:r>
+    </w:p>
+    <w:p>
+      <w:pPr>
+        <w:spacing w:after="80" w:before="80" w:line="250"/>
+        <w:ind w:left="360"/>
+      </w:pPr>
+      <w:r>
+        <w:rPr>
+          <w:rFonts w:ascii="Courier New" w:cs="Courier New" w:eastAsia="Courier New" w:hAnsi="Courier New"/>
+          <w:color w:val="334155"/>
+          <w:sz w:val="18"/>
+          <w:szCs w:val="18"/>
+        </w:rPr>
+        <w:t xml:space="preserve">        &lt;liability&gt;</w:t>
+      </w:r>
+    </w:p>
+    <w:p>
+      <w:pPr>
+        <w:spacing w:after="80" w:before="80" w:line="250"/>
+        <w:ind w:left="360"/>
+      </w:pPr>
+      <w:r>
+        <w:rPr>
+          <w:rFonts w:ascii="Courier New" w:cs="Courier New" w:eastAsia="Courier New" w:hAnsi="Courier New"/>
+          <w:color w:val="334155"/>
+          <w:sz w:val="18"/>
+          <w:szCs w:val="18"/>
+        </w:rPr>
+        <w:t xml:space="preserve">          &lt;id&gt;L-001&lt;/id&gt;</w:t>
+      </w:r>
+    </w:p>
+    <w:p>
+      <w:pPr>
+        <w:spacing w:after="80" w:before="80" w:line="250"/>
+        <w:ind w:left="360"/>
+      </w:pPr>
+      <w:r>
+        <w:rPr>
+          <w:rFonts w:ascii="Courier New" w:cs="Courier New" w:eastAsia="Courier New" w:hAnsi="Courier New"/>
+          <w:color w:val="334155"/>
+          <w:sz w:val="18"/>
+          <w:szCs w:val="18"/>
+        </w:rPr>
+        <w:t xml:space="preserve">          &lt;bankId&gt;BANK001&lt;/bankId&gt;</w:t>
+      </w:r>
+    </w:p>
+    <w:p>
+      <w:pPr>
+        <w:spacing w:after="80" w:before="80" w:line="250"/>
+        <w:ind w:left="360"/>
+      </w:pPr>
+      <w:r>
+        <w:rPr>
+          <w:rFonts w:ascii="Courier New" w:cs="Courier New" w:eastAsia="Courier New" w:hAnsi="Courier New"/>
+          <w:color w:val="334155"/>
+          <w:sz w:val="18"/>
+          <w:szCs w:val="18"/>
+        </w:rPr>
+        <w:t xml:space="preserve">          &lt;bankName&gt;Bank A&lt;/bankName&gt;</w:t>
+      </w:r>
+    </w:p>
+    <w:p>
+      <w:pPr>
+        <w:spacing w:after="80" w:before="80" w:line="250"/>
+        <w:ind w:left="360"/>
+      </w:pPr>
+      <w:r>
+        <w:rPr>
+          <w:rFonts w:ascii="Courier New" w:cs="Courier New" w:eastAsia="Courier New" w:hAnsi="Courier New"/>
+          <w:color w:val="334155"/>
+          <w:sz w:val="18"/>
+          <w:szCs w:val="18"/>
+        </w:rPr>
+        <w:t xml:space="preserve">          &lt;accountNo&gt;ACC-123456&lt;/accountNo&gt;</w:t>
+      </w:r>
+    </w:p>
+    <w:p>
+      <w:pPr>
+        <w:spacing w:after="80" w:before="80" w:line="250"/>
+        <w:ind w:left="360"/>
+      </w:pPr>
+      <w:r>
+        <w:rPr>
+          <w:rFonts w:ascii="Courier New" w:cs="Courier New" w:eastAsia="Courier New" w:hAnsi="Courier New"/>
+          <w:color w:val="334155"/>
+          <w:sz w:val="18"/>
+          <w:szCs w:val="18"/>
+        </w:rPr>
+        <w:t xml:space="preserve">          &lt;creditType&gt;001&lt;/creditType&gt;</w:t>
+      </w:r>
+    </w:p>
+    <w:p>
+      <w:pPr>
+        <w:spacing w:after="80" w:before="80" w:line="250"/>
+        <w:ind w:left="360"/>
+      </w:pPr>
+      <w:r>
+        <w:rPr>
+          <w:rFonts w:ascii="Courier New" w:cs="Courier New" w:eastAsia="Courier New" w:hAnsi="Courier New"/>
+          <w:color w:val="334155"/>
+          <w:sz w:val="18"/>
+          <w:szCs w:val="18"/>
+        </w:rPr>
+        <w:t xml:space="preserve">          &lt;creditTypeName&gt;Kredit&lt;/creditTypeName&gt;</w:t>
+      </w:r>
+    </w:p>
+    <w:p>
+      <w:pPr>
+        <w:spacing w:after="80" w:before="80" w:line="250"/>
+        <w:ind w:left="360"/>
+      </w:pPr>
+      <w:r>
+        <w:rPr>
+          <w:rFonts w:ascii="Courier New" w:cs="Courier New" w:eastAsia="Courier New" w:hAnsi="Courier New"/>
+          <w:color w:val="334155"/>
+          <w:sz w:val="18"/>
+          <w:szCs w:val="18"/>
+        </w:rPr>
+        <w:t xml:space="preserve">          &lt;grantedOn&gt;2024-06-15T00:00:00&lt;/grantedOn&gt;</w:t>
+      </w:r>
+    </w:p>
+    <w:p>
+      <w:pPr>
+        <w:spacing w:after="80" w:before="80" w:line="250"/>
+        <w:ind w:left="360"/>
+      </w:pPr>
+      <w:r>
+        <w:rPr>
+          <w:rFonts w:ascii="Courier New" w:cs="Courier New" w:eastAsia="Courier New" w:hAnsi="Courier New"/>
+          <w:color w:val="334155"/>
+          <w:sz w:val="18"/>
+          <w:szCs w:val="18"/>
+        </w:rPr>
+        <w:t xml:space="preserve">          &lt;initialAmount&gt;5000.00&lt;/initialAmount&gt;</w:t>
+      </w:r>
+    </w:p>
+    <w:p>
+      <w:pPr>
+        <w:spacing w:after="80" w:before="80" w:line="250"/>
+        <w:ind w:left="360"/>
+      </w:pPr>
+      <w:r>
+        <w:rPr>
+          <w:rFonts w:ascii="Courier New" w:cs="Courier New" w:eastAsia="Courier New" w:hAnsi="Courier New"/>
+          <w:color w:val="334155"/>
+          <w:sz w:val="18"/>
+          <w:szCs w:val="18"/>
+        </w:rPr>
+        <w:t xml:space="preserve">          &lt;lineAmount/&gt;</w:t>
+      </w:r>
+    </w:p>
+    <w:p>
+      <w:pPr>
+        <w:spacing w:after="80" w:before="80" w:line="250"/>
+        <w:ind w:left="360"/>
+      </w:pPr>
+      <w:r>
+        <w:rPr>
+          <w:rFonts w:ascii="Courier New" w:cs="Courier New" w:eastAsia="Courier New" w:hAnsi="Courier New"/>
+          <w:color w:val="334155"/>
+          <w:sz w:val="18"/>
+          <w:szCs w:val="18"/>
+        </w:rPr>
+        <w:t xml:space="preserve">          &lt;daysInterestOverdue&gt;0&lt;/daysInterestOverdue&gt;</w:t>
+      </w:r>
+    </w:p>
+    <w:p>
+      <w:pPr>
+        <w:spacing w:after="80" w:before="80" w:line="250"/>
+        <w:ind w:left="360"/>
+      </w:pPr>
+      <w:r>
+        <w:rPr>
+          <w:rFonts w:ascii="Courier New" w:cs="Courier New" w:eastAsia="Courier New" w:hAnsi="Courier New"/>
+          <w:color w:val="334155"/>
+          <w:sz w:val="18"/>
+          <w:szCs w:val="18"/>
+        </w:rPr>
+        <w:t xml:space="preserve">          &lt;daysMainSumOverdue&gt;0&lt;/daysMainSumOverdue&gt;</w:t>
+      </w:r>
+    </w:p>
+    <w:p>
+      <w:pPr>
+        <w:spacing w:after="80" w:before="80" w:line="250"/>
+        <w:ind w:left="360"/>
+      </w:pPr>
+      <w:r>
+        <w:rPr>
+          <w:rFonts w:ascii="Courier New" w:cs="Courier New" w:eastAsia="Courier New" w:hAnsi="Courier New"/>
+          <w:color w:val="334155"/>
+          <w:sz w:val="18"/>
+          <w:szCs w:val="18"/>
+        </w:rPr>
+        <w:t xml:space="preserve">          &lt;contractDueOn&gt;2027-06-15T00:00:00&lt;/contractDueOn&gt;</w:t>
+      </w:r>
+    </w:p>
+    <w:p>
+      <w:pPr>
+        <w:spacing w:after="80" w:before="80" w:line="250"/>
+        <w:ind w:left="360"/>
+      </w:pPr>
+      <w:r>
+        <w:rPr>
+          <w:rFonts w:ascii="Courier New" w:cs="Courier New" w:eastAsia="Courier New" w:hAnsi="Courier New"/>
+          <w:color w:val="334155"/>
+          <w:sz w:val="18"/>
+          <w:szCs w:val="18"/>
+        </w:rPr>
+        <w:t xml:space="preserve">          &lt;interestRate&gt;12.50&lt;/interestRate&gt;</w:t>
+      </w:r>
+    </w:p>
+    <w:p>
+      <w:pPr>
+        <w:spacing w:after="80" w:before="80" w:line="250"/>
+        <w:ind w:left="360"/>
+      </w:pPr>
+      <w:r>
+        <w:rPr>
+          <w:rFonts w:ascii="Courier New" w:cs="Courier New" w:eastAsia="Courier New" w:hAnsi="Courier New"/>
+          <w:color w:val="334155"/>
+          <w:sz w:val="18"/>
+          <w:szCs w:val="18"/>
+        </w:rPr>
+        <w:t xml:space="preserve">          &lt;lastUpdatedDate&gt;2026-04-01T00:00:00&lt;/lastUpdatedDate&gt;</w:t>
+      </w:r>
+    </w:p>
+    <w:p>
+      <w:pPr>
+        <w:spacing w:after="80" w:before="80" w:line="250"/>
+        <w:ind w:left="360"/>
+      </w:pPr>
+      <w:r>
+        <w:rPr>
+          <w:rFonts w:ascii="Courier New" w:cs="Courier New" w:eastAsia="Courier New" w:hAnsi="Courier New"/>
+          <w:color w:val="334155"/>
+          <w:sz w:val="18"/>
+          <w:szCs w:val="18"/>
+        </w:rPr>
+        <w:t xml:space="preserve">          &lt;lastPaymentDate&gt;2026-03-15T00:00:00&lt;/lastPaymentDate&gt;</w:t>
+      </w:r>
+    </w:p>
+    <w:p>
+      <w:pPr>
+        <w:spacing w:after="80" w:before="80" w:line="250"/>
+        <w:ind w:left="360"/>
+      </w:pPr>
+      <w:r>
+        <w:rPr>
+          <w:rFonts w:ascii="Courier New" w:cs="Courier New" w:eastAsia="Courier New" w:hAnsi="Courier New"/>
+          <w:color w:val="334155"/>
+          <w:sz w:val="18"/>
+          <w:szCs w:val="18"/>
+        </w:rPr>
+        <w:t xml:space="preserve">          &lt;outstandingDebtMain&gt;3200.00&lt;/outstandingDebtMain&gt;</w:t>
+      </w:r>
+    </w:p>
+    <w:p>
+      <w:pPr>
+        <w:spacing w:after="80" w:before="80" w:line="250"/>
+        <w:ind w:left="360"/>
+      </w:pPr>
+      <w:r>
+        <w:rPr>
+          <w:rFonts w:ascii="Courier New" w:cs="Courier New" w:eastAsia="Courier New" w:hAnsi="Courier New"/>
+          <w:color w:val="334155"/>
+          <w:sz w:val="18"/>
+          <w:szCs w:val="18"/>
+        </w:rPr>
+        <w:t xml:space="preserve">          &lt;outstandingDebtInterest&gt;45.00&lt;/outstandingDebtInterest&gt;</w:t>
+      </w:r>
+    </w:p>
+    <w:p>
+      <w:pPr>
+        <w:spacing w:after="80" w:before="80" w:line="250"/>
+        <w:ind w:left="360"/>
+      </w:pPr>
+      <w:r>
+        <w:rPr>
+          <w:rFonts w:ascii="Courier New" w:cs="Courier New" w:eastAsia="Courier New" w:hAnsi="Courier New"/>
+          <w:color w:val="334155"/>
+          <w:sz w:val="18"/>
+          <w:szCs w:val="18"/>
+        </w:rPr>
+        <w:t xml:space="preserve">          &lt;monthlyPaymentAmount&gt;168.50&lt;/monthlyPaymentAmount&gt;</w:t>
+      </w:r>
+    </w:p>
+    <w:p>
+      <w:pPr>
+        <w:spacing w:after="80" w:before="80" w:line="250"/>
+        <w:ind w:left="360"/>
+      </w:pPr>
+      <w:r>
+        <w:rPr>
+          <w:rFonts w:ascii="Courier New" w:cs="Courier New" w:eastAsia="Courier New" w:hAnsi="Courier New"/>
+          <w:color w:val="334155"/>
+          <w:sz w:val="18"/>
+          <w:szCs w:val="18"/>
+        </w:rPr>
+        <w:t xml:space="preserve">          &lt;prolongations&gt;0&lt;/prolongations&gt;</w:t>
+      </w:r>
+    </w:p>
+    <w:p>
+      <w:pPr>
+        <w:spacing w:after="80" w:before="80" w:line="250"/>
+        <w:ind w:left="360"/>
+      </w:pPr>
+      <w:r>
+        <w:rPr>
+          <w:rFonts w:ascii="Courier New" w:cs="Courier New" w:eastAsia="Courier New" w:hAnsi="Courier New"/>
+          <w:color w:val="334155"/>
+          <w:sz w:val="18"/>
+          <w:szCs w:val="18"/>
+        </w:rPr>
+        <w:t xml:space="preserve">          &lt;creditStatus&gt;007&lt;/creditStatus&gt;</w:t>
+      </w:r>
+    </w:p>
+    <w:p>
+      <w:pPr>
+        <w:spacing w:after="80" w:before="80" w:line="250"/>
+        <w:ind w:left="360"/>
+      </w:pPr>
+      <w:r>
+        <w:rPr>
+          <w:rFonts w:ascii="Courier New" w:cs="Courier New" w:eastAsia="Courier New" w:hAnsi="Courier New"/>
+          <w:color w:val="334155"/>
+          <w:sz w:val="18"/>
+          <w:szCs w:val="18"/>
+        </w:rPr>
+        <w:t xml:space="preserve">          &lt;creditStatusName&gt;Aktiv&lt;/creditStatusName&gt;</w:t>
+      </w:r>
+    </w:p>
+    <w:p>
+      <w:pPr>
+        <w:spacing w:after="80" w:before="80" w:line="250"/>
+        <w:ind w:left="360"/>
+      </w:pPr>
+      <w:r>
+        <w:rPr>
+          <w:rFonts w:ascii="Courier New" w:cs="Courier New" w:eastAsia="Courier New" w:hAnsi="Courier New"/>
+          <w:color w:val="334155"/>
+          <w:sz w:val="18"/>
+          <w:szCs w:val="18"/>
+        </w:rPr>
+        <w:t xml:space="preserve">          &lt;creditStatusCloseDate/&gt;</w:t>
+      </w:r>
+    </w:p>
+    <w:p>
+      <w:pPr>
+        <w:spacing w:after="80" w:before="80" w:line="250"/>
+        <w:ind w:left="360"/>
+      </w:pPr>
+      <w:r>
+        <w:rPr>
+          <w:rFonts w:ascii="Courier New" w:cs="Courier New" w:eastAsia="Courier New" w:hAnsi="Courier New"/>
+          <w:color w:val="334155"/>
+          <w:sz w:val="18"/>
+          <w:szCs w:val="18"/>
+        </w:rPr>
+        <w:t xml:space="preserve">          &lt;creditPurpose&gt;001&lt;/creditPurpose&gt;</w:t>
+      </w:r>
+    </w:p>
+    <w:p>
+      <w:pPr>
+        <w:spacing w:after="80" w:before="80" w:line="250"/>
+        <w:ind w:left="360"/>
+      </w:pPr>
+      <w:r>
+        <w:rPr>
+          <w:rFonts w:ascii="Courier New" w:cs="Courier New" w:eastAsia="Courier New" w:hAnsi="Courier New"/>
+          <w:color w:val="334155"/>
+          <w:sz w:val="18"/>
+          <w:szCs w:val="18"/>
+        </w:rPr>
+        <w:t xml:space="preserve">          &lt;creditPurposeName&gt;Istehlak krediti&lt;/creditPurposeName&gt;</w:t>
+      </w:r>
+    </w:p>
+    <w:p>
+      <w:pPr>
+        <w:spacing w:after="80" w:before="80" w:line="250"/>
+        <w:ind w:left="360"/>
+      </w:pPr>
+      <w:r>
+        <w:rPr>
+          <w:rFonts w:ascii="Courier New" w:cs="Courier New" w:eastAsia="Courier New" w:hAnsi="Courier New"/>
+          <w:color w:val="334155"/>
+          <w:sz w:val="18"/>
+          <w:szCs w:val="18"/>
+        </w:rPr>
+        <w:t xml:space="preserve">          &lt;currency&gt;AZN&lt;/currency&gt;</w:t>
+      </w:r>
+    </w:p>
+    <w:p>
+      <w:pPr>
+        <w:spacing w:after="80" w:before="80" w:line="250"/>
+        <w:ind w:left="360"/>
+      </w:pPr>
+      <w:r>
+        <w:rPr>
+          <w:rFonts w:ascii="Courier New" w:cs="Courier New" w:eastAsia="Courier New" w:hAnsi="Courier New"/>
+          <w:color w:val="334155"/>
+          <w:sz w:val="18"/>
+          <w:szCs w:val="18"/>
+        </w:rPr>
+        <w:t xml:space="preserve">          &lt;currencyName&gt;Manat&lt;/currencyName&gt;</w:t>
+      </w:r>
+    </w:p>
+    <w:p>
+      <w:pPr>
+        <w:spacing w:after="80" w:before="80" w:line="250"/>
+        <w:ind w:left="360"/>
+      </w:pPr>
+      <w:r>
+        <w:rPr>
+          <w:rFonts w:ascii="Courier New" w:cs="Courier New" w:eastAsia="Courier New" w:hAnsi="Courier New"/>
+          <w:color w:val="334155"/>
+          <w:sz w:val="18"/>
+          <w:szCs w:val="18"/>
+        </w:rPr>
+        <w:t xml:space="preserve">          &lt;currencyRate&gt;1&lt;/currencyRate&gt;</w:t>
+      </w:r>
+    </w:p>
+    <w:p>
+      <w:pPr>
+        <w:spacing w:after="80" w:before="80" w:line="250"/>
+        <w:ind w:left="360"/>
+      </w:pPr>
+      <w:r>
+        <w:rPr>
+          <w:rFonts w:ascii="Courier New" w:cs="Courier New" w:eastAsia="Courier New" w:hAnsi="Courier New"/>
+          <w:color w:val="334155"/>
+          <w:sz w:val="18"/>
+          <w:szCs w:val="18"/>
+        </w:rPr>
+        <w:t xml:space="preserve">          &lt;mkrId&gt;MKR-000123&lt;/mkrId&gt;</w:t>
+      </w:r>
+    </w:p>
+    <w:p>
+      <w:pPr>
+        <w:spacing w:after="80" w:before="80" w:line="250"/>
+        <w:ind w:left="360"/>
+      </w:pPr>
+      <w:r>
+        <w:rPr>
+          <w:rFonts w:ascii="Courier New" w:cs="Courier New" w:eastAsia="Courier New" w:hAnsi="Courier New"/>
+          <w:color w:val="334155"/>
+          <w:sz w:val="18"/>
+          <w:szCs w:val="18"/>
+        </w:rPr>
+        <w:t xml:space="preserve">          &lt;collateralCode&gt;001&lt;/collateralCode&gt;</w:t>
+      </w:r>
+    </w:p>
+    <w:p>
+      <w:pPr>
+        <w:spacing w:after="80" w:before="80" w:line="250"/>
+        <w:ind w:left="360"/>
+      </w:pPr>
+      <w:r>
+        <w:rPr>
+          <w:rFonts w:ascii="Courier New" w:cs="Courier New" w:eastAsia="Courier New" w:hAnsi="Courier New"/>
+          <w:color w:val="334155"/>
+          <w:sz w:val="18"/>
+          <w:szCs w:val="18"/>
+        </w:rPr>
+        <w:t xml:space="preserve">          &lt;collateralTypeName&gt;Dasinmaz emlak&lt;/collateralTypeName&gt;</w:t>
+      </w:r>
+    </w:p>
+    <w:p>
+      <w:pPr>
+        <w:spacing w:after="80" w:before="80" w:line="250"/>
+        <w:ind w:left="360"/>
+      </w:pPr>
+      <w:r>
+        <w:rPr>
+          <w:rFonts w:ascii="Courier New" w:cs="Courier New" w:eastAsia="Courier New" w:hAnsi="Courier New"/>
+          <w:color w:val="334155"/>
+          <w:sz w:val="18"/>
+          <w:szCs w:val="18"/>
+        </w:rPr>
+        <w:t xml:space="preserve">          &lt;collateralMarketValue&gt;8000.00&lt;/collateralMarketValue&gt;</w:t>
+      </w:r>
+    </w:p>
+    <w:p>
+      <w:pPr>
+        <w:spacing w:after="80" w:before="80" w:line="250"/>
+        <w:ind w:left="360"/>
+      </w:pPr>
+      <w:r>
+        <w:rPr>
+          <w:rFonts w:ascii="Courier New" w:cs="Courier New" w:eastAsia="Courier New" w:hAnsi="Courier New"/>
+          <w:color w:val="334155"/>
+          <w:sz w:val="18"/>
+          <w:szCs w:val="18"/>
+        </w:rPr>
+        <w:t xml:space="preserve">          &lt;collateralRegistryAgency&gt;DQIK&lt;/collateralRegistryAgency&gt;</w:t>
+      </w:r>
+    </w:p>
+    <w:p>
+      <w:pPr>
+        <w:spacing w:after="80" w:before="80" w:line="250"/>
+        <w:ind w:left="360"/>
+      </w:pPr>
+      <w:r>
+        <w:rPr>
+          <w:rFonts w:ascii="Courier New" w:cs="Courier New" w:eastAsia="Courier New" w:hAnsi="Courier New"/>
+          <w:color w:val="334155"/>
+          <w:sz w:val="18"/>
+          <w:szCs w:val="18"/>
+        </w:rPr>
+        <w:t xml:space="preserve">          &lt;collateralRegistryDate&gt;2024-06-10T00:00:00&lt;/collateralRegistryDate&gt;</w:t>
+      </w:r>
+    </w:p>
+    <w:p>
+      <w:pPr>
+        <w:spacing w:after="80" w:before="80" w:line="250"/>
+        <w:ind w:left="360"/>
+      </w:pPr>
+      <w:r>
+        <w:rPr>
+          <w:rFonts w:ascii="Courier New" w:cs="Courier New" w:eastAsia="Courier New" w:hAnsi="Courier New"/>
+          <w:color w:val="334155"/>
+          <w:sz w:val="18"/>
+          <w:szCs w:val="18"/>
+        </w:rPr>
+        <w:t xml:space="preserve">          &lt;collateralRegistryNo&gt;REG-2024-001&lt;/collateralRegistryNo&gt;</w:t>
+      </w:r>
+    </w:p>
+    <w:p>
+      <w:pPr>
+        <w:spacing w:after="80" w:before="80" w:line="250"/>
+        <w:ind w:left="360"/>
+      </w:pPr>
+      <w:r>
+        <w:rPr>
+          <w:rFonts w:ascii="Courier New" w:cs="Courier New" w:eastAsia="Courier New" w:hAnsi="Courier New"/>
+          <w:color w:val="334155"/>
+          <w:sz w:val="18"/>
+          <w:szCs w:val="18"/>
+        </w:rPr>
+        <w:t xml:space="preserve">          &lt;collateralAnyInfo/&gt;</w:t>
+      </w:r>
+    </w:p>
+    <w:p>
+      <w:pPr>
+        <w:spacing w:after="80" w:before="80" w:line="250"/>
+        <w:ind w:left="360"/>
+      </w:pPr>
+      <w:r>
+        <w:rPr>
+          <w:rFonts w:ascii="Courier New" w:cs="Courier New" w:eastAsia="Courier New" w:hAnsi="Courier New"/>
+          <w:color w:val="334155"/>
+          <w:sz w:val="18"/>
+          <w:szCs w:val="18"/>
+        </w:rPr>
+        <w:t xml:space="preserve">          &lt;history&gt;</w:t>
+      </w:r>
+    </w:p>
+    <w:p>
+      <w:pPr>
+        <w:spacing w:after="80" w:before="80" w:line="250"/>
+        <w:ind w:left="360"/>
+      </w:pPr>
+      <w:r>
+        <w:rPr>
+          <w:rFonts w:ascii="Courier New" w:cs="Courier New" w:eastAsia="Courier New" w:hAnsi="Courier New"/>
+          <w:color w:val="334155"/>
+          <w:sz w:val="18"/>
+          <w:szCs w:val="18"/>
+        </w:rPr>
+        <w:t xml:space="preserve">            &lt;historyItem&gt;</w:t>
+      </w:r>
+    </w:p>
+    <w:p>
+      <w:pPr>
+        <w:spacing w:after="80" w:before="80" w:line="250"/>
+        <w:ind w:left="360"/>
+      </w:pPr>
+      <w:r>
+        <w:rPr>
+          <w:rFonts w:ascii="Courier New" w:cs="Courier New" w:eastAsia="Courier New" w:hAnsi="Courier New"/>
+          <w:color w:val="334155"/>
+          <w:sz w:val="18"/>
+          <w:szCs w:val="18"/>
+        </w:rPr>
+        <w:t xml:space="preserve">              &lt;overdueDays&gt;0&lt;/overdueDays&gt;</w:t>
+      </w:r>
+    </w:p>
+    <w:p>
+      <w:pPr>
+        <w:spacing w:after="80" w:before="80" w:line="250"/>
+        <w:ind w:left="360"/>
+      </w:pPr>
+      <w:r>
+        <w:rPr>
+          <w:rFonts w:ascii="Courier New" w:cs="Courier New" w:eastAsia="Courier New" w:hAnsi="Courier New"/>
+          <w:color w:val="334155"/>
+          <w:sz w:val="18"/>
+          <w:szCs w:val="18"/>
+        </w:rPr>
+        <w:t xml:space="preserve">              &lt;reportingPeriod&gt;03x2026&lt;/reportingPeriod&gt;</w:t>
+      </w:r>
+    </w:p>
+    <w:p>
+      <w:pPr>
+        <w:spacing w:after="80" w:before="80" w:line="250"/>
+        <w:ind w:left="360"/>
+      </w:pPr>
+      <w:r>
+        <w:rPr>
+          <w:rFonts w:ascii="Courier New" w:cs="Courier New" w:eastAsia="Courier New" w:hAnsi="Courier New"/>
+          <w:color w:val="334155"/>
+          <w:sz w:val="18"/>
+          <w:szCs w:val="18"/>
+        </w:rPr>
+        <w:t xml:space="preserve">              &lt;creditStatus&gt;007&lt;/creditStatus&gt;</w:t>
+      </w:r>
+    </w:p>
+    <w:p>
+      <w:pPr>
+        <w:spacing w:after="80" w:before="80" w:line="250"/>
+        <w:ind w:left="360"/>
+      </w:pPr>
+      <w:r>
+        <w:rPr>
+          <w:rFonts w:ascii="Courier New" w:cs="Courier New" w:eastAsia="Courier New" w:hAnsi="Courier New"/>
+          <w:color w:val="334155"/>
+          <w:sz w:val="18"/>
+          <w:szCs w:val="18"/>
+        </w:rPr>
+        <w:t xml:space="preserve">            &lt;/historyItem&gt;</w:t>
+      </w:r>
+    </w:p>
+    <w:p>
+      <w:pPr>
+        <w:spacing w:after="80" w:before="80" w:line="250"/>
+        <w:ind w:left="360"/>
+      </w:pPr>
+      <w:r>
+        <w:rPr>
+          <w:rFonts w:ascii="Courier New" w:cs="Courier New" w:eastAsia="Courier New" w:hAnsi="Courier New"/>
+          <w:color w:val="334155"/>
+          <w:sz w:val="18"/>
+          <w:szCs w:val="18"/>
+        </w:rPr>
+        <w:t xml:space="preserve">            &lt;historyItem&gt;</w:t>
+      </w:r>
+    </w:p>
+    <w:p>
+      <w:pPr>
+        <w:spacing w:after="80" w:before="80" w:line="250"/>
+        <w:ind w:left="360"/>
+      </w:pPr>
+      <w:r>
+        <w:rPr>
+          <w:rFonts w:ascii="Courier New" w:cs="Courier New" w:eastAsia="Courier New" w:hAnsi="Courier New"/>
+          <w:color w:val="334155"/>
+          <w:sz w:val="18"/>
+          <w:szCs w:val="18"/>
+        </w:rPr>
+        <w:t xml:space="preserve">              &lt;overdueDays&gt;0&lt;/overdueDays&gt;</w:t>
+      </w:r>
+    </w:p>
+    <w:p>
+      <w:pPr>
+        <w:spacing w:after="80" w:before="80" w:line="250"/>
+        <w:ind w:left="360"/>
+      </w:pPr>
+      <w:r>
+        <w:rPr>
+          <w:rFonts w:ascii="Courier New" w:cs="Courier New" w:eastAsia="Courier New" w:hAnsi="Courier New"/>
+          <w:color w:val="334155"/>
+          <w:sz w:val="18"/>
+          <w:szCs w:val="18"/>
+        </w:rPr>
+        <w:t xml:space="preserve">              &lt;reportingPeriod&gt;02x2026&lt;/reportingPeriod&gt;</w:t>
+      </w:r>
+    </w:p>
+    <w:p>
+      <w:pPr>
+        <w:spacing w:after="80" w:before="80" w:line="250"/>
+        <w:ind w:left="360"/>
+      </w:pPr>
+      <w:r>
+        <w:rPr>
+          <w:rFonts w:ascii="Courier New" w:cs="Courier New" w:eastAsia="Courier New" w:hAnsi="Courier New"/>
+          <w:color w:val="334155"/>
+          <w:sz w:val="18"/>
+          <w:szCs w:val="18"/>
+        </w:rPr>
+        <w:t xml:space="preserve">              &lt;creditStatus&gt;007&lt;/creditStatus&gt;</w:t>
+      </w:r>
+    </w:p>
+    <w:p>
+      <w:pPr>
+        <w:spacing w:after="80" w:before="80" w:line="250"/>
+        <w:ind w:left="360"/>
+      </w:pPr>
+      <w:r>
+        <w:rPr>
+          <w:rFonts w:ascii="Courier New" w:cs="Courier New" w:eastAsia="Courier New" w:hAnsi="Courier New"/>
+          <w:color w:val="334155"/>
+          <w:sz w:val="18"/>
+          <w:szCs w:val="18"/>
+        </w:rPr>
+        <w:t xml:space="preserve">            &lt;/historyItem&gt;</w:t>
+      </w:r>
+    </w:p>
+    <w:p>
+      <w:pPr>
+        <w:spacing w:after="80" w:before="80" w:line="250"/>
+        <w:ind w:left="360"/>
+      </w:pPr>
+      <w:r>
+        <w:rPr>
+          <w:rFonts w:ascii="Courier New" w:cs="Courier New" w:eastAsia="Courier New" w:hAnsi="Courier New"/>
+          <w:color w:val="334155"/>
+          <w:sz w:val="18"/>
+          <w:szCs w:val="18"/>
+        </w:rPr>
+        <w:t xml:space="preserve">          &lt;/history&gt;</w:t>
+      </w:r>
+    </w:p>
+    <w:p>
+      <w:pPr>
+        <w:spacing w:after="80" w:before="80" w:line="250"/>
+        <w:ind w:left="360"/>
+      </w:pPr>
+      <w:r>
+        <w:rPr>
+          <w:rFonts w:ascii="Courier New" w:cs="Courier New" w:eastAsia="Courier New" w:hAnsi="Courier New"/>
+          <w:color w:val="334155"/>
+          <w:sz w:val="18"/>
+          <w:szCs w:val="18"/>
+        </w:rPr>
+        <w:t xml:space="preserve">        &lt;/liability&gt;</w:t>
+      </w:r>
+    </w:p>
+    <w:p>
+      <w:pPr>
+        <w:spacing w:after="80" w:before="80" w:line="250"/>
+        <w:ind w:left="360"/>
+      </w:pPr>
+      <w:r>
+        <w:rPr>
+          <w:rFonts w:ascii="Courier New" w:cs="Courier New" w:eastAsia="Courier New" w:hAnsi="Courier New"/>
+          <w:color w:val="334155"/>
+          <w:sz w:val="18"/>
+          <w:szCs w:val="18"/>
+        </w:rPr>
+        <w:t xml:space="preserve">      &lt;/liabilities&gt;</w:t>
       </w:r>
     </w:p>
     <w:p>
@@ -34838,6 +38133,14 @@
     </w:lvlOverride>
   </w:num>
 </w:numbering>
+</file>
+
+<file path=word/people.xml><?xml version="1.0" encoding="utf-8"?>
+<w15:people xmlns:w15="http://schemas.microsoft.com/office/word/2012/wordml">
+  <w15:person w15:author="GLM">
+    <w15:presenceInfo w15:providerId="None" w15:userId="GLM"/>
+  </w15:person>
+</w15:people>
 </file>
 
 <file path=word/styles.xml><?xml version="1.0" encoding="utf-8"?>

--- a/Tekniki_Inteqrasiya_Senedi.docx
+++ b/Tekniki_Inteqrasiya_Senedi.docx
@@ -839,6 +839,201 @@
         </w:p>
       </w:sdtContent>
     </w:sdt>
+    <w:p>
+      <w:pPr>
+        <w:sectPr>
+          <w:headerReference w:type="default" r:id="rId7"/>
+          <w:footerReference w:type="default" r:id="rId8"/>
+          <w:pgSz w:w="11906" w:h="16838" w:orient="portrait"/>
+          <w:pgMar w:top="1800" w:right="1440" w:bottom="1440" w:left="1440" w:header="708" w:footer="708" w:gutter="0"/>
+          <w:pgNumType/>
+          <w:docGrid w:linePitch="360"/>
+        </w:sectPr>
+      </w:pPr>
+      <w:r>
+        <w:t xml:space="preserve">9. Kredit Ödənişlərinin Qəbulu (EmbafinanceLoanInformationalService &amp; RepaymentRegistrationService)</w:t>
+      </w:r>
+    </w:p>
+    <w:p>
+      <w:pPr>
+        <w:sectPr>
+          <w:headerReference w:type="default" r:id="rId7"/>
+          <w:footerReference w:type="default" r:id="rId8"/>
+          <w:pgSz w:w="11906" w:h="16838" w:orient="portrait"/>
+          <w:pgMar w:top="1800" w:right="1440" w:bottom="1440" w:left="1440" w:header="708" w:footer="708" w:gutter="0"/>
+          <w:pgNumType/>
+          <w:docGrid w:linePitch="360"/>
+        </w:sectPr>
+      </w:pPr>
+      <w:r>
+        <w:t xml:space="preserve">    9.1 Xidmətin adı və təyinatı</w:t>
+      </w:r>
+    </w:p>
+    <w:p>
+      <w:pPr>
+        <w:sectPr>
+          <w:headerReference w:type="default" r:id="rId7"/>
+          <w:footerReference w:type="default" r:id="rId8"/>
+          <w:pgSz w:w="11906" w:h="16838" w:orient="portrait"/>
+          <w:pgMar w:top="1800" w:right="1440" w:bottom="1440" w:left="1440" w:header="708" w:footer="708" w:gutter="0"/>
+          <w:pgNumType/>
+          <w:docGrid w:linePitch="360"/>
+        </w:sectPr>
+      </w:pPr>
+      <w:r>
+        <w:t xml:space="preserve">    9.2 Endpoint detalları</w:t>
+      </w:r>
+    </w:p>
+    <w:p>
+      <w:pPr>
+        <w:sectPr>
+          <w:headerReference w:type="default" r:id="rId7"/>
+          <w:footerReference w:type="default" r:id="rId8"/>
+          <w:pgSz w:w="11906" w:h="16838" w:orient="portrait"/>
+          <w:pgMar w:top="1800" w:right="1440" w:bottom="1440" w:left="1440" w:header="708" w:footer="708" w:gutter="0"/>
+          <w:pgNumType/>
+          <w:docGrid w:linePitch="360"/>
+        </w:sectPr>
+      </w:pPr>
+      <w:r>
+        <w:t xml:space="preserve">    9.3 showPersonLoansDue</w:t>
+      </w:r>
+    </w:p>
+    <w:p>
+      <w:pPr>
+        <w:sectPr>
+          <w:headerReference w:type="default" r:id="rId7"/>
+          <w:footerReference w:type="default" r:id="rId8"/>
+          <w:pgSz w:w="11906" w:h="16838" w:orient="portrait"/>
+          <w:pgMar w:top="1800" w:right="1440" w:bottom="1440" w:left="1440" w:header="708" w:footer="708" w:gutter="0"/>
+          <w:pgNumType/>
+          <w:docGrid w:linePitch="360"/>
+        </w:sectPr>
+      </w:pPr>
+      <w:r>
+        <w:t xml:space="preserve">    9.4 showPaymentOrderInfo</w:t>
+      </w:r>
+    </w:p>
+    <w:p>
+      <w:pPr>
+        <w:sectPr>
+          <w:headerReference w:type="default" r:id="rId7"/>
+          <w:footerReference w:type="default" r:id="rId8"/>
+          <w:pgSz w:w="11906" w:h="16838" w:orient="portrait"/>
+          <w:pgMar w:top="1800" w:right="1440" w:bottom="1440" w:left="1440" w:header="708" w:footer="708" w:gutter="0"/>
+          <w:pgNumType/>
+          <w:docGrid w:linePitch="360"/>
+        </w:sectPr>
+      </w:pPr>
+      <w:r>
+        <w:t xml:space="preserve">    9.5 registerRepayment</w:t>
+      </w:r>
+    </w:p>
+    <w:p>
+      <w:pPr>
+        <w:sectPr>
+          <w:headerReference w:type="default" r:id="rId7"/>
+          <w:footerReference w:type="default" r:id="rId8"/>
+          <w:pgSz w:w="11906" w:h="16838" w:orient="portrait"/>
+          <w:pgMar w:top="1800" w:right="1440" w:bottom="1440" w:left="1440" w:header="708" w:footer="708" w:gutter="0"/>
+          <w:pgNumType/>
+          <w:docGrid w:linePitch="360"/>
+        </w:sectPr>
+      </w:pPr>
+      <w:r>
+        <w:t xml:space="preserve">    9.6 addRepayments (Batch)</w:t>
+      </w:r>
+    </w:p>
+    <w:p>
+      <w:pPr>
+        <w:sectPr>
+          <w:headerReference w:type="default" r:id="rId7"/>
+          <w:footerReference w:type="default" r:id="rId8"/>
+          <w:pgSz w:w="11906" w:h="16838" w:orient="portrait"/>
+          <w:pgMar w:top="1800" w:right="1440" w:bottom="1440" w:left="1440" w:header="708" w:footer="708" w:gutter="0"/>
+          <w:pgNumType/>
+          <w:docGrid w:linePitch="360"/>
+        </w:sectPr>
+      </w:pPr>
+      <w:r>
+        <w:t xml:space="preserve">    9.7 addRepaymentsByPartner</w:t>
+      </w:r>
+    </w:p>
+    <w:p>
+      <w:pPr>
+        <w:sectPr>
+          <w:headerReference w:type="default" r:id="rId7"/>
+          <w:footerReference w:type="default" r:id="rId8"/>
+          <w:pgSz w:w="11906" w:h="16838" w:orient="portrait"/>
+          <w:pgMar w:top="1800" w:right="1440" w:bottom="1440" w:left="1440" w:header="708" w:footer="708" w:gutter="0"/>
+          <w:pgNumType/>
+          <w:docGrid w:linePitch="360"/>
+        </w:sectPr>
+      </w:pPr>
+      <w:r>
+        <w:t xml:space="preserve">    9.8 cancelRepayments</w:t>
+      </w:r>
+    </w:p>
+    <w:p>
+      <w:pPr>
+        <w:sectPr>
+          <w:headerReference w:type="default" r:id="rId7"/>
+          <w:footerReference w:type="default" r:id="rId8"/>
+          <w:pgSz w:w="11906" w:h="16838" w:orient="portrait"/>
+          <w:pgMar w:top="1800" w:right="1440" w:bottom="1440" w:left="1440" w:header="708" w:footer="708" w:gutter="0"/>
+          <w:pgNumType/>
+          <w:docGrid w:linePitch="360"/>
+        </w:sectPr>
+      </w:pPr>
+      <w:r>
+        <w:t xml:space="preserve">    9.9 epRepaymentRegistrationService</w:t>
+      </w:r>
+    </w:p>
+    <w:p>
+      <w:pPr>
+        <w:sectPr>
+          <w:headerReference w:type="default" r:id="rId7"/>
+          <w:footerReference w:type="default" r:id="rId8"/>
+          <w:pgSz w:w="11906" w:h="16838" w:orient="portrait"/>
+          <w:pgMar w:top="1800" w:right="1440" w:bottom="1440" w:left="1440" w:header="708" w:footer="708" w:gutter="0"/>
+          <w:pgNumType/>
+          <w:docGrid w:linePitch="360"/>
+        </w:sectPr>
+      </w:pPr>
+      <w:r>
+        <w:t xml:space="preserve">    9.10 Maliyyə Hərəkəti Qeydləri və Təhlükəsizlik Funksiyaları</w:t>
+      </w:r>
+    </w:p>
+    <w:p>
+      <w:pPr>
+        <w:sectPr>
+          <w:headerReference w:type="default" r:id="rId7"/>
+          <w:footerReference w:type="default" r:id="rId8"/>
+          <w:pgSz w:w="11906" w:h="16838" w:orient="portrait"/>
+          <w:pgMar w:top="1800" w:right="1440" w:bottom="1440" w:left="1440" w:header="708" w:footer="708" w:gutter="0"/>
+          <w:pgNumType/>
+          <w:docGrid w:linePitch="360"/>
+        </w:sectPr>
+      </w:pPr>
+      <w:r>
+        <w:t xml:space="preserve">    9.11 Field Descriptions</w:t>
+      </w:r>
+    </w:p>
+    <w:p>
+      <w:pPr>
+        <w:sectPr>
+          <w:headerReference w:type="default" r:id="rId7"/>
+          <w:footerReference w:type="default" r:id="rId8"/>
+          <w:pgSz w:w="11906" w:h="16838" w:orient="portrait"/>
+          <w:pgMar w:top="1800" w:right="1440" w:bottom="1440" w:left="1440" w:header="708" w:footer="708" w:gutter="0"/>
+          <w:pgNumType/>
+          <w:docGrid w:linePitch="360"/>
+        </w:sectPr>
+      </w:pPr>
+      <w:r>
+        <w:t xml:space="preserve">    9.12 Nümunələr</w:t>
+      </w:r>
+    </w:p>
     <w:p>
       <w:pPr>
         <w:spacing w:after="200" w:before="200"/>
@@ -50270,14 +50465,6 @@
         <w:pStyle w:val="Heading1"/>
       </w:pPr>
       <w:r>
-        <w:t>TEST</w:t>
-      </w:r>
-    </w:p>
-    <w:p>
-      <w:pPr>
-        <w:pStyle w:val="Heading1"/>
-      </w:pPr>
-      <w:r>
         <w:t>9. Kredit Ödənişlərinin Qəbulu (EmbafinanceLoanInformationalService &amp; RepaymentRegistrationService)</w:t>
       </w:r>
     </w:p>

--- a/Tekniki_Inteqrasiya_Senedi.docx
+++ b/Tekniki_Inteqrasiya_Senedi.docx
@@ -347,7 +347,7 @@
             <w:tab/>
           </w:r>
           <w:r>
-            <w:t>5</w:t>
+            <w:t>6</w:t>
           </w:r>
         </w:p>
         <w:p>
@@ -365,7 +365,7 @@
             <w:tab/>
           </w:r>
           <w:r>
-            <w:t>5</w:t>
+            <w:t>6</w:t>
           </w:r>
         </w:p>
         <w:p>
@@ -401,7 +401,7 @@
             <w:tab/>
           </w:r>
           <w:r>
-            <w:t>6</w:t>
+            <w:t>7</w:t>
           </w:r>
         </w:p>
         <w:p>
@@ -419,7 +419,7 @@
             <w:tab/>
           </w:r>
           <w:r>
-            <w:t>6</w:t>
+            <w:t>7</w:t>
           </w:r>
         </w:p>
         <w:p>
@@ -437,7 +437,7 @@
             <w:tab/>
           </w:r>
           <w:r>
-            <w:t>7</w:t>
+            <w:t>8</w:t>
           </w:r>
         </w:p>
         <w:p>
@@ -455,7 +455,7 @@
             <w:tab/>
           </w:r>
           <w:r>
-            <w:t>7</w:t>
+            <w:t>8</w:t>
           </w:r>
         </w:p>
         <w:p>
@@ -473,7 +473,7 @@
             <w:tab/>
           </w:r>
           <w:r>
-            <w:t>7</w:t>
+            <w:t>8</w:t>
           </w:r>
         </w:p>
         <w:p>
@@ -491,7 +491,7 @@
             <w:tab/>
           </w:r>
           <w:r>
-            <w:t>7</w:t>
+            <w:t>9</w:t>
           </w:r>
         </w:p>
         <w:p>
@@ -508,7 +508,7 @@
             <w:tab/>
           </w:r>
           <w:r>
-            <w:t>8</w:t>
+            <w:t>10</w:t>
           </w:r>
         </w:p>
         <w:p>
@@ -526,7 +526,7 @@
             <w:tab/>
           </w:r>
           <w:r>
-            <w:t>8</w:t>
+            <w:t>10</w:t>
           </w:r>
         </w:p>
         <w:p>
@@ -544,7 +544,7 @@
             <w:tab/>
           </w:r>
           <w:r>
-            <w:t>8</w:t>
+            <w:t>10</w:t>
           </w:r>
         </w:p>
         <w:p>
@@ -562,7 +562,7 @@
             <w:tab/>
           </w:r>
           <w:r>
-            <w:t>8</w:t>
+            <w:t>11</w:t>
           </w:r>
         </w:p>
         <w:p>
@@ -580,7 +580,7 @@
             <w:tab/>
           </w:r>
           <w:r>
-            <w:t>9</w:t>
+            <w:t>11</w:t>
           </w:r>
         </w:p>
         <w:p>
@@ -598,7 +598,7 @@
             <w:tab/>
           </w:r>
           <w:r>
-            <w:t>9</w:t>
+            <w:t>12</w:t>
           </w:r>
         </w:p>
         <w:p>
@@ -616,7 +616,7 @@
             <w:tab/>
           </w:r>
           <w:r>
-            <w:t>10</w:t>
+            <w:t>12</w:t>
           </w:r>
         </w:p>
         <w:p>
@@ -634,7 +634,7 @@
             <w:tab/>
           </w:r>
           <w:r>
-            <w:t>10</w:t>
+            <w:t>13</w:t>
           </w:r>
         </w:p>
         <w:p>
@@ -652,7 +652,7 @@
             <w:tab/>
           </w:r>
           <w:r>
-            <w:t>10</w:t>
+            <w:t>13</w:t>
           </w:r>
         </w:p>
         <w:p>
@@ -670,7 +670,7 @@
             <w:tab/>
           </w:r>
           <w:r>
-            <w:t>11</w:t>
+            <w:t>14</w:t>
           </w:r>
         </w:p>
         <w:p>
@@ -688,7 +688,7 @@
             <w:tab/>
           </w:r>
           <w:r>
-            <w:t>11</w:t>
+            <w:t>14</w:t>
           </w:r>
         </w:p>
         <w:p>
@@ -706,7 +706,7 @@
             <w:tab/>
           </w:r>
           <w:r>
-            <w:t>11</w:t>
+            <w:t>14</w:t>
           </w:r>
         </w:p>
         <w:p>
@@ -723,7 +723,7 @@
             <w:tab/>
           </w:r>
           <w:r>
-            <w:t>12</w:t>
+            <w:t>15</w:t>
           </w:r>
         </w:p>
         <w:p>
@@ -741,7 +741,7 @@
             <w:tab/>
           </w:r>
           <w:r>
-            <w:t>12</w:t>
+            <w:t>15</w:t>
           </w:r>
         </w:p>
         <w:p>
@@ -759,7 +759,7 @@
             <w:tab/>
           </w:r>
           <w:r>
-            <w:t>12</w:t>
+            <w:t>15</w:t>
           </w:r>
         </w:p>
         <w:p>
@@ -777,7 +777,7 @@
             <w:tab/>
           </w:r>
           <w:r>
-            <w:t>12</w:t>
+            <w:t>16</w:t>
           </w:r>
         </w:p>
         <w:p>
@@ -795,7 +795,7 @@
             <w:tab/>
           </w:r>
           <w:r>
-            <w:t>13</w:t>
+            <w:t>16</w:t>
           </w:r>
         </w:p>
         <w:p>
@@ -813,7 +813,7 @@
             <w:tab/>
           </w:r>
           <w:r>
-            <w:t>13</w:t>
+            <w:t>17</w:t>
           </w:r>
         </w:p>
         <w:p>
@@ -831,7 +831,7 @@
             <w:tab/>
           </w:r>
           <w:r>
-            <w:t>13</w:t>
+            <w:t>17</w:t>
           </w:r>
         </w:p>
         <w:p>
@@ -849,7 +849,7 @@
             <w:tab/>
           </w:r>
           <w:r>
-            <w:t>13</w:t>
+            <w:t>17</w:t>
           </w:r>
         </w:p>
         <w:p>
@@ -867,7 +867,7 @@
             <w:tab/>
           </w:r>
           <w:r>
-            <w:t>14</w:t>
+            <w:t>18</w:t>
           </w:r>
         </w:p>
         <w:p>
@@ -884,7 +884,7 @@
             <w:tab/>
           </w:r>
           <w:r>
-            <w:t>14</w:t>
+            <w:t>19</w:t>
           </w:r>
         </w:p>
         <w:p>
@@ -902,7 +902,7 @@
             <w:tab/>
           </w:r>
           <w:r>
-            <w:t>14</w:t>
+            <w:t>19</w:t>
           </w:r>
         </w:p>
         <w:p>
@@ -920,7 +920,7 @@
             <w:tab/>
           </w:r>
           <w:r>
-            <w:t>14</w:t>
+            <w:t>19</w:t>
           </w:r>
         </w:p>
         <w:p>
@@ -938,7 +938,133 @@
             <w:tab/>
           </w:r>
           <w:r>
-            <w:t>15</w:t>
+            <w:t>20</w:t>
+          </w:r>
+        </w:p>
+        <w:p>
+          <w:pPr>
+            <w:pStyle w:val="11"/>
+            <w:ind w:left="360"/>
+            <w:tabs>
+              <w:tab w:val="right" w:leader="dot" w:pos="9026"/>
+            </w:tabs>
+          </w:pPr>
+          <w:r>
+            <w:t>5.4 Nümunələr</w:t>
+          </w:r>
+          <w:r>
+            <w:tab/>
+          </w:r>
+          <w:r>
+            <w:t>21</w:t>
+          </w:r>
+        </w:p>
+        <w:p>
+          <w:pPr>
+            <w:pStyle w:val="12"/>
+            <w:ind w:left="720"/>
+            <w:tabs>
+              <w:tab w:val="right" w:leader="dot" w:pos="9026"/>
+            </w:tabs>
+          </w:pPr>
+          <w:r>
+            <w:t>5.4.1 Send OTP Request Nümunəsi</w:t>
+          </w:r>
+          <w:r>
+            <w:tab/>
+          </w:r>
+          <w:r>
+            <w:t>21</w:t>
+          </w:r>
+        </w:p>
+        <w:p>
+          <w:pPr>
+            <w:pStyle w:val="12"/>
+            <w:ind w:left="720"/>
+            <w:tabs>
+              <w:tab w:val="right" w:leader="dot" w:pos="9026"/>
+            </w:tabs>
+          </w:pPr>
+          <w:r>
+            <w:t>5.4.2 Send OTP Response Nümunəsi</w:t>
+          </w:r>
+          <w:r>
+            <w:tab/>
+          </w:r>
+          <w:r>
+            <w:t>21</w:t>
+          </w:r>
+        </w:p>
+        <w:p>
+          <w:pPr>
+            <w:pStyle w:val="12"/>
+            <w:ind w:left="720"/>
+            <w:tabs>
+              <w:tab w:val="right" w:leader="dot" w:pos="9026"/>
+            </w:tabs>
+          </w:pPr>
+          <w:r>
+            <w:t>5.4.3 Verify OTP Request Nümunəsi</w:t>
+          </w:r>
+          <w:r>
+            <w:tab/>
+          </w:r>
+          <w:r>
+            <w:t>22</w:t>
+          </w:r>
+        </w:p>
+        <w:p>
+          <w:pPr>
+            <w:pStyle w:val="12"/>
+            <w:ind w:left="720"/>
+            <w:tabs>
+              <w:tab w:val="right" w:leader="dot" w:pos="9026"/>
+            </w:tabs>
+          </w:pPr>
+          <w:r>
+            <w:t>5.4.4 Verify OTP Response Nümunəsi</w:t>
+          </w:r>
+          <w:r>
+            <w:tab/>
+          </w:r>
+          <w:r>
+            <w:t>22</w:t>
+          </w:r>
+        </w:p>
+        <w:p>
+          <w:pPr>
+            <w:pStyle w:val="12"/>
+            <w:ind w:left="720"/>
+            <w:tabs>
+              <w:tab w:val="right" w:leader="dot" w:pos="9026"/>
+            </w:tabs>
+          </w:pPr>
+          <w:r>
+            <w:t>5.4.5 Send Quick SMS Request Nümunəsi</w:t>
+          </w:r>
+          <w:r>
+            <w:tab/>
+          </w:r>
+          <w:r>
+            <w:t>23</w:t>
+          </w:r>
+        </w:p>
+        <w:p>
+          <w:pPr>
+            <w:pStyle w:val="12"/>
+            <w:ind w:left="720"/>
+            <w:tabs>
+              <w:tab w:val="right" w:leader="dot" w:pos="9026"/>
+            </w:tabs>
+          </w:pPr>
+          <w:r>
+            <w:t>5.4.6 Send Quick SMS Response Nümunəsi</w:t>
+          </w:r>
+          <w:r>
+            <w:tab/>
+          </w:r>
+          <w:r>
+            <w:t>23</w:t>
           </w:r>
         </w:p>
         <w:p>
@@ -955,7 +1081,7 @@
             <w:tab/>
           </w:r>
           <w:r>
-            <w:t>15</w:t>
+            <w:t>24</w:t>
           </w:r>
         </w:p>
         <w:p>
@@ -973,7 +1099,7 @@
             <w:tab/>
           </w:r>
           <w:r>
-            <w:t>15</w:t>
+            <w:t>24</w:t>
           </w:r>
         </w:p>
         <w:p>
@@ -991,7 +1117,7 @@
             <w:tab/>
           </w:r>
           <w:r>
-            <w:t>15</w:t>
+            <w:t>24</w:t>
           </w:r>
         </w:p>
         <w:p>
@@ -1009,7 +1135,7 @@
             <w:tab/>
           </w:r>
           <w:r>
-            <w:t>16</w:t>
+            <w:t>25</w:t>
           </w:r>
         </w:p>
         <w:p>
@@ -1027,7 +1153,7 @@
             <w:tab/>
           </w:r>
           <w:r>
-            <w:t>16</w:t>
+            <w:t>25</w:t>
           </w:r>
         </w:p>
         <w:p>
@@ -1045,7 +1171,133 @@
             <w:tab/>
           </w:r>
           <w:r>
-            <w:t>16</w:t>
+            <w:t>26</w:t>
+          </w:r>
+        </w:p>
+        <w:p>
+          <w:pPr>
+            <w:pStyle w:val="11"/>
+            <w:ind w:left="360"/>
+            <w:tabs>
+              <w:tab w:val="right" w:leader="dot" w:pos="9026"/>
+            </w:tabs>
+          </w:pPr>
+          <w:r>
+            <w:t>6.6 Nümunələr</w:t>
+          </w:r>
+          <w:r>
+            <w:tab/>
+          </w:r>
+          <w:r>
+            <w:t>27</w:t>
+          </w:r>
+        </w:p>
+        <w:p>
+          <w:pPr>
+            <w:pStyle w:val="12"/>
+            <w:ind w:left="720"/>
+            <w:tabs>
+              <w:tab w:val="right" w:leader="dot" w:pos="9026"/>
+            </w:tabs>
+          </w:pPr>
+          <w:r>
+            <w:t>6.6.1 Get Balance Request Nümunəsi</w:t>
+          </w:r>
+          <w:r>
+            <w:tab/>
+          </w:r>
+          <w:r>
+            <w:t>27</w:t>
+          </w:r>
+        </w:p>
+        <w:p>
+          <w:pPr>
+            <w:pStyle w:val="12"/>
+            <w:ind w:left="720"/>
+            <w:tabs>
+              <w:tab w:val="right" w:leader="dot" w:pos="9026"/>
+            </w:tabs>
+          </w:pPr>
+          <w:r>
+            <w:t>6.6.2 Get Balance Response Nümunəsi</w:t>
+          </w:r>
+          <w:r>
+            <w:tab/>
+          </w:r>
+          <w:r>
+            <w:t>27</w:t>
+          </w:r>
+        </w:p>
+        <w:p>
+          <w:pPr>
+            <w:pStyle w:val="12"/>
+            <w:ind w:left="720"/>
+            <w:tabs>
+              <w:tab w:val="right" w:leader="dot" w:pos="9026"/>
+            </w:tabs>
+          </w:pPr>
+          <w:r>
+            <w:t>6.6.3 Transfer Request Nümunəsi</w:t>
+          </w:r>
+          <w:r>
+            <w:tab/>
+          </w:r>
+          <w:r>
+            <w:t>28</w:t>
+          </w:r>
+        </w:p>
+        <w:p>
+          <w:pPr>
+            <w:pStyle w:val="12"/>
+            <w:ind w:left="720"/>
+            <w:tabs>
+              <w:tab w:val="right" w:leader="dot" w:pos="9026"/>
+            </w:tabs>
+          </w:pPr>
+          <w:r>
+            <w:t>6.6.4 Transfer Response Nümunəsi</w:t>
+          </w:r>
+          <w:r>
+            <w:tab/>
+          </w:r>
+          <w:r>
+            <w:t>28</w:t>
+          </w:r>
+        </w:p>
+        <w:p>
+          <w:pPr>
+            <w:pStyle w:val="12"/>
+            <w:ind w:left="720"/>
+            <w:tabs>
+              <w:tab w:val="right" w:leader="dot" w:pos="9026"/>
+            </w:tabs>
+          </w:pPr>
+          <w:r>
+            <w:t>6.6.5 Transaction History Request Nümunəsi</w:t>
+          </w:r>
+          <w:r>
+            <w:tab/>
+          </w:r>
+          <w:r>
+            <w:t>29</w:t>
+          </w:r>
+        </w:p>
+        <w:p>
+          <w:pPr>
+            <w:pStyle w:val="12"/>
+            <w:ind w:left="720"/>
+            <w:tabs>
+              <w:tab w:val="right" w:leader="dot" w:pos="9026"/>
+            </w:tabs>
+          </w:pPr>
+          <w:r>
+            <w:t>6.6.6 Transaction History Response Nümunəsi</w:t>
+          </w:r>
+          <w:r>
+            <w:tab/>
+          </w:r>
+          <w:r>
+            <w:t>29</w:t>
           </w:r>
         </w:p>
         <w:p>
@@ -1062,7 +1314,7 @@
             <w:tab/>
           </w:r>
           <w:r>
-            <w:t>17</w:t>
+            <w:t>30</w:t>
           </w:r>
         </w:p>
         <w:p>
@@ -1080,7 +1332,7 @@
             <w:tab/>
           </w:r>
           <w:r>
-            <w:t>17</w:t>
+            <w:t>30</w:t>
           </w:r>
         </w:p>
         <w:p>
@@ -1098,7 +1350,7 @@
             <w:tab/>
           </w:r>
           <w:r>
-            <w:t>17</w:t>
+            <w:t>30</w:t>
           </w:r>
         </w:p>
         <w:p>
@@ -1116,7 +1368,7 @@
             <w:tab/>
           </w:r>
           <w:r>
-            <w:t>17</w:t>
+            <w:t>31</w:t>
           </w:r>
         </w:p>
         <w:p>
@@ -1134,7 +1386,7 @@
             <w:tab/>
           </w:r>
           <w:r>
-            <w:t>18</w:t>
+            <w:t>31</w:t>
           </w:r>
         </w:p>
         <w:p>
@@ -1152,7 +1404,151 @@
             <w:tab/>
           </w:r>
           <w:r>
-            <w:t>18</w:t>
+            <w:t>32</w:t>
+          </w:r>
+        </w:p>
+        <w:p>
+          <w:pPr>
+            <w:pStyle w:val="11"/>
+            <w:ind w:left="360"/>
+            <w:tabs>
+              <w:tab w:val="right" w:leader="dot" w:pos="9026"/>
+            </w:tabs>
+          </w:pPr>
+          <w:r>
+            <w:t>7.6 Nümunələr</w:t>
+          </w:r>
+          <w:r>
+            <w:tab/>
+          </w:r>
+          <w:r>
+            <w:t>33</w:t>
+          </w:r>
+        </w:p>
+        <w:p>
+          <w:pPr>
+            <w:pStyle w:val="12"/>
+            <w:ind w:left="720"/>
+            <w:tabs>
+              <w:tab w:val="right" w:leader="dot" w:pos="9026"/>
+            </w:tabs>
+          </w:pPr>
+          <w:r>
+            <w:t>7.6.1 Start Session Request Nümunəsi</w:t>
+          </w:r>
+          <w:r>
+            <w:tab/>
+          </w:r>
+          <w:r>
+            <w:t>33</w:t>
+          </w:r>
+        </w:p>
+        <w:p>
+          <w:pPr>
+            <w:pStyle w:val="12"/>
+            <w:ind w:left="720"/>
+            <w:tabs>
+              <w:tab w:val="right" w:leader="dot" w:pos="9026"/>
+            </w:tabs>
+          </w:pPr>
+          <w:r>
+            <w:t>7.6.2 Start Session Response Nümunəsi</w:t>
+          </w:r>
+          <w:r>
+            <w:tab/>
+          </w:r>
+          <w:r>
+            <w:t>33</w:t>
+          </w:r>
+        </w:p>
+        <w:p>
+          <w:pPr>
+            <w:pStyle w:val="12"/>
+            <w:ind w:left="720"/>
+            <w:tabs>
+              <w:tab w:val="right" w:leader="dot" w:pos="9026"/>
+            </w:tabs>
+          </w:pPr>
+          <w:r>
+            <w:t>7.6.3 End Session Request Nümunəsi</w:t>
+          </w:r>
+          <w:r>
+            <w:tab/>
+          </w:r>
+          <w:r>
+            <w:t>34</w:t>
+          </w:r>
+        </w:p>
+        <w:p>
+          <w:pPr>
+            <w:pStyle w:val="12"/>
+            <w:ind w:left="720"/>
+            <w:tabs>
+              <w:tab w:val="right" w:leader="dot" w:pos="9026"/>
+            </w:tabs>
+          </w:pPr>
+          <w:r>
+            <w:t>7.6.4 End Session Response Nümunəsi</w:t>
+          </w:r>
+          <w:r>
+            <w:tab/>
+          </w:r>
+          <w:r>
+            <w:t>34</w:t>
+          </w:r>
+        </w:p>
+        <w:p>
+          <w:pPr>
+            <w:pStyle w:val="12"/>
+            <w:ind w:left="720"/>
+            <w:tabs>
+              <w:tab w:val="right" w:leader="dot" w:pos="9026"/>
+            </w:tabs>
+          </w:pPr>
+          <w:r>
+            <w:t>7.6.5 Get Recording Request Nümunəsi</w:t>
+          </w:r>
+          <w:r>
+            <w:tab/>
+          </w:r>
+          <w:r>
+            <w:t>35</w:t>
+          </w:r>
+        </w:p>
+        <w:p>
+          <w:pPr>
+            <w:pStyle w:val="12"/>
+            <w:ind w:left="720"/>
+            <w:tabs>
+              <w:tab w:val="right" w:leader="dot" w:pos="9026"/>
+            </w:tabs>
+          </w:pPr>
+          <w:r>
+            <w:t>7.6.6 Session Status Request Nümunəsi</w:t>
+          </w:r>
+          <w:r>
+            <w:tab/>
+          </w:r>
+          <w:r>
+            <w:t>35</w:t>
+          </w:r>
+        </w:p>
+        <w:p>
+          <w:pPr>
+            <w:pStyle w:val="12"/>
+            <w:ind w:left="720"/>
+            <w:tabs>
+              <w:tab w:val="right" w:leader="dot" w:pos="9026"/>
+            </w:tabs>
+          </w:pPr>
+          <w:r>
+            <w:t>7.6.7 Session Status Response Nümunəsi</w:t>
+          </w:r>
+          <w:r>
+            <w:tab/>
+          </w:r>
+          <w:r>
+            <w:t>35</w:t>
           </w:r>
         </w:p>
         <w:p>
@@ -1169,7 +1565,7 @@
             <w:tab/>
           </w:r>
           <w:r>
-            <w:t>18</w:t>
+            <w:t>36</w:t>
           </w:r>
         </w:p>
         <w:p>
@@ -1187,7 +1583,7 @@
             <w:tab/>
           </w:r>
           <w:r>
-            <w:t>18</w:t>
+            <w:t>36</w:t>
           </w:r>
         </w:p>
         <w:p>
@@ -1205,7 +1601,7 @@
             <w:tab/>
           </w:r>
           <w:r>
-            <w:t>19</w:t>
+            <w:t>36</w:t>
           </w:r>
         </w:p>
         <w:p>
@@ -1223,7 +1619,7 @@
             <w:tab/>
           </w:r>
           <w:r>
-            <w:t>19</w:t>
+            <w:t>37</w:t>
           </w:r>
         </w:p>
         <w:p>
@@ -1241,7 +1637,7 @@
             <w:tab/>
           </w:r>
           <w:r>
-            <w:t>19</w:t>
+            <w:t>37</w:t>
           </w:r>
         </w:p>
         <w:p>
@@ -1259,7 +1655,7 @@
             <w:tab/>
           </w:r>
           <w:r>
-            <w:t>20</w:t>
+            <w:t>38</w:t>
           </w:r>
         </w:p>
         <w:p>
@@ -1277,7 +1673,7 @@
             <w:tab/>
           </w:r>
           <w:r>
-            <w:t>20</w:t>
+            <w:t>38</w:t>
           </w:r>
         </w:p>
         <w:p>
@@ -1295,7 +1691,7 @@
             <w:tab/>
           </w:r>
           <w:r>
-            <w:t>20</w:t>
+            <w:t>39</w:t>
           </w:r>
         </w:p>
         <w:p>
@@ -1313,7 +1709,7 @@
             <w:tab/>
           </w:r>
           <w:r>
-            <w:t>21</w:t>
+            <w:t>39</w:t>
           </w:r>
         </w:p>
         <w:p>
@@ -1331,7 +1727,61 @@
             <w:tab/>
           </w:r>
           <w:r>
-            <w:t>21</w:t>
+            <w:t>39</w:t>
+          </w:r>
+        </w:p>
+        <w:p>
+          <w:pPr>
+            <w:pStyle w:val="12"/>
+            <w:ind w:left="720"/>
+            <w:tabs>
+              <w:tab w:val="right" w:leader="dot" w:pos="9026"/>
+            </w:tabs>
+          </w:pPr>
+          <w:r>
+            <w:t>8.8.2 Interest Rates Nümunəsi</w:t>
+          </w:r>
+          <w:r>
+            <w:tab/>
+          </w:r>
+          <w:r>
+            <w:t>40</w:t>
+          </w:r>
+        </w:p>
+        <w:p>
+          <w:pPr>
+            <w:pStyle w:val="12"/>
+            <w:ind w:left="720"/>
+            <w:tabs>
+              <w:tab w:val="right" w:leader="dot" w:pos="9026"/>
+            </w:tabs>
+          </w:pPr>
+          <w:r>
+            <w:t>8.8.3 Credit Products Nümunəsi</w:t>
+          </w:r>
+          <w:r>
+            <w:tab/>
+          </w:r>
+          <w:r>
+            <w:t>41</w:t>
+          </w:r>
+        </w:p>
+        <w:p>
+          <w:pPr>
+            <w:pStyle w:val="12"/>
+            <w:ind w:left="720"/>
+            <w:tabs>
+              <w:tab w:val="right" w:leader="dot" w:pos="9026"/>
+            </w:tabs>
+          </w:pPr>
+          <w:r>
+            <w:t>8.8.4 Market Overview Nümunəsi</w:t>
+          </w:r>
+          <w:r>
+            <w:tab/>
+          </w:r>
+          <w:r>
+            <w:t>42</w:t>
           </w:r>
         </w:p>
         <w:p>
@@ -1348,7 +1798,7 @@
             <w:tab/>
           </w:r>
           <w:r>
-            <w:t>21</w:t>
+            <w:t>43</w:t>
           </w:r>
         </w:p>
         <w:p>
@@ -1366,7 +1816,7 @@
             <w:tab/>
           </w:r>
           <w:r>
-            <w:t>21</w:t>
+            <w:t>43</w:t>
           </w:r>
         </w:p>
         <w:p>
@@ -1384,7 +1834,7 @@
             <w:tab/>
           </w:r>
           <w:r>
-            <w:t>22</w:t>
+            <w:t>43</w:t>
           </w:r>
         </w:p>
         <w:p>
@@ -1402,7 +1852,7 @@
             <w:tab/>
           </w:r>
           <w:r>
-            <w:t>22</w:t>
+            <w:t>44</w:t>
           </w:r>
         </w:p>
         <w:p>
@@ -1420,7 +1870,7 @@
             <w:tab/>
           </w:r>
           <w:r>
-            <w:t>23</w:t>
+            <w:t>44</w:t>
           </w:r>
         </w:p>
         <w:p>
@@ -1438,7 +1888,7 @@
             <w:tab/>
           </w:r>
           <w:r>
-            <w:t>23</w:t>
+            <w:t>45</w:t>
           </w:r>
         </w:p>
         <w:p>
@@ -1456,7 +1906,7 @@
             <w:tab/>
           </w:r>
           <w:r>
-            <w:t>24</w:t>
+            <w:t>45</w:t>
           </w:r>
         </w:p>
         <w:p>
@@ -1474,7 +1924,7 @@
             <w:tab/>
           </w:r>
           <w:r>
-            <w:t>24</w:t>
+            <w:t>46</w:t>
           </w:r>
         </w:p>
         <w:p>
@@ -1492,7 +1942,7 @@
             <w:tab/>
           </w:r>
           <w:r>
-            <w:t>25</w:t>
+            <w:t>46</w:t>
           </w:r>
         </w:p>
         <w:p>
@@ -1510,7 +1960,7 @@
             <w:tab/>
           </w:r>
           <w:r>
-            <w:t>25</w:t>
+            <w:t>47</w:t>
           </w:r>
         </w:p>
         <w:p>
@@ -1528,7 +1978,7 @@
             <w:tab/>
           </w:r>
           <w:r>
-            <w:t>26</w:t>
+            <w:t>47</w:t>
           </w:r>
         </w:p>
         <w:p>
@@ -1546,7 +1996,7 @@
             <w:tab/>
           </w:r>
           <w:r>
-            <w:t>26</w:t>
+            <w:t>48</w:t>
           </w:r>
         </w:p>
         <w:p>
@@ -1564,7 +2014,7 @@
             <w:tab/>
           </w:r>
           <w:r>
-            <w:t>26</w:t>
+            <w:t>48</w:t>
           </w:r>
         </w:p>
         <w:p>
@@ -1582,7 +2032,7 @@
             <w:tab/>
           </w:r>
           <w:r>
-            <w:t>27</w:t>
+            <w:t>49</w:t>
           </w:r>
         </w:p>
         <w:p>
@@ -1600,7 +2050,7 @@
             <w:tab/>
           </w:r>
           <w:r>
-            <w:t>27</w:t>
+            <w:t>49</w:t>
           </w:r>
         </w:p>
         <w:p>
@@ -1618,7 +2068,7 @@
             <w:tab/>
           </w:r>
           <w:r>
-            <w:t>28</w:t>
+            <w:t>50</w:t>
           </w:r>
         </w:p>
         <w:p>
@@ -1636,7 +2086,7 @@
             <w:tab/>
           </w:r>
           <w:r>
-            <w:t>28</w:t>
+            <w:t>50</w:t>
           </w:r>
         </w:p>
         <w:p>
@@ -1654,7 +2104,7 @@
             <w:tab/>
           </w:r>
           <w:r>
-            <w:t>28</w:t>
+            <w:t>51</w:t>
           </w:r>
         </w:p>
         <w:p>
@@ -1672,7 +2122,7 @@
             <w:tab/>
           </w:r>
           <w:r>
-            <w:t>29</w:t>
+            <w:t>51</w:t>
           </w:r>
         </w:p>
         <w:p>
@@ -1690,7 +2140,7 @@
             <w:tab/>
           </w:r>
           <w:r>
-            <w:t>29</w:t>
+            <w:t>52</w:t>
           </w:r>
         </w:p>
         <w:p>
@@ -1708,7 +2158,7 @@
             <w:tab/>
           </w:r>
           <w:r>
-            <w:t>30</w:t>
+            <w:t>53</w:t>
           </w:r>
         </w:p>
         <w:p>
@@ -1726,7 +2176,133 @@
             <w:tab/>
           </w:r>
           <w:r>
-            <w:t>30</w:t>
+            <w:t>53</w:t>
+          </w:r>
+        </w:p>
+        <w:p>
+          <w:pPr>
+            <w:pStyle w:val="12"/>
+            <w:ind w:left="720"/>
+            <w:tabs>
+              <w:tab w:val="right" w:leader="dot" w:pos="9026"/>
+            </w:tabs>
+          </w:pPr>
+          <w:r>
+            <w:t>9.17.5 SOAP Request — showPaymentOrderInfo</w:t>
+          </w:r>
+          <w:r>
+            <w:tab/>
+          </w:r>
+          <w:r>
+            <w:t>54</w:t>
+          </w:r>
+        </w:p>
+        <w:p>
+          <w:pPr>
+            <w:pStyle w:val="12"/>
+            <w:ind w:left="720"/>
+            <w:tabs>
+              <w:tab w:val="right" w:leader="dot" w:pos="9026"/>
+            </w:tabs>
+          </w:pPr>
+          <w:r>
+            <w:t>9.17.6 SOAP Response — showPaymentOrderInfo</w:t>
+          </w:r>
+          <w:r>
+            <w:tab/>
+          </w:r>
+          <w:r>
+            <w:t>54</w:t>
+          </w:r>
+        </w:p>
+        <w:p>
+          <w:pPr>
+            <w:pStyle w:val="12"/>
+            <w:ind w:left="720"/>
+            <w:tabs>
+              <w:tab w:val="right" w:leader="dot" w:pos="9026"/>
+            </w:tabs>
+          </w:pPr>
+          <w:r>
+            <w:t>9.17.7 SOAP Request — addRepayments</w:t>
+          </w:r>
+          <w:r>
+            <w:tab/>
+          </w:r>
+          <w:r>
+            <w:t>55</w:t>
+          </w:r>
+        </w:p>
+        <w:p>
+          <w:pPr>
+            <w:pStyle w:val="12"/>
+            <w:ind w:left="720"/>
+            <w:tabs>
+              <w:tab w:val="right" w:leader="dot" w:pos="9026"/>
+            </w:tabs>
+          </w:pPr>
+          <w:r>
+            <w:t>9.17.8 SOAP Response — addRepayments</w:t>
+          </w:r>
+          <w:r>
+            <w:tab/>
+          </w:r>
+          <w:r>
+            <w:t>56</w:t>
+          </w:r>
+        </w:p>
+        <w:p>
+          <w:pPr>
+            <w:pStyle w:val="12"/>
+            <w:ind w:left="720"/>
+            <w:tabs>
+              <w:tab w:val="right" w:leader="dot" w:pos="9026"/>
+            </w:tabs>
+          </w:pPr>
+          <w:r>
+            <w:t>9.17.9 SOAP Request — cancelRepayments</w:t>
+          </w:r>
+          <w:r>
+            <w:tab/>
+          </w:r>
+          <w:r>
+            <w:t>57</w:t>
+          </w:r>
+        </w:p>
+        <w:p>
+          <w:pPr>
+            <w:pStyle w:val="12"/>
+            <w:ind w:left="720"/>
+            <w:tabs>
+              <w:tab w:val="right" w:leader="dot" w:pos="9026"/>
+            </w:tabs>
+          </w:pPr>
+          <w:r>
+            <w:t>9.17.10 SOAP Request — addRepaymentsByPartner</w:t>
+          </w:r>
+          <w:r>
+            <w:tab/>
+          </w:r>
+          <w:r>
+            <w:t>57</w:t>
+          </w:r>
+        </w:p>
+        <w:p>
+          <w:pPr>
+            <w:pStyle w:val="12"/>
+            <w:ind w:left="720"/>
+            <w:tabs>
+              <w:tab w:val="right" w:leader="dot" w:pos="9026"/>
+            </w:tabs>
+          </w:pPr>
+          <w:r>
+            <w:t>9.17.11 SOAP Response — addRepaymentsByPartner</w:t>
+          </w:r>
+          <w:r>
+            <w:tab/>
+          </w:r>
+          <w:r>
+            <w:t>58</w:t>
           </w:r>
         </w:p>
         <w:p>
@@ -1744,7 +2320,7 @@
             <w:tab/>
           </w:r>
           <w:r>
-            <w:t>31</w:t>
+            <w:t>59</w:t>
           </w:r>
         </w:p>
         <w:p>
@@ -15837,6 +16413,870 @@
     </w:p>
     <w:p>
       <w:pPr>
+        <w:pStyle w:val="Heading2"/>
+        <w:spacing w:after="200" w:before="400" w:line="250"/>
+      </w:pPr>
+      <w:r>
+        <w:rPr>
+          <w:rFonts w:ascii="Times New Roman" w:cs="Times New Roman" w:eastAsia="Times New Roman" w:hAnsi="Times New Roman"/>
+          <w:b/>
+          <w:bCs/>
+          <w:color w:val="2B2B2B"/>
+          <w:sz w:val="28"/>
+          <w:szCs w:val="28"/>
+        </w:rPr>
+        <w:t xml:space="preserve">5.4 Nümunələr</w:t>
+      </w:r>
+    </w:p>
+    <w:p>
+      <w:pPr>
+        <w:pStyle w:val="Heading3"/>
+        <w:spacing w:after="150" w:before="300" w:line="250"/>
+      </w:pPr>
+      <w:r>
+        <w:rPr>
+          <w:rFonts w:ascii="Times New Roman" w:cs="Times New Roman" w:eastAsia="Times New Roman" w:hAnsi="Times New Roman"/>
+          <w:b/>
+          <w:bCs/>
+          <w:color w:val="2B2B2B"/>
+          <w:sz w:val="24"/>
+          <w:szCs w:val="24"/>
+        </w:rPr>
+        <w:t xml:space="preserve">5.4.1 Send OTP Request Nümunəsi</w:t>
+      </w:r>
+    </w:p>
+    <w:p>
+      <w:pPr>
+        <w:shd w:fill="F8FAFC" w:val="clear"/>
+        <w:spacing w:after="0" w:line="240"/>
+        <w:ind w:left="200" w:right="200"/>
+      </w:pPr>
+      <w:r>
+        <w:rPr>
+          <w:rFonts w:ascii="Courier New" w:cs="Courier New" w:eastAsia="Courier New" w:hAnsi="Courier New"/>
+          <w:color w:val="0F172A"/>
+          <w:sz w:val="18"/>
+          <w:szCs w:val="18"/>
+        </w:rPr>
+        <w:t xml:space="preserve">POST /api/v1/otp/send</w:t>
+      </w:r>
+    </w:p>
+    <w:p>
+      <w:pPr>
+        <w:shd w:fill="F8FAFC" w:val="clear"/>
+        <w:spacing w:after="0" w:line="240"/>
+        <w:ind w:left="200" w:right="200"/>
+      </w:pPr>
+      <w:r>
+        <w:rPr>
+          <w:rFonts w:ascii="Courier New" w:cs="Courier New" w:eastAsia="Courier New" w:hAnsi="Courier New"/>
+          <w:color w:val="0F172A"/>
+          <w:sz w:val="18"/>
+          <w:szCs w:val="18"/>
+        </w:rPr>
+        <w:t xml:space="preserve">Headers:</w:t>
+      </w:r>
+    </w:p>
+    <w:p>
+      <w:pPr>
+        <w:shd w:fill="F8FAFC" w:val="clear"/>
+        <w:spacing w:after="0" w:line="240"/>
+        <w:ind w:left="200" w:right="200"/>
+      </w:pPr>
+      <w:r>
+        <w:rPr>
+          <w:rFonts w:ascii="Courier New" w:cs="Courier New" w:eastAsia="Courier New" w:hAnsi="Courier New"/>
+          <w:color w:val="0F172A"/>
+          <w:sz w:val="18"/>
+          <w:szCs w:val="18"/>
+        </w:rPr>
+        <w:t xml:space="preserve">  ApiKey: your-api-key</w:t>
+      </w:r>
+    </w:p>
+    <w:p>
+      <w:pPr>
+        <w:shd w:fill="F8FAFC" w:val="clear"/>
+        <w:spacing w:after="0" w:line="240"/>
+        <w:ind w:left="200" w:right="200"/>
+      </w:pPr>
+      <w:r>
+        <w:rPr>
+          <w:rFonts w:ascii="Courier New" w:cs="Courier New" w:eastAsia="Courier New" w:hAnsi="Courier New"/>
+          <w:color w:val="0F172A"/>
+          <w:sz w:val="18"/>
+          <w:szCs w:val="18"/>
+        </w:rPr>
+        <w:t xml:space="preserve">  Content-Type: application/json</w:t>
+      </w:r>
+    </w:p>
+    <w:p>
+      <w:pPr>
+        <w:shd w:fill="F8FAFC" w:val="clear"/>
+        <w:spacing w:after="0" w:line="240"/>
+        <w:ind w:left="200" w:right="200"/>
+      </w:pPr>
+      <w:r>
+        <w:rPr>
+          <w:rFonts w:ascii="Courier New" w:cs="Courier New" w:eastAsia="Courier New" w:hAnsi="Courier New"/>
+          <w:color w:val="0F172A"/>
+          <w:sz w:val="18"/>
+          <w:szCs w:val="18"/>
+        </w:rPr>
+        <w:t xml:space="preserve"> </w:t>
+      </w:r>
+    </w:p>
+    <w:p>
+      <w:pPr>
+        <w:shd w:fill="F8FAFC" w:val="clear"/>
+        <w:spacing w:after="0" w:line="240"/>
+        <w:ind w:left="200" w:right="200"/>
+      </w:pPr>
+      <w:r>
+        <w:rPr>
+          <w:rFonts w:ascii="Courier New" w:cs="Courier New" w:eastAsia="Courier New" w:hAnsi="Courier New"/>
+          <w:color w:val="0F172A"/>
+          <w:sz w:val="18"/>
+          <w:szCs w:val="18"/>
+        </w:rPr>
+        <w:t xml:space="preserve">{</w:t>
+      </w:r>
+    </w:p>
+    <w:p>
+      <w:pPr>
+        <w:shd w:fill="F8FAFC" w:val="clear"/>
+        <w:spacing w:after="0" w:line="240"/>
+        <w:ind w:left="200" w:right="200"/>
+      </w:pPr>
+      <w:r>
+        <w:rPr>
+          <w:rFonts w:ascii="Courier New" w:cs="Courier New" w:eastAsia="Courier New" w:hAnsi="Courier New"/>
+          <w:color w:val="0F172A"/>
+          <w:sz w:val="18"/>
+          <w:szCs w:val="18"/>
+        </w:rPr>
+        <w:t xml:space="preserve">  "phoneNumber": "+994501234567",</w:t>
+      </w:r>
+    </w:p>
+    <w:p>
+      <w:pPr>
+        <w:shd w:fill="F8FAFC" w:val="clear"/>
+        <w:spacing w:after="0" w:line="240"/>
+        <w:ind w:left="200" w:right="200"/>
+      </w:pPr>
+      <w:r>
+        <w:rPr>
+          <w:rFonts w:ascii="Courier New" w:cs="Courier New" w:eastAsia="Courier New" w:hAnsi="Courier New"/>
+          <w:color w:val="0F172A"/>
+          <w:sz w:val="18"/>
+          <w:szCs w:val="18"/>
+        </w:rPr>
+        <w:t xml:space="preserve">  "message": "Təsdiq kodunuz: 5829. 2 dəqiqə ərzində daxil edin.",</w:t>
+      </w:r>
+    </w:p>
+    <w:p>
+      <w:pPr>
+        <w:shd w:fill="F8FAFC" w:val="clear"/>
+        <w:spacing w:after="0" w:line="240"/>
+        <w:ind w:left="200" w:right="200"/>
+      </w:pPr>
+      <w:r>
+        <w:rPr>
+          <w:rFonts w:ascii="Courier New" w:cs="Courier New" w:eastAsia="Courier New" w:hAnsi="Courier New"/>
+          <w:color w:val="0F172A"/>
+          <w:sz w:val="18"/>
+          <w:szCs w:val="18"/>
+        </w:rPr>
+        <w:t xml:space="preserve">  "otpLength": 4,</w:t>
+      </w:r>
+    </w:p>
+    <w:p>
+      <w:pPr>
+        <w:shd w:fill="F8FAFC" w:val="clear"/>
+        <w:spacing w:after="0" w:line="240"/>
+        <w:ind w:left="200" w:right="200"/>
+      </w:pPr>
+      <w:r>
+        <w:rPr>
+          <w:rFonts w:ascii="Courier New" w:cs="Courier New" w:eastAsia="Courier New" w:hAnsi="Courier New"/>
+          <w:color w:val="0F172A"/>
+          <w:sz w:val="18"/>
+          <w:szCs w:val="18"/>
+        </w:rPr>
+        <w:t xml:space="preserve">  "otpExpiry": 120</w:t>
+      </w:r>
+    </w:p>
+    <w:p>
+      <w:pPr>
+        <w:shd w:fill="F8FAFC" w:val="clear"/>
+        <w:spacing w:after="0" w:line="240"/>
+        <w:ind w:left="200" w:right="200"/>
+      </w:pPr>
+      <w:r>
+        <w:rPr>
+          <w:rFonts w:ascii="Courier New" w:cs="Courier New" w:eastAsia="Courier New" w:hAnsi="Courier New"/>
+          <w:color w:val="0F172A"/>
+          <w:sz w:val="18"/>
+          <w:szCs w:val="18"/>
+        </w:rPr>
+        <w:t xml:space="preserve">}</w:t>
+      </w:r>
+    </w:p>
+    <w:p>
+      <w:pPr>
+        <w:spacing w:after="0" w:before="80" w:line="250"/>
+      </w:pPr>
+    </w:p>
+    <w:p>
+      <w:pPr>
+        <w:pStyle w:val="Heading3"/>
+        <w:spacing w:after="150" w:before="300" w:line="250"/>
+      </w:pPr>
+      <w:r>
+        <w:rPr>
+          <w:rFonts w:ascii="Times New Roman" w:cs="Times New Roman" w:eastAsia="Times New Roman" w:hAnsi="Times New Roman"/>
+          <w:b/>
+          <w:bCs/>
+          <w:color w:val="2B2B2B"/>
+          <w:sz w:val="24"/>
+          <w:szCs w:val="24"/>
+        </w:rPr>
+        <w:t xml:space="preserve">5.4.2 Send OTP Response Nümunəsi</w:t>
+      </w:r>
+    </w:p>
+    <w:p>
+      <w:pPr>
+        <w:shd w:fill="F8FAFC" w:val="clear"/>
+        <w:spacing w:after="0" w:line="240"/>
+        <w:ind w:left="200" w:right="200"/>
+      </w:pPr>
+      <w:r>
+        <w:rPr>
+          <w:rFonts w:ascii="Courier New" w:cs="Courier New" w:eastAsia="Courier New" w:hAnsi="Courier New"/>
+          <w:color w:val="0F172A"/>
+          <w:sz w:val="18"/>
+          <w:szCs w:val="18"/>
+        </w:rPr>
+        <w:t xml:space="preserve">{</w:t>
+      </w:r>
+    </w:p>
+    <w:p>
+      <w:pPr>
+        <w:shd w:fill="F8FAFC" w:val="clear"/>
+        <w:spacing w:after="0" w:line="240"/>
+        <w:ind w:left="200" w:right="200"/>
+      </w:pPr>
+      <w:r>
+        <w:rPr>
+          <w:rFonts w:ascii="Courier New" w:cs="Courier New" w:eastAsia="Courier New" w:hAnsi="Courier New"/>
+          <w:color w:val="0F172A"/>
+          <w:sz w:val="18"/>
+          <w:szCs w:val="18"/>
+        </w:rPr>
+        <w:t xml:space="preserve">  "otpId": "OTP-20260408-00001",</w:t>
+      </w:r>
+    </w:p>
+    <w:p>
+      <w:pPr>
+        <w:shd w:fill="F8FAFC" w:val="clear"/>
+        <w:spacing w:after="0" w:line="240"/>
+        <w:ind w:left="200" w:right="200"/>
+      </w:pPr>
+      <w:r>
+        <w:rPr>
+          <w:rFonts w:ascii="Courier New" w:cs="Courier New" w:eastAsia="Courier New" w:hAnsi="Courier New"/>
+          <w:color w:val="0F172A"/>
+          <w:sz w:val="18"/>
+          <w:szCs w:val="18"/>
+        </w:rPr>
+        <w:t xml:space="preserve">  "status": "SENT",</w:t>
+      </w:r>
+    </w:p>
+    <w:p>
+      <w:pPr>
+        <w:shd w:fill="F8FAFC" w:val="clear"/>
+        <w:spacing w:after="0" w:line="240"/>
+        <w:ind w:left="200" w:right="200"/>
+      </w:pPr>
+      <w:r>
+        <w:rPr>
+          <w:rFonts w:ascii="Courier New" w:cs="Courier New" w:eastAsia="Courier New" w:hAnsi="Courier New"/>
+          <w:color w:val="0F172A"/>
+          <w:sz w:val="18"/>
+          <w:szCs w:val="18"/>
+        </w:rPr>
+        <w:t xml:space="preserve">  "expiresAt": "2026-04-08T10:32:00Z"</w:t>
+      </w:r>
+    </w:p>
+    <w:p>
+      <w:pPr>
+        <w:shd w:fill="F8FAFC" w:val="clear"/>
+        <w:spacing w:after="0" w:line="240"/>
+        <w:ind w:left="200" w:right="200"/>
+      </w:pPr>
+      <w:r>
+        <w:rPr>
+          <w:rFonts w:ascii="Courier New" w:cs="Courier New" w:eastAsia="Courier New" w:hAnsi="Courier New"/>
+          <w:color w:val="0F172A"/>
+          <w:sz w:val="18"/>
+          <w:szCs w:val="18"/>
+        </w:rPr>
+        <w:t xml:space="preserve">}</w:t>
+      </w:r>
+    </w:p>
+    <w:p>
+      <w:pPr>
+        <w:spacing w:after="0" w:before="80" w:line="250"/>
+      </w:pPr>
+    </w:p>
+    <w:p>
+      <w:pPr>
+        <w:pStyle w:val="Heading3"/>
+        <w:spacing w:after="150" w:before="300" w:line="250"/>
+      </w:pPr>
+      <w:r>
+        <w:rPr>
+          <w:rFonts w:ascii="Times New Roman" w:cs="Times New Roman" w:eastAsia="Times New Roman" w:hAnsi="Times New Roman"/>
+          <w:b/>
+          <w:bCs/>
+          <w:color w:val="2B2B2B"/>
+          <w:sz w:val="24"/>
+          <w:szCs w:val="24"/>
+        </w:rPr>
+        <w:t xml:space="preserve">5.4.3 Verify OTP Request Nümunəsi</w:t>
+      </w:r>
+    </w:p>
+    <w:p>
+      <w:pPr>
+        <w:shd w:fill="F8FAFC" w:val="clear"/>
+        <w:spacing w:after="0" w:line="240"/>
+        <w:ind w:left="200" w:right="200"/>
+      </w:pPr>
+      <w:r>
+        <w:rPr>
+          <w:rFonts w:ascii="Courier New" w:cs="Courier New" w:eastAsia="Courier New" w:hAnsi="Courier New"/>
+          <w:color w:val="0F172A"/>
+          <w:sz w:val="18"/>
+          <w:szCs w:val="18"/>
+        </w:rPr>
+        <w:t xml:space="preserve">POST /api/v1/otp/verify</w:t>
+      </w:r>
+    </w:p>
+    <w:p>
+      <w:pPr>
+        <w:shd w:fill="F8FAFC" w:val="clear"/>
+        <w:spacing w:after="0" w:line="240"/>
+        <w:ind w:left="200" w:right="200"/>
+      </w:pPr>
+      <w:r>
+        <w:rPr>
+          <w:rFonts w:ascii="Courier New" w:cs="Courier New" w:eastAsia="Courier New" w:hAnsi="Courier New"/>
+          <w:color w:val="0F172A"/>
+          <w:sz w:val="18"/>
+          <w:szCs w:val="18"/>
+        </w:rPr>
+        <w:t xml:space="preserve">Headers:</w:t>
+      </w:r>
+    </w:p>
+    <w:p>
+      <w:pPr>
+        <w:shd w:fill="F8FAFC" w:val="clear"/>
+        <w:spacing w:after="0" w:line="240"/>
+        <w:ind w:left="200" w:right="200"/>
+      </w:pPr>
+      <w:r>
+        <w:rPr>
+          <w:rFonts w:ascii="Courier New" w:cs="Courier New" w:eastAsia="Courier New" w:hAnsi="Courier New"/>
+          <w:color w:val="0F172A"/>
+          <w:sz w:val="18"/>
+          <w:szCs w:val="18"/>
+        </w:rPr>
+        <w:t xml:space="preserve">  ApiKey: your-api-key</w:t>
+      </w:r>
+    </w:p>
+    <w:p>
+      <w:pPr>
+        <w:shd w:fill="F8FAFC" w:val="clear"/>
+        <w:spacing w:after="0" w:line="240"/>
+        <w:ind w:left="200" w:right="200"/>
+      </w:pPr>
+      <w:r>
+        <w:rPr>
+          <w:rFonts w:ascii="Courier New" w:cs="Courier New" w:eastAsia="Courier New" w:hAnsi="Courier New"/>
+          <w:color w:val="0F172A"/>
+          <w:sz w:val="18"/>
+          <w:szCs w:val="18"/>
+        </w:rPr>
+        <w:t xml:space="preserve">  Content-Type: application/json</w:t>
+      </w:r>
+    </w:p>
+    <w:p>
+      <w:pPr>
+        <w:shd w:fill="F8FAFC" w:val="clear"/>
+        <w:spacing w:after="0" w:line="240"/>
+        <w:ind w:left="200" w:right="200"/>
+      </w:pPr>
+      <w:r>
+        <w:rPr>
+          <w:rFonts w:ascii="Courier New" w:cs="Courier New" w:eastAsia="Courier New" w:hAnsi="Courier New"/>
+          <w:color w:val="0F172A"/>
+          <w:sz w:val="18"/>
+          <w:szCs w:val="18"/>
+        </w:rPr>
+        <w:t xml:space="preserve"> </w:t>
+      </w:r>
+    </w:p>
+    <w:p>
+      <w:pPr>
+        <w:shd w:fill="F8FAFC" w:val="clear"/>
+        <w:spacing w:after="0" w:line="240"/>
+        <w:ind w:left="200" w:right="200"/>
+      </w:pPr>
+      <w:r>
+        <w:rPr>
+          <w:rFonts w:ascii="Courier New" w:cs="Courier New" w:eastAsia="Courier New" w:hAnsi="Courier New"/>
+          <w:color w:val="0F172A"/>
+          <w:sz w:val="18"/>
+          <w:szCs w:val="18"/>
+        </w:rPr>
+        <w:t xml:space="preserve">{</w:t>
+      </w:r>
+    </w:p>
+    <w:p>
+      <w:pPr>
+        <w:shd w:fill="F8FAFC" w:val="clear"/>
+        <w:spacing w:after="0" w:line="240"/>
+        <w:ind w:left="200" w:right="200"/>
+      </w:pPr>
+      <w:r>
+        <w:rPr>
+          <w:rFonts w:ascii="Courier New" w:cs="Courier New" w:eastAsia="Courier New" w:hAnsi="Courier New"/>
+          <w:color w:val="0F172A"/>
+          <w:sz w:val="18"/>
+          <w:szCs w:val="18"/>
+        </w:rPr>
+        <w:t xml:space="preserve">  "phoneNumber": "+994501234567",</w:t>
+      </w:r>
+    </w:p>
+    <w:p>
+      <w:pPr>
+        <w:shd w:fill="F8FAFC" w:val="clear"/>
+        <w:spacing w:after="0" w:line="240"/>
+        <w:ind w:left="200" w:right="200"/>
+      </w:pPr>
+      <w:r>
+        <w:rPr>
+          <w:rFonts w:ascii="Courier New" w:cs="Courier New" w:eastAsia="Courier New" w:hAnsi="Courier New"/>
+          <w:color w:val="0F172A"/>
+          <w:sz w:val="18"/>
+          <w:szCs w:val="18"/>
+        </w:rPr>
+        <w:t xml:space="preserve">  "otpCode": "5829",</w:t>
+      </w:r>
+    </w:p>
+    <w:p>
+      <w:pPr>
+        <w:shd w:fill="F8FAFC" w:val="clear"/>
+        <w:spacing w:after="0" w:line="240"/>
+        <w:ind w:left="200" w:right="200"/>
+      </w:pPr>
+      <w:r>
+        <w:rPr>
+          <w:rFonts w:ascii="Courier New" w:cs="Courier New" w:eastAsia="Courier New" w:hAnsi="Courier New"/>
+          <w:color w:val="0F172A"/>
+          <w:sz w:val="18"/>
+          <w:szCs w:val="18"/>
+        </w:rPr>
+        <w:t xml:space="preserve">  "otpId": "OTP-20260408-00001"</w:t>
+      </w:r>
+    </w:p>
+    <w:p>
+      <w:pPr>
+        <w:shd w:fill="F8FAFC" w:val="clear"/>
+        <w:spacing w:after="0" w:line="240"/>
+        <w:ind w:left="200" w:right="200"/>
+      </w:pPr>
+      <w:r>
+        <w:rPr>
+          <w:rFonts w:ascii="Courier New" w:cs="Courier New" w:eastAsia="Courier New" w:hAnsi="Courier New"/>
+          <w:color w:val="0F172A"/>
+          <w:sz w:val="18"/>
+          <w:szCs w:val="18"/>
+        </w:rPr>
+        <w:t xml:space="preserve">}</w:t>
+      </w:r>
+    </w:p>
+    <w:p>
+      <w:pPr>
+        <w:spacing w:after="0" w:before="80" w:line="250"/>
+      </w:pPr>
+    </w:p>
+    <w:p>
+      <w:pPr>
+        <w:pStyle w:val="Heading3"/>
+        <w:spacing w:after="150" w:before="300" w:line="250"/>
+      </w:pPr>
+      <w:r>
+        <w:rPr>
+          <w:rFonts w:ascii="Times New Roman" w:cs="Times New Roman" w:eastAsia="Times New Roman" w:hAnsi="Times New Roman"/>
+          <w:b/>
+          <w:bCs/>
+          <w:color w:val="2B2B2B"/>
+          <w:sz w:val="24"/>
+          <w:szCs w:val="24"/>
+        </w:rPr>
+        <w:t xml:space="preserve">5.4.4 Verify OTP Response Nümunəsi</w:t>
+      </w:r>
+    </w:p>
+    <w:p>
+      <w:pPr>
+        <w:shd w:fill="F8FAFC" w:val="clear"/>
+        <w:spacing w:after="0" w:line="240"/>
+        <w:ind w:left="200" w:right="200"/>
+      </w:pPr>
+      <w:r>
+        <w:rPr>
+          <w:rFonts w:ascii="Courier New" w:cs="Courier New" w:eastAsia="Courier New" w:hAnsi="Courier New"/>
+          <w:color w:val="0F172A"/>
+          <w:sz w:val="18"/>
+          <w:szCs w:val="18"/>
+        </w:rPr>
+        <w:t xml:space="preserve">{</w:t>
+      </w:r>
+    </w:p>
+    <w:p>
+      <w:pPr>
+        <w:shd w:fill="F8FAFC" w:val="clear"/>
+        <w:spacing w:after="0" w:line="240"/>
+        <w:ind w:left="200" w:right="200"/>
+      </w:pPr>
+      <w:r>
+        <w:rPr>
+          <w:rFonts w:ascii="Courier New" w:cs="Courier New" w:eastAsia="Courier New" w:hAnsi="Courier New"/>
+          <w:color w:val="0F172A"/>
+          <w:sz w:val="18"/>
+          <w:szCs w:val="18"/>
+        </w:rPr>
+        <w:t xml:space="preserve">  "verified": true,</w:t>
+      </w:r>
+    </w:p>
+    <w:p>
+      <w:pPr>
+        <w:shd w:fill="F8FAFC" w:val="clear"/>
+        <w:spacing w:after="0" w:line="240"/>
+        <w:ind w:left="200" w:right="200"/>
+      </w:pPr>
+      <w:r>
+        <w:rPr>
+          <w:rFonts w:ascii="Courier New" w:cs="Courier New" w:eastAsia="Courier New" w:hAnsi="Courier New"/>
+          <w:color w:val="0F172A"/>
+          <w:sz w:val="18"/>
+          <w:szCs w:val="18"/>
+        </w:rPr>
+        <w:t xml:space="preserve">  "message": "OTP uğurla təsdiqləndi"</w:t>
+      </w:r>
+    </w:p>
+    <w:p>
+      <w:pPr>
+        <w:shd w:fill="F8FAFC" w:val="clear"/>
+        <w:spacing w:after="0" w:line="240"/>
+        <w:ind w:left="200" w:right="200"/>
+      </w:pPr>
+      <w:r>
+        <w:rPr>
+          <w:rFonts w:ascii="Courier New" w:cs="Courier New" w:eastAsia="Courier New" w:hAnsi="Courier New"/>
+          <w:color w:val="0F172A"/>
+          <w:sz w:val="18"/>
+          <w:szCs w:val="18"/>
+        </w:rPr>
+        <w:t xml:space="preserve">}</w:t>
+      </w:r>
+    </w:p>
+    <w:p>
+      <w:pPr>
+        <w:spacing w:after="0" w:before="80" w:line="250"/>
+      </w:pPr>
+    </w:p>
+    <w:p>
+      <w:pPr>
+        <w:pStyle w:val="Heading3"/>
+        <w:spacing w:after="150" w:before="300" w:line="250"/>
+      </w:pPr>
+      <w:r>
+        <w:rPr>
+          <w:rFonts w:ascii="Times New Roman" w:cs="Times New Roman" w:eastAsia="Times New Roman" w:hAnsi="Times New Roman"/>
+          <w:b/>
+          <w:bCs/>
+          <w:color w:val="2B2B2B"/>
+          <w:sz w:val="24"/>
+          <w:szCs w:val="24"/>
+        </w:rPr>
+        <w:t xml:space="preserve">5.4.5 Send Quick SMS Request Nümunəsi</w:t>
+      </w:r>
+    </w:p>
+    <w:p>
+      <w:pPr>
+        <w:shd w:fill="F8FAFC" w:val="clear"/>
+        <w:spacing w:after="0" w:line="240"/>
+        <w:ind w:left="200" w:right="200"/>
+      </w:pPr>
+      <w:r>
+        <w:rPr>
+          <w:rFonts w:ascii="Courier New" w:cs="Courier New" w:eastAsia="Courier New" w:hAnsi="Courier New"/>
+          <w:color w:val="0F172A"/>
+          <w:sz w:val="18"/>
+          <w:szCs w:val="18"/>
+        </w:rPr>
+        <w:t xml:space="preserve">POST /api/v1/sms/quick</w:t>
+      </w:r>
+    </w:p>
+    <w:p>
+      <w:pPr>
+        <w:shd w:fill="F8FAFC" w:val="clear"/>
+        <w:spacing w:after="0" w:line="240"/>
+        <w:ind w:left="200" w:right="200"/>
+      </w:pPr>
+      <w:r>
+        <w:rPr>
+          <w:rFonts w:ascii="Courier New" w:cs="Courier New" w:eastAsia="Courier New" w:hAnsi="Courier New"/>
+          <w:color w:val="0F172A"/>
+          <w:sz w:val="18"/>
+          <w:szCs w:val="18"/>
+        </w:rPr>
+        <w:t xml:space="preserve">Headers:</w:t>
+      </w:r>
+    </w:p>
+    <w:p>
+      <w:pPr>
+        <w:shd w:fill="F8FAFC" w:val="clear"/>
+        <w:spacing w:after="0" w:line="240"/>
+        <w:ind w:left="200" w:right="200"/>
+      </w:pPr>
+      <w:r>
+        <w:rPr>
+          <w:rFonts w:ascii="Courier New" w:cs="Courier New" w:eastAsia="Courier New" w:hAnsi="Courier New"/>
+          <w:color w:val="0F172A"/>
+          <w:sz w:val="18"/>
+          <w:szCs w:val="18"/>
+        </w:rPr>
+        <w:t xml:space="preserve">  ApiKey: your-api-key</w:t>
+      </w:r>
+    </w:p>
+    <w:p>
+      <w:pPr>
+        <w:shd w:fill="F8FAFC" w:val="clear"/>
+        <w:spacing w:after="0" w:line="240"/>
+        <w:ind w:left="200" w:right="200"/>
+      </w:pPr>
+      <w:r>
+        <w:rPr>
+          <w:rFonts w:ascii="Courier New" w:cs="Courier New" w:eastAsia="Courier New" w:hAnsi="Courier New"/>
+          <w:color w:val="0F172A"/>
+          <w:sz w:val="18"/>
+          <w:szCs w:val="18"/>
+        </w:rPr>
+        <w:t xml:space="preserve">  Content-Type: application/json</w:t>
+      </w:r>
+    </w:p>
+    <w:p>
+      <w:pPr>
+        <w:shd w:fill="F8FAFC" w:val="clear"/>
+        <w:spacing w:after="0" w:line="240"/>
+        <w:ind w:left="200" w:right="200"/>
+      </w:pPr>
+      <w:r>
+        <w:rPr>
+          <w:rFonts w:ascii="Courier New" w:cs="Courier New" w:eastAsia="Courier New" w:hAnsi="Courier New"/>
+          <w:color w:val="0F172A"/>
+          <w:sz w:val="18"/>
+          <w:szCs w:val="18"/>
+        </w:rPr>
+        <w:t xml:space="preserve"> </w:t>
+      </w:r>
+    </w:p>
+    <w:p>
+      <w:pPr>
+        <w:shd w:fill="F8FAFC" w:val="clear"/>
+        <w:spacing w:after="0" w:line="240"/>
+        <w:ind w:left="200" w:right="200"/>
+      </w:pPr>
+      <w:r>
+        <w:rPr>
+          <w:rFonts w:ascii="Courier New" w:cs="Courier New" w:eastAsia="Courier New" w:hAnsi="Courier New"/>
+          <w:color w:val="0F172A"/>
+          <w:sz w:val="18"/>
+          <w:szCs w:val="18"/>
+        </w:rPr>
+        <w:t xml:space="preserve">{</w:t>
+      </w:r>
+    </w:p>
+    <w:p>
+      <w:pPr>
+        <w:shd w:fill="F8FAFC" w:val="clear"/>
+        <w:spacing w:after="0" w:line="240"/>
+        <w:ind w:left="200" w:right="200"/>
+      </w:pPr>
+      <w:r>
+        <w:rPr>
+          <w:rFonts w:ascii="Courier New" w:cs="Courier New" w:eastAsia="Courier New" w:hAnsi="Courier New"/>
+          <w:color w:val="0F172A"/>
+          <w:sz w:val="18"/>
+          <w:szCs w:val="18"/>
+        </w:rPr>
+        <w:t xml:space="preserve">  "phoneNumber": "+994501234567",</w:t>
+      </w:r>
+    </w:p>
+    <w:p>
+      <w:pPr>
+        <w:shd w:fill="F8FAFC" w:val="clear"/>
+        <w:spacing w:after="0" w:line="240"/>
+        <w:ind w:left="200" w:right="200"/>
+      </w:pPr>
+      <w:r>
+        <w:rPr>
+          <w:rFonts w:ascii="Courier New" w:cs="Courier New" w:eastAsia="Courier New" w:hAnsi="Courier New"/>
+          <w:color w:val="0F172A"/>
+          <w:sz w:val="18"/>
+          <w:szCs w:val="18"/>
+        </w:rPr>
+        <w:t xml:space="preserve">  "message": "Hörmətli müştəri, 123456 nömrəli kreditiniz üzrə 15.04.2026 tarixində ödəniş zamanıdır."</w:t>
+      </w:r>
+    </w:p>
+    <w:p>
+      <w:pPr>
+        <w:shd w:fill="F8FAFC" w:val="clear"/>
+        <w:spacing w:after="0" w:line="240"/>
+        <w:ind w:left="200" w:right="200"/>
+      </w:pPr>
+      <w:r>
+        <w:rPr>
+          <w:rFonts w:ascii="Courier New" w:cs="Courier New" w:eastAsia="Courier New" w:hAnsi="Courier New"/>
+          <w:color w:val="0F172A"/>
+          <w:sz w:val="18"/>
+          <w:szCs w:val="18"/>
+        </w:rPr>
+        <w:t xml:space="preserve">}</w:t>
+      </w:r>
+    </w:p>
+    <w:p>
+      <w:pPr>
+        <w:spacing w:after="0" w:before="80" w:line="250"/>
+      </w:pPr>
+    </w:p>
+    <w:p>
+      <w:pPr>
+        <w:pStyle w:val="Heading3"/>
+        <w:spacing w:after="150" w:before="300" w:line="250"/>
+      </w:pPr>
+      <w:r>
+        <w:rPr>
+          <w:rFonts w:ascii="Times New Roman" w:cs="Times New Roman" w:eastAsia="Times New Roman" w:hAnsi="Times New Roman"/>
+          <w:b/>
+          <w:bCs/>
+          <w:color w:val="2B2B2B"/>
+          <w:sz w:val="24"/>
+          <w:szCs w:val="24"/>
+        </w:rPr>
+        <w:t xml:space="preserve">5.4.6 Send Quick SMS Response Nümunəsi</w:t>
+      </w:r>
+    </w:p>
+    <w:p>
+      <w:pPr>
+        <w:shd w:fill="F8FAFC" w:val="clear"/>
+        <w:spacing w:after="0" w:line="240"/>
+        <w:ind w:left="200" w:right="200"/>
+      </w:pPr>
+      <w:r>
+        <w:rPr>
+          <w:rFonts w:ascii="Courier New" w:cs="Courier New" w:eastAsia="Courier New" w:hAnsi="Courier New"/>
+          <w:color w:val="0F172A"/>
+          <w:sz w:val="18"/>
+          <w:szCs w:val="18"/>
+        </w:rPr>
+        <w:t xml:space="preserve">{</w:t>
+      </w:r>
+    </w:p>
+    <w:p>
+      <w:pPr>
+        <w:shd w:fill="F8FAFC" w:val="clear"/>
+        <w:spacing w:after="0" w:line="240"/>
+        <w:ind w:left="200" w:right="200"/>
+      </w:pPr>
+      <w:r>
+        <w:rPr>
+          <w:rFonts w:ascii="Courier New" w:cs="Courier New" w:eastAsia="Courier New" w:hAnsi="Courier New"/>
+          <w:color w:val="0F172A"/>
+          <w:sz w:val="18"/>
+          <w:szCs w:val="18"/>
+        </w:rPr>
+        <w:t xml:space="preserve">  "messageId": "QS-20260408-00001",</w:t>
+      </w:r>
+    </w:p>
+    <w:p>
+      <w:pPr>
+        <w:shd w:fill="F8FAFC" w:val="clear"/>
+        <w:spacing w:after="0" w:line="240"/>
+        <w:ind w:left="200" w:right="200"/>
+      </w:pPr>
+      <w:r>
+        <w:rPr>
+          <w:rFonts w:ascii="Courier New" w:cs="Courier New" w:eastAsia="Courier New" w:hAnsi="Courier New"/>
+          <w:color w:val="0F172A"/>
+          <w:sz w:val="18"/>
+          <w:szCs w:val="18"/>
+        </w:rPr>
+        <w:t xml:space="preserve">  "status": "SENT",</w:t>
+      </w:r>
+    </w:p>
+    <w:p>
+      <w:pPr>
+        <w:shd w:fill="F8FAFC" w:val="clear"/>
+        <w:spacing w:after="0" w:line="240"/>
+        <w:ind w:left="200" w:right="200"/>
+      </w:pPr>
+      <w:r>
+        <w:rPr>
+          <w:rFonts w:ascii="Courier New" w:cs="Courier New" w:eastAsia="Courier New" w:hAnsi="Courier New"/>
+          <w:color w:val="0F172A"/>
+          <w:sz w:val="18"/>
+          <w:szCs w:val="18"/>
+        </w:rPr>
+        <w:t xml:space="preserve">  "errorCode": null,</w:t>
+      </w:r>
+    </w:p>
+    <w:p>
+      <w:pPr>
+        <w:shd w:fill="F8FAFC" w:val="clear"/>
+        <w:spacing w:after="0" w:line="240"/>
+        <w:ind w:left="200" w:right="200"/>
+      </w:pPr>
+      <w:r>
+        <w:rPr>
+          <w:rFonts w:ascii="Courier New" w:cs="Courier New" w:eastAsia="Courier New" w:hAnsi="Courier New"/>
+          <w:color w:val="0F172A"/>
+          <w:sz w:val="18"/>
+          <w:szCs w:val="18"/>
+        </w:rPr>
+        <w:t xml:space="preserve">  "errorMessage": null</w:t>
+      </w:r>
+    </w:p>
+    <w:p>
+      <w:pPr>
+        <w:shd w:fill="F8FAFC" w:val="clear"/>
+        <w:spacing w:after="0" w:line="240"/>
+        <w:ind w:left="200" w:right="200"/>
+      </w:pPr>
+      <w:r>
+        <w:rPr>
+          <w:rFonts w:ascii="Courier New" w:cs="Courier New" w:eastAsia="Courier New" w:hAnsi="Courier New"/>
+          <w:color w:val="0F172A"/>
+          <w:sz w:val="18"/>
+          <w:szCs w:val="18"/>
+        </w:rPr>
+        <w:t xml:space="preserve">}</w:t>
+      </w:r>
+    </w:p>
+    <w:p>
+      <w:pPr>
         <w:pStyle w:val="Heading1"/>
         <w:spacing w:after="300" w:before="600" w:line="250"/>
       </w:pPr>
@@ -18550,6 +19990,1062 @@
     </w:p>
     <w:p>
       <w:pPr>
+        <w:pStyle w:val="Heading2"/>
+        <w:spacing w:after="200" w:before="400" w:line="250"/>
+      </w:pPr>
+      <w:r>
+        <w:rPr>
+          <w:rFonts w:ascii="Times New Roman" w:cs="Times New Roman" w:eastAsia="Times New Roman" w:hAnsi="Times New Roman"/>
+          <w:b/>
+          <w:bCs/>
+          <w:color w:val="2B2B2B"/>
+          <w:sz w:val="28"/>
+          <w:szCs w:val="28"/>
+        </w:rPr>
+        <w:t xml:space="preserve">6.6 Nümunələr</w:t>
+      </w:r>
+    </w:p>
+    <w:p>
+      <w:pPr>
+        <w:pStyle w:val="Heading3"/>
+        <w:spacing w:after="150" w:before="300" w:line="250"/>
+      </w:pPr>
+      <w:r>
+        <w:rPr>
+          <w:rFonts w:ascii="Times New Roman" w:cs="Times New Roman" w:eastAsia="Times New Roman" w:hAnsi="Times New Roman"/>
+          <w:b/>
+          <w:bCs/>
+          <w:color w:val="2B2B2B"/>
+          <w:sz w:val="24"/>
+          <w:szCs w:val="24"/>
+        </w:rPr>
+        <w:t xml:space="preserve">6.6.1 Get Balance Request Nümunəsi</w:t>
+      </w:r>
+    </w:p>
+    <w:p>
+      <w:pPr>
+        <w:shd w:fill="F8FAFC" w:val="clear"/>
+        <w:spacing w:after="0" w:line="240"/>
+        <w:ind w:left="200" w:right="200"/>
+      </w:pPr>
+      <w:r>
+        <w:rPr>
+          <w:rFonts w:ascii="Courier New" w:cs="Courier New" w:eastAsia="Courier New" w:hAnsi="Courier New"/>
+          <w:color w:val="0F172A"/>
+          <w:sz w:val="18"/>
+          <w:szCs w:val="18"/>
+        </w:rPr>
+        <w:t xml:space="preserve">GET /api/v1/wallet/balance/WLT-001</w:t>
+      </w:r>
+    </w:p>
+    <w:p>
+      <w:pPr>
+        <w:shd w:fill="F8FAFC" w:val="clear"/>
+        <w:spacing w:after="0" w:line="240"/>
+        <w:ind w:left="200" w:right="200"/>
+      </w:pPr>
+      <w:r>
+        <w:rPr>
+          <w:rFonts w:ascii="Courier New" w:cs="Courier New" w:eastAsia="Courier New" w:hAnsi="Courier New"/>
+          <w:color w:val="0F172A"/>
+          <w:sz w:val="18"/>
+          <w:szCs w:val="18"/>
+        </w:rPr>
+        <w:t xml:space="preserve">Headers:</w:t>
+      </w:r>
+    </w:p>
+    <w:p>
+      <w:pPr>
+        <w:shd w:fill="F8FAFC" w:val="clear"/>
+        <w:spacing w:after="0" w:line="240"/>
+        <w:ind w:left="200" w:right="200"/>
+      </w:pPr>
+      <w:r>
+        <w:rPr>
+          <w:rFonts w:ascii="Courier New" w:cs="Courier New" w:eastAsia="Courier New" w:hAnsi="Courier New"/>
+          <w:color w:val="0F172A"/>
+          <w:sz w:val="18"/>
+          <w:szCs w:val="18"/>
+        </w:rPr>
+        <w:t xml:space="preserve">  Authorization: Bearer your-jwt-token</w:t>
+      </w:r>
+    </w:p>
+    <w:p>
+      <w:pPr>
+        <w:spacing w:after="0" w:before="80" w:line="250"/>
+      </w:pPr>
+    </w:p>
+    <w:p>
+      <w:pPr>
+        <w:pStyle w:val="Heading3"/>
+        <w:spacing w:after="150" w:before="300" w:line="250"/>
+      </w:pPr>
+      <w:r>
+        <w:rPr>
+          <w:rFonts w:ascii="Times New Roman" w:cs="Times New Roman" w:eastAsia="Times New Roman" w:hAnsi="Times New Roman"/>
+          <w:b/>
+          <w:bCs/>
+          <w:color w:val="2B2B2B"/>
+          <w:sz w:val="24"/>
+          <w:szCs w:val="24"/>
+        </w:rPr>
+        <w:t xml:space="preserve">6.6.2 Get Balance Response Nümunəsi</w:t>
+      </w:r>
+    </w:p>
+    <w:p>
+      <w:pPr>
+        <w:shd w:fill="F8FAFC" w:val="clear"/>
+        <w:spacing w:after="0" w:line="240"/>
+        <w:ind w:left="200" w:right="200"/>
+      </w:pPr>
+      <w:r>
+        <w:rPr>
+          <w:rFonts w:ascii="Courier New" w:cs="Courier New" w:eastAsia="Courier New" w:hAnsi="Courier New"/>
+          <w:color w:val="0F172A"/>
+          <w:sz w:val="18"/>
+          <w:szCs w:val="18"/>
+        </w:rPr>
+        <w:t xml:space="preserve">{</w:t>
+      </w:r>
+    </w:p>
+    <w:p>
+      <w:pPr>
+        <w:shd w:fill="F8FAFC" w:val="clear"/>
+        <w:spacing w:after="0" w:line="240"/>
+        <w:ind w:left="200" w:right="200"/>
+      </w:pPr>
+      <w:r>
+        <w:rPr>
+          <w:rFonts w:ascii="Courier New" w:cs="Courier New" w:eastAsia="Courier New" w:hAnsi="Courier New"/>
+          <w:color w:val="0F172A"/>
+          <w:sz w:val="18"/>
+          <w:szCs w:val="18"/>
+        </w:rPr>
+        <w:t xml:space="preserve">  "walletId": "WLT-001",</w:t>
+      </w:r>
+    </w:p>
+    <w:p>
+      <w:pPr>
+        <w:shd w:fill="F8FAFC" w:val="clear"/>
+        <w:spacing w:after="0" w:line="240"/>
+        <w:ind w:left="200" w:right="200"/>
+      </w:pPr>
+      <w:r>
+        <w:rPr>
+          <w:rFonts w:ascii="Courier New" w:cs="Courier New" w:eastAsia="Courier New" w:hAnsi="Courier New"/>
+          <w:color w:val="0F172A"/>
+          <w:sz w:val="18"/>
+          <w:szCs w:val="18"/>
+        </w:rPr>
+        <w:t xml:space="preserve">  "balance": 1250.50,</w:t>
+      </w:r>
+    </w:p>
+    <w:p>
+      <w:pPr>
+        <w:shd w:fill="F8FAFC" w:val="clear"/>
+        <w:spacing w:after="0" w:line="240"/>
+        <w:ind w:left="200" w:right="200"/>
+      </w:pPr>
+      <w:r>
+        <w:rPr>
+          <w:rFonts w:ascii="Courier New" w:cs="Courier New" w:eastAsia="Courier New" w:hAnsi="Courier New"/>
+          <w:color w:val="0F172A"/>
+          <w:sz w:val="18"/>
+          <w:szCs w:val="18"/>
+        </w:rPr>
+        <w:t xml:space="preserve">  "currency": "AZN",</w:t>
+      </w:r>
+    </w:p>
+    <w:p>
+      <w:pPr>
+        <w:shd w:fill="F8FAFC" w:val="clear"/>
+        <w:spacing w:after="0" w:line="240"/>
+        <w:ind w:left="200" w:right="200"/>
+      </w:pPr>
+      <w:r>
+        <w:rPr>
+          <w:rFonts w:ascii="Courier New" w:cs="Courier New" w:eastAsia="Courier New" w:hAnsi="Courier New"/>
+          <w:color w:val="0F172A"/>
+          <w:sz w:val="18"/>
+          <w:szCs w:val="18"/>
+        </w:rPr>
+        <w:t xml:space="preserve">  "status": "ACTIVE",</w:t>
+      </w:r>
+    </w:p>
+    <w:p>
+      <w:pPr>
+        <w:shd w:fill="F8FAFC" w:val="clear"/>
+        <w:spacing w:after="0" w:line="240"/>
+        <w:ind w:left="200" w:right="200"/>
+      </w:pPr>
+      <w:r>
+        <w:rPr>
+          <w:rFonts w:ascii="Courier New" w:cs="Courier New" w:eastAsia="Courier New" w:hAnsi="Courier New"/>
+          <w:color w:val="0F172A"/>
+          <w:sz w:val="18"/>
+          <w:szCs w:val="18"/>
+        </w:rPr>
+        <w:t xml:space="preserve">  "lastTransactionDate": "2026-04-07T14:30:00Z"</w:t>
+      </w:r>
+    </w:p>
+    <w:p>
+      <w:pPr>
+        <w:shd w:fill="F8FAFC" w:val="clear"/>
+        <w:spacing w:after="0" w:line="240"/>
+        <w:ind w:left="200" w:right="200"/>
+      </w:pPr>
+      <w:r>
+        <w:rPr>
+          <w:rFonts w:ascii="Courier New" w:cs="Courier New" w:eastAsia="Courier New" w:hAnsi="Courier New"/>
+          <w:color w:val="0F172A"/>
+          <w:sz w:val="18"/>
+          <w:szCs w:val="18"/>
+        </w:rPr>
+        <w:t xml:space="preserve">}</w:t>
+      </w:r>
+    </w:p>
+    <w:p>
+      <w:pPr>
+        <w:spacing w:after="0" w:before="80" w:line="250"/>
+      </w:pPr>
+    </w:p>
+    <w:p>
+      <w:pPr>
+        <w:pStyle w:val="Heading3"/>
+        <w:spacing w:after="150" w:before="300" w:line="250"/>
+      </w:pPr>
+      <w:r>
+        <w:rPr>
+          <w:rFonts w:ascii="Times New Roman" w:cs="Times New Roman" w:eastAsia="Times New Roman" w:hAnsi="Times New Roman"/>
+          <w:b/>
+          <w:bCs/>
+          <w:color w:val="2B2B2B"/>
+          <w:sz w:val="24"/>
+          <w:szCs w:val="24"/>
+        </w:rPr>
+        <w:t xml:space="preserve">6.6.3 Transfer Request Nümunəsi</w:t>
+      </w:r>
+    </w:p>
+    <w:p>
+      <w:pPr>
+        <w:shd w:fill="F8FAFC" w:val="clear"/>
+        <w:spacing w:after="0" w:line="240"/>
+        <w:ind w:left="200" w:right="200"/>
+      </w:pPr>
+      <w:r>
+        <w:rPr>
+          <w:rFonts w:ascii="Courier New" w:cs="Courier New" w:eastAsia="Courier New" w:hAnsi="Courier New"/>
+          <w:color w:val="0F172A"/>
+          <w:sz w:val="18"/>
+          <w:szCs w:val="18"/>
+        </w:rPr>
+        <w:t xml:space="preserve">POST /api/v1/wallet/transfer</w:t>
+      </w:r>
+    </w:p>
+    <w:p>
+      <w:pPr>
+        <w:shd w:fill="F8FAFC" w:val="clear"/>
+        <w:spacing w:after="0" w:line="240"/>
+        <w:ind w:left="200" w:right="200"/>
+      </w:pPr>
+      <w:r>
+        <w:rPr>
+          <w:rFonts w:ascii="Courier New" w:cs="Courier New" w:eastAsia="Courier New" w:hAnsi="Courier New"/>
+          <w:color w:val="0F172A"/>
+          <w:sz w:val="18"/>
+          <w:szCs w:val="18"/>
+        </w:rPr>
+        <w:t xml:space="preserve">Headers:</w:t>
+      </w:r>
+    </w:p>
+    <w:p>
+      <w:pPr>
+        <w:shd w:fill="F8FAFC" w:val="clear"/>
+        <w:spacing w:after="0" w:line="240"/>
+        <w:ind w:left="200" w:right="200"/>
+      </w:pPr>
+      <w:r>
+        <w:rPr>
+          <w:rFonts w:ascii="Courier New" w:cs="Courier New" w:eastAsia="Courier New" w:hAnsi="Courier New"/>
+          <w:color w:val="0F172A"/>
+          <w:sz w:val="18"/>
+          <w:szCs w:val="18"/>
+        </w:rPr>
+        <w:t xml:space="preserve">  Authorization: Bearer your-jwt-token</w:t>
+      </w:r>
+    </w:p>
+    <w:p>
+      <w:pPr>
+        <w:shd w:fill="F8FAFC" w:val="clear"/>
+        <w:spacing w:after="0" w:line="240"/>
+        <w:ind w:left="200" w:right="200"/>
+      </w:pPr>
+      <w:r>
+        <w:rPr>
+          <w:rFonts w:ascii="Courier New" w:cs="Courier New" w:eastAsia="Courier New" w:hAnsi="Courier New"/>
+          <w:color w:val="0F172A"/>
+          <w:sz w:val="18"/>
+          <w:szCs w:val="18"/>
+        </w:rPr>
+        <w:t xml:space="preserve">  Content-Type: application/json</w:t>
+      </w:r>
+    </w:p>
+    <w:p>
+      <w:pPr>
+        <w:shd w:fill="F8FAFC" w:val="clear"/>
+        <w:spacing w:after="0" w:line="240"/>
+        <w:ind w:left="200" w:right="200"/>
+      </w:pPr>
+      <w:r>
+        <w:rPr>
+          <w:rFonts w:ascii="Courier New" w:cs="Courier New" w:eastAsia="Courier New" w:hAnsi="Courier New"/>
+          <w:color w:val="0F172A"/>
+          <w:sz w:val="18"/>
+          <w:szCs w:val="18"/>
+        </w:rPr>
+        <w:t xml:space="preserve"> </w:t>
+      </w:r>
+    </w:p>
+    <w:p>
+      <w:pPr>
+        <w:shd w:fill="F8FAFC" w:val="clear"/>
+        <w:spacing w:after="0" w:line="240"/>
+        <w:ind w:left="200" w:right="200"/>
+      </w:pPr>
+      <w:r>
+        <w:rPr>
+          <w:rFonts w:ascii="Courier New" w:cs="Courier New" w:eastAsia="Courier New" w:hAnsi="Courier New"/>
+          <w:color w:val="0F172A"/>
+          <w:sz w:val="18"/>
+          <w:szCs w:val="18"/>
+        </w:rPr>
+        <w:t xml:space="preserve">{</w:t>
+      </w:r>
+    </w:p>
+    <w:p>
+      <w:pPr>
+        <w:shd w:fill="F8FAFC" w:val="clear"/>
+        <w:spacing w:after="0" w:line="240"/>
+        <w:ind w:left="200" w:right="200"/>
+      </w:pPr>
+      <w:r>
+        <w:rPr>
+          <w:rFonts w:ascii="Courier New" w:cs="Courier New" w:eastAsia="Courier New" w:hAnsi="Courier New"/>
+          <w:color w:val="0F172A"/>
+          <w:sz w:val="18"/>
+          <w:szCs w:val="18"/>
+        </w:rPr>
+        <w:t xml:space="preserve">  "fromWalletId": "WLT-001",</w:t>
+      </w:r>
+    </w:p>
+    <w:p>
+      <w:pPr>
+        <w:shd w:fill="F8FAFC" w:val="clear"/>
+        <w:spacing w:after="0" w:line="240"/>
+        <w:ind w:left="200" w:right="200"/>
+      </w:pPr>
+      <w:r>
+        <w:rPr>
+          <w:rFonts w:ascii="Courier New" w:cs="Courier New" w:eastAsia="Courier New" w:hAnsi="Courier New"/>
+          <w:color w:val="0F172A"/>
+          <w:sz w:val="18"/>
+          <w:szCs w:val="18"/>
+        </w:rPr>
+        <w:t xml:space="preserve">  "toWalletId": "WLT-002",</w:t>
+      </w:r>
+    </w:p>
+    <w:p>
+      <w:pPr>
+        <w:shd w:fill="F8FAFC" w:val="clear"/>
+        <w:spacing w:after="0" w:line="240"/>
+        <w:ind w:left="200" w:right="200"/>
+      </w:pPr>
+      <w:r>
+        <w:rPr>
+          <w:rFonts w:ascii="Courier New" w:cs="Courier New" w:eastAsia="Courier New" w:hAnsi="Courier New"/>
+          <w:color w:val="0F172A"/>
+          <w:sz w:val="18"/>
+          <w:szCs w:val="18"/>
+        </w:rPr>
+        <w:t xml:space="preserve">  "amount": 500.00,</w:t>
+      </w:r>
+    </w:p>
+    <w:p>
+      <w:pPr>
+        <w:shd w:fill="F8FAFC" w:val="clear"/>
+        <w:spacing w:after="0" w:line="240"/>
+        <w:ind w:left="200" w:right="200"/>
+      </w:pPr>
+      <w:r>
+        <w:rPr>
+          <w:rFonts w:ascii="Courier New" w:cs="Courier New" w:eastAsia="Courier New" w:hAnsi="Courier New"/>
+          <w:color w:val="0F172A"/>
+          <w:sz w:val="18"/>
+          <w:szCs w:val="18"/>
+        </w:rPr>
+        <w:t xml:space="preserve">  "currency": "AZN",</w:t>
+      </w:r>
+    </w:p>
+    <w:p>
+      <w:pPr>
+        <w:shd w:fill="F8FAFC" w:val="clear"/>
+        <w:spacing w:after="0" w:line="240"/>
+        <w:ind w:left="200" w:right="200"/>
+      </w:pPr>
+      <w:r>
+        <w:rPr>
+          <w:rFonts w:ascii="Courier New" w:cs="Courier New" w:eastAsia="Courier New" w:hAnsi="Courier New"/>
+          <w:color w:val="0F172A"/>
+          <w:sz w:val="18"/>
+          <w:szCs w:val="18"/>
+        </w:rPr>
+        <w:t xml:space="preserve">  "description": "Kredit ödənişi - müqavilə 123456"</w:t>
+      </w:r>
+    </w:p>
+    <w:p>
+      <w:pPr>
+        <w:shd w:fill="F8FAFC" w:val="clear"/>
+        <w:spacing w:after="0" w:line="240"/>
+        <w:ind w:left="200" w:right="200"/>
+      </w:pPr>
+      <w:r>
+        <w:rPr>
+          <w:rFonts w:ascii="Courier New" w:cs="Courier New" w:eastAsia="Courier New" w:hAnsi="Courier New"/>
+          <w:color w:val="0F172A"/>
+          <w:sz w:val="18"/>
+          <w:szCs w:val="18"/>
+        </w:rPr>
+        <w:t xml:space="preserve">}</w:t>
+      </w:r>
+    </w:p>
+    <w:p>
+      <w:pPr>
+        <w:spacing w:after="0" w:before="80" w:line="250"/>
+      </w:pPr>
+    </w:p>
+    <w:p>
+      <w:pPr>
+        <w:pStyle w:val="Heading3"/>
+        <w:spacing w:after="150" w:before="300" w:line="250"/>
+      </w:pPr>
+      <w:r>
+        <w:rPr>
+          <w:rFonts w:ascii="Times New Roman" w:cs="Times New Roman" w:eastAsia="Times New Roman" w:hAnsi="Times New Roman"/>
+          <w:b/>
+          <w:bCs/>
+          <w:color w:val="2B2B2B"/>
+          <w:sz w:val="24"/>
+          <w:szCs w:val="24"/>
+        </w:rPr>
+        <w:t xml:space="preserve">6.6.4 Transfer Response Nümunəsi</w:t>
+      </w:r>
+    </w:p>
+    <w:p>
+      <w:pPr>
+        <w:shd w:fill="F8FAFC" w:val="clear"/>
+        <w:spacing w:after="0" w:line="240"/>
+        <w:ind w:left="200" w:right="200"/>
+      </w:pPr>
+      <w:r>
+        <w:rPr>
+          <w:rFonts w:ascii="Courier New" w:cs="Courier New" w:eastAsia="Courier New" w:hAnsi="Courier New"/>
+          <w:color w:val="0F172A"/>
+          <w:sz w:val="18"/>
+          <w:szCs w:val="18"/>
+        </w:rPr>
+        <w:t xml:space="preserve">{</w:t>
+      </w:r>
+    </w:p>
+    <w:p>
+      <w:pPr>
+        <w:shd w:fill="F8FAFC" w:val="clear"/>
+        <w:spacing w:after="0" w:line="240"/>
+        <w:ind w:left="200" w:right="200"/>
+      </w:pPr>
+      <w:r>
+        <w:rPr>
+          <w:rFonts w:ascii="Courier New" w:cs="Courier New" w:eastAsia="Courier New" w:hAnsi="Courier New"/>
+          <w:color w:val="0F172A"/>
+          <w:sz w:val="18"/>
+          <w:szCs w:val="18"/>
+        </w:rPr>
+        <w:t xml:space="preserve">  "transactionId": "TXN-20260408-00001",</w:t>
+      </w:r>
+    </w:p>
+    <w:p>
+      <w:pPr>
+        <w:shd w:fill="F8FAFC" w:val="clear"/>
+        <w:spacing w:after="0" w:line="240"/>
+        <w:ind w:left="200" w:right="200"/>
+      </w:pPr>
+      <w:r>
+        <w:rPr>
+          <w:rFonts w:ascii="Courier New" w:cs="Courier New" w:eastAsia="Courier New" w:hAnsi="Courier New"/>
+          <w:color w:val="0F172A"/>
+          <w:sz w:val="18"/>
+          <w:szCs w:val="18"/>
+        </w:rPr>
+        <w:t xml:space="preserve">  "status": "COMPLETED",</w:t>
+      </w:r>
+    </w:p>
+    <w:p>
+      <w:pPr>
+        <w:shd w:fill="F8FAFC" w:val="clear"/>
+        <w:spacing w:after="0" w:line="240"/>
+        <w:ind w:left="200" w:right="200"/>
+      </w:pPr>
+      <w:r>
+        <w:rPr>
+          <w:rFonts w:ascii="Courier New" w:cs="Courier New" w:eastAsia="Courier New" w:hAnsi="Courier New"/>
+          <w:color w:val="0F172A"/>
+          <w:sz w:val="18"/>
+          <w:szCs w:val="18"/>
+        </w:rPr>
+        <w:t xml:space="preserve">  "fromWalletId": "WLT-001",</w:t>
+      </w:r>
+    </w:p>
+    <w:p>
+      <w:pPr>
+        <w:shd w:fill="F8FAFC" w:val="clear"/>
+        <w:spacing w:after="0" w:line="240"/>
+        <w:ind w:left="200" w:right="200"/>
+      </w:pPr>
+      <w:r>
+        <w:rPr>
+          <w:rFonts w:ascii="Courier New" w:cs="Courier New" w:eastAsia="Courier New" w:hAnsi="Courier New"/>
+          <w:color w:val="0F172A"/>
+          <w:sz w:val="18"/>
+          <w:szCs w:val="18"/>
+        </w:rPr>
+        <w:t xml:space="preserve">  "toWalletId": "WLT-002",</w:t>
+      </w:r>
+    </w:p>
+    <w:p>
+      <w:pPr>
+        <w:shd w:fill="F8FAFC" w:val="clear"/>
+        <w:spacing w:after="0" w:line="240"/>
+        <w:ind w:left="200" w:right="200"/>
+      </w:pPr>
+      <w:r>
+        <w:rPr>
+          <w:rFonts w:ascii="Courier New" w:cs="Courier New" w:eastAsia="Courier New" w:hAnsi="Courier New"/>
+          <w:color w:val="0F172A"/>
+          <w:sz w:val="18"/>
+          <w:szCs w:val="18"/>
+        </w:rPr>
+        <w:t xml:space="preserve">  "amount": 500.00,</w:t>
+      </w:r>
+    </w:p>
+    <w:p>
+      <w:pPr>
+        <w:shd w:fill="F8FAFC" w:val="clear"/>
+        <w:spacing w:after="0" w:line="240"/>
+        <w:ind w:left="200" w:right="200"/>
+      </w:pPr>
+      <w:r>
+        <w:rPr>
+          <w:rFonts w:ascii="Courier New" w:cs="Courier New" w:eastAsia="Courier New" w:hAnsi="Courier New"/>
+          <w:color w:val="0F172A"/>
+          <w:sz w:val="18"/>
+          <w:szCs w:val="18"/>
+        </w:rPr>
+        <w:t xml:space="preserve">  "currency": "AZN",</w:t>
+      </w:r>
+    </w:p>
+    <w:p>
+      <w:pPr>
+        <w:shd w:fill="F8FAFC" w:val="clear"/>
+        <w:spacing w:after="0" w:line="240"/>
+        <w:ind w:left="200" w:right="200"/>
+      </w:pPr>
+      <w:r>
+        <w:rPr>
+          <w:rFonts w:ascii="Courier New" w:cs="Courier New" w:eastAsia="Courier New" w:hAnsi="Courier New"/>
+          <w:color w:val="0F172A"/>
+          <w:sz w:val="18"/>
+          <w:szCs w:val="18"/>
+        </w:rPr>
+        <w:t xml:space="preserve">  "timestamp": "2026-04-08T10:35:00Z"</w:t>
+      </w:r>
+    </w:p>
+    <w:p>
+      <w:pPr>
+        <w:shd w:fill="F8FAFC" w:val="clear"/>
+        <w:spacing w:after="0" w:line="240"/>
+        <w:ind w:left="200" w:right="200"/>
+      </w:pPr>
+      <w:r>
+        <w:rPr>
+          <w:rFonts w:ascii="Courier New" w:cs="Courier New" w:eastAsia="Courier New" w:hAnsi="Courier New"/>
+          <w:color w:val="0F172A"/>
+          <w:sz w:val="18"/>
+          <w:szCs w:val="18"/>
+        </w:rPr>
+        <w:t xml:space="preserve">}</w:t>
+      </w:r>
+    </w:p>
+    <w:p>
+      <w:pPr>
+        <w:spacing w:after="0" w:before="80" w:line="250"/>
+      </w:pPr>
+    </w:p>
+    <w:p>
+      <w:pPr>
+        <w:pStyle w:val="Heading3"/>
+        <w:spacing w:after="150" w:before="300" w:line="250"/>
+      </w:pPr>
+      <w:r>
+        <w:rPr>
+          <w:rFonts w:ascii="Times New Roman" w:cs="Times New Roman" w:eastAsia="Times New Roman" w:hAnsi="Times New Roman"/>
+          <w:b/>
+          <w:bCs/>
+          <w:color w:val="2B2B2B"/>
+          <w:sz w:val="24"/>
+          <w:szCs w:val="24"/>
+        </w:rPr>
+        <w:t xml:space="preserve">6.6.5 Transaction History Request Nümunəsi</w:t>
+      </w:r>
+    </w:p>
+    <w:p>
+      <w:pPr>
+        <w:shd w:fill="F8FAFC" w:val="clear"/>
+        <w:spacing w:after="0" w:line="240"/>
+        <w:ind w:left="200" w:right="200"/>
+      </w:pPr>
+      <w:r>
+        <w:rPr>
+          <w:rFonts w:ascii="Courier New" w:cs="Courier New" w:eastAsia="Courier New" w:hAnsi="Courier New"/>
+          <w:color w:val="0F172A"/>
+          <w:sz w:val="18"/>
+          <w:szCs w:val="18"/>
+        </w:rPr>
+        <w:t xml:space="preserve">GET /api/v1/wallet/transactions/WLT-001?from=2026-04-01&amp;to=2026-04-08</w:t>
+      </w:r>
+    </w:p>
+    <w:p>
+      <w:pPr>
+        <w:shd w:fill="F8FAFC" w:val="clear"/>
+        <w:spacing w:after="0" w:line="240"/>
+        <w:ind w:left="200" w:right="200"/>
+      </w:pPr>
+      <w:r>
+        <w:rPr>
+          <w:rFonts w:ascii="Courier New" w:cs="Courier New" w:eastAsia="Courier New" w:hAnsi="Courier New"/>
+          <w:color w:val="0F172A"/>
+          <w:sz w:val="18"/>
+          <w:szCs w:val="18"/>
+        </w:rPr>
+        <w:t xml:space="preserve">Headers:</w:t>
+      </w:r>
+    </w:p>
+    <w:p>
+      <w:pPr>
+        <w:shd w:fill="F8FAFC" w:val="clear"/>
+        <w:spacing w:after="0" w:line="240"/>
+        <w:ind w:left="200" w:right="200"/>
+      </w:pPr>
+      <w:r>
+        <w:rPr>
+          <w:rFonts w:ascii="Courier New" w:cs="Courier New" w:eastAsia="Courier New" w:hAnsi="Courier New"/>
+          <w:color w:val="0F172A"/>
+          <w:sz w:val="18"/>
+          <w:szCs w:val="18"/>
+        </w:rPr>
+        <w:t xml:space="preserve">  Authorization: Bearer your-jwt-token</w:t>
+      </w:r>
+    </w:p>
+    <w:p>
+      <w:pPr>
+        <w:spacing w:after="0" w:before="80" w:line="250"/>
+      </w:pPr>
+    </w:p>
+    <w:p>
+      <w:pPr>
+        <w:pStyle w:val="Heading3"/>
+        <w:spacing w:after="150" w:before="300" w:line="250"/>
+      </w:pPr>
+      <w:r>
+        <w:rPr>
+          <w:rFonts w:ascii="Times New Roman" w:cs="Times New Roman" w:eastAsia="Times New Roman" w:hAnsi="Times New Roman"/>
+          <w:b/>
+          <w:bCs/>
+          <w:color w:val="2B2B2B"/>
+          <w:sz w:val="24"/>
+          <w:szCs w:val="24"/>
+        </w:rPr>
+        <w:t xml:space="preserve">6.6.6 Transaction History Response Nümunəsi</w:t>
+      </w:r>
+    </w:p>
+    <w:p>
+      <w:pPr>
+        <w:shd w:fill="F8FAFC" w:val="clear"/>
+        <w:spacing w:after="0" w:line="240"/>
+        <w:ind w:left="200" w:right="200"/>
+      </w:pPr>
+      <w:r>
+        <w:rPr>
+          <w:rFonts w:ascii="Courier New" w:cs="Courier New" w:eastAsia="Courier New" w:hAnsi="Courier New"/>
+          <w:color w:val="0F172A"/>
+          <w:sz w:val="18"/>
+          <w:szCs w:val="18"/>
+        </w:rPr>
+        <w:t xml:space="preserve">{</w:t>
+      </w:r>
+    </w:p>
+    <w:p>
+      <w:pPr>
+        <w:shd w:fill="F8FAFC" w:val="clear"/>
+        <w:spacing w:after="0" w:line="240"/>
+        <w:ind w:left="200" w:right="200"/>
+      </w:pPr>
+      <w:r>
+        <w:rPr>
+          <w:rFonts w:ascii="Courier New" w:cs="Courier New" w:eastAsia="Courier New" w:hAnsi="Courier New"/>
+          <w:color w:val="0F172A"/>
+          <w:sz w:val="18"/>
+          <w:szCs w:val="18"/>
+        </w:rPr>
+        <w:t xml:space="preserve">  "walletId": "WLT-001",</w:t>
+      </w:r>
+    </w:p>
+    <w:p>
+      <w:pPr>
+        <w:shd w:fill="F8FAFC" w:val="clear"/>
+        <w:spacing w:after="0" w:line="240"/>
+        <w:ind w:left="200" w:right="200"/>
+      </w:pPr>
+      <w:r>
+        <w:rPr>
+          <w:rFonts w:ascii="Courier New" w:cs="Courier New" w:eastAsia="Courier New" w:hAnsi="Courier New"/>
+          <w:color w:val="0F172A"/>
+          <w:sz w:val="18"/>
+          <w:szCs w:val="18"/>
+        </w:rPr>
+        <w:t xml:space="preserve">  "transactions": [</w:t>
+      </w:r>
+    </w:p>
+    <w:p>
+      <w:pPr>
+        <w:shd w:fill="F8FAFC" w:val="clear"/>
+        <w:spacing w:after="0" w:line="240"/>
+        <w:ind w:left="200" w:right="200"/>
+      </w:pPr>
+      <w:r>
+        <w:rPr>
+          <w:rFonts w:ascii="Courier New" w:cs="Courier New" w:eastAsia="Courier New" w:hAnsi="Courier New"/>
+          <w:color w:val="0F172A"/>
+          <w:sz w:val="18"/>
+          <w:szCs w:val="18"/>
+        </w:rPr>
+        <w:t xml:space="preserve">    {</w:t>
+      </w:r>
+    </w:p>
+    <w:p>
+      <w:pPr>
+        <w:shd w:fill="F8FAFC" w:val="clear"/>
+        <w:spacing w:after="0" w:line="240"/>
+        <w:ind w:left="200" w:right="200"/>
+      </w:pPr>
+      <w:r>
+        <w:rPr>
+          <w:rFonts w:ascii="Courier New" w:cs="Courier New" w:eastAsia="Courier New" w:hAnsi="Courier New"/>
+          <w:color w:val="0F172A"/>
+          <w:sz w:val="18"/>
+          <w:szCs w:val="18"/>
+        </w:rPr>
+        <w:t xml:space="preserve">      "transactionId": "TXN-20260408-00001",</w:t>
+      </w:r>
+    </w:p>
+    <w:p>
+      <w:pPr>
+        <w:shd w:fill="F8FAFC" w:val="clear"/>
+        <w:spacing w:after="0" w:line="240"/>
+        <w:ind w:left="200" w:right="200"/>
+      </w:pPr>
+      <w:r>
+        <w:rPr>
+          <w:rFonts w:ascii="Courier New" w:cs="Courier New" w:eastAsia="Courier New" w:hAnsi="Courier New"/>
+          <w:color w:val="0F172A"/>
+          <w:sz w:val="18"/>
+          <w:szCs w:val="18"/>
+        </w:rPr>
+        <w:t xml:space="preserve">      "type": "DEBIT",</w:t>
+      </w:r>
+    </w:p>
+    <w:p>
+      <w:pPr>
+        <w:shd w:fill="F8FAFC" w:val="clear"/>
+        <w:spacing w:after="0" w:line="240"/>
+        <w:ind w:left="200" w:right="200"/>
+      </w:pPr>
+      <w:r>
+        <w:rPr>
+          <w:rFonts w:ascii="Courier New" w:cs="Courier New" w:eastAsia="Courier New" w:hAnsi="Courier New"/>
+          <w:color w:val="0F172A"/>
+          <w:sz w:val="18"/>
+          <w:szCs w:val="18"/>
+        </w:rPr>
+        <w:t xml:space="preserve">      "amount": 500.00,</w:t>
+      </w:r>
+    </w:p>
+    <w:p>
+      <w:pPr>
+        <w:shd w:fill="F8FAFC" w:val="clear"/>
+        <w:spacing w:after="0" w:line="240"/>
+        <w:ind w:left="200" w:right="200"/>
+      </w:pPr>
+      <w:r>
+        <w:rPr>
+          <w:rFonts w:ascii="Courier New" w:cs="Courier New" w:eastAsia="Courier New" w:hAnsi="Courier New"/>
+          <w:color w:val="0F172A"/>
+          <w:sz w:val="18"/>
+          <w:szCs w:val="18"/>
+        </w:rPr>
+        <w:t xml:space="preserve">      "currency": "AZN",</w:t>
+      </w:r>
+    </w:p>
+    <w:p>
+      <w:pPr>
+        <w:shd w:fill="F8FAFC" w:val="clear"/>
+        <w:spacing w:after="0" w:line="240"/>
+        <w:ind w:left="200" w:right="200"/>
+      </w:pPr>
+      <w:r>
+        <w:rPr>
+          <w:rFonts w:ascii="Courier New" w:cs="Courier New" w:eastAsia="Courier New" w:hAnsi="Courier New"/>
+          <w:color w:val="0F172A"/>
+          <w:sz w:val="18"/>
+          <w:szCs w:val="18"/>
+        </w:rPr>
+        <w:t xml:space="preserve">      "status": "COMPLETED",</w:t>
+      </w:r>
+    </w:p>
+    <w:p>
+      <w:pPr>
+        <w:shd w:fill="F8FAFC" w:val="clear"/>
+        <w:spacing w:after="0" w:line="240"/>
+        <w:ind w:left="200" w:right="200"/>
+      </w:pPr>
+      <w:r>
+        <w:rPr>
+          <w:rFonts w:ascii="Courier New" w:cs="Courier New" w:eastAsia="Courier New" w:hAnsi="Courier New"/>
+          <w:color w:val="0F172A"/>
+          <w:sz w:val="18"/>
+          <w:szCs w:val="18"/>
+        </w:rPr>
+        <w:t xml:space="preserve">      "timestamp": "2026-04-08T10:35:00Z",</w:t>
+      </w:r>
+    </w:p>
+    <w:p>
+      <w:pPr>
+        <w:shd w:fill="F8FAFC" w:val="clear"/>
+        <w:spacing w:after="0" w:line="240"/>
+        <w:ind w:left="200" w:right="200"/>
+      </w:pPr>
+      <w:r>
+        <w:rPr>
+          <w:rFonts w:ascii="Courier New" w:cs="Courier New" w:eastAsia="Courier New" w:hAnsi="Courier New"/>
+          <w:color w:val="0F172A"/>
+          <w:sz w:val="18"/>
+          <w:szCs w:val="18"/>
+        </w:rPr>
+        <w:t xml:space="preserve">      "description": "Kredit ödənişi - müqavilə 123456"</w:t>
+      </w:r>
+    </w:p>
+    <w:p>
+      <w:pPr>
+        <w:shd w:fill="F8FAFC" w:val="clear"/>
+        <w:spacing w:after="0" w:line="240"/>
+        <w:ind w:left="200" w:right="200"/>
+      </w:pPr>
+      <w:r>
+        <w:rPr>
+          <w:rFonts w:ascii="Courier New" w:cs="Courier New" w:eastAsia="Courier New" w:hAnsi="Courier New"/>
+          <w:color w:val="0F172A"/>
+          <w:sz w:val="18"/>
+          <w:szCs w:val="18"/>
+        </w:rPr>
+        <w:t xml:space="preserve">    },</w:t>
+      </w:r>
+    </w:p>
+    <w:p>
+      <w:pPr>
+        <w:shd w:fill="F8FAFC" w:val="clear"/>
+        <w:spacing w:after="0" w:line="240"/>
+        <w:ind w:left="200" w:right="200"/>
+      </w:pPr>
+      <w:r>
+        <w:rPr>
+          <w:rFonts w:ascii="Courier New" w:cs="Courier New" w:eastAsia="Courier New" w:hAnsi="Courier New"/>
+          <w:color w:val="0F172A"/>
+          <w:sz w:val="18"/>
+          <w:szCs w:val="18"/>
+        </w:rPr>
+        <w:t xml:space="preserve">    {</w:t>
+      </w:r>
+    </w:p>
+    <w:p>
+      <w:pPr>
+        <w:shd w:fill="F8FAFC" w:val="clear"/>
+        <w:spacing w:after="0" w:line="240"/>
+        <w:ind w:left="200" w:right="200"/>
+      </w:pPr>
+      <w:r>
+        <w:rPr>
+          <w:rFonts w:ascii="Courier New" w:cs="Courier New" w:eastAsia="Courier New" w:hAnsi="Courier New"/>
+          <w:color w:val="0F172A"/>
+          <w:sz w:val="18"/>
+          <w:szCs w:val="18"/>
+        </w:rPr>
+        <w:t xml:space="preserve">      "transactionId": "TXN-20260407-00005",</w:t>
+      </w:r>
+    </w:p>
+    <w:p>
+      <w:pPr>
+        <w:shd w:fill="F8FAFC" w:val="clear"/>
+        <w:spacing w:after="0" w:line="240"/>
+        <w:ind w:left="200" w:right="200"/>
+      </w:pPr>
+      <w:r>
+        <w:rPr>
+          <w:rFonts w:ascii="Courier New" w:cs="Courier New" w:eastAsia="Courier New" w:hAnsi="Courier New"/>
+          <w:color w:val="0F172A"/>
+          <w:sz w:val="18"/>
+          <w:szCs w:val="18"/>
+        </w:rPr>
+        <w:t xml:space="preserve">      "type": "CREDIT",</w:t>
+      </w:r>
+    </w:p>
+    <w:p>
+      <w:pPr>
+        <w:shd w:fill="F8FAFC" w:val="clear"/>
+        <w:spacing w:after="0" w:line="240"/>
+        <w:ind w:left="200" w:right="200"/>
+      </w:pPr>
+      <w:r>
+        <w:rPr>
+          <w:rFonts w:ascii="Courier New" w:cs="Courier New" w:eastAsia="Courier New" w:hAnsi="Courier New"/>
+          <w:color w:val="0F172A"/>
+          <w:sz w:val="18"/>
+          <w:szCs w:val="18"/>
+        </w:rPr>
+        <w:t xml:space="preserve">      "amount": 200.00,</w:t>
+      </w:r>
+    </w:p>
+    <w:p>
+      <w:pPr>
+        <w:shd w:fill="F8FAFC" w:val="clear"/>
+        <w:spacing w:after="0" w:line="240"/>
+        <w:ind w:left="200" w:right="200"/>
+      </w:pPr>
+      <w:r>
+        <w:rPr>
+          <w:rFonts w:ascii="Courier New" w:cs="Courier New" w:eastAsia="Courier New" w:hAnsi="Courier New"/>
+          <w:color w:val="0F172A"/>
+          <w:sz w:val="18"/>
+          <w:szCs w:val="18"/>
+        </w:rPr>
+        <w:t xml:space="preserve">      "currency": "AZN",</w:t>
+      </w:r>
+    </w:p>
+    <w:p>
+      <w:pPr>
+        <w:shd w:fill="F8FAFC" w:val="clear"/>
+        <w:spacing w:after="0" w:line="240"/>
+        <w:ind w:left="200" w:right="200"/>
+      </w:pPr>
+      <w:r>
+        <w:rPr>
+          <w:rFonts w:ascii="Courier New" w:cs="Courier New" w:eastAsia="Courier New" w:hAnsi="Courier New"/>
+          <w:color w:val="0F172A"/>
+          <w:sz w:val="18"/>
+          <w:szCs w:val="18"/>
+        </w:rPr>
+        <w:t xml:space="preserve">      "status": "COMPLETED",</w:t>
+      </w:r>
+    </w:p>
+    <w:p>
+      <w:pPr>
+        <w:shd w:fill="F8FAFC" w:val="clear"/>
+        <w:spacing w:after="0" w:line="240"/>
+        <w:ind w:left="200" w:right="200"/>
+      </w:pPr>
+      <w:r>
+        <w:rPr>
+          <w:rFonts w:ascii="Courier New" w:cs="Courier New" w:eastAsia="Courier New" w:hAnsi="Courier New"/>
+          <w:color w:val="0F172A"/>
+          <w:sz w:val="18"/>
+          <w:szCs w:val="18"/>
+        </w:rPr>
+        <w:t xml:space="preserve">      "timestamp": "2026-04-07T14:30:00Z",</w:t>
+      </w:r>
+    </w:p>
+    <w:p>
+      <w:pPr>
+        <w:shd w:fill="F8FAFC" w:val="clear"/>
+        <w:spacing w:after="0" w:line="240"/>
+        <w:ind w:left="200" w:right="200"/>
+      </w:pPr>
+      <w:r>
+        <w:rPr>
+          <w:rFonts w:ascii="Courier New" w:cs="Courier New" w:eastAsia="Courier New" w:hAnsi="Courier New"/>
+          <w:color w:val="0F172A"/>
+          <w:sz w:val="18"/>
+          <w:szCs w:val="18"/>
+        </w:rPr>
+        <w:t xml:space="preserve">      "description": "Pul köçürmə - WLT-002"</w:t>
+      </w:r>
+    </w:p>
+    <w:p>
+      <w:pPr>
+        <w:shd w:fill="F8FAFC" w:val="clear"/>
+        <w:spacing w:after="0" w:line="240"/>
+        <w:ind w:left="200" w:right="200"/>
+      </w:pPr>
+      <w:r>
+        <w:rPr>
+          <w:rFonts w:ascii="Courier New" w:cs="Courier New" w:eastAsia="Courier New" w:hAnsi="Courier New"/>
+          <w:color w:val="0F172A"/>
+          <w:sz w:val="18"/>
+          <w:szCs w:val="18"/>
+        </w:rPr>
+        <w:t xml:space="preserve">    }</w:t>
+      </w:r>
+    </w:p>
+    <w:p>
+      <w:pPr>
+        <w:shd w:fill="F8FAFC" w:val="clear"/>
+        <w:spacing w:after="0" w:line="240"/>
+        <w:ind w:left="200" w:right="200"/>
+      </w:pPr>
+      <w:r>
+        <w:rPr>
+          <w:rFonts w:ascii="Courier New" w:cs="Courier New" w:eastAsia="Courier New" w:hAnsi="Courier New"/>
+          <w:color w:val="0F172A"/>
+          <w:sz w:val="18"/>
+          <w:szCs w:val="18"/>
+        </w:rPr>
+        <w:t xml:space="preserve">  ]</w:t>
+      </w:r>
+    </w:p>
+    <w:p>
+      <w:pPr>
+        <w:shd w:fill="F8FAFC" w:val="clear"/>
+        <w:spacing w:after="0" w:line="240"/>
+        <w:ind w:left="200" w:right="200"/>
+      </w:pPr>
+      <w:r>
+        <w:rPr>
+          <w:rFonts w:ascii="Courier New" w:cs="Courier New" w:eastAsia="Courier New" w:hAnsi="Courier New"/>
+          <w:color w:val="0F172A"/>
+          <w:sz w:val="18"/>
+          <w:szCs w:val="18"/>
+        </w:rPr>
+        <w:t xml:space="preserve">}</w:t>
+      </w:r>
+    </w:p>
+    <w:p>
+      <w:pPr>
         <w:pStyle w:val="Heading1"/>
         <w:spacing w:after="300" w:before="600" w:line="250"/>
       </w:pPr>
@@ -20801,6 +23297,940 @@
     </w:p>
     <w:p>
       <w:pPr>
+        <w:pStyle w:val="Heading2"/>
+        <w:spacing w:after="200" w:before="400" w:line="250"/>
+      </w:pPr>
+      <w:r>
+        <w:rPr>
+          <w:rFonts w:ascii="Times New Roman" w:cs="Times New Roman" w:eastAsia="Times New Roman" w:hAnsi="Times New Roman"/>
+          <w:b/>
+          <w:bCs/>
+          <w:color w:val="2B2B2B"/>
+          <w:sz w:val="28"/>
+          <w:szCs w:val="28"/>
+        </w:rPr>
+        <w:t xml:space="preserve">7.6 Nümunələr</w:t>
+      </w:r>
+    </w:p>
+    <w:p>
+      <w:pPr>
+        <w:pStyle w:val="Heading3"/>
+        <w:spacing w:after="150" w:before="300" w:line="250"/>
+      </w:pPr>
+      <w:r>
+        <w:rPr>
+          <w:rFonts w:ascii="Times New Roman" w:cs="Times New Roman" w:eastAsia="Times New Roman" w:hAnsi="Times New Roman"/>
+          <w:b/>
+          <w:bCs/>
+          <w:color w:val="2B2B2B"/>
+          <w:sz w:val="24"/>
+          <w:szCs w:val="24"/>
+        </w:rPr>
+        <w:t xml:space="preserve">7.6.1 Start Session Request Nümunəsi</w:t>
+      </w:r>
+    </w:p>
+    <w:p>
+      <w:pPr>
+        <w:shd w:fill="F8FAFC" w:val="clear"/>
+        <w:spacing w:after="0" w:line="240"/>
+        <w:ind w:left="200" w:right="200"/>
+      </w:pPr>
+      <w:r>
+        <w:rPr>
+          <w:rFonts w:ascii="Courier New" w:cs="Courier New" w:eastAsia="Courier New" w:hAnsi="Courier New"/>
+          <w:color w:val="0F172A"/>
+          <w:sz w:val="18"/>
+          <w:szCs w:val="18"/>
+        </w:rPr>
+        <w:t xml:space="preserve">POST /api/v1/video/start</w:t>
+      </w:r>
+    </w:p>
+    <w:p>
+      <w:pPr>
+        <w:shd w:fill="F8FAFC" w:val="clear"/>
+        <w:spacing w:after="0" w:line="240"/>
+        <w:ind w:left="200" w:right="200"/>
+      </w:pPr>
+      <w:r>
+        <w:rPr>
+          <w:rFonts w:ascii="Courier New" w:cs="Courier New" w:eastAsia="Courier New" w:hAnsi="Courier New"/>
+          <w:color w:val="0F172A"/>
+          <w:sz w:val="18"/>
+          <w:szCs w:val="18"/>
+        </w:rPr>
+        <w:t xml:space="preserve">Headers:</w:t>
+      </w:r>
+    </w:p>
+    <w:p>
+      <w:pPr>
+        <w:shd w:fill="F8FAFC" w:val="clear"/>
+        <w:spacing w:after="0" w:line="240"/>
+        <w:ind w:left="200" w:right="200"/>
+      </w:pPr>
+      <w:r>
+        <w:rPr>
+          <w:rFonts w:ascii="Courier New" w:cs="Courier New" w:eastAsia="Courier New" w:hAnsi="Courier New"/>
+          <w:color w:val="0F172A"/>
+          <w:sz w:val="18"/>
+          <w:szCs w:val="18"/>
+        </w:rPr>
+        <w:t xml:space="preserve">  Authorization: Bearer your-jwt-token</w:t>
+      </w:r>
+    </w:p>
+    <w:p>
+      <w:pPr>
+        <w:shd w:fill="F8FAFC" w:val="clear"/>
+        <w:spacing w:after="0" w:line="240"/>
+        <w:ind w:left="200" w:right="200"/>
+      </w:pPr>
+      <w:r>
+        <w:rPr>
+          <w:rFonts w:ascii="Courier New" w:cs="Courier New" w:eastAsia="Courier New" w:hAnsi="Courier New"/>
+          <w:color w:val="0F172A"/>
+          <w:sz w:val="18"/>
+          <w:szCs w:val="18"/>
+        </w:rPr>
+        <w:t xml:space="preserve">  Content-Type: application/json</w:t>
+      </w:r>
+    </w:p>
+    <w:p>
+      <w:pPr>
+        <w:shd w:fill="F8FAFC" w:val="clear"/>
+        <w:spacing w:after="0" w:line="240"/>
+        <w:ind w:left="200" w:right="200"/>
+      </w:pPr>
+      <w:r>
+        <w:rPr>
+          <w:rFonts w:ascii="Courier New" w:cs="Courier New" w:eastAsia="Courier New" w:hAnsi="Courier New"/>
+          <w:color w:val="0F172A"/>
+          <w:sz w:val="18"/>
+          <w:szCs w:val="18"/>
+        </w:rPr>
+        <w:t xml:space="preserve"> </w:t>
+      </w:r>
+    </w:p>
+    <w:p>
+      <w:pPr>
+        <w:shd w:fill="F8FAFC" w:val="clear"/>
+        <w:spacing w:after="0" w:line="240"/>
+        <w:ind w:left="200" w:right="200"/>
+      </w:pPr>
+      <w:r>
+        <w:rPr>
+          <w:rFonts w:ascii="Courier New" w:cs="Courier New" w:eastAsia="Courier New" w:hAnsi="Courier New"/>
+          <w:color w:val="0F172A"/>
+          <w:sz w:val="18"/>
+          <w:szCs w:val="18"/>
+        </w:rPr>
+        <w:t xml:space="preserve">{</w:t>
+      </w:r>
+    </w:p>
+    <w:p>
+      <w:pPr>
+        <w:shd w:fill="F8FAFC" w:val="clear"/>
+        <w:spacing w:after="0" w:line="240"/>
+        <w:ind w:left="200" w:right="200"/>
+      </w:pPr>
+      <w:r>
+        <w:rPr>
+          <w:rFonts w:ascii="Courier New" w:cs="Courier New" w:eastAsia="Courier New" w:hAnsi="Courier New"/>
+          <w:color w:val="0F172A"/>
+          <w:sz w:val="18"/>
+          <w:szCs w:val="18"/>
+        </w:rPr>
+        <w:t xml:space="preserve">  "applicationId": "APP-20260408-00001",</w:t>
+      </w:r>
+    </w:p>
+    <w:p>
+      <w:pPr>
+        <w:shd w:fill="F8FAFC" w:val="clear"/>
+        <w:spacing w:after="0" w:line="240"/>
+        <w:ind w:left="200" w:right="200"/>
+      </w:pPr>
+      <w:r>
+        <w:rPr>
+          <w:rFonts w:ascii="Courier New" w:cs="Courier New" w:eastAsia="Courier New" w:hAnsi="Courier New"/>
+          <w:color w:val="0F172A"/>
+          <w:sz w:val="18"/>
+          <w:szCs w:val="18"/>
+        </w:rPr>
+        <w:t xml:space="preserve">  "customerPin": "1234567",</w:t>
+      </w:r>
+    </w:p>
+    <w:p>
+      <w:pPr>
+        <w:shd w:fill="F8FAFC" w:val="clear"/>
+        <w:spacing w:after="0" w:line="240"/>
+        <w:ind w:left="200" w:right="200"/>
+      </w:pPr>
+      <w:r>
+        <w:rPr>
+          <w:rFonts w:ascii="Courier New" w:cs="Courier New" w:eastAsia="Courier New" w:hAnsi="Courier New"/>
+          <w:color w:val="0F172A"/>
+          <w:sz w:val="18"/>
+          <w:szCs w:val="18"/>
+        </w:rPr>
+        <w:t xml:space="preserve">  "agentId": "AGENT-001",</w:t>
+      </w:r>
+    </w:p>
+    <w:p>
+      <w:pPr>
+        <w:shd w:fill="F8FAFC" w:val="clear"/>
+        <w:spacing w:after="0" w:line="240"/>
+        <w:ind w:left="200" w:right="200"/>
+      </w:pPr>
+      <w:r>
+        <w:rPr>
+          <w:rFonts w:ascii="Courier New" w:cs="Courier New" w:eastAsia="Courier New" w:hAnsi="Courier New"/>
+          <w:color w:val="0F172A"/>
+          <w:sz w:val="18"/>
+          <w:szCs w:val="18"/>
+        </w:rPr>
+        <w:t xml:space="preserve">  "purpose": "Kredit müraciəti müsahibəsi",</w:t>
+      </w:r>
+    </w:p>
+    <w:p>
+      <w:pPr>
+        <w:shd w:fill="F8FAFC" w:val="clear"/>
+        <w:spacing w:after="0" w:line="240"/>
+        <w:ind w:left="200" w:right="200"/>
+      </w:pPr>
+      <w:r>
+        <w:rPr>
+          <w:rFonts w:ascii="Courier New" w:cs="Courier New" w:eastAsia="Courier New" w:hAnsi="Courier New"/>
+          <w:color w:val="0F172A"/>
+          <w:sz w:val="18"/>
+          <w:szCs w:val="18"/>
+        </w:rPr>
+        <w:t xml:space="preserve">  "maxDuration": 30</w:t>
+      </w:r>
+    </w:p>
+    <w:p>
+      <w:pPr>
+        <w:shd w:fill="F8FAFC" w:val="clear"/>
+        <w:spacing w:after="0" w:line="240"/>
+        <w:ind w:left="200" w:right="200"/>
+      </w:pPr>
+      <w:r>
+        <w:rPr>
+          <w:rFonts w:ascii="Courier New" w:cs="Courier New" w:eastAsia="Courier New" w:hAnsi="Courier New"/>
+          <w:color w:val="0F172A"/>
+          <w:sz w:val="18"/>
+          <w:szCs w:val="18"/>
+        </w:rPr>
+        <w:t xml:space="preserve">}</w:t>
+      </w:r>
+    </w:p>
+    <w:p>
+      <w:pPr>
+        <w:spacing w:after="0" w:before="80" w:line="250"/>
+      </w:pPr>
+    </w:p>
+    <w:p>
+      <w:pPr>
+        <w:pStyle w:val="Heading3"/>
+        <w:spacing w:after="150" w:before="300" w:line="250"/>
+      </w:pPr>
+      <w:r>
+        <w:rPr>
+          <w:rFonts w:ascii="Times New Roman" w:cs="Times New Roman" w:eastAsia="Times New Roman" w:hAnsi="Times New Roman"/>
+          <w:b/>
+          <w:bCs/>
+          <w:color w:val="2B2B2B"/>
+          <w:sz w:val="24"/>
+          <w:szCs w:val="24"/>
+        </w:rPr>
+        <w:t xml:space="preserve">7.6.2 Start Session Response Nümunəsi</w:t>
+      </w:r>
+    </w:p>
+    <w:p>
+      <w:pPr>
+        <w:shd w:fill="F8FAFC" w:val="clear"/>
+        <w:spacing w:after="0" w:line="240"/>
+        <w:ind w:left="200" w:right="200"/>
+      </w:pPr>
+      <w:r>
+        <w:rPr>
+          <w:rFonts w:ascii="Courier New" w:cs="Courier New" w:eastAsia="Courier New" w:hAnsi="Courier New"/>
+          <w:color w:val="0F172A"/>
+          <w:sz w:val="18"/>
+          <w:szCs w:val="18"/>
+        </w:rPr>
+        <w:t xml:space="preserve">{</w:t>
+      </w:r>
+    </w:p>
+    <w:p>
+      <w:pPr>
+        <w:shd w:fill="F8FAFC" w:val="clear"/>
+        <w:spacing w:after="0" w:line="240"/>
+        <w:ind w:left="200" w:right="200"/>
+      </w:pPr>
+      <w:r>
+        <w:rPr>
+          <w:rFonts w:ascii="Courier New" w:cs="Courier New" w:eastAsia="Courier New" w:hAnsi="Courier New"/>
+          <w:color w:val="0F172A"/>
+          <w:sz w:val="18"/>
+          <w:szCs w:val="18"/>
+        </w:rPr>
+        <w:t xml:space="preserve">  "sessionId": "VID-20260408-A1B2C3",</w:t>
+      </w:r>
+    </w:p>
+    <w:p>
+      <w:pPr>
+        <w:shd w:fill="F8FAFC" w:val="clear"/>
+        <w:spacing w:after="0" w:line="240"/>
+        <w:ind w:left="200" w:right="200"/>
+      </w:pPr>
+      <w:r>
+        <w:rPr>
+          <w:rFonts w:ascii="Courier New" w:cs="Courier New" w:eastAsia="Courier New" w:hAnsi="Courier New"/>
+          <w:color w:val="0F172A"/>
+          <w:sz w:val="18"/>
+          <w:szCs w:val="18"/>
+        </w:rPr>
+        <w:t xml:space="preserve">  "status": "INITIATED",</w:t>
+      </w:r>
+    </w:p>
+    <w:p>
+      <w:pPr>
+        <w:shd w:fill="F8FAFC" w:val="clear"/>
+        <w:spacing w:after="0" w:line="240"/>
+        <w:ind w:left="200" w:right="200"/>
+      </w:pPr>
+      <w:r>
+        <w:rPr>
+          <w:rFonts w:ascii="Courier New" w:cs="Courier New" w:eastAsia="Courier New" w:hAnsi="Courier New"/>
+          <w:color w:val="0F172A"/>
+          <w:sz w:val="18"/>
+          <w:szCs w:val="18"/>
+        </w:rPr>
+        <w:t xml:space="preserve">  "startedAt": "2026-04-08T11:00:00Z",</w:t>
+      </w:r>
+    </w:p>
+    <w:p>
+      <w:pPr>
+        <w:shd w:fill="F8FAFC" w:val="clear"/>
+        <w:spacing w:after="0" w:line="240"/>
+        <w:ind w:left="200" w:right="200"/>
+      </w:pPr>
+      <w:r>
+        <w:rPr>
+          <w:rFonts w:ascii="Courier New" w:cs="Courier New" w:eastAsia="Courier New" w:hAnsi="Courier New"/>
+          <w:color w:val="0F172A"/>
+          <w:sz w:val="18"/>
+          <w:szCs w:val="18"/>
+        </w:rPr>
+        <w:t xml:space="preserve">  "endedAt": null,</w:t>
+      </w:r>
+    </w:p>
+    <w:p>
+      <w:pPr>
+        <w:shd w:fill="F8FAFC" w:val="clear"/>
+        <w:spacing w:after="0" w:line="240"/>
+        <w:ind w:left="200" w:right="200"/>
+      </w:pPr>
+      <w:r>
+        <w:rPr>
+          <w:rFonts w:ascii="Courier New" w:cs="Courier New" w:eastAsia="Courier New" w:hAnsi="Courier New"/>
+          <w:color w:val="0F172A"/>
+          <w:sz w:val="18"/>
+          <w:szCs w:val="18"/>
+        </w:rPr>
+        <w:t xml:space="preserve">  "duration": 0,</w:t>
+      </w:r>
+    </w:p>
+    <w:p>
+      <w:pPr>
+        <w:shd w:fill="F8FAFC" w:val="clear"/>
+        <w:spacing w:after="0" w:line="240"/>
+        <w:ind w:left="200" w:right="200"/>
+      </w:pPr>
+      <w:r>
+        <w:rPr>
+          <w:rFonts w:ascii="Courier New" w:cs="Courier New" w:eastAsia="Courier New" w:hAnsi="Courier New"/>
+          <w:color w:val="0F172A"/>
+          <w:sz w:val="18"/>
+          <w:szCs w:val="18"/>
+        </w:rPr>
+        <w:t xml:space="preserve">  "recordingUrl": null,</w:t>
+      </w:r>
+    </w:p>
+    <w:p>
+      <w:pPr>
+        <w:shd w:fill="F8FAFC" w:val="clear"/>
+        <w:spacing w:after="0" w:line="240"/>
+        <w:ind w:left="200" w:right="200"/>
+      </w:pPr>
+      <w:r>
+        <w:rPr>
+          <w:rFonts w:ascii="Courier New" w:cs="Courier New" w:eastAsia="Courier New" w:hAnsi="Courier New"/>
+          <w:color w:val="0F172A"/>
+          <w:sz w:val="18"/>
+          <w:szCs w:val="18"/>
+        </w:rPr>
+        <w:t xml:space="preserve">  "fileSize": 0</w:t>
+      </w:r>
+    </w:p>
+    <w:p>
+      <w:pPr>
+        <w:shd w:fill="F8FAFC" w:val="clear"/>
+        <w:spacing w:after="0" w:line="240"/>
+        <w:ind w:left="200" w:right="200"/>
+      </w:pPr>
+      <w:r>
+        <w:rPr>
+          <w:rFonts w:ascii="Courier New" w:cs="Courier New" w:eastAsia="Courier New" w:hAnsi="Courier New"/>
+          <w:color w:val="0F172A"/>
+          <w:sz w:val="18"/>
+          <w:szCs w:val="18"/>
+        </w:rPr>
+        <w:t xml:space="preserve">}</w:t>
+      </w:r>
+    </w:p>
+    <w:p>
+      <w:pPr>
+        <w:spacing w:after="0" w:before="80" w:line="250"/>
+      </w:pPr>
+    </w:p>
+    <w:p>
+      <w:pPr>
+        <w:pStyle w:val="Heading3"/>
+        <w:spacing w:after="150" w:before="300" w:line="250"/>
+      </w:pPr>
+      <w:r>
+        <w:rPr>
+          <w:rFonts w:ascii="Times New Roman" w:cs="Times New Roman" w:eastAsia="Times New Roman" w:hAnsi="Times New Roman"/>
+          <w:b/>
+          <w:bCs/>
+          <w:color w:val="2B2B2B"/>
+          <w:sz w:val="24"/>
+          <w:szCs w:val="24"/>
+        </w:rPr>
+        <w:t xml:space="preserve">7.6.3 End Session Request Nümunəsi</w:t>
+      </w:r>
+    </w:p>
+    <w:p>
+      <w:pPr>
+        <w:shd w:fill="F8FAFC" w:val="clear"/>
+        <w:spacing w:after="0" w:line="240"/>
+        <w:ind w:left="200" w:right="200"/>
+      </w:pPr>
+      <w:r>
+        <w:rPr>
+          <w:rFonts w:ascii="Courier New" w:cs="Courier New" w:eastAsia="Courier New" w:hAnsi="Courier New"/>
+          <w:color w:val="0F172A"/>
+          <w:sz w:val="18"/>
+          <w:szCs w:val="18"/>
+        </w:rPr>
+        <w:t xml:space="preserve">POST /api/v1/video/end/VID-20260408-A1B2C3</w:t>
+      </w:r>
+    </w:p>
+    <w:p>
+      <w:pPr>
+        <w:shd w:fill="F8FAFC" w:val="clear"/>
+        <w:spacing w:after="0" w:line="240"/>
+        <w:ind w:left="200" w:right="200"/>
+      </w:pPr>
+      <w:r>
+        <w:rPr>
+          <w:rFonts w:ascii="Courier New" w:cs="Courier New" w:eastAsia="Courier New" w:hAnsi="Courier New"/>
+          <w:color w:val="0F172A"/>
+          <w:sz w:val="18"/>
+          <w:szCs w:val="18"/>
+        </w:rPr>
+        <w:t xml:space="preserve">Headers:</w:t>
+      </w:r>
+    </w:p>
+    <w:p>
+      <w:pPr>
+        <w:shd w:fill="F8FAFC" w:val="clear"/>
+        <w:spacing w:after="0" w:line="240"/>
+        <w:ind w:left="200" w:right="200"/>
+      </w:pPr>
+      <w:r>
+        <w:rPr>
+          <w:rFonts w:ascii="Courier New" w:cs="Courier New" w:eastAsia="Courier New" w:hAnsi="Courier New"/>
+          <w:color w:val="0F172A"/>
+          <w:sz w:val="18"/>
+          <w:szCs w:val="18"/>
+        </w:rPr>
+        <w:t xml:space="preserve">  Authorization: Bearer your-jwt-token</w:t>
+      </w:r>
+    </w:p>
+    <w:p>
+      <w:pPr>
+        <w:spacing w:after="0" w:before="80" w:line="250"/>
+      </w:pPr>
+    </w:p>
+    <w:p>
+      <w:pPr>
+        <w:pStyle w:val="Heading3"/>
+        <w:spacing w:after="150" w:before="300" w:line="250"/>
+      </w:pPr>
+      <w:r>
+        <w:rPr>
+          <w:rFonts w:ascii="Times New Roman" w:cs="Times New Roman" w:eastAsia="Times New Roman" w:hAnsi="Times New Roman"/>
+          <w:b/>
+          <w:bCs/>
+          <w:color w:val="2B2B2B"/>
+          <w:sz w:val="24"/>
+          <w:szCs w:val="24"/>
+        </w:rPr>
+        <w:t xml:space="preserve">7.6.4 End Session Response Nümunəsi</w:t>
+      </w:r>
+    </w:p>
+    <w:p>
+      <w:pPr>
+        <w:shd w:fill="F8FAFC" w:val="clear"/>
+        <w:spacing w:after="0" w:line="240"/>
+        <w:ind w:left="200" w:right="200"/>
+      </w:pPr>
+      <w:r>
+        <w:rPr>
+          <w:rFonts w:ascii="Courier New" w:cs="Courier New" w:eastAsia="Courier New" w:hAnsi="Courier New"/>
+          <w:color w:val="0F172A"/>
+          <w:sz w:val="18"/>
+          <w:szCs w:val="18"/>
+        </w:rPr>
+        <w:t xml:space="preserve">{</w:t>
+      </w:r>
+    </w:p>
+    <w:p>
+      <w:pPr>
+        <w:shd w:fill="F8FAFC" w:val="clear"/>
+        <w:spacing w:after="0" w:line="240"/>
+        <w:ind w:left="200" w:right="200"/>
+      </w:pPr>
+      <w:r>
+        <w:rPr>
+          <w:rFonts w:ascii="Courier New" w:cs="Courier New" w:eastAsia="Courier New" w:hAnsi="Courier New"/>
+          <w:color w:val="0F172A"/>
+          <w:sz w:val="18"/>
+          <w:szCs w:val="18"/>
+        </w:rPr>
+        <w:t xml:space="preserve">  "sessionId": "VID-20260408-A1B2C3",</w:t>
+      </w:r>
+    </w:p>
+    <w:p>
+      <w:pPr>
+        <w:shd w:fill="F8FAFC" w:val="clear"/>
+        <w:spacing w:after="0" w:line="240"/>
+        <w:ind w:left="200" w:right="200"/>
+      </w:pPr>
+      <w:r>
+        <w:rPr>
+          <w:rFonts w:ascii="Courier New" w:cs="Courier New" w:eastAsia="Courier New" w:hAnsi="Courier New"/>
+          <w:color w:val="0F172A"/>
+          <w:sz w:val="18"/>
+          <w:szCs w:val="18"/>
+        </w:rPr>
+        <w:t xml:space="preserve">  "status": "ENDED",</w:t>
+      </w:r>
+    </w:p>
+    <w:p>
+      <w:pPr>
+        <w:shd w:fill="F8FAFC" w:val="clear"/>
+        <w:spacing w:after="0" w:line="240"/>
+        <w:ind w:left="200" w:right="200"/>
+      </w:pPr>
+      <w:r>
+        <w:rPr>
+          <w:rFonts w:ascii="Courier New" w:cs="Courier New" w:eastAsia="Courier New" w:hAnsi="Courier New"/>
+          <w:color w:val="0F172A"/>
+          <w:sz w:val="18"/>
+          <w:szCs w:val="18"/>
+        </w:rPr>
+        <w:t xml:space="preserve">  "startedAt": "2026-04-08T11:00:00Z",</w:t>
+      </w:r>
+    </w:p>
+    <w:p>
+      <w:pPr>
+        <w:shd w:fill="F8FAFC" w:val="clear"/>
+        <w:spacing w:after="0" w:line="240"/>
+        <w:ind w:left="200" w:right="200"/>
+      </w:pPr>
+      <w:r>
+        <w:rPr>
+          <w:rFonts w:ascii="Courier New" w:cs="Courier New" w:eastAsia="Courier New" w:hAnsi="Courier New"/>
+          <w:color w:val="0F172A"/>
+          <w:sz w:val="18"/>
+          <w:szCs w:val="18"/>
+        </w:rPr>
+        <w:t xml:space="preserve">  "endedAt": "2026-04-08T11:12:30Z",</w:t>
+      </w:r>
+    </w:p>
+    <w:p>
+      <w:pPr>
+        <w:shd w:fill="F8FAFC" w:val="clear"/>
+        <w:spacing w:after="0" w:line="240"/>
+        <w:ind w:left="200" w:right="200"/>
+      </w:pPr>
+      <w:r>
+        <w:rPr>
+          <w:rFonts w:ascii="Courier New" w:cs="Courier New" w:eastAsia="Courier New" w:hAnsi="Courier New"/>
+          <w:color w:val="0F172A"/>
+          <w:sz w:val="18"/>
+          <w:szCs w:val="18"/>
+        </w:rPr>
+        <w:t xml:space="preserve">  "duration": 750,</w:t>
+      </w:r>
+    </w:p>
+    <w:p>
+      <w:pPr>
+        <w:shd w:fill="F8FAFC" w:val="clear"/>
+        <w:spacing w:after="0" w:line="240"/>
+        <w:ind w:left="200" w:right="200"/>
+      </w:pPr>
+      <w:r>
+        <w:rPr>
+          <w:rFonts w:ascii="Courier New" w:cs="Courier New" w:eastAsia="Courier New" w:hAnsi="Courier New"/>
+          <w:color w:val="0F172A"/>
+          <w:sz w:val="18"/>
+          <w:szCs w:val="18"/>
+        </w:rPr>
+        <w:t xml:space="preserve">  "recordingUrl": "https://lwb.embafinans.az:7056/LW/api/v1/video/recording/VID-20260408-A1B2C3",</w:t>
+      </w:r>
+    </w:p>
+    <w:p>
+      <w:pPr>
+        <w:shd w:fill="F8FAFC" w:val="clear"/>
+        <w:spacing w:after="0" w:line="240"/>
+        <w:ind w:left="200" w:right="200"/>
+      </w:pPr>
+      <w:r>
+        <w:rPr>
+          <w:rFonts w:ascii="Courier New" w:cs="Courier New" w:eastAsia="Courier New" w:hAnsi="Courier New"/>
+          <w:color w:val="0F172A"/>
+          <w:sz w:val="18"/>
+          <w:szCs w:val="18"/>
+        </w:rPr>
+        <w:t xml:space="preserve">  "fileSize": 52428800</w:t>
+      </w:r>
+    </w:p>
+    <w:p>
+      <w:pPr>
+        <w:shd w:fill="F8FAFC" w:val="clear"/>
+        <w:spacing w:after="0" w:line="240"/>
+        <w:ind w:left="200" w:right="200"/>
+      </w:pPr>
+      <w:r>
+        <w:rPr>
+          <w:rFonts w:ascii="Courier New" w:cs="Courier New" w:eastAsia="Courier New" w:hAnsi="Courier New"/>
+          <w:color w:val="0F172A"/>
+          <w:sz w:val="18"/>
+          <w:szCs w:val="18"/>
+        </w:rPr>
+        <w:t xml:space="preserve">}</w:t>
+      </w:r>
+    </w:p>
+    <w:p>
+      <w:pPr>
+        <w:spacing w:after="0" w:before="80" w:line="250"/>
+      </w:pPr>
+    </w:p>
+    <w:p>
+      <w:pPr>
+        <w:pStyle w:val="Heading3"/>
+        <w:spacing w:after="150" w:before="300" w:line="250"/>
+      </w:pPr>
+      <w:r>
+        <w:rPr>
+          <w:rFonts w:ascii="Times New Roman" w:cs="Times New Roman" w:eastAsia="Times New Roman" w:hAnsi="Times New Roman"/>
+          <w:b/>
+          <w:bCs/>
+          <w:color w:val="2B2B2B"/>
+          <w:sz w:val="24"/>
+          <w:szCs w:val="24"/>
+        </w:rPr>
+        <w:t xml:space="preserve">7.6.5 Get Recording Request Nümunəsi</w:t>
+      </w:r>
+    </w:p>
+    <w:p>
+      <w:pPr>
+        <w:shd w:fill="F8FAFC" w:val="clear"/>
+        <w:spacing w:after="0" w:line="240"/>
+        <w:ind w:left="200" w:right="200"/>
+      </w:pPr>
+      <w:r>
+        <w:rPr>
+          <w:rFonts w:ascii="Courier New" w:cs="Courier New" w:eastAsia="Courier New" w:hAnsi="Courier New"/>
+          <w:color w:val="0F172A"/>
+          <w:sz w:val="18"/>
+          <w:szCs w:val="18"/>
+        </w:rPr>
+        <w:t xml:space="preserve">GET /api/v1/video/recording/VID-20260408-A1B2C3</w:t>
+      </w:r>
+    </w:p>
+    <w:p>
+      <w:pPr>
+        <w:shd w:fill="F8FAFC" w:val="clear"/>
+        <w:spacing w:after="0" w:line="240"/>
+        <w:ind w:left="200" w:right="200"/>
+      </w:pPr>
+      <w:r>
+        <w:rPr>
+          <w:rFonts w:ascii="Courier New" w:cs="Courier New" w:eastAsia="Courier New" w:hAnsi="Courier New"/>
+          <w:color w:val="0F172A"/>
+          <w:sz w:val="18"/>
+          <w:szCs w:val="18"/>
+        </w:rPr>
+        <w:t xml:space="preserve">Headers:</w:t>
+      </w:r>
+    </w:p>
+    <w:p>
+      <w:pPr>
+        <w:shd w:fill="F8FAFC" w:val="clear"/>
+        <w:spacing w:after="0" w:line="240"/>
+        <w:ind w:left="200" w:right="200"/>
+      </w:pPr>
+      <w:r>
+        <w:rPr>
+          <w:rFonts w:ascii="Courier New" w:cs="Courier New" w:eastAsia="Courier New" w:hAnsi="Courier New"/>
+          <w:color w:val="0F172A"/>
+          <w:sz w:val="18"/>
+          <w:szCs w:val="18"/>
+        </w:rPr>
+        <w:t xml:space="preserve">  Authorization: Bearer your-jwt-token</w:t>
+      </w:r>
+    </w:p>
+    <w:p>
+      <w:pPr>
+        <w:spacing w:after="0" w:before="80" w:line="250"/>
+      </w:pPr>
+    </w:p>
+    <w:p>
+      <w:pPr>
+        <w:pStyle w:val="Heading3"/>
+        <w:spacing w:after="150" w:before="300" w:line="250"/>
+      </w:pPr>
+      <w:r>
+        <w:rPr>
+          <w:rFonts w:ascii="Times New Roman" w:cs="Times New Roman" w:eastAsia="Times New Roman" w:hAnsi="Times New Roman"/>
+          <w:b/>
+          <w:bCs/>
+          <w:color w:val="2B2B2B"/>
+          <w:sz w:val="24"/>
+          <w:szCs w:val="24"/>
+        </w:rPr>
+        <w:t xml:space="preserve">7.6.6 Session Status Request Nümunəsi</w:t>
+      </w:r>
+    </w:p>
+    <w:p>
+      <w:pPr>
+        <w:shd w:fill="F8FAFC" w:val="clear"/>
+        <w:spacing w:after="0" w:line="240"/>
+        <w:ind w:left="200" w:right="200"/>
+      </w:pPr>
+      <w:r>
+        <w:rPr>
+          <w:rFonts w:ascii="Courier New" w:cs="Courier New" w:eastAsia="Courier New" w:hAnsi="Courier New"/>
+          <w:color w:val="0F172A"/>
+          <w:sz w:val="18"/>
+          <w:szCs w:val="18"/>
+        </w:rPr>
+        <w:t xml:space="preserve">GET /api/v1/video/status/VID-20260408-A1B2C3</w:t>
+      </w:r>
+    </w:p>
+    <w:p>
+      <w:pPr>
+        <w:shd w:fill="F8FAFC" w:val="clear"/>
+        <w:spacing w:after="0" w:line="240"/>
+        <w:ind w:left="200" w:right="200"/>
+      </w:pPr>
+      <w:r>
+        <w:rPr>
+          <w:rFonts w:ascii="Courier New" w:cs="Courier New" w:eastAsia="Courier New" w:hAnsi="Courier New"/>
+          <w:color w:val="0F172A"/>
+          <w:sz w:val="18"/>
+          <w:szCs w:val="18"/>
+        </w:rPr>
+        <w:t xml:space="preserve">Headers:</w:t>
+      </w:r>
+    </w:p>
+    <w:p>
+      <w:pPr>
+        <w:shd w:fill="F8FAFC" w:val="clear"/>
+        <w:spacing w:after="0" w:line="240"/>
+        <w:ind w:left="200" w:right="200"/>
+      </w:pPr>
+      <w:r>
+        <w:rPr>
+          <w:rFonts w:ascii="Courier New" w:cs="Courier New" w:eastAsia="Courier New" w:hAnsi="Courier New"/>
+          <w:color w:val="0F172A"/>
+          <w:sz w:val="18"/>
+          <w:szCs w:val="18"/>
+        </w:rPr>
+        <w:t xml:space="preserve">  Authorization: Bearer your-jwt-token</w:t>
+      </w:r>
+    </w:p>
+    <w:p>
+      <w:pPr>
+        <w:spacing w:after="0" w:before="80" w:line="250"/>
+      </w:pPr>
+    </w:p>
+    <w:p>
+      <w:pPr>
+        <w:pStyle w:val="Heading3"/>
+        <w:spacing w:after="150" w:before="300" w:line="250"/>
+      </w:pPr>
+      <w:r>
+        <w:rPr>
+          <w:rFonts w:ascii="Times New Roman" w:cs="Times New Roman" w:eastAsia="Times New Roman" w:hAnsi="Times New Roman"/>
+          <w:b/>
+          <w:bCs/>
+          <w:color w:val="2B2B2B"/>
+          <w:sz w:val="24"/>
+          <w:szCs w:val="24"/>
+        </w:rPr>
+        <w:t xml:space="preserve">7.6.7 Session Status Response Nümunəsi</w:t>
+      </w:r>
+    </w:p>
+    <w:p>
+      <w:pPr>
+        <w:shd w:fill="F8FAFC" w:val="clear"/>
+        <w:spacing w:after="0" w:line="240"/>
+        <w:ind w:left="200" w:right="200"/>
+      </w:pPr>
+      <w:r>
+        <w:rPr>
+          <w:rFonts w:ascii="Courier New" w:cs="Courier New" w:eastAsia="Courier New" w:hAnsi="Courier New"/>
+          <w:color w:val="0F172A"/>
+          <w:sz w:val="18"/>
+          <w:szCs w:val="18"/>
+        </w:rPr>
+        <w:t xml:space="preserve">{</w:t>
+      </w:r>
+    </w:p>
+    <w:p>
+      <w:pPr>
+        <w:shd w:fill="F8FAFC" w:val="clear"/>
+        <w:spacing w:after="0" w:line="240"/>
+        <w:ind w:left="200" w:right="200"/>
+      </w:pPr>
+      <w:r>
+        <w:rPr>
+          <w:rFonts w:ascii="Courier New" w:cs="Courier New" w:eastAsia="Courier New" w:hAnsi="Courier New"/>
+          <w:color w:val="0F172A"/>
+          <w:sz w:val="18"/>
+          <w:szCs w:val="18"/>
+        </w:rPr>
+        <w:t xml:space="preserve">  "sessionId": "VID-20260408-A1B2C3",</w:t>
+      </w:r>
+    </w:p>
+    <w:p>
+      <w:pPr>
+        <w:shd w:fill="F8FAFC" w:val="clear"/>
+        <w:spacing w:after="0" w:line="240"/>
+        <w:ind w:left="200" w:right="200"/>
+      </w:pPr>
+      <w:r>
+        <w:rPr>
+          <w:rFonts w:ascii="Courier New" w:cs="Courier New" w:eastAsia="Courier New" w:hAnsi="Courier New"/>
+          <w:color w:val="0F172A"/>
+          <w:sz w:val="18"/>
+          <w:szCs w:val="18"/>
+        </w:rPr>
+        <w:t xml:space="preserve">  "status": "ENDED",</w:t>
+      </w:r>
+    </w:p>
+    <w:p>
+      <w:pPr>
+        <w:shd w:fill="F8FAFC" w:val="clear"/>
+        <w:spacing w:after="0" w:line="240"/>
+        <w:ind w:left="200" w:right="200"/>
+      </w:pPr>
+      <w:r>
+        <w:rPr>
+          <w:rFonts w:ascii="Courier New" w:cs="Courier New" w:eastAsia="Courier New" w:hAnsi="Courier New"/>
+          <w:color w:val="0F172A"/>
+          <w:sz w:val="18"/>
+          <w:szCs w:val="18"/>
+        </w:rPr>
+        <w:t xml:space="preserve">  "startedAt": "2026-04-08T11:00:00Z",</w:t>
+      </w:r>
+    </w:p>
+    <w:p>
+      <w:pPr>
+        <w:shd w:fill="F8FAFC" w:val="clear"/>
+        <w:spacing w:after="0" w:line="240"/>
+        <w:ind w:left="200" w:right="200"/>
+      </w:pPr>
+      <w:r>
+        <w:rPr>
+          <w:rFonts w:ascii="Courier New" w:cs="Courier New" w:eastAsia="Courier New" w:hAnsi="Courier New"/>
+          <w:color w:val="0F172A"/>
+          <w:sz w:val="18"/>
+          <w:szCs w:val="18"/>
+        </w:rPr>
+        <w:t xml:space="preserve">  "endedAt": "2026-04-08T11:12:30Z",</w:t>
+      </w:r>
+    </w:p>
+    <w:p>
+      <w:pPr>
+        <w:shd w:fill="F8FAFC" w:val="clear"/>
+        <w:spacing w:after="0" w:line="240"/>
+        <w:ind w:left="200" w:right="200"/>
+      </w:pPr>
+      <w:r>
+        <w:rPr>
+          <w:rFonts w:ascii="Courier New" w:cs="Courier New" w:eastAsia="Courier New" w:hAnsi="Courier New"/>
+          <w:color w:val="0F172A"/>
+          <w:sz w:val="18"/>
+          <w:szCs w:val="18"/>
+        </w:rPr>
+        <w:t xml:space="preserve">  "duration": 750,</w:t>
+      </w:r>
+    </w:p>
+    <w:p>
+      <w:pPr>
+        <w:shd w:fill="F8FAFC" w:val="clear"/>
+        <w:spacing w:after="0" w:line="240"/>
+        <w:ind w:left="200" w:right="200"/>
+      </w:pPr>
+      <w:r>
+        <w:rPr>
+          <w:rFonts w:ascii="Courier New" w:cs="Courier New" w:eastAsia="Courier New" w:hAnsi="Courier New"/>
+          <w:color w:val="0F172A"/>
+          <w:sz w:val="18"/>
+          <w:szCs w:val="18"/>
+        </w:rPr>
+        <w:t xml:space="preserve">  "recordingUrl": "https://lwb.embafinans.az:7056/LW/api/v1/video/recording/VID-20260408-A1B2C3",</w:t>
+      </w:r>
+    </w:p>
+    <w:p>
+      <w:pPr>
+        <w:shd w:fill="F8FAFC" w:val="clear"/>
+        <w:spacing w:after="0" w:line="240"/>
+        <w:ind w:left="200" w:right="200"/>
+      </w:pPr>
+      <w:r>
+        <w:rPr>
+          <w:rFonts w:ascii="Courier New" w:cs="Courier New" w:eastAsia="Courier New" w:hAnsi="Courier New"/>
+          <w:color w:val="0F172A"/>
+          <w:sz w:val="18"/>
+          <w:szCs w:val="18"/>
+        </w:rPr>
+        <w:t xml:space="preserve">  "fileSize": 52428800</w:t>
+      </w:r>
+    </w:p>
+    <w:p>
+      <w:pPr>
+        <w:shd w:fill="F8FAFC" w:val="clear"/>
+        <w:spacing w:after="0" w:line="240"/>
+        <w:ind w:left="200" w:right="200"/>
+      </w:pPr>
+      <w:r>
+        <w:rPr>
+          <w:rFonts w:ascii="Courier New" w:cs="Courier New" w:eastAsia="Courier New" w:hAnsi="Courier New"/>
+          <w:color w:val="0F172A"/>
+          <w:sz w:val="18"/>
+          <w:szCs w:val="18"/>
+        </w:rPr>
+        <w:t xml:space="preserve">}</w:t>
+      </w:r>
+    </w:p>
+    <w:p>
+      <w:pPr>
         <w:pStyle w:val="Heading1"/>
         <w:spacing w:after="300" w:before="600" w:line="250"/>
       </w:pPr>
@@ -24496,6 +27926,1235 @@
     </w:p>
     <w:p>
       <w:pPr>
+        <w:pStyle w:val="Heading3"/>
+        <w:spacing w:after="150" w:before="300" w:line="250"/>
+      </w:pPr>
+      <w:r>
+        <w:rPr>
+          <w:rFonts w:ascii="Times New Roman" w:cs="Times New Roman" w:eastAsia="Times New Roman" w:hAnsi="Times New Roman"/>
+          <w:b/>
+          <w:bCs/>
+          <w:color w:val="2B2B2B"/>
+          <w:sz w:val="24"/>
+          <w:szCs w:val="24"/>
+        </w:rPr>
+        <w:t xml:space="preserve">8.8.2 Interest Rates Nümunəsi</w:t>
+      </w:r>
+    </w:p>
+    <w:p>
+      <w:pPr>
+        <w:shd w:fill="F8FAFC" w:val="clear"/>
+        <w:spacing w:after="0" w:line="240"/>
+        <w:ind w:left="200" w:right="200"/>
+      </w:pPr>
+      <w:r>
+        <w:rPr>
+          <w:rFonts w:ascii="Courier New" w:cs="Courier New" w:eastAsia="Courier New" w:hAnsi="Courier New"/>
+          <w:color w:val="0F172A"/>
+          <w:sz w:val="18"/>
+          <w:szCs w:val="18"/>
+        </w:rPr>
+        <w:t xml:space="preserve">GET /api/v1/interest-rates?date=2026-04-08</w:t>
+      </w:r>
+    </w:p>
+    <w:p>
+      <w:pPr>
+        <w:shd w:fill="F8FAFC" w:val="clear"/>
+        <w:spacing w:after="0" w:line="240"/>
+        <w:ind w:left="200" w:right="200"/>
+      </w:pPr>
+      <w:r>
+        <w:rPr>
+          <w:rFonts w:ascii="Courier New" w:cs="Courier New" w:eastAsia="Courier New" w:hAnsi="Courier New"/>
+          <w:color w:val="0F172A"/>
+          <w:sz w:val="18"/>
+          <w:szCs w:val="18"/>
+        </w:rPr>
+        <w:t xml:space="preserve">Headers:</w:t>
+      </w:r>
+    </w:p>
+    <w:p>
+      <w:pPr>
+        <w:shd w:fill="F8FAFC" w:val="clear"/>
+        <w:spacing w:after="0" w:line="240"/>
+        <w:ind w:left="200" w:right="200"/>
+      </w:pPr>
+      <w:r>
+        <w:rPr>
+          <w:rFonts w:ascii="Courier New" w:cs="Courier New" w:eastAsia="Courier New" w:hAnsi="Courier New"/>
+          <w:color w:val="0F172A"/>
+          <w:sz w:val="18"/>
+          <w:szCs w:val="18"/>
+        </w:rPr>
+        <w:t xml:space="preserve">  ApiKey: your-api-key</w:t>
+      </w:r>
+    </w:p>
+    <w:p>
+      <w:pPr>
+        <w:shd w:fill="F8FAFC" w:val="clear"/>
+        <w:spacing w:after="0" w:line="240"/>
+        <w:ind w:left="200" w:right="200"/>
+      </w:pPr>
+      <w:r>
+        <w:rPr>
+          <w:rFonts w:ascii="Courier New" w:cs="Courier New" w:eastAsia="Courier New" w:hAnsi="Courier New"/>
+          <w:color w:val="0F172A"/>
+          <w:sz w:val="18"/>
+          <w:szCs w:val="18"/>
+        </w:rPr>
+        <w:t xml:space="preserve"> </w:t>
+      </w:r>
+    </w:p>
+    <w:p>
+      <w:pPr>
+        <w:shd w:fill="F8FAFC" w:val="clear"/>
+        <w:spacing w:after="0" w:line="240"/>
+        <w:ind w:left="200" w:right="200"/>
+      </w:pPr>
+      <w:r>
+        <w:rPr>
+          <w:rFonts w:ascii="Courier New" w:cs="Courier New" w:eastAsia="Courier New" w:hAnsi="Courier New"/>
+          <w:color w:val="0F172A"/>
+          <w:sz w:val="18"/>
+          <w:szCs w:val="18"/>
+        </w:rPr>
+        <w:t xml:space="preserve">{</w:t>
+      </w:r>
+    </w:p>
+    <w:p>
+      <w:pPr>
+        <w:shd w:fill="F8FAFC" w:val="clear"/>
+        <w:spacing w:after="0" w:line="240"/>
+        <w:ind w:left="200" w:right="200"/>
+      </w:pPr>
+      <w:r>
+        <w:rPr>
+          <w:rFonts w:ascii="Courier New" w:cs="Courier New" w:eastAsia="Courier New" w:hAnsi="Courier New"/>
+          <w:color w:val="0F172A"/>
+          <w:sz w:val="18"/>
+          <w:szCs w:val="18"/>
+        </w:rPr>
+        <w:t xml:space="preserve">  "rates": [</w:t>
+      </w:r>
+    </w:p>
+    <w:p>
+      <w:pPr>
+        <w:shd w:fill="F8FAFC" w:val="clear"/>
+        <w:spacing w:after="0" w:line="240"/>
+        <w:ind w:left="200" w:right="200"/>
+      </w:pPr>
+      <w:r>
+        <w:rPr>
+          <w:rFonts w:ascii="Courier New" w:cs="Courier New" w:eastAsia="Courier New" w:hAnsi="Courier New"/>
+          <w:color w:val="0F172A"/>
+          <w:sz w:val="18"/>
+          <w:szCs w:val="18"/>
+        </w:rPr>
+        <w:t xml:space="preserve">    {</w:t>
+      </w:r>
+    </w:p>
+    <w:p>
+      <w:pPr>
+        <w:shd w:fill="F8FAFC" w:val="clear"/>
+        <w:spacing w:after="0" w:line="240"/>
+        <w:ind w:left="200" w:right="200"/>
+      </w:pPr>
+      <w:r>
+        <w:rPr>
+          <w:rFonts w:ascii="Courier New" w:cs="Courier New" w:eastAsia="Courier New" w:hAnsi="Courier New"/>
+          <w:color w:val="0F172A"/>
+          <w:sz w:val="18"/>
+          <w:szCs w:val="18"/>
+        </w:rPr>
+        <w:t xml:space="preserve">      "productType": "CONSUMER",</w:t>
+      </w:r>
+    </w:p>
+    <w:p>
+      <w:pPr>
+        <w:shd w:fill="F8FAFC" w:val="clear"/>
+        <w:spacing w:after="0" w:line="240"/>
+        <w:ind w:left="200" w:right="200"/>
+      </w:pPr>
+      <w:r>
+        <w:rPr>
+          <w:rFonts w:ascii="Courier New" w:cs="Courier New" w:eastAsia="Courier New" w:hAnsi="Courier New"/>
+          <w:color w:val="0F172A"/>
+          <w:sz w:val="18"/>
+          <w:szCs w:val="18"/>
+        </w:rPr>
+        <w:t xml:space="preserve">      "minRate": 6.5,</w:t>
+      </w:r>
+    </w:p>
+    <w:p>
+      <w:pPr>
+        <w:shd w:fill="F8FAFC" w:val="clear"/>
+        <w:spacing w:after="0" w:line="240"/>
+        <w:ind w:left="200" w:right="200"/>
+      </w:pPr>
+      <w:r>
+        <w:rPr>
+          <w:rFonts w:ascii="Courier New" w:cs="Courier New" w:eastAsia="Courier New" w:hAnsi="Courier New"/>
+          <w:color w:val="0F172A"/>
+          <w:sz w:val="18"/>
+          <w:szCs w:val="18"/>
+        </w:rPr>
+        <w:t xml:space="preserve">      "maxRate": 18.0,</w:t>
+      </w:r>
+    </w:p>
+    <w:p>
+      <w:pPr>
+        <w:shd w:fill="F8FAFC" w:val="clear"/>
+        <w:spacing w:after="0" w:line="240"/>
+        <w:ind w:left="200" w:right="200"/>
+      </w:pPr>
+      <w:r>
+        <w:rPr>
+          <w:rFonts w:ascii="Courier New" w:cs="Courier New" w:eastAsia="Courier New" w:hAnsi="Courier New"/>
+          <w:color w:val="0F172A"/>
+          <w:sz w:val="18"/>
+          <w:szCs w:val="18"/>
+        </w:rPr>
+        <w:t xml:space="preserve">      "avgRate": 12.3,</w:t>
+      </w:r>
+    </w:p>
+    <w:p>
+      <w:pPr>
+        <w:shd w:fill="F8FAFC" w:val="clear"/>
+        <w:spacing w:after="0" w:line="240"/>
+        <w:ind w:left="200" w:right="200"/>
+      </w:pPr>
+      <w:r>
+        <w:rPr>
+          <w:rFonts w:ascii="Courier New" w:cs="Courier New" w:eastAsia="Courier New" w:hAnsi="Courier New"/>
+          <w:color w:val="0F172A"/>
+          <w:sz w:val="18"/>
+          <w:szCs w:val="18"/>
+        </w:rPr>
+        <w:t xml:space="preserve">      "term": "12-60",</w:t>
+      </w:r>
+    </w:p>
+    <w:p>
+      <w:pPr>
+        <w:shd w:fill="F8FAFC" w:val="clear"/>
+        <w:spacing w:after="0" w:line="240"/>
+        <w:ind w:left="200" w:right="200"/>
+      </w:pPr>
+      <w:r>
+        <w:rPr>
+          <w:rFonts w:ascii="Courier New" w:cs="Courier New" w:eastAsia="Courier New" w:hAnsi="Courier New"/>
+          <w:color w:val="0F172A"/>
+          <w:sz w:val="18"/>
+          <w:szCs w:val="18"/>
+        </w:rPr>
+        <w:t xml:space="preserve">      "effectiveDate": "2026-04-08"</w:t>
+      </w:r>
+    </w:p>
+    <w:p>
+      <w:pPr>
+        <w:shd w:fill="F8FAFC" w:val="clear"/>
+        <w:spacing w:after="0" w:line="240"/>
+        <w:ind w:left="200" w:right="200"/>
+      </w:pPr>
+      <w:r>
+        <w:rPr>
+          <w:rFonts w:ascii="Courier New" w:cs="Courier New" w:eastAsia="Courier New" w:hAnsi="Courier New"/>
+          <w:color w:val="0F172A"/>
+          <w:sz w:val="18"/>
+          <w:szCs w:val="18"/>
+        </w:rPr>
+        <w:t xml:space="preserve">    },</w:t>
+      </w:r>
+    </w:p>
+    <w:p>
+      <w:pPr>
+        <w:shd w:fill="F8FAFC" w:val="clear"/>
+        <w:spacing w:after="0" w:line="240"/>
+        <w:ind w:left="200" w:right="200"/>
+      </w:pPr>
+      <w:r>
+        <w:rPr>
+          <w:rFonts w:ascii="Courier New" w:cs="Courier New" w:eastAsia="Courier New" w:hAnsi="Courier New"/>
+          <w:color w:val="0F172A"/>
+          <w:sz w:val="18"/>
+          <w:szCs w:val="18"/>
+        </w:rPr>
+        <w:t xml:space="preserve">    {</w:t>
+      </w:r>
+    </w:p>
+    <w:p>
+      <w:pPr>
+        <w:shd w:fill="F8FAFC" w:val="clear"/>
+        <w:spacing w:after="0" w:line="240"/>
+        <w:ind w:left="200" w:right="200"/>
+      </w:pPr>
+      <w:r>
+        <w:rPr>
+          <w:rFonts w:ascii="Courier New" w:cs="Courier New" w:eastAsia="Courier New" w:hAnsi="Courier New"/>
+          <w:color w:val="0F172A"/>
+          <w:sz w:val="18"/>
+          <w:szCs w:val="18"/>
+        </w:rPr>
+        <w:t xml:space="preserve">      "productType": "MORTGAGE",</w:t>
+      </w:r>
+    </w:p>
+    <w:p>
+      <w:pPr>
+        <w:shd w:fill="F8FAFC" w:val="clear"/>
+        <w:spacing w:after="0" w:line="240"/>
+        <w:ind w:left="200" w:right="200"/>
+      </w:pPr>
+      <w:r>
+        <w:rPr>
+          <w:rFonts w:ascii="Courier New" w:cs="Courier New" w:eastAsia="Courier New" w:hAnsi="Courier New"/>
+          <w:color w:val="0F172A"/>
+          <w:sz w:val="18"/>
+          <w:szCs w:val="18"/>
+        </w:rPr>
+        <w:t xml:space="preserve">      "minRate": 5.0,</w:t>
+      </w:r>
+    </w:p>
+    <w:p>
+      <w:pPr>
+        <w:shd w:fill="F8FAFC" w:val="clear"/>
+        <w:spacing w:after="0" w:line="240"/>
+        <w:ind w:left="200" w:right="200"/>
+      </w:pPr>
+      <w:r>
+        <w:rPr>
+          <w:rFonts w:ascii="Courier New" w:cs="Courier New" w:eastAsia="Courier New" w:hAnsi="Courier New"/>
+          <w:color w:val="0F172A"/>
+          <w:sz w:val="18"/>
+          <w:szCs w:val="18"/>
+        </w:rPr>
+        <w:t xml:space="preserve">      "maxRate": 12.0,</w:t>
+      </w:r>
+    </w:p>
+    <w:p>
+      <w:pPr>
+        <w:shd w:fill="F8FAFC" w:val="clear"/>
+        <w:spacing w:after="0" w:line="240"/>
+        <w:ind w:left="200" w:right="200"/>
+      </w:pPr>
+      <w:r>
+        <w:rPr>
+          <w:rFonts w:ascii="Courier New" w:cs="Courier New" w:eastAsia="Courier New" w:hAnsi="Courier New"/>
+          <w:color w:val="0F172A"/>
+          <w:sz w:val="18"/>
+          <w:szCs w:val="18"/>
+        </w:rPr>
+        <w:t xml:space="preserve">      "avgRate": 8.5,</w:t>
+      </w:r>
+    </w:p>
+    <w:p>
+      <w:pPr>
+        <w:shd w:fill="F8FAFC" w:val="clear"/>
+        <w:spacing w:after="0" w:line="240"/>
+        <w:ind w:left="200" w:right="200"/>
+      </w:pPr>
+      <w:r>
+        <w:rPr>
+          <w:rFonts w:ascii="Courier New" w:cs="Courier New" w:eastAsia="Courier New" w:hAnsi="Courier New"/>
+          <w:color w:val="0F172A"/>
+          <w:sz w:val="18"/>
+          <w:szCs w:val="18"/>
+        </w:rPr>
+        <w:t xml:space="preserve">      "term": "60-240",</w:t>
+      </w:r>
+    </w:p>
+    <w:p>
+      <w:pPr>
+        <w:shd w:fill="F8FAFC" w:val="clear"/>
+        <w:spacing w:after="0" w:line="240"/>
+        <w:ind w:left="200" w:right="200"/>
+      </w:pPr>
+      <w:r>
+        <w:rPr>
+          <w:rFonts w:ascii="Courier New" w:cs="Courier New" w:eastAsia="Courier New" w:hAnsi="Courier New"/>
+          <w:color w:val="0F172A"/>
+          <w:sz w:val="18"/>
+          <w:szCs w:val="18"/>
+        </w:rPr>
+        <w:t xml:space="preserve">      "effectiveDate": "2026-04-08"</w:t>
+      </w:r>
+    </w:p>
+    <w:p>
+      <w:pPr>
+        <w:shd w:fill="F8FAFC" w:val="clear"/>
+        <w:spacing w:after="0" w:line="240"/>
+        <w:ind w:left="200" w:right="200"/>
+      </w:pPr>
+      <w:r>
+        <w:rPr>
+          <w:rFonts w:ascii="Courier New" w:cs="Courier New" w:eastAsia="Courier New" w:hAnsi="Courier New"/>
+          <w:color w:val="0F172A"/>
+          <w:sz w:val="18"/>
+          <w:szCs w:val="18"/>
+        </w:rPr>
+        <w:t xml:space="preserve">    },</w:t>
+      </w:r>
+    </w:p>
+    <w:p>
+      <w:pPr>
+        <w:shd w:fill="F8FAFC" w:val="clear"/>
+        <w:spacing w:after="0" w:line="240"/>
+        <w:ind w:left="200" w:right="200"/>
+      </w:pPr>
+      <w:r>
+        <w:rPr>
+          <w:rFonts w:ascii="Courier New" w:cs="Courier New" w:eastAsia="Courier New" w:hAnsi="Courier New"/>
+          <w:color w:val="0F172A"/>
+          <w:sz w:val="18"/>
+          <w:szCs w:val="18"/>
+        </w:rPr>
+        <w:t xml:space="preserve">    {</w:t>
+      </w:r>
+    </w:p>
+    <w:p>
+      <w:pPr>
+        <w:shd w:fill="F8FAFC" w:val="clear"/>
+        <w:spacing w:after="0" w:line="240"/>
+        <w:ind w:left="200" w:right="200"/>
+      </w:pPr>
+      <w:r>
+        <w:rPr>
+          <w:rFonts w:ascii="Courier New" w:cs="Courier New" w:eastAsia="Courier New" w:hAnsi="Courier New"/>
+          <w:color w:val="0F172A"/>
+          <w:sz w:val="18"/>
+          <w:szCs w:val="18"/>
+        </w:rPr>
+        <w:t xml:space="preserve">      "productType": "AUTO",</w:t>
+      </w:r>
+    </w:p>
+    <w:p>
+      <w:pPr>
+        <w:shd w:fill="F8FAFC" w:val="clear"/>
+        <w:spacing w:after="0" w:line="240"/>
+        <w:ind w:left="200" w:right="200"/>
+      </w:pPr>
+      <w:r>
+        <w:rPr>
+          <w:rFonts w:ascii="Courier New" w:cs="Courier New" w:eastAsia="Courier New" w:hAnsi="Courier New"/>
+          <w:color w:val="0F172A"/>
+          <w:sz w:val="18"/>
+          <w:szCs w:val="18"/>
+        </w:rPr>
+        <w:t xml:space="preserve">      "minRate": 7.0,</w:t>
+      </w:r>
+    </w:p>
+    <w:p>
+      <w:pPr>
+        <w:shd w:fill="F8FAFC" w:val="clear"/>
+        <w:spacing w:after="0" w:line="240"/>
+        <w:ind w:left="200" w:right="200"/>
+      </w:pPr>
+      <w:r>
+        <w:rPr>
+          <w:rFonts w:ascii="Courier New" w:cs="Courier New" w:eastAsia="Courier New" w:hAnsi="Courier New"/>
+          <w:color w:val="0F172A"/>
+          <w:sz w:val="18"/>
+          <w:szCs w:val="18"/>
+        </w:rPr>
+        <w:t xml:space="preserve">      "maxRate": 15.0,</w:t>
+      </w:r>
+    </w:p>
+    <w:p>
+      <w:pPr>
+        <w:shd w:fill="F8FAFC" w:val="clear"/>
+        <w:spacing w:after="0" w:line="240"/>
+        <w:ind w:left="200" w:right="200"/>
+      </w:pPr>
+      <w:r>
+        <w:rPr>
+          <w:rFonts w:ascii="Courier New" w:cs="Courier New" w:eastAsia="Courier New" w:hAnsi="Courier New"/>
+          <w:color w:val="0F172A"/>
+          <w:sz w:val="18"/>
+          <w:szCs w:val="18"/>
+        </w:rPr>
+        <w:t xml:space="preserve">      "avgRate": 11.0,</w:t>
+      </w:r>
+    </w:p>
+    <w:p>
+      <w:pPr>
+        <w:shd w:fill="F8FAFC" w:val="clear"/>
+        <w:spacing w:after="0" w:line="240"/>
+        <w:ind w:left="200" w:right="200"/>
+      </w:pPr>
+      <w:r>
+        <w:rPr>
+          <w:rFonts w:ascii="Courier New" w:cs="Courier New" w:eastAsia="Courier New" w:hAnsi="Courier New"/>
+          <w:color w:val="0F172A"/>
+          <w:sz w:val="18"/>
+          <w:szCs w:val="18"/>
+        </w:rPr>
+        <w:t xml:space="preserve">      "term": "12-84",</w:t>
+      </w:r>
+    </w:p>
+    <w:p>
+      <w:pPr>
+        <w:shd w:fill="F8FAFC" w:val="clear"/>
+        <w:spacing w:after="0" w:line="240"/>
+        <w:ind w:left="200" w:right="200"/>
+      </w:pPr>
+      <w:r>
+        <w:rPr>
+          <w:rFonts w:ascii="Courier New" w:cs="Courier New" w:eastAsia="Courier New" w:hAnsi="Courier New"/>
+          <w:color w:val="0F172A"/>
+          <w:sz w:val="18"/>
+          <w:szCs w:val="18"/>
+        </w:rPr>
+        <w:t xml:space="preserve">      "effectiveDate": "2026-04-08"</w:t>
+      </w:r>
+    </w:p>
+    <w:p>
+      <w:pPr>
+        <w:shd w:fill="F8FAFC" w:val="clear"/>
+        <w:spacing w:after="0" w:line="240"/>
+        <w:ind w:left="200" w:right="200"/>
+      </w:pPr>
+      <w:r>
+        <w:rPr>
+          <w:rFonts w:ascii="Courier New" w:cs="Courier New" w:eastAsia="Courier New" w:hAnsi="Courier New"/>
+          <w:color w:val="0F172A"/>
+          <w:sz w:val="18"/>
+          <w:szCs w:val="18"/>
+        </w:rPr>
+        <w:t xml:space="preserve">    }</w:t>
+      </w:r>
+    </w:p>
+    <w:p>
+      <w:pPr>
+        <w:shd w:fill="F8FAFC" w:val="clear"/>
+        <w:spacing w:after="0" w:line="240"/>
+        <w:ind w:left="200" w:right="200"/>
+      </w:pPr>
+      <w:r>
+        <w:rPr>
+          <w:rFonts w:ascii="Courier New" w:cs="Courier New" w:eastAsia="Courier New" w:hAnsi="Courier New"/>
+          <w:color w:val="0F172A"/>
+          <w:sz w:val="18"/>
+          <w:szCs w:val="18"/>
+        </w:rPr>
+        <w:t xml:space="preserve">  ]</w:t>
+      </w:r>
+    </w:p>
+    <w:p>
+      <w:pPr>
+        <w:shd w:fill="F8FAFC" w:val="clear"/>
+        <w:spacing w:after="0" w:line="240"/>
+        <w:ind w:left="200" w:right="200"/>
+      </w:pPr>
+      <w:r>
+        <w:rPr>
+          <w:rFonts w:ascii="Courier New" w:cs="Courier New" w:eastAsia="Courier New" w:hAnsi="Courier New"/>
+          <w:color w:val="0F172A"/>
+          <w:sz w:val="18"/>
+          <w:szCs w:val="18"/>
+        </w:rPr>
+        <w:t xml:space="preserve">}</w:t>
+      </w:r>
+    </w:p>
+    <w:p>
+      <w:pPr>
+        <w:spacing w:after="0" w:before="80" w:line="250"/>
+      </w:pPr>
+    </w:p>
+    <w:p>
+      <w:pPr>
+        <w:pStyle w:val="Heading3"/>
+        <w:spacing w:after="150" w:before="300" w:line="250"/>
+      </w:pPr>
+      <w:r>
+        <w:rPr>
+          <w:rFonts w:ascii="Times New Roman" w:cs="Times New Roman" w:eastAsia="Times New Roman" w:hAnsi="Times New Roman"/>
+          <w:b/>
+          <w:bCs/>
+          <w:color w:val="2B2B2B"/>
+          <w:sz w:val="24"/>
+          <w:szCs w:val="24"/>
+        </w:rPr>
+        <w:t xml:space="preserve">8.8.3 Credit Products Nümunəsi</w:t>
+      </w:r>
+    </w:p>
+    <w:p>
+      <w:pPr>
+        <w:shd w:fill="F8FAFC" w:val="clear"/>
+        <w:spacing w:after="0" w:line="240"/>
+        <w:ind w:left="200" w:right="200"/>
+      </w:pPr>
+      <w:r>
+        <w:rPr>
+          <w:rFonts w:ascii="Courier New" w:cs="Courier New" w:eastAsia="Courier New" w:hAnsi="Courier New"/>
+          <w:color w:val="0F172A"/>
+          <w:sz w:val="18"/>
+          <w:szCs w:val="18"/>
+        </w:rPr>
+        <w:t xml:space="preserve">GET /api/v1/products/credit</w:t>
+      </w:r>
+    </w:p>
+    <w:p>
+      <w:pPr>
+        <w:shd w:fill="F8FAFC" w:val="clear"/>
+        <w:spacing w:after="0" w:line="240"/>
+        <w:ind w:left="200" w:right="200"/>
+      </w:pPr>
+      <w:r>
+        <w:rPr>
+          <w:rFonts w:ascii="Courier New" w:cs="Courier New" w:eastAsia="Courier New" w:hAnsi="Courier New"/>
+          <w:color w:val="0F172A"/>
+          <w:sz w:val="18"/>
+          <w:szCs w:val="18"/>
+        </w:rPr>
+        <w:t xml:space="preserve">Headers:</w:t>
+      </w:r>
+    </w:p>
+    <w:p>
+      <w:pPr>
+        <w:shd w:fill="F8FAFC" w:val="clear"/>
+        <w:spacing w:after="0" w:line="240"/>
+        <w:ind w:left="200" w:right="200"/>
+      </w:pPr>
+      <w:r>
+        <w:rPr>
+          <w:rFonts w:ascii="Courier New" w:cs="Courier New" w:eastAsia="Courier New" w:hAnsi="Courier New"/>
+          <w:color w:val="0F172A"/>
+          <w:sz w:val="18"/>
+          <w:szCs w:val="18"/>
+        </w:rPr>
+        <w:t xml:space="preserve">  ApiKey: your-api-key</w:t>
+      </w:r>
+    </w:p>
+    <w:p>
+      <w:pPr>
+        <w:shd w:fill="F8FAFC" w:val="clear"/>
+        <w:spacing w:after="0" w:line="240"/>
+        <w:ind w:left="200" w:right="200"/>
+      </w:pPr>
+      <w:r>
+        <w:rPr>
+          <w:rFonts w:ascii="Courier New" w:cs="Courier New" w:eastAsia="Courier New" w:hAnsi="Courier New"/>
+          <w:color w:val="0F172A"/>
+          <w:sz w:val="18"/>
+          <w:szCs w:val="18"/>
+        </w:rPr>
+        <w:t xml:space="preserve"> </w:t>
+      </w:r>
+    </w:p>
+    <w:p>
+      <w:pPr>
+        <w:shd w:fill="F8FAFC" w:val="clear"/>
+        <w:spacing w:after="0" w:line="240"/>
+        <w:ind w:left="200" w:right="200"/>
+      </w:pPr>
+      <w:r>
+        <w:rPr>
+          <w:rFonts w:ascii="Courier New" w:cs="Courier New" w:eastAsia="Courier New" w:hAnsi="Courier New"/>
+          <w:color w:val="0F172A"/>
+          <w:sz w:val="18"/>
+          <w:szCs w:val="18"/>
+        </w:rPr>
+        <w:t xml:space="preserve">{</w:t>
+      </w:r>
+    </w:p>
+    <w:p>
+      <w:pPr>
+        <w:shd w:fill="F8FAFC" w:val="clear"/>
+        <w:spacing w:after="0" w:line="240"/>
+        <w:ind w:left="200" w:right="200"/>
+      </w:pPr>
+      <w:r>
+        <w:rPr>
+          <w:rFonts w:ascii="Courier New" w:cs="Courier New" w:eastAsia="Courier New" w:hAnsi="Courier New"/>
+          <w:color w:val="0F172A"/>
+          <w:sz w:val="18"/>
+          <w:szCs w:val="18"/>
+        </w:rPr>
+        <w:t xml:space="preserve">  "products": [</w:t>
+      </w:r>
+    </w:p>
+    <w:p>
+      <w:pPr>
+        <w:shd w:fill="F8FAFC" w:val="clear"/>
+        <w:spacing w:after="0" w:line="240"/>
+        <w:ind w:left="200" w:right="200"/>
+      </w:pPr>
+      <w:r>
+        <w:rPr>
+          <w:rFonts w:ascii="Courier New" w:cs="Courier New" w:eastAsia="Courier New" w:hAnsi="Courier New"/>
+          <w:color w:val="0F172A"/>
+          <w:sz w:val="18"/>
+          <w:szCs w:val="18"/>
+        </w:rPr>
+        <w:t xml:space="preserve">    {</w:t>
+      </w:r>
+    </w:p>
+    <w:p>
+      <w:pPr>
+        <w:shd w:fill="F8FAFC" w:val="clear"/>
+        <w:spacing w:after="0" w:line="240"/>
+        <w:ind w:left="200" w:right="200"/>
+      </w:pPr>
+      <w:r>
+        <w:rPr>
+          <w:rFonts w:ascii="Courier New" w:cs="Courier New" w:eastAsia="Courier New" w:hAnsi="Courier New"/>
+          <w:color w:val="0F172A"/>
+          <w:sz w:val="18"/>
+          <w:szCs w:val="18"/>
+        </w:rPr>
+        <w:t xml:space="preserve">      "productId": "CRD-001",</w:t>
+      </w:r>
+    </w:p>
+    <w:p>
+      <w:pPr>
+        <w:shd w:fill="F8FAFC" w:val="clear"/>
+        <w:spacing w:after="0" w:line="240"/>
+        <w:ind w:left="200" w:right="200"/>
+      </w:pPr>
+      <w:r>
+        <w:rPr>
+          <w:rFonts w:ascii="Courier New" w:cs="Courier New" w:eastAsia="Courier New" w:hAnsi="Courier New"/>
+          <w:color w:val="0F172A"/>
+          <w:sz w:val="18"/>
+          <w:szCs w:val="18"/>
+        </w:rPr>
+        <w:t xml:space="preserve">      "productName": "İstehlak Krediti",</w:t>
+      </w:r>
+    </w:p>
+    <w:p>
+      <w:pPr>
+        <w:shd w:fill="F8FAFC" w:val="clear"/>
+        <w:spacing w:after="0" w:line="240"/>
+        <w:ind w:left="200" w:right="200"/>
+      </w:pPr>
+      <w:r>
+        <w:rPr>
+          <w:rFonts w:ascii="Courier New" w:cs="Courier New" w:eastAsia="Courier New" w:hAnsi="Courier New"/>
+          <w:color w:val="0F172A"/>
+          <w:sz w:val="18"/>
+          <w:szCs w:val="18"/>
+        </w:rPr>
+        <w:t xml:space="preserve">      "type": "CONSUMER",</w:t>
+      </w:r>
+    </w:p>
+    <w:p>
+      <w:pPr>
+        <w:shd w:fill="F8FAFC" w:val="clear"/>
+        <w:spacing w:after="0" w:line="240"/>
+        <w:ind w:left="200" w:right="200"/>
+      </w:pPr>
+      <w:r>
+        <w:rPr>
+          <w:rFonts w:ascii="Courier New" w:cs="Courier New" w:eastAsia="Courier New" w:hAnsi="Courier New"/>
+          <w:color w:val="0F172A"/>
+          <w:sz w:val="18"/>
+          <w:szCs w:val="18"/>
+        </w:rPr>
+        <w:t xml:space="preserve">      "minAmount": 500,</w:t>
+      </w:r>
+    </w:p>
+    <w:p>
+      <w:pPr>
+        <w:shd w:fill="F8FAFC" w:val="clear"/>
+        <w:spacing w:after="0" w:line="240"/>
+        <w:ind w:left="200" w:right="200"/>
+      </w:pPr>
+      <w:r>
+        <w:rPr>
+          <w:rFonts w:ascii="Courier New" w:cs="Courier New" w:eastAsia="Courier New" w:hAnsi="Courier New"/>
+          <w:color w:val="0F172A"/>
+          <w:sz w:val="18"/>
+          <w:szCs w:val="18"/>
+        </w:rPr>
+        <w:t xml:space="preserve">      "maxAmount": 30000,</w:t>
+      </w:r>
+    </w:p>
+    <w:p>
+      <w:pPr>
+        <w:shd w:fill="F8FAFC" w:val="clear"/>
+        <w:spacing w:after="0" w:line="240"/>
+        <w:ind w:left="200" w:right="200"/>
+      </w:pPr>
+      <w:r>
+        <w:rPr>
+          <w:rFonts w:ascii="Courier New" w:cs="Courier New" w:eastAsia="Courier New" w:hAnsi="Courier New"/>
+          <w:color w:val="0F172A"/>
+          <w:sz w:val="18"/>
+          <w:szCs w:val="18"/>
+        </w:rPr>
+        <w:t xml:space="preserve">      "minTerm": 12,</w:t>
+      </w:r>
+    </w:p>
+    <w:p>
+      <w:pPr>
+        <w:shd w:fill="F8FAFC" w:val="clear"/>
+        <w:spacing w:after="0" w:line="240"/>
+        <w:ind w:left="200" w:right="200"/>
+      </w:pPr>
+      <w:r>
+        <w:rPr>
+          <w:rFonts w:ascii="Courier New" w:cs="Courier New" w:eastAsia="Courier New" w:hAnsi="Courier New"/>
+          <w:color w:val="0F172A"/>
+          <w:sz w:val="18"/>
+          <w:szCs w:val="18"/>
+        </w:rPr>
+        <w:t xml:space="preserve">      "maxTerm": 60,</w:t>
+      </w:r>
+    </w:p>
+    <w:p>
+      <w:pPr>
+        <w:shd w:fill="F8FAFC" w:val="clear"/>
+        <w:spacing w:after="0" w:line="240"/>
+        <w:ind w:left="200" w:right="200"/>
+      </w:pPr>
+      <w:r>
+        <w:rPr>
+          <w:rFonts w:ascii="Courier New" w:cs="Courier New" w:eastAsia="Courier New" w:hAnsi="Courier New"/>
+          <w:color w:val="0F172A"/>
+          <w:sz w:val="18"/>
+          <w:szCs w:val="18"/>
+        </w:rPr>
+        <w:t xml:space="preserve">      "interestRate": 12.5,</w:t>
+      </w:r>
+    </w:p>
+    <w:p>
+      <w:pPr>
+        <w:shd w:fill="F8FAFC" w:val="clear"/>
+        <w:spacing w:after="0" w:line="240"/>
+        <w:ind w:left="200" w:right="200"/>
+      </w:pPr>
+      <w:r>
+        <w:rPr>
+          <w:rFonts w:ascii="Courier New" w:cs="Courier New" w:eastAsia="Courier New" w:hAnsi="Courier New"/>
+          <w:color w:val="0F172A"/>
+          <w:sz w:val="18"/>
+          <w:szCs w:val="18"/>
+        </w:rPr>
+        <w:t xml:space="preserve">      "requirements": ["Şəxsiyyət vəsiqəsi", "Maaş arayışı", "İş yeri müqaviləsi"]</w:t>
+      </w:r>
+    </w:p>
+    <w:p>
+      <w:pPr>
+        <w:shd w:fill="F8FAFC" w:val="clear"/>
+        <w:spacing w:after="0" w:line="240"/>
+        <w:ind w:left="200" w:right="200"/>
+      </w:pPr>
+      <w:r>
+        <w:rPr>
+          <w:rFonts w:ascii="Courier New" w:cs="Courier New" w:eastAsia="Courier New" w:hAnsi="Courier New"/>
+          <w:color w:val="0F172A"/>
+          <w:sz w:val="18"/>
+          <w:szCs w:val="18"/>
+        </w:rPr>
+        <w:t xml:space="preserve">    },</w:t>
+      </w:r>
+    </w:p>
+    <w:p>
+      <w:pPr>
+        <w:shd w:fill="F8FAFC" w:val="clear"/>
+        <w:spacing w:after="0" w:line="240"/>
+        <w:ind w:left="200" w:right="200"/>
+      </w:pPr>
+      <w:r>
+        <w:rPr>
+          <w:rFonts w:ascii="Courier New" w:cs="Courier New" w:eastAsia="Courier New" w:hAnsi="Courier New"/>
+          <w:color w:val="0F172A"/>
+          <w:sz w:val="18"/>
+          <w:szCs w:val="18"/>
+        </w:rPr>
+        <w:t xml:space="preserve">    {</w:t>
+      </w:r>
+    </w:p>
+    <w:p>
+      <w:pPr>
+        <w:shd w:fill="F8FAFC" w:val="clear"/>
+        <w:spacing w:after="0" w:line="240"/>
+        <w:ind w:left="200" w:right="200"/>
+      </w:pPr>
+      <w:r>
+        <w:rPr>
+          <w:rFonts w:ascii="Courier New" w:cs="Courier New" w:eastAsia="Courier New" w:hAnsi="Courier New"/>
+          <w:color w:val="0F172A"/>
+          <w:sz w:val="18"/>
+          <w:szCs w:val="18"/>
+        </w:rPr>
+        <w:t xml:space="preserve">      "productId": "CRD-002",</w:t>
+      </w:r>
+    </w:p>
+    <w:p>
+      <w:pPr>
+        <w:shd w:fill="F8FAFC" w:val="clear"/>
+        <w:spacing w:after="0" w:line="240"/>
+        <w:ind w:left="200" w:right="200"/>
+      </w:pPr>
+      <w:r>
+        <w:rPr>
+          <w:rFonts w:ascii="Courier New" w:cs="Courier New" w:eastAsia="Courier New" w:hAnsi="Courier New"/>
+          <w:color w:val="0F172A"/>
+          <w:sz w:val="18"/>
+          <w:szCs w:val="18"/>
+        </w:rPr>
+        <w:t xml:space="preserve">      "productName": "İpoteka Krediti",</w:t>
+      </w:r>
+    </w:p>
+    <w:p>
+      <w:pPr>
+        <w:shd w:fill="F8FAFC" w:val="clear"/>
+        <w:spacing w:after="0" w:line="240"/>
+        <w:ind w:left="200" w:right="200"/>
+      </w:pPr>
+      <w:r>
+        <w:rPr>
+          <w:rFonts w:ascii="Courier New" w:cs="Courier New" w:eastAsia="Courier New" w:hAnsi="Courier New"/>
+          <w:color w:val="0F172A"/>
+          <w:sz w:val="18"/>
+          <w:szCs w:val="18"/>
+        </w:rPr>
+        <w:t xml:space="preserve">      "type": "MORTGAGE",</w:t>
+      </w:r>
+    </w:p>
+    <w:p>
+      <w:pPr>
+        <w:shd w:fill="F8FAFC" w:val="clear"/>
+        <w:spacing w:after="0" w:line="240"/>
+        <w:ind w:left="200" w:right="200"/>
+      </w:pPr>
+      <w:r>
+        <w:rPr>
+          <w:rFonts w:ascii="Courier New" w:cs="Courier New" w:eastAsia="Courier New" w:hAnsi="Courier New"/>
+          <w:color w:val="0F172A"/>
+          <w:sz w:val="18"/>
+          <w:szCs w:val="18"/>
+        </w:rPr>
+        <w:t xml:space="preserve">      "minAmount": 20000,</w:t>
+      </w:r>
+    </w:p>
+    <w:p>
+      <w:pPr>
+        <w:shd w:fill="F8FAFC" w:val="clear"/>
+        <w:spacing w:after="0" w:line="240"/>
+        <w:ind w:left="200" w:right="200"/>
+      </w:pPr>
+      <w:r>
+        <w:rPr>
+          <w:rFonts w:ascii="Courier New" w:cs="Courier New" w:eastAsia="Courier New" w:hAnsi="Courier New"/>
+          <w:color w:val="0F172A"/>
+          <w:sz w:val="18"/>
+          <w:szCs w:val="18"/>
+        </w:rPr>
+        <w:t xml:space="preserve">      "maxAmount": 200000,</w:t>
+      </w:r>
+    </w:p>
+    <w:p>
+      <w:pPr>
+        <w:shd w:fill="F8FAFC" w:val="clear"/>
+        <w:spacing w:after="0" w:line="240"/>
+        <w:ind w:left="200" w:right="200"/>
+      </w:pPr>
+      <w:r>
+        <w:rPr>
+          <w:rFonts w:ascii="Courier New" w:cs="Courier New" w:eastAsia="Courier New" w:hAnsi="Courier New"/>
+          <w:color w:val="0F172A"/>
+          <w:sz w:val="18"/>
+          <w:szCs w:val="18"/>
+        </w:rPr>
+        <w:t xml:space="preserve">      "minTerm": 60,</w:t>
+      </w:r>
+    </w:p>
+    <w:p>
+      <w:pPr>
+        <w:shd w:fill="F8FAFC" w:val="clear"/>
+        <w:spacing w:after="0" w:line="240"/>
+        <w:ind w:left="200" w:right="200"/>
+      </w:pPr>
+      <w:r>
+        <w:rPr>
+          <w:rFonts w:ascii="Courier New" w:cs="Courier New" w:eastAsia="Courier New" w:hAnsi="Courier New"/>
+          <w:color w:val="0F172A"/>
+          <w:sz w:val="18"/>
+          <w:szCs w:val="18"/>
+        </w:rPr>
+        <w:t xml:space="preserve">      "maxTerm": 240,</w:t>
+      </w:r>
+    </w:p>
+    <w:p>
+      <w:pPr>
+        <w:shd w:fill="F8FAFC" w:val="clear"/>
+        <w:spacing w:after="0" w:line="240"/>
+        <w:ind w:left="200" w:right="200"/>
+      </w:pPr>
+      <w:r>
+        <w:rPr>
+          <w:rFonts w:ascii="Courier New" w:cs="Courier New" w:eastAsia="Courier New" w:hAnsi="Courier New"/>
+          <w:color w:val="0F172A"/>
+          <w:sz w:val="18"/>
+          <w:szCs w:val="18"/>
+        </w:rPr>
+        <w:t xml:space="preserve">      "interestRate": 8.0,</w:t>
+      </w:r>
+    </w:p>
+    <w:p>
+      <w:pPr>
+        <w:shd w:fill="F8FAFC" w:val="clear"/>
+        <w:spacing w:after="0" w:line="240"/>
+        <w:ind w:left="200" w:right="200"/>
+      </w:pPr>
+      <w:r>
+        <w:rPr>
+          <w:rFonts w:ascii="Courier New" w:cs="Courier New" w:eastAsia="Courier New" w:hAnsi="Courier New"/>
+          <w:color w:val="0F172A"/>
+          <w:sz w:val="18"/>
+          <w:szCs w:val="18"/>
+        </w:rPr>
+        <w:t xml:space="preserve">      "requirements": ["Şəxsiyyət vəsiqəsi", "Maaş arayışı", "Zaminlik", "Əmlak çıxarışı"]</w:t>
+      </w:r>
+    </w:p>
+    <w:p>
+      <w:pPr>
+        <w:shd w:fill="F8FAFC" w:val="clear"/>
+        <w:spacing w:after="0" w:line="240"/>
+        <w:ind w:left="200" w:right="200"/>
+      </w:pPr>
+      <w:r>
+        <w:rPr>
+          <w:rFonts w:ascii="Courier New" w:cs="Courier New" w:eastAsia="Courier New" w:hAnsi="Courier New"/>
+          <w:color w:val="0F172A"/>
+          <w:sz w:val="18"/>
+          <w:szCs w:val="18"/>
+        </w:rPr>
+        <w:t xml:space="preserve">    }</w:t>
+      </w:r>
+    </w:p>
+    <w:p>
+      <w:pPr>
+        <w:shd w:fill="F8FAFC" w:val="clear"/>
+        <w:spacing w:after="0" w:line="240"/>
+        <w:ind w:left="200" w:right="200"/>
+      </w:pPr>
+      <w:r>
+        <w:rPr>
+          <w:rFonts w:ascii="Courier New" w:cs="Courier New" w:eastAsia="Courier New" w:hAnsi="Courier New"/>
+          <w:color w:val="0F172A"/>
+          <w:sz w:val="18"/>
+          <w:szCs w:val="18"/>
+        </w:rPr>
+        <w:t xml:space="preserve">  ]</w:t>
+      </w:r>
+    </w:p>
+    <w:p>
+      <w:pPr>
+        <w:shd w:fill="F8FAFC" w:val="clear"/>
+        <w:spacing w:after="0" w:line="240"/>
+        <w:ind w:left="200" w:right="200"/>
+      </w:pPr>
+      <w:r>
+        <w:rPr>
+          <w:rFonts w:ascii="Courier New" w:cs="Courier New" w:eastAsia="Courier New" w:hAnsi="Courier New"/>
+          <w:color w:val="0F172A"/>
+          <w:sz w:val="18"/>
+          <w:szCs w:val="18"/>
+        </w:rPr>
+        <w:t xml:space="preserve">}</w:t>
+      </w:r>
+    </w:p>
+    <w:p>
+      <w:pPr>
+        <w:spacing w:after="0" w:before="80" w:line="250"/>
+      </w:pPr>
+    </w:p>
+    <w:p>
+      <w:pPr>
+        <w:pStyle w:val="Heading3"/>
+        <w:spacing w:after="150" w:before="300" w:line="250"/>
+      </w:pPr>
+      <w:r>
+        <w:rPr>
+          <w:rFonts w:ascii="Times New Roman" w:cs="Times New Roman" w:eastAsia="Times New Roman" w:hAnsi="Times New Roman"/>
+          <w:b/>
+          <w:bCs/>
+          <w:color w:val="2B2B2B"/>
+          <w:sz w:val="24"/>
+          <w:szCs w:val="24"/>
+        </w:rPr>
+        <w:t xml:space="preserve">8.8.4 Market Overview Nümunəsi</w:t>
+      </w:r>
+    </w:p>
+    <w:p>
+      <w:pPr>
+        <w:shd w:fill="F8FAFC" w:val="clear"/>
+        <w:spacing w:after="0" w:line="240"/>
+        <w:ind w:left="200" w:right="200"/>
+      </w:pPr>
+      <w:r>
+        <w:rPr>
+          <w:rFonts w:ascii="Courier New" w:cs="Courier New" w:eastAsia="Courier New" w:hAnsi="Courier New"/>
+          <w:color w:val="0F172A"/>
+          <w:sz w:val="18"/>
+          <w:szCs w:val="18"/>
+        </w:rPr>
+        <w:t xml:space="preserve">GET /api/v1/market/overview</w:t>
+      </w:r>
+    </w:p>
+    <w:p>
+      <w:pPr>
+        <w:shd w:fill="F8FAFC" w:val="clear"/>
+        <w:spacing w:after="0" w:line="240"/>
+        <w:ind w:left="200" w:right="200"/>
+      </w:pPr>
+      <w:r>
+        <w:rPr>
+          <w:rFonts w:ascii="Courier New" w:cs="Courier New" w:eastAsia="Courier New" w:hAnsi="Courier New"/>
+          <w:color w:val="0F172A"/>
+          <w:sz w:val="18"/>
+          <w:szCs w:val="18"/>
+        </w:rPr>
+        <w:t xml:space="preserve">Headers:</w:t>
+      </w:r>
+    </w:p>
+    <w:p>
+      <w:pPr>
+        <w:shd w:fill="F8FAFC" w:val="clear"/>
+        <w:spacing w:after="0" w:line="240"/>
+        <w:ind w:left="200" w:right="200"/>
+      </w:pPr>
+      <w:r>
+        <w:rPr>
+          <w:rFonts w:ascii="Courier New" w:cs="Courier New" w:eastAsia="Courier New" w:hAnsi="Courier New"/>
+          <w:color w:val="0F172A"/>
+          <w:sz w:val="18"/>
+          <w:szCs w:val="18"/>
+        </w:rPr>
+        <w:t xml:space="preserve">  ApiKey: your-api-key</w:t>
+      </w:r>
+    </w:p>
+    <w:p>
+      <w:pPr>
+        <w:shd w:fill="F8FAFC" w:val="clear"/>
+        <w:spacing w:after="0" w:line="240"/>
+        <w:ind w:left="200" w:right="200"/>
+      </w:pPr>
+      <w:r>
+        <w:rPr>
+          <w:rFonts w:ascii="Courier New" w:cs="Courier New" w:eastAsia="Courier New" w:hAnsi="Courier New"/>
+          <w:color w:val="0F172A"/>
+          <w:sz w:val="18"/>
+          <w:szCs w:val="18"/>
+        </w:rPr>
+        <w:t xml:space="preserve"> </w:t>
+      </w:r>
+    </w:p>
+    <w:p>
+      <w:pPr>
+        <w:shd w:fill="F8FAFC" w:val="clear"/>
+        <w:spacing w:after="0" w:line="240"/>
+        <w:ind w:left="200" w:right="200"/>
+      </w:pPr>
+      <w:r>
+        <w:rPr>
+          <w:rFonts w:ascii="Courier New" w:cs="Courier New" w:eastAsia="Courier New" w:hAnsi="Courier New"/>
+          <w:color w:val="0F172A"/>
+          <w:sz w:val="18"/>
+          <w:szCs w:val="18"/>
+        </w:rPr>
+        <w:t xml:space="preserve">{</w:t>
+      </w:r>
+    </w:p>
+    <w:p>
+      <w:pPr>
+        <w:shd w:fill="F8FAFC" w:val="clear"/>
+        <w:spacing w:after="0" w:line="240"/>
+        <w:ind w:left="200" w:right="200"/>
+      </w:pPr>
+      <w:r>
+        <w:rPr>
+          <w:rFonts w:ascii="Courier New" w:cs="Courier New" w:eastAsia="Courier New" w:hAnsi="Courier New"/>
+          <w:color w:val="0F172A"/>
+          <w:sz w:val="18"/>
+          <w:szCs w:val="18"/>
+        </w:rPr>
+        <w:t xml:space="preserve">  "averageRate": 11.8,</w:t>
+      </w:r>
+    </w:p>
+    <w:p>
+      <w:pPr>
+        <w:shd w:fill="F8FAFC" w:val="clear"/>
+        <w:spacing w:after="0" w:line="240"/>
+        <w:ind w:left="200" w:right="200"/>
+      </w:pPr>
+      <w:r>
+        <w:rPr>
+          <w:rFonts w:ascii="Courier New" w:cs="Courier New" w:eastAsia="Courier New" w:hAnsi="Courier New"/>
+          <w:color w:val="0F172A"/>
+          <w:sz w:val="18"/>
+          <w:szCs w:val="18"/>
+        </w:rPr>
+        <w:t xml:space="preserve">  "totalProducts": 15,</w:t>
+      </w:r>
+    </w:p>
+    <w:p>
+      <w:pPr>
+        <w:shd w:fill="F8FAFC" w:val="clear"/>
+        <w:spacing w:after="0" w:line="240"/>
+        <w:ind w:left="200" w:right="200"/>
+      </w:pPr>
+      <w:r>
+        <w:rPr>
+          <w:rFonts w:ascii="Courier New" w:cs="Courier New" w:eastAsia="Courier New" w:hAnsi="Courier New"/>
+          <w:color w:val="0F172A"/>
+          <w:sz w:val="18"/>
+          <w:szCs w:val="18"/>
+        </w:rPr>
+        <w:t xml:space="preserve">  "lastUpdated": "2026-04-08T09:00:00Z",</w:t>
+      </w:r>
+    </w:p>
+    <w:p>
+      <w:pPr>
+        <w:shd w:fill="F8FAFC" w:val="clear"/>
+        <w:spacing w:after="0" w:line="240"/>
+        <w:ind w:left="200" w:right="200"/>
+      </w:pPr>
+      <w:r>
+        <w:rPr>
+          <w:rFonts w:ascii="Courier New" w:cs="Courier New" w:eastAsia="Courier New" w:hAnsi="Courier New"/>
+          <w:color w:val="0F172A"/>
+          <w:sz w:val="18"/>
+          <w:szCs w:val="18"/>
+        </w:rPr>
+        <w:t xml:space="preserve">  "trend": "STABLE",</w:t>
+      </w:r>
+    </w:p>
+    <w:p>
+      <w:pPr>
+        <w:shd w:fill="F8FAFC" w:val="clear"/>
+        <w:spacing w:after="0" w:line="240"/>
+        <w:ind w:left="200" w:right="200"/>
+      </w:pPr>
+      <w:r>
+        <w:rPr>
+          <w:rFonts w:ascii="Courier New" w:cs="Courier New" w:eastAsia="Courier New" w:hAnsi="Courier New"/>
+          <w:color w:val="0F172A"/>
+          <w:sz w:val="18"/>
+          <w:szCs w:val="18"/>
+        </w:rPr>
+        <w:t xml:space="preserve">  "topProducts": ["İstehlak Krediti", "İpoteka Krediti", "Nəqliyyat Krediti"]</w:t>
+      </w:r>
+    </w:p>
+    <w:p>
+      <w:pPr>
+        <w:shd w:fill="F8FAFC" w:val="clear"/>
+        <w:spacing w:after="0" w:line="240"/>
+        <w:ind w:left="200" w:right="200"/>
+      </w:pPr>
+      <w:r>
+        <w:rPr>
+          <w:rFonts w:ascii="Courier New" w:cs="Courier New" w:eastAsia="Courier New" w:hAnsi="Courier New"/>
+          <w:color w:val="0F172A"/>
+          <w:sz w:val="18"/>
+          <w:szCs w:val="18"/>
+        </w:rPr>
+        <w:t xml:space="preserve">}</w:t>
+      </w:r>
+    </w:p>
+    <w:p>
+      <w:pPr>
         <w:pStyle w:val="Heading1"/>
         <w:spacing w:after="300" w:before="600" w:line="250"/>
       </w:pPr>
@@ -35733,6 +40392,1792 @@
           <w:szCs w:val="18"/>
         </w:rPr>
         <w:t xml:space="preserve">    &lt;/ns2:registerRepaymentResponse&gt;</w:t>
+      </w:r>
+    </w:p>
+    <w:p>
+      <w:pPr>
+        <w:shd w:fill="F8FAFC" w:val="clear"/>
+        <w:spacing w:after="0" w:line="240"/>
+        <w:ind w:left="200" w:right="200"/>
+      </w:pPr>
+      <w:r>
+        <w:rPr>
+          <w:rFonts w:ascii="Courier New" w:cs="Courier New" w:eastAsia="Courier New" w:hAnsi="Courier New"/>
+          <w:color w:val="0F172A"/>
+          <w:sz w:val="18"/>
+          <w:szCs w:val="18"/>
+        </w:rPr>
+        <w:t xml:space="preserve">  &lt;/soap:Body&gt;</w:t>
+      </w:r>
+    </w:p>
+    <w:p>
+      <w:pPr>
+        <w:shd w:fill="F8FAFC" w:val="clear"/>
+        <w:spacing w:after="0" w:line="240"/>
+        <w:ind w:left="200" w:right="200"/>
+      </w:pPr>
+      <w:r>
+        <w:rPr>
+          <w:rFonts w:ascii="Courier New" w:cs="Courier New" w:eastAsia="Courier New" w:hAnsi="Courier New"/>
+          <w:color w:val="0F172A"/>
+          <w:sz w:val="18"/>
+          <w:szCs w:val="18"/>
+        </w:rPr>
+        <w:t xml:space="preserve">&lt;/soap:Envelope&gt;</w:t>
+      </w:r>
+    </w:p>
+    <w:p>
+      <w:pPr>
+        <w:spacing w:after="0" w:before="80" w:line="250"/>
+      </w:pPr>
+    </w:p>
+    <w:p>
+      <w:pPr>
+        <w:pStyle w:val="Heading3"/>
+        <w:spacing w:after="150" w:before="300" w:line="250"/>
+      </w:pPr>
+      <w:r>
+        <w:rPr>
+          <w:rFonts w:ascii="Times New Roman" w:cs="Times New Roman" w:eastAsia="Times New Roman" w:hAnsi="Times New Roman"/>
+          <w:b/>
+          <w:bCs/>
+          <w:color w:val="2B2B2B"/>
+          <w:sz w:val="24"/>
+          <w:szCs w:val="24"/>
+        </w:rPr>
+        <w:t xml:space="preserve">9.17.5 SOAP Request — showPaymentOrderInfo</w:t>
+      </w:r>
+    </w:p>
+    <w:p>
+      <w:pPr>
+        <w:shd w:fill="F8FAFC" w:val="clear"/>
+        <w:spacing w:after="0" w:line="240"/>
+        <w:ind w:left="200" w:right="200"/>
+      </w:pPr>
+      <w:r>
+        <w:rPr>
+          <w:rFonts w:ascii="Courier New" w:cs="Courier New" w:eastAsia="Courier New" w:hAnsi="Courier New"/>
+          <w:color w:val="0F172A"/>
+          <w:sz w:val="18"/>
+          <w:szCs w:val="18"/>
+        </w:rPr>
+        <w:t xml:space="preserve">&lt;soapenv:Envelope xmlns:soapenv="http://schemas.xmlsoap.org/soap/envelope/"</w:t>
+      </w:r>
+    </w:p>
+    <w:p>
+      <w:pPr>
+        <w:shd w:fill="F8FAFC" w:val="clear"/>
+        <w:spacing w:after="0" w:line="240"/>
+        <w:ind w:left="200" w:right="200"/>
+      </w:pPr>
+      <w:r>
+        <w:rPr>
+          <w:rFonts w:ascii="Courier New" w:cs="Courier New" w:eastAsia="Courier New" w:hAnsi="Courier New"/>
+          <w:color w:val="0F172A"/>
+          <w:sz w:val="18"/>
+          <w:szCs w:val="18"/>
+        </w:rPr>
+        <w:t xml:space="preserve">  xmlns:web="http://ws.loanworkbench.com/"&gt;</w:t>
+      </w:r>
+    </w:p>
+    <w:p>
+      <w:pPr>
+        <w:shd w:fill="F8FAFC" w:val="clear"/>
+        <w:spacing w:after="0" w:line="240"/>
+        <w:ind w:left="200" w:right="200"/>
+      </w:pPr>
+      <w:r>
+        <w:rPr>
+          <w:rFonts w:ascii="Courier New" w:cs="Courier New" w:eastAsia="Courier New" w:hAnsi="Courier New"/>
+          <w:color w:val="0F172A"/>
+          <w:sz w:val="18"/>
+          <w:szCs w:val="18"/>
+        </w:rPr>
+        <w:t xml:space="preserve">  &lt;soapenv:Header/&gt;</w:t>
+      </w:r>
+    </w:p>
+    <w:p>
+      <w:pPr>
+        <w:shd w:fill="F8FAFC" w:val="clear"/>
+        <w:spacing w:after="0" w:line="240"/>
+        <w:ind w:left="200" w:right="200"/>
+      </w:pPr>
+      <w:r>
+        <w:rPr>
+          <w:rFonts w:ascii="Courier New" w:cs="Courier New" w:eastAsia="Courier New" w:hAnsi="Courier New"/>
+          <w:color w:val="0F172A"/>
+          <w:sz w:val="18"/>
+          <w:szCs w:val="18"/>
+        </w:rPr>
+        <w:t xml:space="preserve">  &lt;soapenv:Body&gt;</w:t>
+      </w:r>
+    </w:p>
+    <w:p>
+      <w:pPr>
+        <w:shd w:fill="F8FAFC" w:val="clear"/>
+        <w:spacing w:after="0" w:line="240"/>
+        <w:ind w:left="200" w:right="200"/>
+      </w:pPr>
+      <w:r>
+        <w:rPr>
+          <w:rFonts w:ascii="Courier New" w:cs="Courier New" w:eastAsia="Courier New" w:hAnsi="Courier New"/>
+          <w:color w:val="0F172A"/>
+          <w:sz w:val="18"/>
+          <w:szCs w:val="18"/>
+        </w:rPr>
+        <w:t xml:space="preserve">    &lt;web:showPaymentOrderInfo&gt;</w:t>
+      </w:r>
+    </w:p>
+    <w:p>
+      <w:pPr>
+        <w:shd w:fill="F8FAFC" w:val="clear"/>
+        <w:spacing w:after="0" w:line="240"/>
+        <w:ind w:left="200" w:right="200"/>
+      </w:pPr>
+      <w:r>
+        <w:rPr>
+          <w:rFonts w:ascii="Courier New" w:cs="Courier New" w:eastAsia="Courier New" w:hAnsi="Courier New"/>
+          <w:color w:val="0F172A"/>
+          <w:sz w:val="18"/>
+          <w:szCs w:val="18"/>
+        </w:rPr>
+        <w:t xml:space="preserve">      &lt;paymentId&gt;PAY-20260408-00001&lt;/paymentId&gt;</w:t>
+      </w:r>
+    </w:p>
+    <w:p>
+      <w:pPr>
+        <w:shd w:fill="F8FAFC" w:val="clear"/>
+        <w:spacing w:after="0" w:line="240"/>
+        <w:ind w:left="200" w:right="200"/>
+      </w:pPr>
+      <w:r>
+        <w:rPr>
+          <w:rFonts w:ascii="Courier New" w:cs="Courier New" w:eastAsia="Courier New" w:hAnsi="Courier New"/>
+          <w:color w:val="0F172A"/>
+          <w:sz w:val="18"/>
+          <w:szCs w:val="18"/>
+        </w:rPr>
+        <w:t xml:space="preserve">    &lt;/web:showPaymentOrderInfo&gt;</w:t>
+      </w:r>
+    </w:p>
+    <w:p>
+      <w:pPr>
+        <w:shd w:fill="F8FAFC" w:val="clear"/>
+        <w:spacing w:after="0" w:line="240"/>
+        <w:ind w:left="200" w:right="200"/>
+      </w:pPr>
+      <w:r>
+        <w:rPr>
+          <w:rFonts w:ascii="Courier New" w:cs="Courier New" w:eastAsia="Courier New" w:hAnsi="Courier New"/>
+          <w:color w:val="0F172A"/>
+          <w:sz w:val="18"/>
+          <w:szCs w:val="18"/>
+        </w:rPr>
+        <w:t xml:space="preserve">  &lt;/soapenv:Body&gt;</w:t>
+      </w:r>
+    </w:p>
+    <w:p>
+      <w:pPr>
+        <w:shd w:fill="F8FAFC" w:val="clear"/>
+        <w:spacing w:after="0" w:line="240"/>
+        <w:ind w:left="200" w:right="200"/>
+      </w:pPr>
+      <w:r>
+        <w:rPr>
+          <w:rFonts w:ascii="Courier New" w:cs="Courier New" w:eastAsia="Courier New" w:hAnsi="Courier New"/>
+          <w:color w:val="0F172A"/>
+          <w:sz w:val="18"/>
+          <w:szCs w:val="18"/>
+        </w:rPr>
+        <w:t xml:space="preserve">&lt;/soapenv:Envelope&gt;</w:t>
+      </w:r>
+    </w:p>
+    <w:p>
+      <w:pPr>
+        <w:spacing w:after="0" w:before="80" w:line="250"/>
+      </w:pPr>
+    </w:p>
+    <w:p>
+      <w:pPr>
+        <w:pStyle w:val="Heading3"/>
+        <w:spacing w:after="150" w:before="300" w:line="250"/>
+      </w:pPr>
+      <w:r>
+        <w:rPr>
+          <w:rFonts w:ascii="Times New Roman" w:cs="Times New Roman" w:eastAsia="Times New Roman" w:hAnsi="Times New Roman"/>
+          <w:b/>
+          <w:bCs/>
+          <w:color w:val="2B2B2B"/>
+          <w:sz w:val="24"/>
+          <w:szCs w:val="24"/>
+        </w:rPr>
+        <w:t xml:space="preserve">9.17.6 SOAP Response — showPaymentOrderInfo</w:t>
+      </w:r>
+    </w:p>
+    <w:p>
+      <w:pPr>
+        <w:shd w:fill="F8FAFC" w:val="clear"/>
+        <w:spacing w:after="0" w:line="240"/>
+        <w:ind w:left="200" w:right="200"/>
+      </w:pPr>
+      <w:r>
+        <w:rPr>
+          <w:rFonts w:ascii="Courier New" w:cs="Courier New" w:eastAsia="Courier New" w:hAnsi="Courier New"/>
+          <w:color w:val="0F172A"/>
+          <w:sz w:val="18"/>
+          <w:szCs w:val="18"/>
+        </w:rPr>
+        <w:t xml:space="preserve">&lt;soap:Envelope xmlns:soap="http://schemas.xmlsoap.org/soap/envelope/"&gt;</w:t>
+      </w:r>
+    </w:p>
+    <w:p>
+      <w:pPr>
+        <w:shd w:fill="F8FAFC" w:val="clear"/>
+        <w:spacing w:after="0" w:line="240"/>
+        <w:ind w:left="200" w:right="200"/>
+      </w:pPr>
+      <w:r>
+        <w:rPr>
+          <w:rFonts w:ascii="Courier New" w:cs="Courier New" w:eastAsia="Courier New" w:hAnsi="Courier New"/>
+          <w:color w:val="0F172A"/>
+          <w:sz w:val="18"/>
+          <w:szCs w:val="18"/>
+        </w:rPr>
+        <w:t xml:space="preserve">  &lt;soap:Body&gt;</w:t>
+      </w:r>
+    </w:p>
+    <w:p>
+      <w:pPr>
+        <w:shd w:fill="F8FAFC" w:val="clear"/>
+        <w:spacing w:after="0" w:line="240"/>
+        <w:ind w:left="200" w:right="200"/>
+      </w:pPr>
+      <w:r>
+        <w:rPr>
+          <w:rFonts w:ascii="Courier New" w:cs="Courier New" w:eastAsia="Courier New" w:hAnsi="Courier New"/>
+          <w:color w:val="0F172A"/>
+          <w:sz w:val="18"/>
+          <w:szCs w:val="18"/>
+        </w:rPr>
+        <w:t xml:space="preserve">    &lt;ns2:showPaymentOrderInfoResponse&gt;</w:t>
+      </w:r>
+    </w:p>
+    <w:p>
+      <w:pPr>
+        <w:shd w:fill="F8FAFC" w:val="clear"/>
+        <w:spacing w:after="0" w:line="240"/>
+        <w:ind w:left="200" w:right="200"/>
+      </w:pPr>
+      <w:r>
+        <w:rPr>
+          <w:rFonts w:ascii="Courier New" w:cs="Courier New" w:eastAsia="Courier New" w:hAnsi="Courier New"/>
+          <w:color w:val="0F172A"/>
+          <w:sz w:val="18"/>
+          <w:szCs w:val="18"/>
+        </w:rPr>
+        <w:t xml:space="preserve">      &lt;response&gt;</w:t>
+      </w:r>
+    </w:p>
+    <w:p>
+      <w:pPr>
+        <w:shd w:fill="F8FAFC" w:val="clear"/>
+        <w:spacing w:after="0" w:line="240"/>
+        <w:ind w:left="200" w:right="200"/>
+      </w:pPr>
+      <w:r>
+        <w:rPr>
+          <w:rFonts w:ascii="Courier New" w:cs="Courier New" w:eastAsia="Courier New" w:hAnsi="Courier New"/>
+          <w:color w:val="0F172A"/>
+          <w:sz w:val="18"/>
+          <w:szCs w:val="18"/>
+        </w:rPr>
+        <w:t xml:space="preserve">        &lt;exists&gt;true&lt;/exists&gt;</w:t>
+      </w:r>
+    </w:p>
+    <w:p>
+      <w:pPr>
+        <w:shd w:fill="F8FAFC" w:val="clear"/>
+        <w:spacing w:after="0" w:line="240"/>
+        <w:ind w:left="200" w:right="200"/>
+      </w:pPr>
+      <w:r>
+        <w:rPr>
+          <w:rFonts w:ascii="Courier New" w:cs="Courier New" w:eastAsia="Courier New" w:hAnsi="Courier New"/>
+          <w:color w:val="0F172A"/>
+          <w:sz w:val="18"/>
+          <w:szCs w:val="18"/>
+        </w:rPr>
+        <w:t xml:space="preserve">      &lt;/response&gt;</w:t>
+      </w:r>
+    </w:p>
+    <w:p>
+      <w:pPr>
+        <w:shd w:fill="F8FAFC" w:val="clear"/>
+        <w:spacing w:after="0" w:line="240"/>
+        <w:ind w:left="200" w:right="200"/>
+      </w:pPr>
+      <w:r>
+        <w:rPr>
+          <w:rFonts w:ascii="Courier New" w:cs="Courier New" w:eastAsia="Courier New" w:hAnsi="Courier New"/>
+          <w:color w:val="0F172A"/>
+          <w:sz w:val="18"/>
+          <w:szCs w:val="18"/>
+        </w:rPr>
+        <w:t xml:space="preserve">    &lt;/ns2:showPaymentOrderInfoResponse&gt;</w:t>
+      </w:r>
+    </w:p>
+    <w:p>
+      <w:pPr>
+        <w:shd w:fill="F8FAFC" w:val="clear"/>
+        <w:spacing w:after="0" w:line="240"/>
+        <w:ind w:left="200" w:right="200"/>
+      </w:pPr>
+      <w:r>
+        <w:rPr>
+          <w:rFonts w:ascii="Courier New" w:cs="Courier New" w:eastAsia="Courier New" w:hAnsi="Courier New"/>
+          <w:color w:val="0F172A"/>
+          <w:sz w:val="18"/>
+          <w:szCs w:val="18"/>
+        </w:rPr>
+        <w:t xml:space="preserve">  &lt;/soap:Body&gt;</w:t>
+      </w:r>
+    </w:p>
+    <w:p>
+      <w:pPr>
+        <w:shd w:fill="F8FAFC" w:val="clear"/>
+        <w:spacing w:after="0" w:line="240"/>
+        <w:ind w:left="200" w:right="200"/>
+      </w:pPr>
+      <w:r>
+        <w:rPr>
+          <w:rFonts w:ascii="Courier New" w:cs="Courier New" w:eastAsia="Courier New" w:hAnsi="Courier New"/>
+          <w:color w:val="0F172A"/>
+          <w:sz w:val="18"/>
+          <w:szCs w:val="18"/>
+        </w:rPr>
+        <w:t xml:space="preserve">&lt;/soap:Envelope&gt;</w:t>
+      </w:r>
+    </w:p>
+    <w:p>
+      <w:pPr>
+        <w:spacing w:after="0" w:before="80" w:line="250"/>
+      </w:pPr>
+    </w:p>
+    <w:p>
+      <w:pPr>
+        <w:pStyle w:val="Heading3"/>
+        <w:spacing w:after="150" w:before="300" w:line="250"/>
+      </w:pPr>
+      <w:r>
+        <w:rPr>
+          <w:rFonts w:ascii="Times New Roman" w:cs="Times New Roman" w:eastAsia="Times New Roman" w:hAnsi="Times New Roman"/>
+          <w:b/>
+          <w:bCs/>
+          <w:color w:val="2B2B2B"/>
+          <w:sz w:val="24"/>
+          <w:szCs w:val="24"/>
+        </w:rPr>
+        <w:t xml:space="preserve">9.17.7 SOAP Request — addRepayments</w:t>
+      </w:r>
+    </w:p>
+    <w:p>
+      <w:pPr>
+        <w:shd w:fill="F8FAFC" w:val="clear"/>
+        <w:spacing w:after="0" w:line="240"/>
+        <w:ind w:left="200" w:right="200"/>
+      </w:pPr>
+      <w:r>
+        <w:rPr>
+          <w:rFonts w:ascii="Courier New" w:cs="Courier New" w:eastAsia="Courier New" w:hAnsi="Courier New"/>
+          <w:color w:val="0F172A"/>
+          <w:sz w:val="18"/>
+          <w:szCs w:val="18"/>
+        </w:rPr>
+        <w:t xml:space="preserve">&lt;soapenv:Envelope xmlns:soapenv="http://schemas.xmlsoap.org/soap/envelope/"</w:t>
+      </w:r>
+    </w:p>
+    <w:p>
+      <w:pPr>
+        <w:shd w:fill="F8FAFC" w:val="clear"/>
+        <w:spacing w:after="0" w:line="240"/>
+        <w:ind w:left="200" w:right="200"/>
+      </w:pPr>
+      <w:r>
+        <w:rPr>
+          <w:rFonts w:ascii="Courier New" w:cs="Courier New" w:eastAsia="Courier New" w:hAnsi="Courier New"/>
+          <w:color w:val="0F172A"/>
+          <w:sz w:val="18"/>
+          <w:szCs w:val="18"/>
+        </w:rPr>
+        <w:t xml:space="preserve">  xmlns:web="http://ws.repayment.loanworkbench.com/"&gt;</w:t>
+      </w:r>
+    </w:p>
+    <w:p>
+      <w:pPr>
+        <w:shd w:fill="F8FAFC" w:val="clear"/>
+        <w:spacing w:after="0" w:line="240"/>
+        <w:ind w:left="200" w:right="200"/>
+      </w:pPr>
+      <w:r>
+        <w:rPr>
+          <w:rFonts w:ascii="Courier New" w:cs="Courier New" w:eastAsia="Courier New" w:hAnsi="Courier New"/>
+          <w:color w:val="0F172A"/>
+          <w:sz w:val="18"/>
+          <w:szCs w:val="18"/>
+        </w:rPr>
+        <w:t xml:space="preserve">  &lt;soapenv:Header/&gt;</w:t>
+      </w:r>
+    </w:p>
+    <w:p>
+      <w:pPr>
+        <w:shd w:fill="F8FAFC" w:val="clear"/>
+        <w:spacing w:after="0" w:line="240"/>
+        <w:ind w:left="200" w:right="200"/>
+      </w:pPr>
+      <w:r>
+        <w:rPr>
+          <w:rFonts w:ascii="Courier New" w:cs="Courier New" w:eastAsia="Courier New" w:hAnsi="Courier New"/>
+          <w:color w:val="0F172A"/>
+          <w:sz w:val="18"/>
+          <w:szCs w:val="18"/>
+        </w:rPr>
+        <w:t xml:space="preserve">  &lt;soapenv:Body&gt;</w:t>
+      </w:r>
+    </w:p>
+    <w:p>
+      <w:pPr>
+        <w:shd w:fill="F8FAFC" w:val="clear"/>
+        <w:spacing w:after="0" w:line="240"/>
+        <w:ind w:left="200" w:right="200"/>
+      </w:pPr>
+      <w:r>
+        <w:rPr>
+          <w:rFonts w:ascii="Courier New" w:cs="Courier New" w:eastAsia="Courier New" w:hAnsi="Courier New"/>
+          <w:color w:val="0F172A"/>
+          <w:sz w:val="18"/>
+          <w:szCs w:val="18"/>
+        </w:rPr>
+        <w:t xml:space="preserve">    &lt;web:addRepayments&gt;</w:t>
+      </w:r>
+    </w:p>
+    <w:p>
+      <w:pPr>
+        <w:shd w:fill="F8FAFC" w:val="clear"/>
+        <w:spacing w:after="0" w:line="240"/>
+        <w:ind w:left="200" w:right="200"/>
+      </w:pPr>
+      <w:r>
+        <w:rPr>
+          <w:rFonts w:ascii="Courier New" w:cs="Courier New" w:eastAsia="Courier New" w:hAnsi="Courier New"/>
+          <w:color w:val="0F172A"/>
+          <w:sz w:val="18"/>
+          <w:szCs w:val="18"/>
+        </w:rPr>
+        <w:t xml:space="preserve">      &lt;repayments&gt;</w:t>
+      </w:r>
+    </w:p>
+    <w:p>
+      <w:pPr>
+        <w:shd w:fill="F8FAFC" w:val="clear"/>
+        <w:spacing w:after="0" w:line="240"/>
+        <w:ind w:left="200" w:right="200"/>
+      </w:pPr>
+      <w:r>
+        <w:rPr>
+          <w:rFonts w:ascii="Courier New" w:cs="Courier New" w:eastAsia="Courier New" w:hAnsi="Courier New"/>
+          <w:color w:val="0F172A"/>
+          <w:sz w:val="18"/>
+          <w:szCs w:val="18"/>
+        </w:rPr>
+        <w:t xml:space="preserve">        &lt;requestUuid&gt;REQ-20260408-00001&lt;/requestUuid&gt;</w:t>
+      </w:r>
+    </w:p>
+    <w:p>
+      <w:pPr>
+        <w:shd w:fill="F8FAFC" w:val="clear"/>
+        <w:spacing w:after="0" w:line="240"/>
+        <w:ind w:left="200" w:right="200"/>
+      </w:pPr>
+      <w:r>
+        <w:rPr>
+          <w:rFonts w:ascii="Courier New" w:cs="Courier New" w:eastAsia="Courier New" w:hAnsi="Courier New"/>
+          <w:color w:val="0F172A"/>
+          <w:sz w:val="18"/>
+          <w:szCs w:val="18"/>
+        </w:rPr>
+        <w:t xml:space="preserve">        &lt;contractId&gt;CTR-001&lt;/contractId&gt;</w:t>
+      </w:r>
+    </w:p>
+    <w:p>
+      <w:pPr>
+        <w:shd w:fill="F8FAFC" w:val="clear"/>
+        <w:spacing w:after="0" w:line="240"/>
+        <w:ind w:left="200" w:right="200"/>
+      </w:pPr>
+      <w:r>
+        <w:rPr>
+          <w:rFonts w:ascii="Courier New" w:cs="Courier New" w:eastAsia="Courier New" w:hAnsi="Courier New"/>
+          <w:color w:val="0F172A"/>
+          <w:sz w:val="18"/>
+          <w:szCs w:val="18"/>
+        </w:rPr>
+        <w:t xml:space="preserve">        &lt;contractStatus&gt;OUTSTANDING&lt;/contractStatus&gt;</w:t>
+      </w:r>
+    </w:p>
+    <w:p>
+      <w:pPr>
+        <w:shd w:fill="F8FAFC" w:val="clear"/>
+        <w:spacing w:after="0" w:line="240"/>
+        <w:ind w:left="200" w:right="200"/>
+      </w:pPr>
+      <w:r>
+        <w:rPr>
+          <w:rFonts w:ascii="Courier New" w:cs="Courier New" w:eastAsia="Courier New" w:hAnsi="Courier New"/>
+          <w:color w:val="0F172A"/>
+          <w:sz w:val="18"/>
+          <w:szCs w:val="18"/>
+        </w:rPr>
+        <w:t xml:space="preserve">        &lt;contractExtNumber&gt;123456&lt;/contractExtNumber&gt;</w:t>
+      </w:r>
+    </w:p>
+    <w:p>
+      <w:pPr>
+        <w:shd w:fill="F8FAFC" w:val="clear"/>
+        <w:spacing w:after="0" w:line="240"/>
+        <w:ind w:left="200" w:right="200"/>
+      </w:pPr>
+      <w:r>
+        <w:rPr>
+          <w:rFonts w:ascii="Courier New" w:cs="Courier New" w:eastAsia="Courier New" w:hAnsi="Courier New"/>
+          <w:color w:val="0F172A"/>
+          <w:sz w:val="18"/>
+          <w:szCs w:val="18"/>
+        </w:rPr>
+        <w:t xml:space="preserve">        &lt;balanceCurrency&gt;AZN&lt;/balanceCurrency&gt;</w:t>
+      </w:r>
+    </w:p>
+    <w:p>
+      <w:pPr>
+        <w:shd w:fill="F8FAFC" w:val="clear"/>
+        <w:spacing w:after="0" w:line="240"/>
+        <w:ind w:left="200" w:right="200"/>
+      </w:pPr>
+      <w:r>
+        <w:rPr>
+          <w:rFonts w:ascii="Courier New" w:cs="Courier New" w:eastAsia="Courier New" w:hAnsi="Courier New"/>
+          <w:color w:val="0F172A"/>
+          <w:sz w:val="18"/>
+          <w:szCs w:val="18"/>
+        </w:rPr>
+        <w:t xml:space="preserve">        &lt;balance&gt;168.50&lt;/balance&gt;</w:t>
+      </w:r>
+    </w:p>
+    <w:p>
+      <w:pPr>
+        <w:shd w:fill="F8FAFC" w:val="clear"/>
+        <w:spacing w:after="0" w:line="240"/>
+        <w:ind w:left="200" w:right="200"/>
+      </w:pPr>
+      <w:r>
+        <w:rPr>
+          <w:rFonts w:ascii="Courier New" w:cs="Courier New" w:eastAsia="Courier New" w:hAnsi="Courier New"/>
+          <w:color w:val="0F172A"/>
+          <w:sz w:val="18"/>
+          <w:szCs w:val="18"/>
+        </w:rPr>
+        <w:t xml:space="preserve">        &lt;repayments&gt;</w:t>
+      </w:r>
+    </w:p>
+    <w:p>
+      <w:pPr>
+        <w:shd w:fill="F8FAFC" w:val="clear"/>
+        <w:spacing w:after="0" w:line="240"/>
+        <w:ind w:left="200" w:right="200"/>
+      </w:pPr>
+      <w:r>
+        <w:rPr>
+          <w:rFonts w:ascii="Courier New" w:cs="Courier New" w:eastAsia="Courier New" w:hAnsi="Courier New"/>
+          <w:color w:val="0F172A"/>
+          <w:sz w:val="18"/>
+          <w:szCs w:val="18"/>
+        </w:rPr>
+        <w:t xml:space="preserve">          &lt;id&gt;RPY-001&lt;/id&gt;</w:t>
+      </w:r>
+    </w:p>
+    <w:p>
+      <w:pPr>
+        <w:shd w:fill="F8FAFC" w:val="clear"/>
+        <w:spacing w:after="0" w:line="240"/>
+        <w:ind w:left="200" w:right="200"/>
+      </w:pPr>
+      <w:r>
+        <w:rPr>
+          <w:rFonts w:ascii="Courier New" w:cs="Courier New" w:eastAsia="Courier New" w:hAnsi="Courier New"/>
+          <w:color w:val="0F172A"/>
+          <w:sz w:val="18"/>
+          <w:szCs w:val="18"/>
+        </w:rPr>
+        <w:t xml:space="preserve">          &lt;valueDate&gt;2026-04-08&lt;/valueDate&gt;</w:t>
+      </w:r>
+    </w:p>
+    <w:p>
+      <w:pPr>
+        <w:shd w:fill="F8FAFC" w:val="clear"/>
+        <w:spacing w:after="0" w:line="240"/>
+        <w:ind w:left="200" w:right="200"/>
+      </w:pPr>
+      <w:r>
+        <w:rPr>
+          <w:rFonts w:ascii="Courier New" w:cs="Courier New" w:eastAsia="Courier New" w:hAnsi="Courier New"/>
+          <w:color w:val="0F172A"/>
+          <w:sz w:val="18"/>
+          <w:szCs w:val="18"/>
+        </w:rPr>
+        <w:t xml:space="preserve">          &lt;registrationDate&gt;2026-04-08&lt;/registrationDate&gt;</w:t>
+      </w:r>
+    </w:p>
+    <w:p>
+      <w:pPr>
+        <w:shd w:fill="F8FAFC" w:val="clear"/>
+        <w:spacing w:after="0" w:line="240"/>
+        <w:ind w:left="200" w:right="200"/>
+      </w:pPr>
+      <w:r>
+        <w:rPr>
+          <w:rFonts w:ascii="Courier New" w:cs="Courier New" w:eastAsia="Courier New" w:hAnsi="Courier New"/>
+          <w:color w:val="0F172A"/>
+          <w:sz w:val="18"/>
+          <w:szCs w:val="18"/>
+        </w:rPr>
+        <w:t xml:space="preserve">          &lt;amount&gt;168.50&lt;/amount&gt;</w:t>
+      </w:r>
+    </w:p>
+    <w:p>
+      <w:pPr>
+        <w:shd w:fill="F8FAFC" w:val="clear"/>
+        <w:spacing w:after="0" w:line="240"/>
+        <w:ind w:left="200" w:right="200"/>
+      </w:pPr>
+      <w:r>
+        <w:rPr>
+          <w:rFonts w:ascii="Courier New" w:cs="Courier New" w:eastAsia="Courier New" w:hAnsi="Courier New"/>
+          <w:color w:val="0F172A"/>
+          <w:sz w:val="18"/>
+          <w:szCs w:val="18"/>
+        </w:rPr>
+        <w:t xml:space="preserve">          &lt;currency&gt;AZN&lt;/currency&gt;</w:t>
+      </w:r>
+    </w:p>
+    <w:p>
+      <w:pPr>
+        <w:shd w:fill="F8FAFC" w:val="clear"/>
+        <w:spacing w:after="0" w:line="240"/>
+        <w:ind w:left="200" w:right="200"/>
+      </w:pPr>
+      <w:r>
+        <w:rPr>
+          <w:rFonts w:ascii="Courier New" w:cs="Courier New" w:eastAsia="Courier New" w:hAnsi="Courier New"/>
+          <w:color w:val="0F172A"/>
+          <w:sz w:val="18"/>
+          <w:szCs w:val="18"/>
+        </w:rPr>
+        <w:t xml:space="preserve">          &lt;amountType&gt;PRINCIPAL&lt;/amountType&gt;</w:t>
+      </w:r>
+    </w:p>
+    <w:p>
+      <w:pPr>
+        <w:shd w:fill="F8FAFC" w:val="clear"/>
+        <w:spacing w:after="0" w:line="240"/>
+        <w:ind w:left="200" w:right="200"/>
+      </w:pPr>
+      <w:r>
+        <w:rPr>
+          <w:rFonts w:ascii="Courier New" w:cs="Courier New" w:eastAsia="Courier New" w:hAnsi="Courier New"/>
+          <w:color w:val="0F172A"/>
+          <w:sz w:val="18"/>
+          <w:szCs w:val="18"/>
+        </w:rPr>
+        <w:t xml:space="preserve">          &lt;accountNo&gt;ACC-001&lt;/accountNo&gt;</w:t>
+      </w:r>
+    </w:p>
+    <w:p>
+      <w:pPr>
+        <w:shd w:fill="F8FAFC" w:val="clear"/>
+        <w:spacing w:after="0" w:line="240"/>
+        <w:ind w:left="200" w:right="200"/>
+      </w:pPr>
+      <w:r>
+        <w:rPr>
+          <w:rFonts w:ascii="Courier New" w:cs="Courier New" w:eastAsia="Courier New" w:hAnsi="Courier New"/>
+          <w:color w:val="0F172A"/>
+          <w:sz w:val="18"/>
+          <w:szCs w:val="18"/>
+        </w:rPr>
+        <w:t xml:space="preserve">        &lt;/repayments&gt;</w:t>
+      </w:r>
+    </w:p>
+    <w:p>
+      <w:pPr>
+        <w:shd w:fill="F8FAFC" w:val="clear"/>
+        <w:spacing w:after="0" w:line="240"/>
+        <w:ind w:left="200" w:right="200"/>
+      </w:pPr>
+      <w:r>
+        <w:rPr>
+          <w:rFonts w:ascii="Courier New" w:cs="Courier New" w:eastAsia="Courier New" w:hAnsi="Courier New"/>
+          <w:color w:val="0F172A"/>
+          <w:sz w:val="18"/>
+          <w:szCs w:val="18"/>
+        </w:rPr>
+        <w:t xml:space="preserve">      &lt;/repayments&gt;</w:t>
+      </w:r>
+    </w:p>
+    <w:p>
+      <w:pPr>
+        <w:shd w:fill="F8FAFC" w:val="clear"/>
+        <w:spacing w:after="0" w:line="240"/>
+        <w:ind w:left="200" w:right="200"/>
+      </w:pPr>
+      <w:r>
+        <w:rPr>
+          <w:rFonts w:ascii="Courier New" w:cs="Courier New" w:eastAsia="Courier New" w:hAnsi="Courier New"/>
+          <w:color w:val="0F172A"/>
+          <w:sz w:val="18"/>
+          <w:szCs w:val="18"/>
+        </w:rPr>
+        <w:t xml:space="preserve">    &lt;/web:addRepayments&gt;</w:t>
+      </w:r>
+    </w:p>
+    <w:p>
+      <w:pPr>
+        <w:shd w:fill="F8FAFC" w:val="clear"/>
+        <w:spacing w:after="0" w:line="240"/>
+        <w:ind w:left="200" w:right="200"/>
+      </w:pPr>
+      <w:r>
+        <w:rPr>
+          <w:rFonts w:ascii="Courier New" w:cs="Courier New" w:eastAsia="Courier New" w:hAnsi="Courier New"/>
+          <w:color w:val="0F172A"/>
+          <w:sz w:val="18"/>
+          <w:szCs w:val="18"/>
+        </w:rPr>
+        <w:t xml:space="preserve">  &lt;/soapenv:Body&gt;</w:t>
+      </w:r>
+    </w:p>
+    <w:p>
+      <w:pPr>
+        <w:shd w:fill="F8FAFC" w:val="clear"/>
+        <w:spacing w:after="0" w:line="240"/>
+        <w:ind w:left="200" w:right="200"/>
+      </w:pPr>
+      <w:r>
+        <w:rPr>
+          <w:rFonts w:ascii="Courier New" w:cs="Courier New" w:eastAsia="Courier New" w:hAnsi="Courier New"/>
+          <w:color w:val="0F172A"/>
+          <w:sz w:val="18"/>
+          <w:szCs w:val="18"/>
+        </w:rPr>
+        <w:t xml:space="preserve">&lt;/soapenv:Envelope&gt;</w:t>
+      </w:r>
+    </w:p>
+    <w:p>
+      <w:pPr>
+        <w:spacing w:after="0" w:before="80" w:line="250"/>
+      </w:pPr>
+    </w:p>
+    <w:p>
+      <w:pPr>
+        <w:pStyle w:val="Heading3"/>
+        <w:spacing w:after="150" w:before="300" w:line="250"/>
+      </w:pPr>
+      <w:r>
+        <w:rPr>
+          <w:rFonts w:ascii="Times New Roman" w:cs="Times New Roman" w:eastAsia="Times New Roman" w:hAnsi="Times New Roman"/>
+          <w:b/>
+          <w:bCs/>
+          <w:color w:val="2B2B2B"/>
+          <w:sz w:val="24"/>
+          <w:szCs w:val="24"/>
+        </w:rPr>
+        <w:t xml:space="preserve">9.17.8 SOAP Response — addRepayments</w:t>
+      </w:r>
+    </w:p>
+    <w:p>
+      <w:pPr>
+        <w:shd w:fill="F8FAFC" w:val="clear"/>
+        <w:spacing w:after="0" w:line="240"/>
+        <w:ind w:left="200" w:right="200"/>
+      </w:pPr>
+      <w:r>
+        <w:rPr>
+          <w:rFonts w:ascii="Courier New" w:cs="Courier New" w:eastAsia="Courier New" w:hAnsi="Courier New"/>
+          <w:color w:val="0F172A"/>
+          <w:sz w:val="18"/>
+          <w:szCs w:val="18"/>
+        </w:rPr>
+        <w:t xml:space="preserve">&lt;soap:Envelope xmlns:soap="http://schemas.xmlsoap.org/soap/envelope/"&gt;</w:t>
+      </w:r>
+    </w:p>
+    <w:p>
+      <w:pPr>
+        <w:shd w:fill="F8FAFC" w:val="clear"/>
+        <w:spacing w:after="0" w:line="240"/>
+        <w:ind w:left="200" w:right="200"/>
+      </w:pPr>
+      <w:r>
+        <w:rPr>
+          <w:rFonts w:ascii="Courier New" w:cs="Courier New" w:eastAsia="Courier New" w:hAnsi="Courier New"/>
+          <w:color w:val="0F172A"/>
+          <w:sz w:val="18"/>
+          <w:szCs w:val="18"/>
+        </w:rPr>
+        <w:t xml:space="preserve">  &lt;soap:Body&gt;</w:t>
+      </w:r>
+    </w:p>
+    <w:p>
+      <w:pPr>
+        <w:shd w:fill="F8FAFC" w:val="clear"/>
+        <w:spacing w:after="0" w:line="240"/>
+        <w:ind w:left="200" w:right="200"/>
+      </w:pPr>
+      <w:r>
+        <w:rPr>
+          <w:rFonts w:ascii="Courier New" w:cs="Courier New" w:eastAsia="Courier New" w:hAnsi="Courier New"/>
+          <w:color w:val="0F172A"/>
+          <w:sz w:val="18"/>
+          <w:szCs w:val="18"/>
+        </w:rPr>
+        <w:t xml:space="preserve">    &lt;ns2:addRepaymentsResponse&gt;</w:t>
+      </w:r>
+    </w:p>
+    <w:p>
+      <w:pPr>
+        <w:shd w:fill="F8FAFC" w:val="clear"/>
+        <w:spacing w:after="0" w:line="240"/>
+        <w:ind w:left="200" w:right="200"/>
+      </w:pPr>
+      <w:r>
+        <w:rPr>
+          <w:rFonts w:ascii="Courier New" w:cs="Courier New" w:eastAsia="Courier New" w:hAnsi="Courier New"/>
+          <w:color w:val="0F172A"/>
+          <w:sz w:val="18"/>
+          <w:szCs w:val="18"/>
+        </w:rPr>
+        <w:t xml:space="preserve">      &lt;response&gt;</w:t>
+      </w:r>
+    </w:p>
+    <w:p>
+      <w:pPr>
+        <w:shd w:fill="F8FAFC" w:val="clear"/>
+        <w:spacing w:after="0" w:line="240"/>
+        <w:ind w:left="200" w:right="200"/>
+      </w:pPr>
+      <w:r>
+        <w:rPr>
+          <w:rFonts w:ascii="Courier New" w:cs="Courier New" w:eastAsia="Courier New" w:hAnsi="Courier New"/>
+          <w:color w:val="0F172A"/>
+          <w:sz w:val="18"/>
+          <w:szCs w:val="18"/>
+        </w:rPr>
+        <w:t xml:space="preserve">        &lt;uuid&gt;resp-uuid-001&lt;/uuid&gt;</w:t>
+      </w:r>
+    </w:p>
+    <w:p>
+      <w:pPr>
+        <w:shd w:fill="F8FAFC" w:val="clear"/>
+        <w:spacing w:after="0" w:line="240"/>
+        <w:ind w:left="200" w:right="200"/>
+      </w:pPr>
+      <w:r>
+        <w:rPr>
+          <w:rFonts w:ascii="Courier New" w:cs="Courier New" w:eastAsia="Courier New" w:hAnsi="Courier New"/>
+          <w:color w:val="0F172A"/>
+          <w:sz w:val="18"/>
+          <w:szCs w:val="18"/>
+        </w:rPr>
+        <w:t xml:space="preserve">        &lt;id&gt;RPY-REG-001&lt;/id&gt;</w:t>
+      </w:r>
+    </w:p>
+    <w:p>
+      <w:pPr>
+        <w:shd w:fill="F8FAFC" w:val="clear"/>
+        <w:spacing w:after="0" w:line="240"/>
+        <w:ind w:left="200" w:right="200"/>
+      </w:pPr>
+      <w:r>
+        <w:rPr>
+          <w:rFonts w:ascii="Courier New" w:cs="Courier New" w:eastAsia="Courier New" w:hAnsi="Courier New"/>
+          <w:color w:val="0F172A"/>
+          <w:sz w:val="18"/>
+          <w:szCs w:val="18"/>
+        </w:rPr>
+        <w:t xml:space="preserve">        &lt;extNumber&gt;EXT-001&lt;/extNumber&gt;</w:t>
+      </w:r>
+    </w:p>
+    <w:p>
+      <w:pPr>
+        <w:shd w:fill="F8FAFC" w:val="clear"/>
+        <w:spacing w:after="0" w:line="240"/>
+        <w:ind w:left="200" w:right="200"/>
+      </w:pPr>
+      <w:r>
+        <w:rPr>
+          <w:rFonts w:ascii="Courier New" w:cs="Courier New" w:eastAsia="Courier New" w:hAnsi="Courier New"/>
+          <w:color w:val="0F172A"/>
+          <w:sz w:val="18"/>
+          <w:szCs w:val="18"/>
+        </w:rPr>
+        <w:t xml:space="preserve">        &lt;repaymentId&gt;RPY-001&lt;/repaymentId&gt;</w:t>
+      </w:r>
+    </w:p>
+    <w:p>
+      <w:pPr>
+        <w:shd w:fill="F8FAFC" w:val="clear"/>
+        <w:spacing w:after="0" w:line="240"/>
+        <w:ind w:left="200" w:right="200"/>
+      </w:pPr>
+      <w:r>
+        <w:rPr>
+          <w:rFonts w:ascii="Courier New" w:cs="Courier New" w:eastAsia="Courier New" w:hAnsi="Courier New"/>
+          <w:color w:val="0F172A"/>
+          <w:sz w:val="18"/>
+          <w:szCs w:val="18"/>
+        </w:rPr>
+        <w:t xml:space="preserve">        &lt;errorId/&gt;</w:t>
+      </w:r>
+    </w:p>
+    <w:p>
+      <w:pPr>
+        <w:shd w:fill="F8FAFC" w:val="clear"/>
+        <w:spacing w:after="0" w:line="240"/>
+        <w:ind w:left="200" w:right="200"/>
+      </w:pPr>
+      <w:r>
+        <w:rPr>
+          <w:rFonts w:ascii="Courier New" w:cs="Courier New" w:eastAsia="Courier New" w:hAnsi="Courier New"/>
+          <w:color w:val="0F172A"/>
+          <w:sz w:val="18"/>
+          <w:szCs w:val="18"/>
+        </w:rPr>
+        <w:t xml:space="preserve">        &lt;errorType/&gt;</w:t>
+      </w:r>
+    </w:p>
+    <w:p>
+      <w:pPr>
+        <w:shd w:fill="F8FAFC" w:val="clear"/>
+        <w:spacing w:after="0" w:line="240"/>
+        <w:ind w:left="200" w:right="200"/>
+      </w:pPr>
+      <w:r>
+        <w:rPr>
+          <w:rFonts w:ascii="Courier New" w:cs="Courier New" w:eastAsia="Courier New" w:hAnsi="Courier New"/>
+          <w:color w:val="0F172A"/>
+          <w:sz w:val="18"/>
+          <w:szCs w:val="18"/>
+        </w:rPr>
+        <w:t xml:space="preserve">        &lt;errorDescription/&gt;</w:t>
+      </w:r>
+    </w:p>
+    <w:p>
+      <w:pPr>
+        <w:shd w:fill="F8FAFC" w:val="clear"/>
+        <w:spacing w:after="0" w:line="240"/>
+        <w:ind w:left="200" w:right="200"/>
+      </w:pPr>
+      <w:r>
+        <w:rPr>
+          <w:rFonts w:ascii="Courier New" w:cs="Courier New" w:eastAsia="Courier New" w:hAnsi="Courier New"/>
+          <w:color w:val="0F172A"/>
+          <w:sz w:val="18"/>
+          <w:szCs w:val="18"/>
+        </w:rPr>
+        <w:t xml:space="preserve">      &lt;/response&gt;</w:t>
+      </w:r>
+    </w:p>
+    <w:p>
+      <w:pPr>
+        <w:shd w:fill="F8FAFC" w:val="clear"/>
+        <w:spacing w:after="0" w:line="240"/>
+        <w:ind w:left="200" w:right="200"/>
+      </w:pPr>
+      <w:r>
+        <w:rPr>
+          <w:rFonts w:ascii="Courier New" w:cs="Courier New" w:eastAsia="Courier New" w:hAnsi="Courier New"/>
+          <w:color w:val="0F172A"/>
+          <w:sz w:val="18"/>
+          <w:szCs w:val="18"/>
+        </w:rPr>
+        <w:t xml:space="preserve">    &lt;/ns2:addRepaymentsResponse&gt;</w:t>
+      </w:r>
+    </w:p>
+    <w:p>
+      <w:pPr>
+        <w:shd w:fill="F8FAFC" w:val="clear"/>
+        <w:spacing w:after="0" w:line="240"/>
+        <w:ind w:left="200" w:right="200"/>
+      </w:pPr>
+      <w:r>
+        <w:rPr>
+          <w:rFonts w:ascii="Courier New" w:cs="Courier New" w:eastAsia="Courier New" w:hAnsi="Courier New"/>
+          <w:color w:val="0F172A"/>
+          <w:sz w:val="18"/>
+          <w:szCs w:val="18"/>
+        </w:rPr>
+        <w:t xml:space="preserve">  &lt;/soap:Body&gt;</w:t>
+      </w:r>
+    </w:p>
+    <w:p>
+      <w:pPr>
+        <w:shd w:fill="F8FAFC" w:val="clear"/>
+        <w:spacing w:after="0" w:line="240"/>
+        <w:ind w:left="200" w:right="200"/>
+      </w:pPr>
+      <w:r>
+        <w:rPr>
+          <w:rFonts w:ascii="Courier New" w:cs="Courier New" w:eastAsia="Courier New" w:hAnsi="Courier New"/>
+          <w:color w:val="0F172A"/>
+          <w:sz w:val="18"/>
+          <w:szCs w:val="18"/>
+        </w:rPr>
+        <w:t xml:space="preserve">&lt;/soap:Envelope&gt;</w:t>
+      </w:r>
+    </w:p>
+    <w:p>
+      <w:pPr>
+        <w:spacing w:after="0" w:before="80" w:line="250"/>
+      </w:pPr>
+    </w:p>
+    <w:p>
+      <w:pPr>
+        <w:pStyle w:val="Heading3"/>
+        <w:spacing w:after="150" w:before="300" w:line="250"/>
+      </w:pPr>
+      <w:r>
+        <w:rPr>
+          <w:rFonts w:ascii="Times New Roman" w:cs="Times New Roman" w:eastAsia="Times New Roman" w:hAnsi="Times New Roman"/>
+          <w:b/>
+          <w:bCs/>
+          <w:color w:val="2B2B2B"/>
+          <w:sz w:val="24"/>
+          <w:szCs w:val="24"/>
+        </w:rPr>
+        <w:t xml:space="preserve">9.17.9 SOAP Request — cancelRepayments</w:t>
+      </w:r>
+    </w:p>
+    <w:p>
+      <w:pPr>
+        <w:shd w:fill="F8FAFC" w:val="clear"/>
+        <w:spacing w:after="0" w:line="240"/>
+        <w:ind w:left="200" w:right="200"/>
+      </w:pPr>
+      <w:r>
+        <w:rPr>
+          <w:rFonts w:ascii="Courier New" w:cs="Courier New" w:eastAsia="Courier New" w:hAnsi="Courier New"/>
+          <w:color w:val="0F172A"/>
+          <w:sz w:val="18"/>
+          <w:szCs w:val="18"/>
+        </w:rPr>
+        <w:t xml:space="preserve">&lt;soapenv:Envelope xmlns:soapenv="http://schemas.xmlsoap.org/soap/envelope/"</w:t>
+      </w:r>
+    </w:p>
+    <w:p>
+      <w:pPr>
+        <w:shd w:fill="F8FAFC" w:val="clear"/>
+        <w:spacing w:after="0" w:line="240"/>
+        <w:ind w:left="200" w:right="200"/>
+      </w:pPr>
+      <w:r>
+        <w:rPr>
+          <w:rFonts w:ascii="Courier New" w:cs="Courier New" w:eastAsia="Courier New" w:hAnsi="Courier New"/>
+          <w:color w:val="0F172A"/>
+          <w:sz w:val="18"/>
+          <w:szCs w:val="18"/>
+        </w:rPr>
+        <w:t xml:space="preserve">  xmlns:web="http://ws.repayment.loanworkbench.com/"&gt;</w:t>
+      </w:r>
+    </w:p>
+    <w:p>
+      <w:pPr>
+        <w:shd w:fill="F8FAFC" w:val="clear"/>
+        <w:spacing w:after="0" w:line="240"/>
+        <w:ind w:left="200" w:right="200"/>
+      </w:pPr>
+      <w:r>
+        <w:rPr>
+          <w:rFonts w:ascii="Courier New" w:cs="Courier New" w:eastAsia="Courier New" w:hAnsi="Courier New"/>
+          <w:color w:val="0F172A"/>
+          <w:sz w:val="18"/>
+          <w:szCs w:val="18"/>
+        </w:rPr>
+        <w:t xml:space="preserve">  &lt;soapenv:Header/&gt;</w:t>
+      </w:r>
+    </w:p>
+    <w:p>
+      <w:pPr>
+        <w:shd w:fill="F8FAFC" w:val="clear"/>
+        <w:spacing w:after="0" w:line="240"/>
+        <w:ind w:left="200" w:right="200"/>
+      </w:pPr>
+      <w:r>
+        <w:rPr>
+          <w:rFonts w:ascii="Courier New" w:cs="Courier New" w:eastAsia="Courier New" w:hAnsi="Courier New"/>
+          <w:color w:val="0F172A"/>
+          <w:sz w:val="18"/>
+          <w:szCs w:val="18"/>
+        </w:rPr>
+        <w:t xml:space="preserve">  &lt;soapenv:Body&gt;</w:t>
+      </w:r>
+    </w:p>
+    <w:p>
+      <w:pPr>
+        <w:shd w:fill="F8FAFC" w:val="clear"/>
+        <w:spacing w:after="0" w:line="240"/>
+        <w:ind w:left="200" w:right="200"/>
+      </w:pPr>
+      <w:r>
+        <w:rPr>
+          <w:rFonts w:ascii="Courier New" w:cs="Courier New" w:eastAsia="Courier New" w:hAnsi="Courier New"/>
+          <w:color w:val="0F172A"/>
+          <w:sz w:val="18"/>
+          <w:szCs w:val="18"/>
+        </w:rPr>
+        <w:t xml:space="preserve">    &lt;web:cancelRepayments&gt;</w:t>
+      </w:r>
+    </w:p>
+    <w:p>
+      <w:pPr>
+        <w:shd w:fill="F8FAFC" w:val="clear"/>
+        <w:spacing w:after="0" w:line="240"/>
+        <w:ind w:left="200" w:right="200"/>
+      </w:pPr>
+      <w:r>
+        <w:rPr>
+          <w:rFonts w:ascii="Courier New" w:cs="Courier New" w:eastAsia="Courier New" w:hAnsi="Courier New"/>
+          <w:color w:val="0F172A"/>
+          <w:sz w:val="18"/>
+          <w:szCs w:val="18"/>
+        </w:rPr>
+        <w:t xml:space="preserve">      &lt;date&gt;2026-04-08T00:00:00Z&lt;/date&gt;</w:t>
+      </w:r>
+    </w:p>
+    <w:p>
+      <w:pPr>
+        <w:shd w:fill="F8FAFC" w:val="clear"/>
+        <w:spacing w:after="0" w:line="240"/>
+        <w:ind w:left="200" w:right="200"/>
+      </w:pPr>
+      <w:r>
+        <w:rPr>
+          <w:rFonts w:ascii="Courier New" w:cs="Courier New" w:eastAsia="Courier New" w:hAnsi="Courier New"/>
+          <w:color w:val="0F172A"/>
+          <w:sz w:val="18"/>
+          <w:szCs w:val="18"/>
+        </w:rPr>
+        <w:t xml:space="preserve">    &lt;/web:cancelRepayments&gt;</w:t>
+      </w:r>
+    </w:p>
+    <w:p>
+      <w:pPr>
+        <w:shd w:fill="F8FAFC" w:val="clear"/>
+        <w:spacing w:after="0" w:line="240"/>
+        <w:ind w:left="200" w:right="200"/>
+      </w:pPr>
+      <w:r>
+        <w:rPr>
+          <w:rFonts w:ascii="Courier New" w:cs="Courier New" w:eastAsia="Courier New" w:hAnsi="Courier New"/>
+          <w:color w:val="0F172A"/>
+          <w:sz w:val="18"/>
+          <w:szCs w:val="18"/>
+        </w:rPr>
+        <w:t xml:space="preserve">  &lt;/soapenv:Body&gt;</w:t>
+      </w:r>
+    </w:p>
+    <w:p>
+      <w:pPr>
+        <w:shd w:fill="F8FAFC" w:val="clear"/>
+        <w:spacing w:after="0" w:line="240"/>
+        <w:ind w:left="200" w:right="200"/>
+      </w:pPr>
+      <w:r>
+        <w:rPr>
+          <w:rFonts w:ascii="Courier New" w:cs="Courier New" w:eastAsia="Courier New" w:hAnsi="Courier New"/>
+          <w:color w:val="0F172A"/>
+          <w:sz w:val="18"/>
+          <w:szCs w:val="18"/>
+        </w:rPr>
+        <w:t xml:space="preserve">&lt;/soapenv:Envelope&gt;</w:t>
+      </w:r>
+    </w:p>
+    <w:p>
+      <w:pPr>
+        <w:spacing w:after="0" w:before="80" w:line="250"/>
+      </w:pPr>
+    </w:p>
+    <w:p>
+      <w:pPr>
+        <w:pStyle w:val="Heading3"/>
+        <w:spacing w:after="150" w:before="300" w:line="250"/>
+      </w:pPr>
+      <w:r>
+        <w:rPr>
+          <w:rFonts w:ascii="Times New Roman" w:cs="Times New Roman" w:eastAsia="Times New Roman" w:hAnsi="Times New Roman"/>
+          <w:b/>
+          <w:bCs/>
+          <w:color w:val="2B2B2B"/>
+          <w:sz w:val="24"/>
+          <w:szCs w:val="24"/>
+        </w:rPr>
+        <w:t xml:space="preserve">9.17.10 SOAP Request — addRepaymentsByPartner</w:t>
+      </w:r>
+    </w:p>
+    <w:p>
+      <w:pPr>
+        <w:shd w:fill="F8FAFC" w:val="clear"/>
+        <w:spacing w:after="0" w:line="240"/>
+        <w:ind w:left="200" w:right="200"/>
+      </w:pPr>
+      <w:r>
+        <w:rPr>
+          <w:rFonts w:ascii="Courier New" w:cs="Courier New" w:eastAsia="Courier New" w:hAnsi="Courier New"/>
+          <w:color w:val="0F172A"/>
+          <w:sz w:val="18"/>
+          <w:szCs w:val="18"/>
+        </w:rPr>
+        <w:t xml:space="preserve">&lt;soapenv:Envelope xmlns:soapenv="http://schemas.xmlsoap.org/soap/envelope/"</w:t>
+      </w:r>
+    </w:p>
+    <w:p>
+      <w:pPr>
+        <w:shd w:fill="F8FAFC" w:val="clear"/>
+        <w:spacing w:after="0" w:line="240"/>
+        <w:ind w:left="200" w:right="200"/>
+      </w:pPr>
+      <w:r>
+        <w:rPr>
+          <w:rFonts w:ascii="Courier New" w:cs="Courier New" w:eastAsia="Courier New" w:hAnsi="Courier New"/>
+          <w:color w:val="0F172A"/>
+          <w:sz w:val="18"/>
+          <w:szCs w:val="18"/>
+        </w:rPr>
+        <w:t xml:space="preserve">  xmlns:web="http://ws.repayment.loanworkbench.com/"&gt;</w:t>
+      </w:r>
+    </w:p>
+    <w:p>
+      <w:pPr>
+        <w:shd w:fill="F8FAFC" w:val="clear"/>
+        <w:spacing w:after="0" w:line="240"/>
+        <w:ind w:left="200" w:right="200"/>
+      </w:pPr>
+      <w:r>
+        <w:rPr>
+          <w:rFonts w:ascii="Courier New" w:cs="Courier New" w:eastAsia="Courier New" w:hAnsi="Courier New"/>
+          <w:color w:val="0F172A"/>
+          <w:sz w:val="18"/>
+          <w:szCs w:val="18"/>
+        </w:rPr>
+        <w:t xml:space="preserve">  &lt;soapenv:Header/&gt;</w:t>
+      </w:r>
+    </w:p>
+    <w:p>
+      <w:pPr>
+        <w:shd w:fill="F8FAFC" w:val="clear"/>
+        <w:spacing w:after="0" w:line="240"/>
+        <w:ind w:left="200" w:right="200"/>
+      </w:pPr>
+      <w:r>
+        <w:rPr>
+          <w:rFonts w:ascii="Courier New" w:cs="Courier New" w:eastAsia="Courier New" w:hAnsi="Courier New"/>
+          <w:color w:val="0F172A"/>
+          <w:sz w:val="18"/>
+          <w:szCs w:val="18"/>
+        </w:rPr>
+        <w:t xml:space="preserve">  &lt;soapenv:Body&gt;</w:t>
+      </w:r>
+    </w:p>
+    <w:p>
+      <w:pPr>
+        <w:shd w:fill="F8FAFC" w:val="clear"/>
+        <w:spacing w:after="0" w:line="240"/>
+        <w:ind w:left="200" w:right="200"/>
+      </w:pPr>
+      <w:r>
+        <w:rPr>
+          <w:rFonts w:ascii="Courier New" w:cs="Courier New" w:eastAsia="Courier New" w:hAnsi="Courier New"/>
+          <w:color w:val="0F172A"/>
+          <w:sz w:val="18"/>
+          <w:szCs w:val="18"/>
+        </w:rPr>
+        <w:t xml:space="preserve">    &lt;web:addRepaymentsByPartner&gt;</w:t>
+      </w:r>
+    </w:p>
+    <w:p>
+      <w:pPr>
+        <w:shd w:fill="F8FAFC" w:val="clear"/>
+        <w:spacing w:after="0" w:line="240"/>
+        <w:ind w:left="200" w:right="200"/>
+      </w:pPr>
+      <w:r>
+        <w:rPr>
+          <w:rFonts w:ascii="Courier New" w:cs="Courier New" w:eastAsia="Courier New" w:hAnsi="Courier New"/>
+          <w:color w:val="0F172A"/>
+          <w:sz w:val="18"/>
+          <w:szCs w:val="18"/>
+        </w:rPr>
+        <w:t xml:space="preserve">      &lt;repayments&gt;</w:t>
+      </w:r>
+    </w:p>
+    <w:p>
+      <w:pPr>
+        <w:shd w:fill="F8FAFC" w:val="clear"/>
+        <w:spacing w:after="0" w:line="240"/>
+        <w:ind w:left="200" w:right="200"/>
+      </w:pPr>
+      <w:r>
+        <w:rPr>
+          <w:rFonts w:ascii="Courier New" w:cs="Courier New" w:eastAsia="Courier New" w:hAnsi="Courier New"/>
+          <w:color w:val="0F172A"/>
+          <w:sz w:val="18"/>
+          <w:szCs w:val="18"/>
+        </w:rPr>
+        <w:t xml:space="preserve">        &lt;requestUuid&gt;PART-REQ-001&lt;/requestUuid&gt;</w:t>
+      </w:r>
+    </w:p>
+    <w:p>
+      <w:pPr>
+        <w:shd w:fill="F8FAFC" w:val="clear"/>
+        <w:spacing w:after="0" w:line="240"/>
+        <w:ind w:left="200" w:right="200"/>
+      </w:pPr>
+      <w:r>
+        <w:rPr>
+          <w:rFonts w:ascii="Courier New" w:cs="Courier New" w:eastAsia="Courier New" w:hAnsi="Courier New"/>
+          <w:color w:val="0F172A"/>
+          <w:sz w:val="18"/>
+          <w:szCs w:val="18"/>
+        </w:rPr>
+        <w:t xml:space="preserve">        &lt;partnerId&gt;PRT-001&lt;/partnerId&gt;</w:t>
+      </w:r>
+    </w:p>
+    <w:p>
+      <w:pPr>
+        <w:shd w:fill="F8FAFC" w:val="clear"/>
+        <w:spacing w:after="0" w:line="240"/>
+        <w:ind w:left="200" w:right="200"/>
+      </w:pPr>
+      <w:r>
+        <w:rPr>
+          <w:rFonts w:ascii="Courier New" w:cs="Courier New" w:eastAsia="Courier New" w:hAnsi="Courier New"/>
+          <w:color w:val="0F172A"/>
+          <w:sz w:val="18"/>
+          <w:szCs w:val="18"/>
+        </w:rPr>
+        <w:t xml:space="preserve">        &lt;partnerExtNumber&gt;EXT-PRT-001&lt;/partnerExtNumber&gt;</w:t>
+      </w:r>
+    </w:p>
+    <w:p>
+      <w:pPr>
+        <w:shd w:fill="F8FAFC" w:val="clear"/>
+        <w:spacing w:after="0" w:line="240"/>
+        <w:ind w:left="200" w:right="200"/>
+      </w:pPr>
+      <w:r>
+        <w:rPr>
+          <w:rFonts w:ascii="Courier New" w:cs="Courier New" w:eastAsia="Courier New" w:hAnsi="Courier New"/>
+          <w:color w:val="0F172A"/>
+          <w:sz w:val="18"/>
+          <w:szCs w:val="18"/>
+        </w:rPr>
+        <w:t xml:space="preserve">        &lt;contractId&gt;CTR-002&lt;/contractId&gt;</w:t>
+      </w:r>
+    </w:p>
+    <w:p>
+      <w:pPr>
+        <w:shd w:fill="F8FAFC" w:val="clear"/>
+        <w:spacing w:after="0" w:line="240"/>
+        <w:ind w:left="200" w:right="200"/>
+      </w:pPr>
+      <w:r>
+        <w:rPr>
+          <w:rFonts w:ascii="Courier New" w:cs="Courier New" w:eastAsia="Courier New" w:hAnsi="Courier New"/>
+          <w:color w:val="0F172A"/>
+          <w:sz w:val="18"/>
+          <w:szCs w:val="18"/>
+        </w:rPr>
+        <w:t xml:space="preserve">        &lt;contractExtNumber&gt;789012&lt;/contractExtNumber&gt;</w:t>
+      </w:r>
+    </w:p>
+    <w:p>
+      <w:pPr>
+        <w:shd w:fill="F8FAFC" w:val="clear"/>
+        <w:spacing w:after="0" w:line="240"/>
+        <w:ind w:left="200" w:right="200"/>
+      </w:pPr>
+      <w:r>
+        <w:rPr>
+          <w:rFonts w:ascii="Courier New" w:cs="Courier New" w:eastAsia="Courier New" w:hAnsi="Courier New"/>
+          <w:color w:val="0F172A"/>
+          <w:sz w:val="18"/>
+          <w:szCs w:val="18"/>
+        </w:rPr>
+        <w:t xml:space="preserve">        &lt;amount&gt;500.00&lt;/amount&gt;</w:t>
+      </w:r>
+    </w:p>
+    <w:p>
+      <w:pPr>
+        <w:shd w:fill="F8FAFC" w:val="clear"/>
+        <w:spacing w:after="0" w:line="240"/>
+        <w:ind w:left="200" w:right="200"/>
+      </w:pPr>
+      <w:r>
+        <w:rPr>
+          <w:rFonts w:ascii="Courier New" w:cs="Courier New" w:eastAsia="Courier New" w:hAnsi="Courier New"/>
+          <w:color w:val="0F172A"/>
+          <w:sz w:val="18"/>
+          <w:szCs w:val="18"/>
+        </w:rPr>
+        <w:t xml:space="preserve">        &lt;date&gt;2026-04-08&lt;/date&gt;</w:t>
+      </w:r>
+    </w:p>
+    <w:p>
+      <w:pPr>
+        <w:shd w:fill="F8FAFC" w:val="clear"/>
+        <w:spacing w:after="0" w:line="240"/>
+        <w:ind w:left="200" w:right="200"/>
+      </w:pPr>
+      <w:r>
+        <w:rPr>
+          <w:rFonts w:ascii="Courier New" w:cs="Courier New" w:eastAsia="Courier New" w:hAnsi="Courier New"/>
+          <w:color w:val="0F172A"/>
+          <w:sz w:val="18"/>
+          <w:szCs w:val="18"/>
+        </w:rPr>
+        <w:t xml:space="preserve">        &lt;currency&gt;AZN&lt;/currency&gt;</w:t>
+      </w:r>
+    </w:p>
+    <w:p>
+      <w:pPr>
+        <w:shd w:fill="F8FAFC" w:val="clear"/>
+        <w:spacing w:after="0" w:line="240"/>
+        <w:ind w:left="200" w:right="200"/>
+      </w:pPr>
+      <w:r>
+        <w:rPr>
+          <w:rFonts w:ascii="Courier New" w:cs="Courier New" w:eastAsia="Courier New" w:hAnsi="Courier New"/>
+          <w:color w:val="0F172A"/>
+          <w:sz w:val="18"/>
+          <w:szCs w:val="18"/>
+        </w:rPr>
+        <w:t xml:space="preserve">        &lt;repaymentId&gt;PAY-EXT-001&lt;/repaymentId&gt;</w:t>
+      </w:r>
+    </w:p>
+    <w:p>
+      <w:pPr>
+        <w:shd w:fill="F8FAFC" w:val="clear"/>
+        <w:spacing w:after="0" w:line="240"/>
+        <w:ind w:left="200" w:right="200"/>
+      </w:pPr>
+      <w:r>
+        <w:rPr>
+          <w:rFonts w:ascii="Courier New" w:cs="Courier New" w:eastAsia="Courier New" w:hAnsi="Courier New"/>
+          <w:color w:val="0F172A"/>
+          <w:sz w:val="18"/>
+          <w:szCs w:val="18"/>
+        </w:rPr>
+        <w:t xml:space="preserve">      &lt;/repayments&gt;</w:t>
+      </w:r>
+    </w:p>
+    <w:p>
+      <w:pPr>
+        <w:shd w:fill="F8FAFC" w:val="clear"/>
+        <w:spacing w:after="0" w:line="240"/>
+        <w:ind w:left="200" w:right="200"/>
+      </w:pPr>
+      <w:r>
+        <w:rPr>
+          <w:rFonts w:ascii="Courier New" w:cs="Courier New" w:eastAsia="Courier New" w:hAnsi="Courier New"/>
+          <w:color w:val="0F172A"/>
+          <w:sz w:val="18"/>
+          <w:szCs w:val="18"/>
+        </w:rPr>
+        <w:t xml:space="preserve">      &lt;restrictCurrency&gt;true&lt;/restrictCurrency&gt;</w:t>
+      </w:r>
+    </w:p>
+    <w:p>
+      <w:pPr>
+        <w:shd w:fill="F8FAFC" w:val="clear"/>
+        <w:spacing w:after="0" w:line="240"/>
+        <w:ind w:left="200" w:right="200"/>
+      </w:pPr>
+      <w:r>
+        <w:rPr>
+          <w:rFonts w:ascii="Courier New" w:cs="Courier New" w:eastAsia="Courier New" w:hAnsi="Courier New"/>
+          <w:color w:val="0F172A"/>
+          <w:sz w:val="18"/>
+          <w:szCs w:val="18"/>
+        </w:rPr>
+        <w:t xml:space="preserve">    &lt;/web:addRepaymentsByPartner&gt;</w:t>
+      </w:r>
+    </w:p>
+    <w:p>
+      <w:pPr>
+        <w:shd w:fill="F8FAFC" w:val="clear"/>
+        <w:spacing w:after="0" w:line="240"/>
+        <w:ind w:left="200" w:right="200"/>
+      </w:pPr>
+      <w:r>
+        <w:rPr>
+          <w:rFonts w:ascii="Courier New" w:cs="Courier New" w:eastAsia="Courier New" w:hAnsi="Courier New"/>
+          <w:color w:val="0F172A"/>
+          <w:sz w:val="18"/>
+          <w:szCs w:val="18"/>
+        </w:rPr>
+        <w:t xml:space="preserve">  &lt;/soapenv:Body&gt;</w:t>
+      </w:r>
+    </w:p>
+    <w:p>
+      <w:pPr>
+        <w:shd w:fill="F8FAFC" w:val="clear"/>
+        <w:spacing w:after="0" w:line="240"/>
+        <w:ind w:left="200" w:right="200"/>
+      </w:pPr>
+      <w:r>
+        <w:rPr>
+          <w:rFonts w:ascii="Courier New" w:cs="Courier New" w:eastAsia="Courier New" w:hAnsi="Courier New"/>
+          <w:color w:val="0F172A"/>
+          <w:sz w:val="18"/>
+          <w:szCs w:val="18"/>
+        </w:rPr>
+        <w:t xml:space="preserve">&lt;/soapenv:Envelope&gt;</w:t>
+      </w:r>
+    </w:p>
+    <w:p>
+      <w:pPr>
+        <w:spacing w:after="0" w:before="80" w:line="250"/>
+      </w:pPr>
+    </w:p>
+    <w:p>
+      <w:pPr>
+        <w:pStyle w:val="Heading3"/>
+        <w:spacing w:after="150" w:before="300" w:line="250"/>
+      </w:pPr>
+      <w:r>
+        <w:rPr>
+          <w:rFonts w:ascii="Times New Roman" w:cs="Times New Roman" w:eastAsia="Times New Roman" w:hAnsi="Times New Roman"/>
+          <w:b/>
+          <w:bCs/>
+          <w:color w:val="2B2B2B"/>
+          <w:sz w:val="24"/>
+          <w:szCs w:val="24"/>
+        </w:rPr>
+        <w:t xml:space="preserve">9.17.11 SOAP Response — addRepaymentsByPartner</w:t>
+      </w:r>
+    </w:p>
+    <w:p>
+      <w:pPr>
+        <w:shd w:fill="F8FAFC" w:val="clear"/>
+        <w:spacing w:after="0" w:line="240"/>
+        <w:ind w:left="200" w:right="200"/>
+      </w:pPr>
+      <w:r>
+        <w:rPr>
+          <w:rFonts w:ascii="Courier New" w:cs="Courier New" w:eastAsia="Courier New" w:hAnsi="Courier New"/>
+          <w:color w:val="0F172A"/>
+          <w:sz w:val="18"/>
+          <w:szCs w:val="18"/>
+        </w:rPr>
+        <w:t xml:space="preserve">&lt;soap:Envelope xmlns:soap="http://schemas.xmlsoap.org/soap/envelope/"&gt;</w:t>
+      </w:r>
+    </w:p>
+    <w:p>
+      <w:pPr>
+        <w:shd w:fill="F8FAFC" w:val="clear"/>
+        <w:spacing w:after="0" w:line="240"/>
+        <w:ind w:left="200" w:right="200"/>
+      </w:pPr>
+      <w:r>
+        <w:rPr>
+          <w:rFonts w:ascii="Courier New" w:cs="Courier New" w:eastAsia="Courier New" w:hAnsi="Courier New"/>
+          <w:color w:val="0F172A"/>
+          <w:sz w:val="18"/>
+          <w:szCs w:val="18"/>
+        </w:rPr>
+        <w:t xml:space="preserve">  &lt;soap:Body&gt;</w:t>
+      </w:r>
+    </w:p>
+    <w:p>
+      <w:pPr>
+        <w:shd w:fill="F8FAFC" w:val="clear"/>
+        <w:spacing w:after="0" w:line="240"/>
+        <w:ind w:left="200" w:right="200"/>
+      </w:pPr>
+      <w:r>
+        <w:rPr>
+          <w:rFonts w:ascii="Courier New" w:cs="Courier New" w:eastAsia="Courier New" w:hAnsi="Courier New"/>
+          <w:color w:val="0F172A"/>
+          <w:sz w:val="18"/>
+          <w:szCs w:val="18"/>
+        </w:rPr>
+        <w:t xml:space="preserve">    &lt;ns2:addRepaymentsByPartnerResponse&gt;</w:t>
+      </w:r>
+    </w:p>
+    <w:p>
+      <w:pPr>
+        <w:shd w:fill="F8FAFC" w:val="clear"/>
+        <w:spacing w:after="0" w:line="240"/>
+        <w:ind w:left="200" w:right="200"/>
+      </w:pPr>
+      <w:r>
+        <w:rPr>
+          <w:rFonts w:ascii="Courier New" w:cs="Courier New" w:eastAsia="Courier New" w:hAnsi="Courier New"/>
+          <w:color w:val="0F172A"/>
+          <w:sz w:val="18"/>
+          <w:szCs w:val="18"/>
+        </w:rPr>
+        <w:t xml:space="preserve">      &lt;response&gt;</w:t>
+      </w:r>
+    </w:p>
+    <w:p>
+      <w:pPr>
+        <w:shd w:fill="F8FAFC" w:val="clear"/>
+        <w:spacing w:after="0" w:line="240"/>
+        <w:ind w:left="200" w:right="200"/>
+      </w:pPr>
+      <w:r>
+        <w:rPr>
+          <w:rFonts w:ascii="Courier New" w:cs="Courier New" w:eastAsia="Courier New" w:hAnsi="Courier New"/>
+          <w:color w:val="0F172A"/>
+          <w:sz w:val="18"/>
+          <w:szCs w:val="18"/>
+        </w:rPr>
+        <w:t xml:space="preserve">        &lt;uuid&gt;resp-uuid-002&lt;/uuid&gt;</w:t>
+      </w:r>
+    </w:p>
+    <w:p>
+      <w:pPr>
+        <w:shd w:fill="F8FAFC" w:val="clear"/>
+        <w:spacing w:after="0" w:line="240"/>
+        <w:ind w:left="200" w:right="200"/>
+      </w:pPr>
+      <w:r>
+        <w:rPr>
+          <w:rFonts w:ascii="Courier New" w:cs="Courier New" w:eastAsia="Courier New" w:hAnsi="Courier New"/>
+          <w:color w:val="0F172A"/>
+          <w:sz w:val="18"/>
+          <w:szCs w:val="18"/>
+        </w:rPr>
+        <w:t xml:space="preserve">        &lt;id&gt;PART-RPY-001&lt;/id&gt;</w:t>
+      </w:r>
+    </w:p>
+    <w:p>
+      <w:pPr>
+        <w:shd w:fill="F8FAFC" w:val="clear"/>
+        <w:spacing w:after="0" w:line="240"/>
+        <w:ind w:left="200" w:right="200"/>
+      </w:pPr>
+      <w:r>
+        <w:rPr>
+          <w:rFonts w:ascii="Courier New" w:cs="Courier New" w:eastAsia="Courier New" w:hAnsi="Courier New"/>
+          <w:color w:val="0F172A"/>
+          <w:sz w:val="18"/>
+          <w:szCs w:val="18"/>
+        </w:rPr>
+        <w:t xml:space="preserve">        &lt;extNumber&gt;EXT-PART-001&lt;/extNumber&gt;</w:t>
+      </w:r>
+    </w:p>
+    <w:p>
+      <w:pPr>
+        <w:shd w:fill="F8FAFC" w:val="clear"/>
+        <w:spacing w:after="0" w:line="240"/>
+        <w:ind w:left="200" w:right="200"/>
+      </w:pPr>
+      <w:r>
+        <w:rPr>
+          <w:rFonts w:ascii="Courier New" w:cs="Courier New" w:eastAsia="Courier New" w:hAnsi="Courier New"/>
+          <w:color w:val="0F172A"/>
+          <w:sz w:val="18"/>
+          <w:szCs w:val="18"/>
+        </w:rPr>
+        <w:t xml:space="preserve">        &lt;repaymentId&gt;PAY-EXT-001&lt;/repaymentId&gt;</w:t>
+      </w:r>
+    </w:p>
+    <w:p>
+      <w:pPr>
+        <w:shd w:fill="F8FAFC" w:val="clear"/>
+        <w:spacing w:after="0" w:line="240"/>
+        <w:ind w:left="200" w:right="200"/>
+      </w:pPr>
+      <w:r>
+        <w:rPr>
+          <w:rFonts w:ascii="Courier New" w:cs="Courier New" w:eastAsia="Courier New" w:hAnsi="Courier New"/>
+          <w:color w:val="0F172A"/>
+          <w:sz w:val="18"/>
+          <w:szCs w:val="18"/>
+        </w:rPr>
+        <w:t xml:space="preserve">        &lt;errorId/&gt;</w:t>
+      </w:r>
+    </w:p>
+    <w:p>
+      <w:pPr>
+        <w:shd w:fill="F8FAFC" w:val="clear"/>
+        <w:spacing w:after="0" w:line="240"/>
+        <w:ind w:left="200" w:right="200"/>
+      </w:pPr>
+      <w:r>
+        <w:rPr>
+          <w:rFonts w:ascii="Courier New" w:cs="Courier New" w:eastAsia="Courier New" w:hAnsi="Courier New"/>
+          <w:color w:val="0F172A"/>
+          <w:sz w:val="18"/>
+          <w:szCs w:val="18"/>
+        </w:rPr>
+        <w:t xml:space="preserve">        &lt;errorType/&gt;</w:t>
+      </w:r>
+    </w:p>
+    <w:p>
+      <w:pPr>
+        <w:shd w:fill="F8FAFC" w:val="clear"/>
+        <w:spacing w:after="0" w:line="240"/>
+        <w:ind w:left="200" w:right="200"/>
+      </w:pPr>
+      <w:r>
+        <w:rPr>
+          <w:rFonts w:ascii="Courier New" w:cs="Courier New" w:eastAsia="Courier New" w:hAnsi="Courier New"/>
+          <w:color w:val="0F172A"/>
+          <w:sz w:val="18"/>
+          <w:szCs w:val="18"/>
+        </w:rPr>
+        <w:t xml:space="preserve">        &lt;errorDescription/&gt;</w:t>
+      </w:r>
+    </w:p>
+    <w:p>
+      <w:pPr>
+        <w:shd w:fill="F8FAFC" w:val="clear"/>
+        <w:spacing w:after="0" w:line="240"/>
+        <w:ind w:left="200" w:right="200"/>
+      </w:pPr>
+      <w:r>
+        <w:rPr>
+          <w:rFonts w:ascii="Courier New" w:cs="Courier New" w:eastAsia="Courier New" w:hAnsi="Courier New"/>
+          <w:color w:val="0F172A"/>
+          <w:sz w:val="18"/>
+          <w:szCs w:val="18"/>
+        </w:rPr>
+        <w:t xml:space="preserve">      &lt;/response&gt;</w:t>
+      </w:r>
+    </w:p>
+    <w:p>
+      <w:pPr>
+        <w:shd w:fill="F8FAFC" w:val="clear"/>
+        <w:spacing w:after="0" w:line="240"/>
+        <w:ind w:left="200" w:right="200"/>
+      </w:pPr>
+      <w:r>
+        <w:rPr>
+          <w:rFonts w:ascii="Courier New" w:cs="Courier New" w:eastAsia="Courier New" w:hAnsi="Courier New"/>
+          <w:color w:val="0F172A"/>
+          <w:sz w:val="18"/>
+          <w:szCs w:val="18"/>
+        </w:rPr>
+        <w:t xml:space="preserve">    &lt;/ns2:addRepaymentsByPartnerResponse&gt;</w:t>
       </w:r>
     </w:p>
     <w:p>
